--- a/data/Aufgaben/Aufgaben_Auftragssteuerung und -koordination.docx
+++ b/data/Aufgaben/Aufgaben_Auftragssteuerung und -koordination.docx
@@ -63,7 +63,9 @@
             <w:tcW w:w="4320" w:type="dxa"/>
           </w:tcPr>
           <w:p>
-            <w:r/>
+            <w:r>
+              <w:t>Sie bereiten sich auf das Treffen vor. Formulie...</w:t>
+            </w:r>
           </w:p>
         </w:tc>
       </w:tr>
@@ -329,7 +331,9 @@
             <w:tcW w:w="4320" w:type="dxa"/>
           </w:tcPr>
           <w:p>
-            <w:r/>
+            <w:r>
+              <w:t>Sie möchten der Böhmer AG möglichst viele Ausst...</w:t>
+            </w:r>
           </w:p>
         </w:tc>
       </w:tr>
@@ -583,7 +587,9 @@
             <w:tcW w:w="4320" w:type="dxa"/>
           </w:tcPr>
           <w:p>
-            <w:r/>
+            <w:r>
+              <w:t>Die Vertriebsmitarbeitenden der Böhmer AG benöt...</w:t>
+            </w:r>
           </w:p>
         </w:tc>
       </w:tr>
@@ -841,7 +847,9 @@
             <w:tcW w:w="4320" w:type="dxa"/>
           </w:tcPr>
           <w:p>
-            <w:r/>
+            <w:r>
+              <w:t>Nach dem Besuch der Mitarbeitenden der Böhmer A...</w:t>
+            </w:r>
           </w:p>
         </w:tc>
       </w:tr>
@@ -1111,7 +1119,9 @@
             <w:tcW w:w="4320" w:type="dxa"/>
           </w:tcPr>
           <w:p>
-            <w:r/>
+            <w:r>
+              <w:t>Am 03. März 20xx bittet Sie die Böhmer AG per E...</w:t>
+            </w:r>
           </w:p>
         </w:tc>
       </w:tr>
@@ -1380,7 +1390,9 @@
             <w:tcW w:w="4320" w:type="dxa"/>
           </w:tcPr>
           <w:p>
-            <w:r/>
+            <w:r>
+              <w:t>Welche rechtliche Möglichkeit hat die INN-Büro ...</w:t>
+            </w:r>
           </w:p>
         </w:tc>
       </w:tr>
@@ -1640,7 +1652,9 @@
             <w:tcW w:w="4320" w:type="dxa"/>
           </w:tcPr>
           <w:p>
-            <w:r/>
+            <w:r>
+              <w:t>Ordnen Sie zu, indem die Kennziffern der rechtl...</w:t>
+            </w:r>
           </w:p>
         </w:tc>
       </w:tr>
@@ -1909,7 +1923,9 @@
             <w:tcW w:w="4320" w:type="dxa"/>
           </w:tcPr>
           <w:p>
-            <w:r/>
+            <w:r>
+              <w:t>Schreiben Sie in ganzen Sätzen, nicht stichwort...</w:t>
+            </w:r>
           </w:p>
         </w:tc>
       </w:tr>
@@ -2175,7 +2191,9 @@
             <w:tcW w:w="4320" w:type="dxa"/>
           </w:tcPr>
           <w:p>
-            <w:r/>
+            <w:r>
+              <w:t>Welche rechtliche Bedeutung hat die Bestellung ...</w:t>
+            </w:r>
           </w:p>
         </w:tc>
       </w:tr>
@@ -2444,7 +2462,9 @@
             <w:tcW w:w="4320" w:type="dxa"/>
           </w:tcPr>
           <w:p>
-            <w:r/>
+            <w:r>
+              <w:t>Geben Sie an, zu welchem Zeitpunkt der Kaufvert...</w:t>
+            </w:r>
           </w:p>
         </w:tc>
       </w:tr>
@@ -2704,7 +2724,9 @@
             <w:tcW w:w="4320" w:type="dxa"/>
           </w:tcPr>
           <w:p>
-            <w:r/>
+            <w:r>
+              <w:t>Das Angebot der INN-Büro GmbH in der Fachzeitsc...</w:t>
+            </w:r>
           </w:p>
         </w:tc>
       </w:tr>
@@ -2935,7 +2957,9 @@
             <w:tcW w:w="4320" w:type="dxa"/>
           </w:tcPr>
           <w:p>
-            <w:r/>
+            <w:r>
+              <w:t>Erläutern Sie einen Vorteil für die INN-Büro Gm...</w:t>
+            </w:r>
           </w:p>
         </w:tc>
       </w:tr>
@@ -3197,7 +3221,9 @@
             <w:tcW w:w="4320" w:type="dxa"/>
           </w:tcPr>
           <w:p>
-            <w:r/>
+            <w:r>
+              <w:t>Geben Sie an, zu welchem Zeitpunkt die Livingst...</w:t>
+            </w:r>
           </w:p>
         </w:tc>
       </w:tr>
@@ -3457,7 +3483,9 @@
             <w:tcW w:w="4320" w:type="dxa"/>
           </w:tcPr>
           <w:p>
-            <w:r/>
+            <w:r>
+              <w:t>Die fehlende Zahlung hätte die INN-Büro GmbH no...</w:t>
+            </w:r>
           </w:p>
         </w:tc>
       </w:tr>
@@ -3717,7 +3745,9 @@
             <w:tcW w:w="4320" w:type="dxa"/>
           </w:tcPr>
           <w:p>
-            <w:r/>
+            <w:r>
+              <w:t>Aufgrund der Mängelrüge der Livingston GmbH wer...</w:t>
+            </w:r>
           </w:p>
         </w:tc>
       </w:tr>
@@ -3983,7 +4013,9 @@
             <w:tcW w:w="4320" w:type="dxa"/>
           </w:tcPr>
           <w:p>
-            <w:r/>
+            <w:r>
+              <w:t>Berechnen Sie die Selbstkosten für die Sonder-A...</w:t>
+            </w:r>
           </w:p>
         </w:tc>
       </w:tr>
@@ -4275,7 +4307,9 @@
             <w:tcW w:w="4320" w:type="dxa"/>
           </w:tcPr>
           <w:p>
-            <w:r/>
+            <w:r>
+              <w:t>Welcher Preis kann für diese Variante des Schre...</w:t>
+            </w:r>
           </w:p>
         </w:tc>
       </w:tr>

--- a/data/Aufgaben/Aufgaben_Auftragssteuerung und -koordination.docx
+++ b/data/Aufgaben/Aufgaben_Auftragssteuerung und -koordination.docx
@@ -42,7 +42,7 @@
           </w:tcPr>
           <w:p>
             <w:r>
-              <w:t>A-001</w:t>
+              <w:t>1.0</w:t>
             </w:r>
           </w:p>
         </w:tc>
@@ -87,8 +87,12 @@
           <w:p>
             <w:r>
               <w:t>Auftragsbearbeitung I</w:t>
+            </w:r>
+            <w:r>
               <w:br/>
               <w:t>Die INN-Büro GmbH hat für die neue Produktlinie 'FancyCarbon' geworben. Die Böhmer AG, ein langjähriger Kunde der INN-Büro GmbH, hat aus Norwegen Anfragen zu solchen Produkten erhalten. Einige große Industrieunternehmen benötigen Ausstattungen für Besprechungsräume in edlem Design. Um die INN-Design AG genauer über diese Produkte zu informieren, lädt die INN-Büro GmbH Mitarbeiter aus dem Einkauf und Vertrieb in ihr Unternehmen ein. Sie sind als Mitarbeitende im Verkauf bei diesem Treffen dabei.</w:t>
+            </w:r>
+            <w:r>
               <w:br/>
             </w:r>
           </w:p>
@@ -112,10 +116,18 @@
           <w:p>
             <w:r>
               <w:t>Sie bereiten sich auf das Treffen vor. Formulieren Sie vier Fragen, die Ihnen Mitarbeitende der Böhmer AG zur neuen Produktlinie stellen könnten.</w:t>
+            </w:r>
+            <w:r>
               <w:tab/>
               <w:t>8</w:t>
+            </w:r>
+            <w:r>
               <w:br/>
+            </w:r>
+            <w:r>
               <w:br/>
+            </w:r>
+            <w:r>
               <w:br/>
             </w:r>
           </w:p>
@@ -136,9 +148,7 @@
           <w:tcPr>
             <w:tcW w:w="4320" w:type="dxa"/>
           </w:tcPr>
-          <w:p>
-            <w:r/>
-          </w:p>
+          <w:p/>
         </w:tc>
       </w:tr>
       <w:tr>
@@ -210,7 +220,7 @@
       <w:tr>
         <w:tc>
           <w:tcPr>
-            <w:tcW w:type="dxa" w:w="4320"/>
+            <w:tcW w:w="4320" w:type="dxa"/>
           </w:tcPr>
           <w:p>
             <w:r>
@@ -220,17 +230,15 @@
         </w:tc>
         <w:tc>
           <w:tcPr>
-            <w:tcW w:type="dxa" w:w="4320"/>
-          </w:tcPr>
-          <w:p>
-            <w:r/>
-          </w:p>
+            <w:tcW w:w="4320" w:type="dxa"/>
+          </w:tcPr>
+          <w:p/>
         </w:tc>
       </w:tr>
       <w:tr>
         <w:tc>
           <w:tcPr>
-            <w:tcW w:type="dxa" w:w="4320"/>
+            <w:tcW w:w="4320" w:type="dxa"/>
           </w:tcPr>
           <w:p>
             <w:r>
@@ -240,7 +248,7 @@
         </w:tc>
         <w:tc>
           <w:tcPr>
-            <w:tcW w:type="dxa" w:w="4320"/>
+            <w:tcW w:w="4320" w:type="dxa"/>
           </w:tcPr>
           <w:p>
             <w:r>
@@ -274,14 +282,13 @@
                 <w:lang w:val="en-US"/>
               </w:rPr>
             </w:pPr>
-            <w:bookmarkStart w:id="1" w:name="_Toc125918427"/>
-            <w:bookmarkStart w:id="2" w:name="_Toc107917171"/>
+            <w:bookmarkStart w:id="0" w:name="_Toc125918427"/>
+            <w:bookmarkStart w:id="1" w:name="_Toc107917171"/>
             <w:r>
               <w:rPr>
                 <w:rFonts w:asciiTheme="minorHAnsi" w:hAnsiTheme="minorHAnsi"/>
                 <w:lang w:val="en-US"/>
               </w:rPr>
-              <w:lastRenderedPageBreak/>
               <w:t>ID</w:t>
             </w:r>
           </w:p>
@@ -303,7 +310,7 @@
                 <w:rFonts w:asciiTheme="minorHAnsi" w:hAnsiTheme="minorHAnsi"/>
                 <w:lang w:val="en-US"/>
               </w:rPr>
-              <w:t>A-001</w:t>
+              <w:t>1</w:t>
             </w:r>
             <w:r>
               <w:rPr>
@@ -352,9 +359,7 @@
           <w:tcPr>
             <w:tcW w:w="4320" w:type="dxa"/>
           </w:tcPr>
-          <w:p>
-            <w:r/>
-          </w:p>
+          <w:p/>
         </w:tc>
       </w:tr>
       <w:tr>
@@ -375,6 +380,8 @@
           <w:p>
             <w:r>
               <w:t>Sie möchten der Böhmer AG möglichst viele Ausstattungsmöbel verkaufen und stellen deshalb Besonderheiten der neuen Produkte dar. Was sollten Sie bei diesem Verkaufsgespräch beachten?</w:t>
+            </w:r>
+            <w:r>
               <w:br/>
             </w:r>
           </w:p>
@@ -387,6 +394,7 @@
           </w:tcPr>
           <w:p>
             <w:r>
+              <w:lastRenderedPageBreak/>
               <w:t>Lösungsmöglichkeit/Hinweis (optional)</w:t>
             </w:r>
           </w:p>
@@ -395,9 +403,7 @@
           <w:tcPr>
             <w:tcW w:w="4320" w:type="dxa"/>
           </w:tcPr>
-          <w:p>
-            <w:r/>
-          </w:p>
+          <w:p/>
         </w:tc>
       </w:tr>
       <w:tr>
@@ -469,7 +475,7 @@
       <w:tr>
         <w:tc>
           <w:tcPr>
-            <w:tcW w:type="dxa" w:w="4320"/>
+            <w:tcW w:w="4320" w:type="dxa"/>
           </w:tcPr>
           <w:p>
             <w:r>
@@ -479,17 +485,15 @@
         </w:tc>
         <w:tc>
           <w:tcPr>
-            <w:tcW w:type="dxa" w:w="4320"/>
-          </w:tcPr>
-          <w:p>
-            <w:r/>
-          </w:p>
+            <w:tcW w:w="4320" w:type="dxa"/>
+          </w:tcPr>
+          <w:p/>
         </w:tc>
       </w:tr>
       <w:tr>
         <w:tc>
           <w:tcPr>
-            <w:tcW w:type="dxa" w:w="4320"/>
+            <w:tcW w:w="4320" w:type="dxa"/>
           </w:tcPr>
           <w:p>
             <w:r>
@@ -499,7 +503,7 @@
         </w:tc>
         <w:tc>
           <w:tcPr>
-            <w:tcW w:type="dxa" w:w="4320"/>
+            <w:tcW w:w="4320" w:type="dxa"/>
           </w:tcPr>
           <w:p>
             <w:r>
@@ -559,7 +563,7 @@
                 <w:rFonts w:asciiTheme="minorHAnsi" w:hAnsiTheme="minorHAnsi"/>
                 <w:lang w:val="en-US"/>
               </w:rPr>
-              <w:t>A-001</w:t>
+              <w:t>1</w:t>
             </w:r>
             <w:r>
               <w:rPr>
@@ -608,9 +612,7 @@
           <w:tcPr>
             <w:tcW w:w="4320" w:type="dxa"/>
           </w:tcPr>
-          <w:p>
-            <w:r/>
-          </w:p>
+          <w:p/>
         </w:tc>
       </w:tr>
       <w:tr>
@@ -631,10 +633,18 @@
           <w:p>
             <w:r>
               <w:t>Die Vertriebsmitarbeitenden der Böhmer AG benötigen Informationsmaterial für mögliche Kunden in Norwegen und bitten die INN-Büro GmbH um Unterstützung. Welche Informationsmaterialien können Sie der Böhmer AG zur Verfügung stellen? Benennen Sie zwei Möglichkeiten.</w:t>
+            </w:r>
+            <w:r>
               <w:tab/>
               <w:t>4</w:t>
+            </w:r>
+            <w:r>
               <w:br/>
+            </w:r>
+            <w:r>
               <w:br/>
+            </w:r>
+            <w:r>
               <w:br/>
             </w:r>
           </w:p>
@@ -655,9 +665,7 @@
           <w:tcPr>
             <w:tcW w:w="4320" w:type="dxa"/>
           </w:tcPr>
-          <w:p>
-            <w:r/>
-          </w:p>
+          <w:p/>
         </w:tc>
       </w:tr>
       <w:tr>
@@ -729,7 +737,7 @@
       <w:tr>
         <w:tc>
           <w:tcPr>
-            <w:tcW w:type="dxa" w:w="4320"/>
+            <w:tcW w:w="4320" w:type="dxa"/>
           </w:tcPr>
           <w:p>
             <w:r>
@@ -739,17 +747,15 @@
         </w:tc>
         <w:tc>
           <w:tcPr>
-            <w:tcW w:type="dxa" w:w="4320"/>
-          </w:tcPr>
-          <w:p>
-            <w:r/>
-          </w:p>
+            <w:tcW w:w="4320" w:type="dxa"/>
+          </w:tcPr>
+          <w:p/>
         </w:tc>
       </w:tr>
       <w:tr>
         <w:tc>
           <w:tcPr>
-            <w:tcW w:type="dxa" w:w="4320"/>
+            <w:tcW w:w="4320" w:type="dxa"/>
           </w:tcPr>
           <w:p>
             <w:r>
@@ -759,7 +765,7 @@
         </w:tc>
         <w:tc>
           <w:tcPr>
-            <w:tcW w:type="dxa" w:w="4320"/>
+            <w:tcW w:w="4320" w:type="dxa"/>
           </w:tcPr>
           <w:p>
             <w:r>
@@ -819,7 +825,7 @@
                 <w:rFonts w:asciiTheme="minorHAnsi" w:hAnsiTheme="minorHAnsi"/>
                 <w:lang w:val="en-US"/>
               </w:rPr>
-              <w:t>A-001</w:t>
+              <w:t>1</w:t>
             </w:r>
             <w:r>
               <w:rPr>
@@ -868,9 +874,7 @@
           <w:tcPr>
             <w:tcW w:w="4320" w:type="dxa"/>
           </w:tcPr>
-          <w:p>
-            <w:r/>
-          </w:p>
+          <w:p/>
         </w:tc>
       </w:tr>
       <w:tr>
@@ -891,16 +895,36 @@
           <w:p>
             <w:r>
               <w:t>Nach dem Besuch der Mitarbeitenden der Böhmer AG kalkulieren Sie den Verkaufspreis für einen Besprechungstisch der neuen Produktlinie. Ihre Selbstkosten betragen 295,00 €. Sie kalkulieren mit einem Gewinn von 20 % sowie einem Kundenskonto von 2 % und einem Wiederverkäuferrabatt von 10 %.</w:t>
+            </w:r>
+            <w:r>
               <w:br/>
+            </w:r>
+            <w:r>
               <w:br/>
-              <w:t>Berechnen Sie den Verkaufspreis für einen Besprechungstisch im nachfolgenden Schema. Füllen Sie zudem die Lücken in der linken Spalte korrekt aus.</w:t>
+              <w:t xml:space="preserve">Berechnen Sie den Verkaufspreis für einen Besprechungstisch im nachfolgenden Schema. Füllen Sie zudem die Lücken in der </w:t>
+            </w:r>
+            <w:r>
+              <w:lastRenderedPageBreak/>
+              <w:t>linken Spalte korrekt aus.</w:t>
+            </w:r>
+            <w:r>
               <w:tab/>
               <w:t>16</w:t>
+            </w:r>
+            <w:r>
               <w:br/>
+            </w:r>
+            <w:r>
               <w:br/>
+            </w:r>
+            <w:r>
               <w:br/>
               <w:t>Platz für Kalkulationen</w:t>
+            </w:r>
+            <w:r>
               <w:br/>
+            </w:r>
+            <w:r>
               <w:br/>
             </w:r>
           </w:p>
@@ -913,6 +937,7 @@
           </w:tcPr>
           <w:p>
             <w:r>
+              <w:lastRenderedPageBreak/>
               <w:t>Lösungsmöglichkeit/Hinweis (optional)</w:t>
             </w:r>
           </w:p>
@@ -997,7 +1022,7 @@
       <w:tr>
         <w:tc>
           <w:tcPr>
-            <w:tcW w:type="dxa" w:w="4320"/>
+            <w:tcW w:w="4320" w:type="dxa"/>
           </w:tcPr>
           <w:p>
             <w:r>
@@ -1007,17 +1032,15 @@
         </w:tc>
         <w:tc>
           <w:tcPr>
-            <w:tcW w:type="dxa" w:w="4320"/>
-          </w:tcPr>
-          <w:p>
-            <w:r/>
-          </w:p>
+            <w:tcW w:w="4320" w:type="dxa"/>
+          </w:tcPr>
+          <w:p/>
         </w:tc>
       </w:tr>
       <w:tr>
         <w:tc>
           <w:tcPr>
-            <w:tcW w:type="dxa" w:w="4320"/>
+            <w:tcW w:w="4320" w:type="dxa"/>
           </w:tcPr>
           <w:p>
             <w:r>
@@ -1027,7 +1050,7 @@
         </w:tc>
         <w:tc>
           <w:tcPr>
-            <w:tcW w:type="dxa" w:w="4320"/>
+            <w:tcW w:w="4320" w:type="dxa"/>
           </w:tcPr>
           <w:p>
             <w:r>
@@ -1091,7 +1114,7 @@
                 <w:rFonts w:asciiTheme="minorHAnsi" w:hAnsiTheme="minorHAnsi"/>
                 <w:lang w:val="en-US"/>
               </w:rPr>
-              <w:t>A-001</w:t>
+              <w:t>1</w:t>
             </w:r>
             <w:r>
               <w:rPr>
@@ -1140,9 +1163,7 @@
           <w:tcPr>
             <w:tcW w:w="4320" w:type="dxa"/>
           </w:tcPr>
-          <w:p>
-            <w:r/>
-          </w:p>
+          <w:p/>
         </w:tc>
       </w:tr>
       <w:tr>
@@ -1163,19 +1184,39 @@
           <w:p>
             <w:r>
               <w:t>Am 03. März 20xx bittet Sie die Böhmer AG per E-Mail um ein Angebot über 20 Besprechungstische der neuen Produktlinie 'FancyCarbon'. Sie kalkulieren mit einem Listenverkaufspreis von 400,00 €. Am 06. März 20xx wurde das Angebot für die Böhmer AG über 20 Besprechungstische der neuen Produktlinie versendet.</w:t>
+            </w:r>
+            <w:r>
               <w:br/>
+            </w:r>
+            <w:r>
               <w:br/>
               <w:t>Am 10. März 20xx erhalten Sie die Bestellung der Böhmer AG.</w:t>
+            </w:r>
+            <w:r>
               <w:br/>
+            </w:r>
+            <w:r>
               <w:br/>
               <w:t>Erst als Sie die Bestellung bearbeiten, fällt Ihnen auf, dass der Listenverkaufspreis anstelle von 400,00 € mit 350,00 € angegeben ist. Dies ist bei der Erstellung des Angebots nicht bemerkt worden.</w:t>
+            </w:r>
+            <w:r>
               <w:br/>
+            </w:r>
+            <w:r>
               <w:br/>
               <w:t>Ist durch das Angebot und die Bestellung ein Kaufvertrag zu Stande gekommen? Geben Sie die zutreffende Begründung an.</w:t>
+            </w:r>
+            <w:r>
               <w:tab/>
               <w:t>2</w:t>
+            </w:r>
+            <w:r>
               <w:br/>
+            </w:r>
+            <w:r>
               <w:br/>
+            </w:r>
+            <w:r>
               <w:br/>
             </w:r>
           </w:p>
@@ -1196,9 +1237,7 @@
           <w:tcPr>
             <w:tcW w:w="4320" w:type="dxa"/>
           </w:tcPr>
-          <w:p>
-            <w:r/>
-          </w:p>
+          <w:p/>
         </w:tc>
       </w:tr>
       <w:tr>
@@ -1216,9 +1255,7 @@
           <w:tcPr>
             <w:tcW w:w="4320" w:type="dxa"/>
           </w:tcPr>
-          <w:p>
-            <w:r/>
-          </w:p>
+          <w:p/>
         </w:tc>
       </w:tr>
       <w:tr>
@@ -1268,27 +1305,26 @@
       <w:tr>
         <w:tc>
           <w:tcPr>
-            <w:tcW w:type="dxa" w:w="4320"/>
-          </w:tcPr>
-          <w:p>
-            <w:r>
+            <w:tcW w:w="4320" w:type="dxa"/>
+          </w:tcPr>
+          <w:p>
+            <w:r>
+              <w:lastRenderedPageBreak/>
               <w:t>Quelle/Kommentar (optional)</w:t>
             </w:r>
           </w:p>
         </w:tc>
         <w:tc>
           <w:tcPr>
-            <w:tcW w:type="dxa" w:w="4320"/>
-          </w:tcPr>
-          <w:p>
-            <w:r/>
-          </w:p>
+            <w:tcW w:w="4320" w:type="dxa"/>
+          </w:tcPr>
+          <w:p/>
         </w:tc>
       </w:tr>
       <w:tr>
         <w:tc>
           <w:tcPr>
-            <w:tcW w:type="dxa" w:w="4320"/>
+            <w:tcW w:w="4320" w:type="dxa"/>
           </w:tcPr>
           <w:p>
             <w:r>
@@ -1298,7 +1334,7 @@
         </w:tc>
         <w:tc>
           <w:tcPr>
-            <w:tcW w:type="dxa" w:w="4320"/>
+            <w:tcW w:w="4320" w:type="dxa"/>
           </w:tcPr>
           <w:p>
             <w:r>
@@ -1362,7 +1398,7 @@
                 <w:rFonts w:asciiTheme="minorHAnsi" w:hAnsiTheme="minorHAnsi"/>
                 <w:lang w:val="en-US"/>
               </w:rPr>
-              <w:t>A-001</w:t>
+              <w:t>1</w:t>
             </w:r>
             <w:r>
               <w:rPr>
@@ -1411,9 +1447,7 @@
           <w:tcPr>
             <w:tcW w:w="4320" w:type="dxa"/>
           </w:tcPr>
-          <w:p>
-            <w:r/>
-          </w:p>
+          <w:p/>
         </w:tc>
       </w:tr>
       <w:tr>
@@ -1434,10 +1468,18 @@
           <w:p>
             <w:r>
               <w:t>Welche rechtliche Möglichkeit hat die INN-Büro GmbH, das Problem zu lösen?</w:t>
+            </w:r>
+            <w:r>
               <w:tab/>
               <w:t>2</w:t>
+            </w:r>
+            <w:r>
               <w:br/>
+            </w:r>
+            <w:r>
               <w:br/>
+            </w:r>
+            <w:r>
               <w:br/>
             </w:r>
           </w:p>
@@ -1458,9 +1500,7 @@
           <w:tcPr>
             <w:tcW w:w="4320" w:type="dxa"/>
           </w:tcPr>
-          <w:p>
-            <w:r/>
-          </w:p>
+          <w:p/>
         </w:tc>
       </w:tr>
       <w:tr>
@@ -1478,9 +1518,7 @@
           <w:tcPr>
             <w:tcW w:w="4320" w:type="dxa"/>
           </w:tcPr>
-          <w:p>
-            <w:r/>
-          </w:p>
+          <w:p/>
         </w:tc>
       </w:tr>
       <w:tr>
@@ -1530,7 +1568,7 @@
       <w:tr>
         <w:tc>
           <w:tcPr>
-            <w:tcW w:type="dxa" w:w="4320"/>
+            <w:tcW w:w="4320" w:type="dxa"/>
           </w:tcPr>
           <w:p>
             <w:r>
@@ -1540,17 +1578,15 @@
         </w:tc>
         <w:tc>
           <w:tcPr>
-            <w:tcW w:type="dxa" w:w="4320"/>
-          </w:tcPr>
-          <w:p>
-            <w:r/>
-          </w:p>
+            <w:tcW w:w="4320" w:type="dxa"/>
+          </w:tcPr>
+          <w:p/>
         </w:tc>
       </w:tr>
       <w:tr>
         <w:tc>
           <w:tcPr>
-            <w:tcW w:type="dxa" w:w="4320"/>
+            <w:tcW w:w="4320" w:type="dxa"/>
           </w:tcPr>
           <w:p>
             <w:r>
@@ -1560,7 +1596,7 @@
         </w:tc>
         <w:tc>
           <w:tcPr>
-            <w:tcW w:type="dxa" w:w="4320"/>
+            <w:tcW w:w="4320" w:type="dxa"/>
           </w:tcPr>
           <w:p>
             <w:r>
@@ -1624,14 +1660,7 @@
                 <w:rFonts w:asciiTheme="minorHAnsi" w:hAnsiTheme="minorHAnsi"/>
                 <w:lang w:val="en-US"/>
               </w:rPr>
-              <w:t>A-00</w:t>
-            </w:r>
-            <w:r>
-              <w:rPr>
-                <w:rFonts w:asciiTheme="minorHAnsi" w:hAnsiTheme="minorHAnsi"/>
-                <w:lang w:val="en-US"/>
-              </w:rPr>
-              <w:t>2</w:t>
+              <w:t>2.0</w:t>
             </w:r>
           </w:p>
         </w:tc>
@@ -1676,8 +1705,12 @@
           <w:p>
             <w:r>
               <w:t>Vertragswesen</w:t>
+            </w:r>
+            <w:r>
               <w:br/>
               <w:t xml:space="preserve">Sie sollen für die INN-Büro GmbH ein Informationsblatt zum Thema Gültigkeit von Kaufverträgen erstellen. Sie haben Beispiele zusammengetragen und überprüfen diese. </w:t>
+            </w:r>
+            <w:r>
               <w:br/>
             </w:r>
           </w:p>
@@ -1701,12 +1734,22 @@
           <w:p>
             <w:r>
               <w:t>Ordnen Sie zu, indem die Kennziffern der rechtlichen Bedeutungen in die Kästchen neben den zutreffenden Beispielen eintragen.</w:t>
+            </w:r>
+            <w:r>
               <w:tab/>
               <w:t>6</w:t>
+            </w:r>
+            <w:r>
               <w:br/>
+            </w:r>
+            <w:r>
               <w:br/>
+            </w:r>
+            <w:r>
               <w:br/>
               <w:t>1 – Der Vertrag ist anfechtbar; 2 – Der Vertrag ist nichtig; 3 – Der Vertrag ist gültig.</w:t>
+            </w:r>
+            <w:r>
               <w:br/>
             </w:r>
           </w:p>
@@ -1727,9 +1770,7 @@
           <w:tcPr>
             <w:tcW w:w="4320" w:type="dxa"/>
           </w:tcPr>
-          <w:p>
-            <w:r/>
-          </w:p>
+          <w:p/>
         </w:tc>
       </w:tr>
       <w:tr>
@@ -1801,7 +1842,7 @@
       <w:tr>
         <w:tc>
           <w:tcPr>
-            <w:tcW w:type="dxa" w:w="4320"/>
+            <w:tcW w:w="4320" w:type="dxa"/>
           </w:tcPr>
           <w:p>
             <w:r>
@@ -1811,17 +1852,15 @@
         </w:tc>
         <w:tc>
           <w:tcPr>
-            <w:tcW w:type="dxa" w:w="4320"/>
-          </w:tcPr>
-          <w:p>
-            <w:r/>
-          </w:p>
+            <w:tcW w:w="4320" w:type="dxa"/>
+          </w:tcPr>
+          <w:p/>
         </w:tc>
       </w:tr>
       <w:tr>
         <w:tc>
           <w:tcPr>
-            <w:tcW w:type="dxa" w:w="4320"/>
+            <w:tcW w:w="4320" w:type="dxa"/>
           </w:tcPr>
           <w:p>
             <w:r>
@@ -1831,7 +1870,7 @@
         </w:tc>
         <w:tc>
           <w:tcPr>
-            <w:tcW w:type="dxa" w:w="4320"/>
+            <w:tcW w:w="4320" w:type="dxa"/>
           </w:tcPr>
           <w:p>
             <w:r>
@@ -1874,6 +1913,7 @@
                 <w:rFonts w:asciiTheme="minorHAnsi" w:hAnsiTheme="minorHAnsi"/>
                 <w:lang w:val="en-US"/>
               </w:rPr>
+              <w:lastRenderedPageBreak/>
               <w:t>ID</w:t>
             </w:r>
           </w:p>
@@ -1895,14 +1935,7 @@
                 <w:rFonts w:asciiTheme="minorHAnsi" w:hAnsiTheme="minorHAnsi"/>
                 <w:lang w:val="en-US"/>
               </w:rPr>
-              <w:t>A-00</w:t>
-            </w:r>
-            <w:r>
-              <w:rPr>
-                <w:rFonts w:asciiTheme="minorHAnsi" w:hAnsiTheme="minorHAnsi"/>
-                <w:lang w:val="en-US"/>
-              </w:rPr>
-              <w:t>3</w:t>
+              <w:t>3.0</w:t>
             </w:r>
           </w:p>
         </w:tc>
@@ -1947,6 +1980,8 @@
           <w:p>
             <w:r>
               <w:t>Vertragswesen</w:t>
+            </w:r>
+            <w:r>
               <w:br/>
               <w:t>Erläutern Sie in eigenen Worten den Eigentumsvorbehalt. Unterscheiden Sie anschließend zwischen dem einfachen, dem erweiterten und dem verlängerten Eigentumsvorbehalt.</w:t>
             </w:r>
@@ -1971,10 +2006,18 @@
           <w:p>
             <w:r>
               <w:t>Schreiben Sie in ganzen Sätzen, nicht stichwortartig.</w:t>
+            </w:r>
+            <w:r>
               <w:tab/>
               <w:t>10</w:t>
+            </w:r>
+            <w:r>
               <w:br/>
+            </w:r>
+            <w:r>
               <w:br/>
+            </w:r>
+            <w:r>
               <w:br/>
             </w:r>
           </w:p>
@@ -1995,9 +2038,7 @@
           <w:tcPr>
             <w:tcW w:w="4320" w:type="dxa"/>
           </w:tcPr>
-          <w:p>
-            <w:r/>
-          </w:p>
+          <w:p/>
         </w:tc>
       </w:tr>
       <w:tr>
@@ -2015,9 +2056,7 @@
           <w:tcPr>
             <w:tcW w:w="4320" w:type="dxa"/>
           </w:tcPr>
-          <w:p>
-            <w:r/>
-          </w:p>
+          <w:p/>
         </w:tc>
       </w:tr>
       <w:tr>
@@ -2067,7 +2106,7 @@
       <w:tr>
         <w:tc>
           <w:tcPr>
-            <w:tcW w:type="dxa" w:w="4320"/>
+            <w:tcW w:w="4320" w:type="dxa"/>
           </w:tcPr>
           <w:p>
             <w:r>
@@ -2077,17 +2116,15 @@
         </w:tc>
         <w:tc>
           <w:tcPr>
-            <w:tcW w:type="dxa" w:w="5181"/>
-          </w:tcPr>
-          <w:p>
-            <w:r/>
-          </w:p>
+            <w:tcW w:w="5181" w:type="dxa"/>
+          </w:tcPr>
+          <w:p/>
         </w:tc>
       </w:tr>
       <w:tr>
         <w:tc>
           <w:tcPr>
-            <w:tcW w:type="dxa" w:w="4320"/>
+            <w:tcW w:w="4320" w:type="dxa"/>
           </w:tcPr>
           <w:p>
             <w:r>
@@ -2097,7 +2134,7 @@
         </w:tc>
         <w:tc>
           <w:tcPr>
-            <w:tcW w:type="dxa" w:w="5181"/>
+            <w:tcW w:w="5181" w:type="dxa"/>
           </w:tcPr>
           <w:p>
             <w:r>
@@ -2163,14 +2200,7 @@
                 <w:rFonts w:asciiTheme="minorHAnsi" w:hAnsiTheme="minorHAnsi"/>
                 <w:lang w:val="en-US"/>
               </w:rPr>
-              <w:t>A-00</w:t>
-            </w:r>
-            <w:r>
-              <w:rPr>
-                <w:rFonts w:asciiTheme="minorHAnsi" w:hAnsiTheme="minorHAnsi"/>
-                <w:lang w:val="en-US"/>
-              </w:rPr>
-              <w:t>4</w:t>
+              <w:t>4.0</w:t>
             </w:r>
           </w:p>
         </w:tc>
@@ -2215,10 +2245,18 @@
           <w:p>
             <w:r>
               <w:t>Auftragsbearbeitung</w:t>
+            </w:r>
+            <w:r>
               <w:br/>
               <w:t>Die INN-Büro GmbH hat Bürostühle des Modells Ergorelax 160 an die Livingston GmbH verkauft. Den Auftragsvorgang können Sie der folgenden Übersicht entnehmen.</w:t>
+            </w:r>
+            <w:r>
               <w:br/>
+            </w:r>
+            <w:r>
               <w:br/>
+            </w:r>
+            <w:r>
               <w:br/>
             </w:r>
           </w:p>
@@ -2242,10 +2280,18 @@
           <w:p>
             <w:r>
               <w:t>Welche rechtliche Bedeutung hat die Bestellung der Livingston GmbH für das Zustandekommen des Kaufvertrages?</w:t>
+            </w:r>
+            <w:r>
               <w:tab/>
               <w:t>2</w:t>
+            </w:r>
+            <w:r>
               <w:br/>
+            </w:r>
+            <w:r>
               <w:br/>
+            </w:r>
+            <w:r>
               <w:br/>
             </w:r>
           </w:p>
@@ -2266,9 +2312,7 @@
           <w:tcPr>
             <w:tcW w:w="4320" w:type="dxa"/>
           </w:tcPr>
-          <w:p>
-            <w:r/>
-          </w:p>
+          <w:p/>
         </w:tc>
       </w:tr>
       <w:tr>
@@ -2286,9 +2330,7 @@
           <w:tcPr>
             <w:tcW w:w="4320" w:type="dxa"/>
           </w:tcPr>
-          <w:p>
-            <w:r/>
-          </w:p>
+          <w:p/>
         </w:tc>
       </w:tr>
       <w:tr>
@@ -2338,7 +2380,7 @@
       <w:tr>
         <w:tc>
           <w:tcPr>
-            <w:tcW w:type="dxa" w:w="4320"/>
+            <w:tcW w:w="4320" w:type="dxa"/>
           </w:tcPr>
           <w:p>
             <w:r>
@@ -2348,17 +2390,15 @@
         </w:tc>
         <w:tc>
           <w:tcPr>
-            <w:tcW w:type="dxa" w:w="4320"/>
-          </w:tcPr>
-          <w:p>
-            <w:r/>
-          </w:p>
+            <w:tcW w:w="4320" w:type="dxa"/>
+          </w:tcPr>
+          <w:p/>
         </w:tc>
       </w:tr>
       <w:tr>
         <w:tc>
           <w:tcPr>
-            <w:tcW w:type="dxa" w:w="4320"/>
+            <w:tcW w:w="4320" w:type="dxa"/>
           </w:tcPr>
           <w:p>
             <w:r>
@@ -2368,7 +2408,7 @@
         </w:tc>
         <w:tc>
           <w:tcPr>
-            <w:tcW w:type="dxa" w:w="4320"/>
+            <w:tcW w:w="4320" w:type="dxa"/>
           </w:tcPr>
           <w:p>
             <w:r>
@@ -2434,14 +2474,14 @@
                 <w:rFonts w:asciiTheme="minorHAnsi" w:hAnsiTheme="minorHAnsi"/>
                 <w:lang w:val="en-US"/>
               </w:rPr>
-              <w:t>A-00</w:t>
+              <w:t>4</w:t>
             </w:r>
             <w:r>
               <w:rPr>
                 <w:rFonts w:asciiTheme="minorHAnsi" w:hAnsiTheme="minorHAnsi"/>
                 <w:lang w:val="en-US"/>
               </w:rPr>
-              <w:t>4.1</w:t>
+              <w:t>.1</w:t>
             </w:r>
           </w:p>
         </w:tc>
@@ -2453,6 +2493,7 @@
           </w:tcPr>
           <w:p>
             <w:r>
+              <w:lastRenderedPageBreak/>
               <w:t>Titel</w:t>
             </w:r>
           </w:p>
@@ -2483,9 +2524,7 @@
           <w:tcPr>
             <w:tcW w:w="4320" w:type="dxa"/>
           </w:tcPr>
-          <w:p>
-            <w:r/>
-          </w:p>
+          <w:p/>
         </w:tc>
       </w:tr>
       <w:tr>
@@ -2506,10 +2545,18 @@
           <w:p>
             <w:r>
               <w:t>Geben Sie an, zu welchem Zeitpunkt der Kaufvertrag zustande gekommen ist. Tragen Sie das Datum im Format TT.MM.20xx ein.</w:t>
+            </w:r>
+            <w:r>
               <w:tab/>
               <w:t>4</w:t>
+            </w:r>
+            <w:r>
               <w:br/>
+            </w:r>
+            <w:r>
               <w:br/>
+            </w:r>
+            <w:r>
               <w:br/>
             </w:r>
           </w:p>
@@ -2530,9 +2577,7 @@
           <w:tcPr>
             <w:tcW w:w="4320" w:type="dxa"/>
           </w:tcPr>
-          <w:p>
-            <w:r/>
-          </w:p>
+          <w:p/>
         </w:tc>
       </w:tr>
       <w:tr>
@@ -2550,9 +2595,7 @@
           <w:tcPr>
             <w:tcW w:w="4320" w:type="dxa"/>
           </w:tcPr>
-          <w:p>
-            <w:r/>
-          </w:p>
+          <w:p/>
         </w:tc>
       </w:tr>
       <w:tr>
@@ -2602,7 +2645,7 @@
       <w:tr>
         <w:tc>
           <w:tcPr>
-            <w:tcW w:type="dxa" w:w="4320"/>
+            <w:tcW w:w="4320" w:type="dxa"/>
           </w:tcPr>
           <w:p>
             <w:r>
@@ -2612,17 +2655,15 @@
         </w:tc>
         <w:tc>
           <w:tcPr>
-            <w:tcW w:type="dxa" w:w="4320"/>
-          </w:tcPr>
-          <w:p>
-            <w:r/>
-          </w:p>
+            <w:tcW w:w="4320" w:type="dxa"/>
+          </w:tcPr>
+          <w:p/>
         </w:tc>
       </w:tr>
       <w:tr>
         <w:tc>
           <w:tcPr>
-            <w:tcW w:type="dxa" w:w="4320"/>
+            <w:tcW w:w="4320" w:type="dxa"/>
           </w:tcPr>
           <w:p>
             <w:r>
@@ -2632,7 +2673,7 @@
         </w:tc>
         <w:tc>
           <w:tcPr>
-            <w:tcW w:type="dxa" w:w="4320"/>
+            <w:tcW w:w="4320" w:type="dxa"/>
           </w:tcPr>
           <w:p>
             <w:r>
@@ -2696,14 +2737,14 @@
                 <w:rFonts w:asciiTheme="minorHAnsi" w:hAnsiTheme="minorHAnsi"/>
                 <w:lang w:val="en-US"/>
               </w:rPr>
-              <w:t>A-00</w:t>
+              <w:t>4</w:t>
             </w:r>
             <w:r>
               <w:rPr>
                 <w:rFonts w:asciiTheme="minorHAnsi" w:hAnsiTheme="minorHAnsi"/>
                 <w:lang w:val="en-US"/>
               </w:rPr>
-              <w:t>4.2</w:t>
+              <w:t>.2</w:t>
             </w:r>
           </w:p>
         </w:tc>
@@ -2745,9 +2786,7 @@
           <w:tcPr>
             <w:tcW w:w="4320" w:type="dxa"/>
           </w:tcPr>
-          <w:p>
-            <w:r/>
-          </w:p>
+          <w:p/>
         </w:tc>
       </w:tr>
       <w:tr>
@@ -2768,10 +2807,18 @@
           <w:p>
             <w:r>
               <w:t>Das Angebot der INN-Büro GmbH in der Fachzeitschrift beinhaltete keine Angaben zu den Versandkosten. Mit welcher Klausel wird die gesetzliche Regelung beim Versendungskauf richtig beschrieben?</w:t>
+            </w:r>
+            <w:r>
               <w:tab/>
               <w:t>2</w:t>
+            </w:r>
+            <w:r>
               <w:br/>
+            </w:r>
+            <w:r>
               <w:br/>
+            </w:r>
+            <w:r>
               <w:br/>
             </w:r>
           </w:p>
@@ -2792,9 +2839,7 @@
           <w:tcPr>
             <w:tcW w:w="4320" w:type="dxa"/>
           </w:tcPr>
-          <w:p>
-            <w:r/>
-          </w:p>
+          <w:p/>
         </w:tc>
       </w:tr>
       <w:tr>
@@ -2812,9 +2857,7 @@
           <w:tcPr>
             <w:tcW w:w="4320" w:type="dxa"/>
           </w:tcPr>
-          <w:p>
-            <w:r/>
-          </w:p>
+          <w:p/>
         </w:tc>
       </w:tr>
       <w:tr>
@@ -2864,7 +2907,7 @@
       <w:tr>
         <w:tc>
           <w:tcPr>
-            <w:tcW w:type="dxa" w:w="4320"/>
+            <w:tcW w:w="4320" w:type="dxa"/>
           </w:tcPr>
           <w:p>
             <w:r>
@@ -2874,17 +2917,15 @@
         </w:tc>
         <w:tc>
           <w:tcPr>
-            <w:tcW w:type="dxa" w:w="4320"/>
-          </w:tcPr>
-          <w:p>
-            <w:r/>
-          </w:p>
+            <w:tcW w:w="4320" w:type="dxa"/>
+          </w:tcPr>
+          <w:p/>
         </w:tc>
       </w:tr>
       <w:tr>
         <w:tc>
           <w:tcPr>
-            <w:tcW w:type="dxa" w:w="4320"/>
+            <w:tcW w:w="4320" w:type="dxa"/>
           </w:tcPr>
           <w:p>
             <w:r>
@@ -2894,7 +2935,7 @@
         </w:tc>
         <w:tc>
           <w:tcPr>
-            <w:tcW w:type="dxa" w:w="4320"/>
+            <w:tcW w:w="4320" w:type="dxa"/>
           </w:tcPr>
           <w:p>
             <w:r>
@@ -2936,7 +2977,10 @@
           </w:tcPr>
           <w:p>
             <w:r>
-              <w:t>A-004.3</w:t>
+              <w:t>4</w:t>
+            </w:r>
+            <w:r>
+              <w:t>.3</w:t>
             </w:r>
           </w:p>
         </w:tc>
@@ -2978,9 +3022,7 @@
           <w:tcPr>
             <w:tcW w:w="4320" w:type="dxa"/>
           </w:tcPr>
-          <w:p>
-            <w:r/>
-          </w:p>
+          <w:p/>
         </w:tc>
       </w:tr>
       <w:tr>
@@ -3001,10 +3043,19 @@
           <w:p>
             <w:r>
               <w:t>Erläutern Sie einen Vorteil für die INN-Büro GmbH, der durch die Gewährung von Skonto erreicht werden soll.</w:t>
+            </w:r>
+            <w:r>
               <w:tab/>
               <w:t>4</w:t>
+            </w:r>
+            <w:r>
               <w:br/>
+            </w:r>
+            <w:r>
               <w:br/>
+            </w:r>
+            <w:r>
+              <w:lastRenderedPageBreak/>
               <w:br/>
             </w:r>
           </w:p>
@@ -3017,6 +3068,7 @@
           </w:tcPr>
           <w:p>
             <w:r>
+              <w:lastRenderedPageBreak/>
               <w:t>Lösungsmöglichkeit/Hinweis (optional)</w:t>
             </w:r>
           </w:p>
@@ -3025,9 +3077,7 @@
           <w:tcPr>
             <w:tcW w:w="4320" w:type="dxa"/>
           </w:tcPr>
-          <w:p>
-            <w:r/>
-          </w:p>
+          <w:p/>
         </w:tc>
       </w:tr>
       <w:tr>
@@ -3099,7 +3149,7 @@
       <w:tr>
         <w:tc>
           <w:tcPr>
-            <w:tcW w:type="dxa" w:w="4320"/>
+            <w:tcW w:w="4320" w:type="dxa"/>
           </w:tcPr>
           <w:p>
             <w:r>
@@ -3109,17 +3159,15 @@
         </w:tc>
         <w:tc>
           <w:tcPr>
-            <w:tcW w:type="dxa" w:w="4320"/>
-          </w:tcPr>
-          <w:p>
-            <w:r/>
-          </w:p>
+            <w:tcW w:w="4320" w:type="dxa"/>
+          </w:tcPr>
+          <w:p/>
         </w:tc>
       </w:tr>
       <w:tr>
         <w:tc>
           <w:tcPr>
-            <w:tcW w:type="dxa" w:w="4320"/>
+            <w:tcW w:w="4320" w:type="dxa"/>
           </w:tcPr>
           <w:p>
             <w:r>
@@ -3129,7 +3177,7 @@
         </w:tc>
         <w:tc>
           <w:tcPr>
-            <w:tcW w:type="dxa" w:w="4320"/>
+            <w:tcW w:w="4320" w:type="dxa"/>
           </w:tcPr>
           <w:p>
             <w:r>
@@ -3193,14 +3241,14 @@
                 <w:rFonts w:asciiTheme="minorHAnsi" w:hAnsiTheme="minorHAnsi"/>
                 <w:lang w:val="en-US"/>
               </w:rPr>
-              <w:t>A-00</w:t>
+              <w:t>4</w:t>
             </w:r>
             <w:r>
               <w:rPr>
                 <w:rFonts w:asciiTheme="minorHAnsi" w:hAnsiTheme="minorHAnsi"/>
                 <w:lang w:val="en-US"/>
               </w:rPr>
-              <w:t>4.4</w:t>
+              <w:t>.4</w:t>
             </w:r>
           </w:p>
         </w:tc>
@@ -3242,9 +3290,7 @@
           <w:tcPr>
             <w:tcW w:w="4320" w:type="dxa"/>
           </w:tcPr>
-          <w:p>
-            <w:r/>
-          </w:p>
+          <w:p/>
         </w:tc>
       </w:tr>
       <w:tr>
@@ -3265,10 +3311,18 @@
           <w:p>
             <w:r>
               <w:t>Geben Sie an, zu welchem Zeitpunkt die Livingston GmbH Eigentümerin der Bürostühle geworden ist. Tragen Sie das Datum im Format TT.MM.20xx ein.</w:t>
+            </w:r>
+            <w:r>
               <w:tab/>
               <w:t>4</w:t>
+            </w:r>
+            <w:r>
               <w:br/>
+            </w:r>
+            <w:r>
               <w:br/>
+            </w:r>
+            <w:r>
               <w:br/>
             </w:r>
           </w:p>
@@ -3289,9 +3343,7 @@
           <w:tcPr>
             <w:tcW w:w="4320" w:type="dxa"/>
           </w:tcPr>
-          <w:p>
-            <w:r/>
-          </w:p>
+          <w:p/>
         </w:tc>
       </w:tr>
       <w:tr>
@@ -3309,9 +3361,7 @@
           <w:tcPr>
             <w:tcW w:w="4320" w:type="dxa"/>
           </w:tcPr>
-          <w:p>
-            <w:r/>
-          </w:p>
+          <w:p/>
         </w:tc>
       </w:tr>
       <w:tr>
@@ -3361,7 +3411,7 @@
       <w:tr>
         <w:tc>
           <w:tcPr>
-            <w:tcW w:type="dxa" w:w="4320"/>
+            <w:tcW w:w="4320" w:type="dxa"/>
           </w:tcPr>
           <w:p>
             <w:r>
@@ -3371,17 +3421,15 @@
         </w:tc>
         <w:tc>
           <w:tcPr>
-            <w:tcW w:type="dxa" w:w="4320"/>
-          </w:tcPr>
-          <w:p>
-            <w:r/>
-          </w:p>
+            <w:tcW w:w="4320" w:type="dxa"/>
+          </w:tcPr>
+          <w:p/>
         </w:tc>
       </w:tr>
       <w:tr>
         <w:tc>
           <w:tcPr>
-            <w:tcW w:type="dxa" w:w="4320"/>
+            <w:tcW w:w="4320" w:type="dxa"/>
           </w:tcPr>
           <w:p>
             <w:r>
@@ -3391,7 +3439,7 @@
         </w:tc>
         <w:tc>
           <w:tcPr>
-            <w:tcW w:type="dxa" w:w="4320"/>
+            <w:tcW w:w="4320" w:type="dxa"/>
           </w:tcPr>
           <w:p>
             <w:r>
@@ -3455,14 +3503,14 @@
                 <w:rFonts w:asciiTheme="minorHAnsi" w:hAnsiTheme="minorHAnsi"/>
                 <w:lang w:val="en-US"/>
               </w:rPr>
-              <w:t>A-00</w:t>
+              <w:t>4</w:t>
             </w:r>
             <w:r>
               <w:rPr>
                 <w:rFonts w:asciiTheme="minorHAnsi" w:hAnsiTheme="minorHAnsi"/>
                 <w:lang w:val="en-US"/>
               </w:rPr>
-              <w:t>4.5</w:t>
+              <w:t>.5</w:t>
             </w:r>
           </w:p>
         </w:tc>
@@ -3504,9 +3552,7 @@
           <w:tcPr>
             <w:tcW w:w="4320" w:type="dxa"/>
           </w:tcPr>
-          <w:p>
-            <w:r/>
-          </w:p>
+          <w:p/>
         </w:tc>
       </w:tr>
       <w:tr>
@@ -3527,10 +3573,18 @@
           <w:p>
             <w:r>
               <w:t>Die fehlende Zahlung hätte die INN-Büro GmbH notfalls einklagen müssen. Vor welchem Gericht hätte sie klagen müssen, wenn der gesetzliche Gerichtsstand gilt?</w:t>
+            </w:r>
+            <w:r>
               <w:tab/>
               <w:t>2</w:t>
+            </w:r>
+            <w:r>
               <w:br/>
+            </w:r>
+            <w:r>
               <w:br/>
+            </w:r>
+            <w:r>
               <w:br/>
             </w:r>
           </w:p>
@@ -3551,9 +3605,7 @@
           <w:tcPr>
             <w:tcW w:w="4320" w:type="dxa"/>
           </w:tcPr>
-          <w:p>
-            <w:r/>
-          </w:p>
+          <w:p/>
         </w:tc>
       </w:tr>
       <w:tr>
@@ -3571,9 +3623,7 @@
           <w:tcPr>
             <w:tcW w:w="4320" w:type="dxa"/>
           </w:tcPr>
-          <w:p>
-            <w:r/>
-          </w:p>
+          <w:p/>
         </w:tc>
       </w:tr>
       <w:tr>
@@ -3623,7 +3673,7 @@
       <w:tr>
         <w:tc>
           <w:tcPr>
-            <w:tcW w:type="dxa" w:w="4320"/>
+            <w:tcW w:w="4320" w:type="dxa"/>
           </w:tcPr>
           <w:p>
             <w:r>
@@ -3633,27 +3683,26 @@
         </w:tc>
         <w:tc>
           <w:tcPr>
-            <w:tcW w:type="dxa" w:w="4320"/>
-          </w:tcPr>
-          <w:p>
-            <w:r/>
-          </w:p>
+            <w:tcW w:w="4320" w:type="dxa"/>
+          </w:tcPr>
+          <w:p/>
         </w:tc>
       </w:tr>
       <w:tr>
         <w:tc>
           <w:tcPr>
-            <w:tcW w:type="dxa" w:w="4320"/>
-          </w:tcPr>
-          <w:p>
-            <w:r>
+            <w:tcW w:w="4320" w:type="dxa"/>
+          </w:tcPr>
+          <w:p>
+            <w:r>
+              <w:lastRenderedPageBreak/>
               <w:t>Kategorie</w:t>
             </w:r>
           </w:p>
         </w:tc>
         <w:tc>
           <w:tcPr>
-            <w:tcW w:type="dxa" w:w="4320"/>
+            <w:tcW w:w="4320" w:type="dxa"/>
           </w:tcPr>
           <w:p>
             <w:r>
@@ -3717,14 +3766,14 @@
                 <w:rFonts w:asciiTheme="minorHAnsi" w:hAnsiTheme="minorHAnsi"/>
                 <w:lang w:val="en-US"/>
               </w:rPr>
-              <w:t>A-00</w:t>
+              <w:t>4</w:t>
             </w:r>
             <w:r>
               <w:rPr>
                 <w:rFonts w:asciiTheme="minorHAnsi" w:hAnsiTheme="minorHAnsi"/>
                 <w:lang w:val="en-US"/>
               </w:rPr>
-              <w:t>4.6</w:t>
+              <w:t>.6</w:t>
             </w:r>
           </w:p>
         </w:tc>
@@ -3766,9 +3815,7 @@
           <w:tcPr>
             <w:tcW w:w="4320" w:type="dxa"/>
           </w:tcPr>
-          <w:p>
-            <w:r/>
-          </w:p>
+          <w:p/>
         </w:tc>
       </w:tr>
       <w:tr>
@@ -3789,16 +3836,32 @@
           <w:p>
             <w:r>
               <w:t xml:space="preserve">Aufgrund der Mängelrüge der Livingston GmbH werden Sie beauftragt, beim Kunden anzurufen. </w:t>
+            </w:r>
+            <w:r>
               <w:br/>
+            </w:r>
+            <w:r>
               <w:br/>
               <w:t xml:space="preserve">Bei der Kontaktaufnahme stellen Sie fest, dass der Kunde sehr verärgert ist. Wie verhalten Sie sich in dieser Situation kundenorientiert? </w:t>
+            </w:r>
+            <w:r>
               <w:br/>
+            </w:r>
+            <w:r>
               <w:br/>
               <w:t>Geben Sie 3 angemessene Verhaltensweisen an.</w:t>
+            </w:r>
+            <w:r>
               <w:tab/>
               <w:t>6</w:t>
+            </w:r>
+            <w:r>
               <w:br/>
+            </w:r>
+            <w:r>
               <w:br/>
+            </w:r>
+            <w:r>
               <w:br/>
             </w:r>
           </w:p>
@@ -3819,9 +3882,7 @@
           <w:tcPr>
             <w:tcW w:w="4320" w:type="dxa"/>
           </w:tcPr>
-          <w:p>
-            <w:r/>
-          </w:p>
+          <w:p/>
         </w:tc>
       </w:tr>
       <w:tr>
@@ -3839,9 +3900,7 @@
           <w:tcPr>
             <w:tcW w:w="4320" w:type="dxa"/>
           </w:tcPr>
-          <w:p>
-            <w:r/>
-          </w:p>
+          <w:p/>
         </w:tc>
       </w:tr>
       <w:tr>
@@ -3891,7 +3950,7 @@
       <w:tr>
         <w:tc>
           <w:tcPr>
-            <w:tcW w:type="dxa" w:w="4320"/>
+            <w:tcW w:w="4320" w:type="dxa"/>
           </w:tcPr>
           <w:p>
             <w:r>
@@ -3901,17 +3960,15 @@
         </w:tc>
         <w:tc>
           <w:tcPr>
-            <w:tcW w:type="dxa" w:w="5527"/>
-          </w:tcPr>
-          <w:p>
-            <w:r/>
-          </w:p>
+            <w:tcW w:w="5527" w:type="dxa"/>
+          </w:tcPr>
+          <w:p/>
         </w:tc>
       </w:tr>
       <w:tr>
         <w:tc>
           <w:tcPr>
-            <w:tcW w:type="dxa" w:w="4320"/>
+            <w:tcW w:w="4320" w:type="dxa"/>
           </w:tcPr>
           <w:p>
             <w:r>
@@ -3921,7 +3978,7 @@
         </w:tc>
         <w:tc>
           <w:tcPr>
-            <w:tcW w:type="dxa" w:w="5527"/>
+            <w:tcW w:w="5527" w:type="dxa"/>
           </w:tcPr>
           <w:p>
             <w:r>
@@ -3985,14 +4042,7 @@
                 <w:rFonts w:asciiTheme="minorHAnsi" w:hAnsiTheme="minorHAnsi"/>
                 <w:lang w:val="en-US"/>
               </w:rPr>
-              <w:t>A-00</w:t>
-            </w:r>
-            <w:r>
-              <w:rPr>
-                <w:rFonts w:asciiTheme="minorHAnsi" w:hAnsiTheme="minorHAnsi"/>
-                <w:lang w:val="en-US"/>
-              </w:rPr>
-              <w:t>5</w:t>
+              <w:t>5.0</w:t>
             </w:r>
           </w:p>
         </w:tc>
@@ -4037,35 +4087,76 @@
           <w:p>
             <w:r>
               <w:t>Kalkulation Industrie</w:t>
+            </w:r>
+            <w:r>
               <w:br/>
               <w:t>Die INN-Büro GmbH bietet Sonder-Ausgaben ihrer Auswahl hochwertiger Schreibtische an. Ein neuer Kunde, die GoroTech UG, bittet um ein Angebot für den Schreibtisch 'ErgoDesk' in der Variante mit Tischplatte aus Walnuss-Holz, Edelstahl-Rahmen und -Untergestell.</w:t>
+            </w:r>
+            <w:r>
               <w:br/>
+            </w:r>
+            <w:r>
               <w:br/>
               <w:t>Aus der Produktion erhalten Sie die Information, dass die Fertigungszeit 8 Stunden beträgt. Der Fertigungskostensatz liegt 18,50 €/Stunde. Das Fertigungsmaterial wird in der Summe mit 434,00 € veranschlagt.</w:t>
+            </w:r>
+            <w:r>
               <w:br/>
+            </w:r>
+            <w:r>
               <w:br/>
               <w:t>Darüber hinaus stehen Ihnen folgende Informationen zur Verfügung:</w:t>
+            </w:r>
+            <w:r>
               <w:br/>
+            </w:r>
+            <w:r>
               <w:br/>
+            </w:r>
+            <w:r>
+              <w:lastRenderedPageBreak/>
               <w:t>38 % Materialgemeinkostenzuschlagssatz</w:t>
+            </w:r>
+            <w:r>
               <w:br/>
               <w:t>46 % Fertigungsgemeinkostenzuschlagssatz</w:t>
+            </w:r>
+            <w:r>
               <w:br/>
               <w:t>10 % Verwaltungsgemeinkostenzuschlagssatz und</w:t>
+            </w:r>
+            <w:r>
               <w:br/>
               <w:t>18 % Vertriebsgemeinkostenzuschlagssatz.</w:t>
+            </w:r>
+            <w:r>
               <w:br/>
+            </w:r>
+            <w:r>
               <w:br/>
               <w:t>Für die Preiskalkulationen liegen Ihnen folgende Richtwerte vor:</w:t>
+            </w:r>
+            <w:r>
               <w:br/>
+            </w:r>
+            <w:r>
               <w:br/>
               <w:t>Gewinn: 30 %</w:t>
+            </w:r>
+            <w:r>
               <w:br/>
               <w:t>Kundenskonto: 3 %</w:t>
+            </w:r>
+            <w:r>
               <w:br/>
               <w:t>Kundenrabatt: 5 % (für Neukunden)</w:t>
+            </w:r>
+            <w:r>
               <w:br/>
+            </w:r>
+            <w:r>
               <w:br/>
+            </w:r>
+            <w:r>
               <w:br/>
             </w:r>
           </w:p>
@@ -4078,6 +4169,7 @@
           </w:tcPr>
           <w:p>
             <w:r>
+              <w:lastRenderedPageBreak/>
               <w:t>Aufgabenstellung (Pflicht)</w:t>
             </w:r>
           </w:p>
@@ -4089,10 +4181,18 @@
           <w:p>
             <w:r>
               <w:t xml:space="preserve">Berechnen Sie die Selbstkosten für die Sonder-Ausgabe des Schreibtisches 'ErgoDesk' in Walnuss-Holz/Edelstahl sowie den Listenverkaufspreis (netto). </w:t>
+            </w:r>
+            <w:r>
               <w:br/>
+            </w:r>
+            <w:r>
               <w:br/>
+            </w:r>
+            <w:r>
               <w:br/>
               <w:t>Platz für Kalkulationen</w:t>
+            </w:r>
+            <w:r>
               <w:br/>
             </w:r>
           </w:p>
@@ -4113,9 +4213,7 @@
           <w:tcPr>
             <w:tcW w:w="4320" w:type="dxa"/>
           </w:tcPr>
-          <w:p>
-            <w:r/>
-          </w:p>
+          <w:p/>
         </w:tc>
       </w:tr>
       <w:tr>
@@ -4133,9 +4231,7 @@
           <w:tcPr>
             <w:tcW w:w="4320" w:type="dxa"/>
           </w:tcPr>
-          <w:p>
-            <w:r/>
-          </w:p>
+          <w:p/>
         </w:tc>
       </w:tr>
       <w:tr>
@@ -4185,7 +4281,7 @@
       <w:tr>
         <w:tc>
           <w:tcPr>
-            <w:tcW w:type="dxa" w:w="4320"/>
+            <w:tcW w:w="4320" w:type="dxa"/>
           </w:tcPr>
           <w:p>
             <w:r>
@@ -4195,17 +4291,15 @@
         </w:tc>
         <w:tc>
           <w:tcPr>
-            <w:tcW w:type="dxa" w:w="4320"/>
-          </w:tcPr>
-          <w:p>
-            <w:r/>
-          </w:p>
+            <w:tcW w:w="4320" w:type="dxa"/>
+          </w:tcPr>
+          <w:p/>
         </w:tc>
       </w:tr>
       <w:tr>
         <w:tc>
           <w:tcPr>
-            <w:tcW w:type="dxa" w:w="4320"/>
+            <w:tcW w:w="4320" w:type="dxa"/>
           </w:tcPr>
           <w:p>
             <w:r>
@@ -4215,7 +4309,7 @@
         </w:tc>
         <w:tc>
           <w:tcPr>
-            <w:tcW w:type="dxa" w:w="4320"/>
+            <w:tcW w:w="4320" w:type="dxa"/>
           </w:tcPr>
           <w:p>
             <w:r>
@@ -4279,14 +4373,14 @@
                 <w:rFonts w:asciiTheme="minorHAnsi" w:hAnsiTheme="minorHAnsi"/>
                 <w:lang w:val="en-US"/>
               </w:rPr>
-              <w:t>A-00</w:t>
+              <w:t>5</w:t>
             </w:r>
             <w:r>
               <w:rPr>
                 <w:rFonts w:asciiTheme="minorHAnsi" w:hAnsiTheme="minorHAnsi"/>
                 <w:lang w:val="en-US"/>
               </w:rPr>
-              <w:t>5.1</w:t>
+              <w:t>.1</w:t>
             </w:r>
           </w:p>
         </w:tc>
@@ -4328,9 +4422,7 @@
           <w:tcPr>
             <w:tcW w:w="4320" w:type="dxa"/>
           </w:tcPr>
-          <w:p>
-            <w:r/>
-          </w:p>
+          <w:p/>
         </w:tc>
       </w:tr>
       <w:tr>
@@ -4351,10 +4443,18 @@
           <w:p>
             <w:r>
               <w:t>Welcher Preis kann für diese Variante des Schreibtisches 'ErgoDesk' als langfristige Preisuntergrenze angesetzt werden?</w:t>
+            </w:r>
+            <w:r>
               <w:tab/>
               <w:t>4</w:t>
+            </w:r>
+            <w:r>
               <w:br/>
+            </w:r>
+            <w:r>
               <w:br/>
+            </w:r>
+            <w:r>
               <w:br/>
             </w:r>
           </w:p>
@@ -4375,9 +4475,7 @@
           <w:tcPr>
             <w:tcW w:w="4320" w:type="dxa"/>
           </w:tcPr>
-          <w:p>
-            <w:r/>
-          </w:p>
+          <w:p/>
         </w:tc>
       </w:tr>
       <w:tr>
@@ -4395,9 +4493,7 @@
           <w:tcPr>
             <w:tcW w:w="4320" w:type="dxa"/>
           </w:tcPr>
-          <w:p>
-            <w:r/>
-          </w:p>
+          <w:p/>
         </w:tc>
       </w:tr>
       <w:tr>
@@ -4447,7 +4543,7 @@
       <w:tr>
         <w:tc>
           <w:tcPr>
-            <w:tcW w:type="dxa" w:w="4320"/>
+            <w:tcW w:w="4320" w:type="dxa"/>
           </w:tcPr>
           <w:p>
             <w:r>
@@ -4457,27 +4553,26 @@
         </w:tc>
         <w:tc>
           <w:tcPr>
-            <w:tcW w:type="dxa" w:w="4320"/>
-          </w:tcPr>
-          <w:p>
-            <w:r/>
-          </w:p>
+            <w:tcW w:w="4320" w:type="dxa"/>
+          </w:tcPr>
+          <w:p/>
         </w:tc>
       </w:tr>
       <w:tr>
         <w:tc>
           <w:tcPr>
-            <w:tcW w:type="dxa" w:w="4320"/>
-          </w:tcPr>
-          <w:p>
-            <w:r>
+            <w:tcW w:w="4320" w:type="dxa"/>
+          </w:tcPr>
+          <w:p>
+            <w:r>
+              <w:lastRenderedPageBreak/>
               <w:t>Kategorie</w:t>
             </w:r>
           </w:p>
         </w:tc>
         <w:tc>
           <w:tcPr>
-            <w:tcW w:type="dxa" w:w="4320"/>
+            <w:tcW w:w="4320" w:type="dxa"/>
           </w:tcPr>
           <w:p>
             <w:r>
@@ -4492,8 +4587,8 @@
         <w:spacing w:after="160"/>
       </w:pPr>
     </w:p>
+    <w:bookmarkEnd w:id="0"/>
     <w:bookmarkEnd w:id="1"/>
-    <w:bookmarkEnd w:id="2"/>
     <w:p/>
     <w:sectPr>
       <w:pgSz w:w="12240" w:h="15840"/>

--- a/data/Aufgaben/Aufgaben_Auftragssteuerung und -koordination.docx
+++ b/data/Aufgaben/Aufgaben_Auftragssteuerung und -koordination.docx
@@ -18,12 +18,12 @@
     <w:tbl>
       <w:tblPr>
         <w:tblStyle w:val="Tabellenraster"/>
-        <w:tblW w:w="0" w:type="auto"/>
+        <w:tblW w:w="5000" w:type="pct"/>
         <w:tblLook w:val="04A0" w:firstRow="1" w:lastRow="0" w:firstColumn="1" w:lastColumn="0" w:noHBand="0" w:noVBand="1"/>
       </w:tblPr>
       <w:tblGrid>
-        <w:gridCol w:w="4320"/>
-        <w:gridCol w:w="4320"/>
+        <w:gridCol w:w="5093"/>
+        <w:gridCol w:w="5094"/>
       </w:tblGrid>
       <w:tr>
         <w:tc>
@@ -64,7 +64,7 @@
           </w:tcPr>
           <w:p>
             <w:r>
-              <w:t>Sie bereiten sich auf das Treffen vor. Formulie...</w:t>
+              <w:t>Verkauf und Kundenberatung</w:t>
             </w:r>
           </w:p>
         </w:tc>
@@ -86,14 +86,15 @@
           </w:tcPr>
           <w:p>
             <w:r>
-              <w:t>Auftragsbearbeitung I</w:t>
-            </w:r>
-            <w:r>
-              <w:br/>
-              <w:t>Die INN-Büro GmbH hat für die neue Produktlinie 'FancyCarbon' geworben. Die Böhmer AG, ein langjähriger Kunde der INN-Büro GmbH, hat aus Norwegen Anfragen zu solchen Produkten erhalten. Einige große Industrieunternehmen benötigen Ausstattungen für Besprechungsräume in edlem Design. Um die INN-Design AG genauer über diese Produkte zu informieren, lädt die INN-Büro GmbH Mitarbeiter aus dem Einkauf und Vertrieb in ihr Unternehmen ein. Sie sind als Mitarbeitende im Verkauf bei diesem Treffen dabei.</w:t>
-            </w:r>
-            <w:r>
-              <w:br/>
+              <w:t>Die INN-Büro GmbH hat für die neue Produktlinie '</w:t>
+            </w:r>
+            <w:proofErr w:type="spellStart"/>
+            <w:r>
+              <w:t>FancyCarbon</w:t>
+            </w:r>
+            <w:proofErr w:type="spellEnd"/>
+            <w:r>
+              <w:t>' geworben. Die Böhmer AG, ein langjähriger Kunde der INN-Büro GmbH, hat aus Norwegen Anfragen zu solchen Produkten erhalten. Einige große Industrieunternehmen benötigen Ausstattungen für Besprechungsräume in edlem Design. Um die INN-Design AG genauer über diese Produkte zu informieren, lädt die INN-Büro GmbH Mitarbeiter aus dem Einkauf und Vertrieb in ihr Unternehmen ein. Sie sind als Mitarbeitende im Verkauf bei diesem Treffen dabei.</w:t>
             </w:r>
           </w:p>
         </w:tc>
@@ -117,20 +118,37 @@
             <w:r>
               <w:t>Sie bereiten sich auf das Treffen vor. Formulieren Sie vier Fragen, die Ihnen Mitarbeitende der Böhmer AG zur neuen Produktlinie stellen könnten.</w:t>
             </w:r>
-            <w:r>
-              <w:tab/>
-              <w:t>8</w:t>
-            </w:r>
-            <w:r>
-              <w:br/>
-            </w:r>
-            <w:r>
-              <w:br/>
-            </w:r>
-            <w:r>
-              <w:br/>
-            </w:r>
-          </w:p>
+          </w:p>
+          <w:p/>
+          <w:tbl>
+            <w:tblPr>
+              <w:tblStyle w:val="Tabellenraster"/>
+              <w:tblW w:w="0" w:type="auto"/>
+              <w:tblLook w:val="04A0" w:firstRow="1" w:lastRow="0" w:firstColumn="1" w:lastColumn="0" w:noHBand="0" w:noVBand="1"/>
+            </w:tblPr>
+            <w:tblGrid>
+              <w:gridCol w:w="4089"/>
+            </w:tblGrid>
+            <w:tr>
+              <w:trPr>
+                <w:trHeight w:val="1417"/>
+              </w:trPr>
+              <w:tc>
+                <w:tcPr>
+                  <w:tcW w:w="4089" w:type="dxa"/>
+                  <w:tcBorders>
+                    <w:top w:val="nil"/>
+                    <w:left w:val="nil"/>
+                    <w:bottom w:val="single" w:sz="4" w:space="0" w:color="auto"/>
+                    <w:right w:val="nil"/>
+                  </w:tcBorders>
+                  <w:shd w:val="clear" w:color="auto" w:fill="FDE9D9" w:themeFill="accent6" w:themeFillTint="33"/>
+                </w:tcPr>
+                <w:p/>
+              </w:tc>
+            </w:tr>
+          </w:tbl>
+          <w:p/>
         </w:tc>
       </w:tr>
       <w:tr>
@@ -252,7 +270,7 @@
           </w:tcPr>
           <w:p>
             <w:r>
-              <w:t>Auftragssteuerung und -koordination</w:t>
+              <w:t>Auftragsbearbeitung</w:t>
             </w:r>
           </w:p>
         </w:tc>
@@ -262,12 +280,12 @@
     <w:tbl>
       <w:tblPr>
         <w:tblStyle w:val="Tabellenraster"/>
-        <w:tblW w:w="0" w:type="auto"/>
+        <w:tblW w:w="5000" w:type="pct"/>
         <w:tblLook w:val="04A0" w:firstRow="1" w:lastRow="0" w:firstColumn="1" w:lastColumn="0" w:noHBand="0" w:noVBand="1"/>
       </w:tblPr>
       <w:tblGrid>
-        <w:gridCol w:w="4320"/>
-        <w:gridCol w:w="4320"/>
+        <w:gridCol w:w="5093"/>
+        <w:gridCol w:w="5094"/>
       </w:tblGrid>
       <w:tr>
         <w:tc>
@@ -339,8 +357,16 @@
           </w:tcPr>
           <w:p>
             <w:r>
-              <w:t>Sie möchten der Böhmer AG möglichst viele Ausst...</w:t>
-            </w:r>
+              <w:t>Verkauf und Kundenberatung</w:t>
+            </w:r>
+            <w:r>
+              <w:t xml:space="preserve"> - </w:t>
+            </w:r>
+            <w:proofErr w:type="spellStart"/>
+            <w:r>
+              <w:t>Verkaufsgespäch</w:t>
+            </w:r>
+            <w:proofErr w:type="spellEnd"/>
           </w:p>
         </w:tc>
       </w:tr>
@@ -381,8 +407,107 @@
             <w:r>
               <w:t>Sie möchten der Böhmer AG möglichst viele Ausstattungsmöbel verkaufen und stellen deshalb Besonderheiten der neuen Produkte dar. Was sollten Sie bei diesem Verkaufsgespräch beachten?</w:t>
             </w:r>
-            <w:r>
-              <w:br/>
+          </w:p>
+          <w:p/>
+          <w:p>
+            <w:sdt>
+              <w:sdtPr>
+                <w:id w:val="-1328367321"/>
+                <w14:checkbox>
+                  <w14:checked w14:val="0"/>
+                  <w14:checkedState w14:val="2612" w14:font="MS Gothic"/>
+                  <w14:uncheckedState w14:val="2610" w14:font="MS Gothic"/>
+                </w14:checkbox>
+              </w:sdtPr>
+              <w:sdtContent>
+                <w:r>
+                  <w:rPr>
+                    <w:rFonts w:ascii="MS Gothic" w:eastAsia="MS Gothic" w:hAnsi="MS Gothic" w:hint="eastAsia"/>
+                  </w:rPr>
+                  <w:t>☐</w:t>
+                </w:r>
+              </w:sdtContent>
+            </w:sdt>
+            <w:r>
+              <w:t xml:space="preserve"> Antwort 1</w:t>
+            </w:r>
+          </w:p>
+          <w:p>
+            <w:sdt>
+              <w:sdtPr>
+                <w:id w:val="-985399328"/>
+                <w14:checkbox>
+                  <w14:checked w14:val="0"/>
+                  <w14:checkedState w14:val="2612" w14:font="MS Gothic"/>
+                  <w14:uncheckedState w14:val="2610" w14:font="MS Gothic"/>
+                </w14:checkbox>
+              </w:sdtPr>
+              <w:sdtContent>
+                <w:r>
+                  <w:rPr>
+                    <w:rFonts w:ascii="MS Gothic" w:eastAsia="MS Gothic" w:hAnsi="MS Gothic" w:hint="eastAsia"/>
+                  </w:rPr>
+                  <w:t>☐</w:t>
+                </w:r>
+              </w:sdtContent>
+            </w:sdt>
+            <w:r>
+              <w:t xml:space="preserve"> Antwort </w:t>
+            </w:r>
+            <w:r>
+              <w:t>2</w:t>
+            </w:r>
+          </w:p>
+          <w:p>
+            <w:sdt>
+              <w:sdtPr>
+                <w:id w:val="1611553564"/>
+                <w14:checkbox>
+                  <w14:checked w14:val="0"/>
+                  <w14:checkedState w14:val="2612" w14:font="MS Gothic"/>
+                  <w14:uncheckedState w14:val="2610" w14:font="MS Gothic"/>
+                </w14:checkbox>
+              </w:sdtPr>
+              <w:sdtContent>
+                <w:r>
+                  <w:rPr>
+                    <w:rFonts w:ascii="MS Gothic" w:eastAsia="MS Gothic" w:hAnsi="MS Gothic" w:hint="eastAsia"/>
+                  </w:rPr>
+                  <w:t>☐</w:t>
+                </w:r>
+              </w:sdtContent>
+            </w:sdt>
+            <w:r>
+              <w:t xml:space="preserve"> Antwort </w:t>
+            </w:r>
+            <w:r>
+              <w:t>3</w:t>
+            </w:r>
+          </w:p>
+          <w:p>
+            <w:sdt>
+              <w:sdtPr>
+                <w:id w:val="-1627153396"/>
+                <w14:checkbox>
+                  <w14:checked w14:val="0"/>
+                  <w14:checkedState w14:val="2612" w14:font="MS Gothic"/>
+                  <w14:uncheckedState w14:val="2610" w14:font="MS Gothic"/>
+                </w14:checkbox>
+              </w:sdtPr>
+              <w:sdtContent>
+                <w:r>
+                  <w:rPr>
+                    <w:rFonts w:ascii="MS Gothic" w:eastAsia="MS Gothic" w:hAnsi="MS Gothic" w:hint="eastAsia"/>
+                  </w:rPr>
+                  <w:t>☐</w:t>
+                </w:r>
+              </w:sdtContent>
+            </w:sdt>
+            <w:r>
+              <w:t xml:space="preserve"> Antwort </w:t>
+            </w:r>
+            <w:r>
+              <w:t>4</w:t>
             </w:r>
           </w:p>
         </w:tc>
@@ -507,7 +632,7 @@
           </w:tcPr>
           <w:p>
             <w:r>
-              <w:t>Auftragssteuerung und -koordination</w:t>
+              <w:t>Auftragsbearbeitung</w:t>
             </w:r>
           </w:p>
         </w:tc>
@@ -517,12 +642,12 @@
     <w:tbl>
       <w:tblPr>
         <w:tblStyle w:val="Tabellenraster"/>
-        <w:tblW w:w="0" w:type="auto"/>
+        <w:tblW w:w="5000" w:type="pct"/>
         <w:tblLook w:val="04A0" w:firstRow="1" w:lastRow="0" w:firstColumn="1" w:lastColumn="0" w:noHBand="0" w:noVBand="1"/>
       </w:tblPr>
       <w:tblGrid>
-        <w:gridCol w:w="4320"/>
-        <w:gridCol w:w="4320"/>
+        <w:gridCol w:w="5093"/>
+        <w:gridCol w:w="5094"/>
       </w:tblGrid>
       <w:tr>
         <w:tc>
@@ -592,7 +717,10 @@
           </w:tcPr>
           <w:p>
             <w:r>
-              <w:t>Die Vertriebsmitarbeitenden der Böhmer AG benöt...</w:t>
+              <w:t>Verkauf und Kundenberatung -</w:t>
+            </w:r>
+            <w:r>
+              <w:t xml:space="preserve"> Informationsmaterialien</w:t>
             </w:r>
           </w:p>
         </w:tc>
@@ -634,20 +762,37 @@
             <w:r>
               <w:t>Die Vertriebsmitarbeitenden der Böhmer AG benötigen Informationsmaterial für mögliche Kunden in Norwegen und bitten die INN-Büro GmbH um Unterstützung. Welche Informationsmaterialien können Sie der Böhmer AG zur Verfügung stellen? Benennen Sie zwei Möglichkeiten.</w:t>
             </w:r>
-            <w:r>
-              <w:tab/>
-              <w:t>4</w:t>
-            </w:r>
-            <w:r>
-              <w:br/>
-            </w:r>
-            <w:r>
-              <w:br/>
-            </w:r>
-            <w:r>
-              <w:br/>
-            </w:r>
-          </w:p>
+          </w:p>
+          <w:p/>
+          <w:tbl>
+            <w:tblPr>
+              <w:tblStyle w:val="Tabellenraster"/>
+              <w:tblW w:w="0" w:type="auto"/>
+              <w:tblLook w:val="04A0" w:firstRow="1" w:lastRow="0" w:firstColumn="1" w:lastColumn="0" w:noHBand="0" w:noVBand="1"/>
+            </w:tblPr>
+            <w:tblGrid>
+              <w:gridCol w:w="4089"/>
+            </w:tblGrid>
+            <w:tr>
+              <w:trPr>
+                <w:trHeight w:val="1417"/>
+              </w:trPr>
+              <w:tc>
+                <w:tcPr>
+                  <w:tcW w:w="4089" w:type="dxa"/>
+                  <w:tcBorders>
+                    <w:top w:val="nil"/>
+                    <w:left w:val="nil"/>
+                    <w:bottom w:val="single" w:sz="4" w:space="0" w:color="auto"/>
+                    <w:right w:val="nil"/>
+                  </w:tcBorders>
+                  <w:shd w:val="clear" w:color="auto" w:fill="FDE9D9" w:themeFill="accent6" w:themeFillTint="33"/>
+                </w:tcPr>
+                <w:p/>
+              </w:tc>
+            </w:tr>
+          </w:tbl>
+          <w:p/>
         </w:tc>
       </w:tr>
       <w:tr>
@@ -769,7 +914,7 @@
           </w:tcPr>
           <w:p>
             <w:r>
-              <w:t>Auftragssteuerung und -koordination</w:t>
+              <w:t>Auftragsbearbeitung</w:t>
             </w:r>
           </w:p>
         </w:tc>
@@ -779,12 +924,12 @@
     <w:tbl>
       <w:tblPr>
         <w:tblStyle w:val="Tabellenraster"/>
-        <w:tblW w:w="0" w:type="auto"/>
+        <w:tblW w:w="5000" w:type="pct"/>
         <w:tblLook w:val="04A0" w:firstRow="1" w:lastRow="0" w:firstColumn="1" w:lastColumn="0" w:noHBand="0" w:noVBand="1"/>
       </w:tblPr>
       <w:tblGrid>
-        <w:gridCol w:w="4320"/>
-        <w:gridCol w:w="4320"/>
+        <w:gridCol w:w="5093"/>
+        <w:gridCol w:w="5094"/>
       </w:tblGrid>
       <w:tr>
         <w:tc>
@@ -854,7 +999,10 @@
           </w:tcPr>
           <w:p>
             <w:r>
-              <w:t>Nach dem Besuch der Mitarbeitenden der Böhmer A...</w:t>
+              <w:t>Verkauf und Kundenberatung -</w:t>
+            </w:r>
+            <w:r>
+              <w:t xml:space="preserve"> Kalkulation</w:t>
             </w:r>
           </w:p>
         </w:tc>
@@ -901,33 +1049,136 @@
             </w:r>
             <w:r>
               <w:br/>
-              <w:t xml:space="preserve">Berechnen Sie den Verkaufspreis für einen Besprechungstisch im nachfolgenden Schema. Füllen Sie zudem die Lücken in der </w:t>
-            </w:r>
-            <w:r>
-              <w:lastRenderedPageBreak/>
-              <w:t>linken Spalte korrekt aus.</w:t>
-            </w:r>
-            <w:r>
-              <w:tab/>
-              <w:t>16</w:t>
-            </w:r>
-            <w:r>
-              <w:br/>
-            </w:r>
-            <w:r>
-              <w:br/>
-            </w:r>
-            <w:r>
-              <w:br/>
+              <w:t>Berechnen Sie den Verkaufspreis für einen Besprechungstisch im nachfolgenden Schema. Füllen Sie zudem die Lücken in der linken Spalte korrekt aus.</w:t>
+            </w:r>
+          </w:p>
+          <w:p/>
+          <w:tbl>
+            <w:tblPr>
+              <w:tblStyle w:val="Tabellenraster"/>
+              <w:tblW w:w="0" w:type="auto"/>
+              <w:tblLook w:val="04A0" w:firstRow="1" w:lastRow="0" w:firstColumn="1" w:lastColumn="0" w:noHBand="0" w:noVBand="1"/>
+            </w:tblPr>
+            <w:tblGrid>
+              <w:gridCol w:w="2044"/>
+              <w:gridCol w:w="2045"/>
+            </w:tblGrid>
+            <w:tr>
+              <w:tc>
+                <w:tcPr>
+                  <w:tcW w:w="2044" w:type="dxa"/>
+                </w:tcPr>
+                <w:p>
+                  <w:r>
+                    <w:t>Einkaufspreis</w:t>
+                  </w:r>
+                </w:p>
+              </w:tc>
+              <w:tc>
+                <w:tcPr>
+                  <w:tcW w:w="2045" w:type="dxa"/>
+                </w:tcPr>
+                <w:p/>
+              </w:tc>
+            </w:tr>
+            <w:tr>
+              <w:tc>
+                <w:tcPr>
+                  <w:tcW w:w="2044" w:type="dxa"/>
+                </w:tcPr>
+                <w:p/>
+              </w:tc>
+              <w:tc>
+                <w:tcPr>
+                  <w:tcW w:w="2045" w:type="dxa"/>
+                </w:tcPr>
+                <w:p/>
+              </w:tc>
+            </w:tr>
+            <w:tr>
+              <w:tc>
+                <w:tcPr>
+                  <w:tcW w:w="2044" w:type="dxa"/>
+                </w:tcPr>
+                <w:p/>
+              </w:tc>
+              <w:tc>
+                <w:tcPr>
+                  <w:tcW w:w="2045" w:type="dxa"/>
+                </w:tcPr>
+                <w:p/>
+              </w:tc>
+            </w:tr>
+            <w:tr>
+              <w:tc>
+                <w:tcPr>
+                  <w:tcW w:w="2044" w:type="dxa"/>
+                </w:tcPr>
+                <w:p/>
+              </w:tc>
+              <w:tc>
+                <w:tcPr>
+                  <w:tcW w:w="2045" w:type="dxa"/>
+                </w:tcPr>
+                <w:p/>
+              </w:tc>
+            </w:tr>
+            <w:tr>
+              <w:tc>
+                <w:tcPr>
+                  <w:tcW w:w="2044" w:type="dxa"/>
+                </w:tcPr>
+                <w:p>
+                  <w:r>
+                    <w:t>Verkaufspreis</w:t>
+                  </w:r>
+                </w:p>
+              </w:tc>
+              <w:tc>
+                <w:tcPr>
+                  <w:tcW w:w="2045" w:type="dxa"/>
+                </w:tcPr>
+                <w:p/>
+              </w:tc>
+            </w:tr>
+          </w:tbl>
+          <w:p/>
+          <w:p/>
+          <w:p>
+            <w:r>
               <w:t>Platz für Kalkulationen</w:t>
             </w:r>
-            <w:r>
-              <w:br/>
-            </w:r>
-            <w:r>
-              <w:br/>
-            </w:r>
-          </w:p>
+          </w:p>
+          <w:p/>
+          <w:tbl>
+            <w:tblPr>
+              <w:tblStyle w:val="Tabellenraster"/>
+              <w:tblW w:w="0" w:type="auto"/>
+              <w:tblLook w:val="04A0" w:firstRow="1" w:lastRow="0" w:firstColumn="1" w:lastColumn="0" w:noHBand="0" w:noVBand="1"/>
+            </w:tblPr>
+            <w:tblGrid>
+              <w:gridCol w:w="4089"/>
+            </w:tblGrid>
+            <w:tr>
+              <w:trPr>
+                <w:trHeight w:val="1417"/>
+              </w:trPr>
+              <w:tc>
+                <w:tcPr>
+                  <w:tcW w:w="4089" w:type="dxa"/>
+                  <w:tcBorders>
+                    <w:top w:val="nil"/>
+                    <w:left w:val="nil"/>
+                    <w:bottom w:val="single" w:sz="4" w:space="0" w:color="auto"/>
+                    <w:right w:val="nil"/>
+                  </w:tcBorders>
+                  <w:shd w:val="clear" w:color="auto" w:fill="FDE9D9" w:themeFill="accent6" w:themeFillTint="33"/>
+                </w:tcPr>
+                <w:p/>
+              </w:tc>
+            </w:tr>
+          </w:tbl>
+          <w:p/>
         </w:tc>
       </w:tr>
       <w:tr>
@@ -1054,7 +1305,7 @@
           </w:tcPr>
           <w:p>
             <w:r>
-              <w:t>Auftragssteuerung und -koordination</w:t>
+              <w:t>Auftragsbearbeitung</w:t>
             </w:r>
           </w:p>
         </w:tc>
@@ -1068,12 +1319,12 @@
     <w:tbl>
       <w:tblPr>
         <w:tblStyle w:val="Tabellenraster"/>
-        <w:tblW w:w="0" w:type="auto"/>
+        <w:tblW w:w="5000" w:type="pct"/>
         <w:tblLook w:val="04A0" w:firstRow="1" w:lastRow="0" w:firstColumn="1" w:lastColumn="0" w:noHBand="0" w:noVBand="1"/>
       </w:tblPr>
       <w:tblGrid>
-        <w:gridCol w:w="4320"/>
-        <w:gridCol w:w="4320"/>
+        <w:gridCol w:w="5093"/>
+        <w:gridCol w:w="5094"/>
       </w:tblGrid>
       <w:tr>
         <w:tc>
@@ -1143,7 +1394,10 @@
           </w:tcPr>
           <w:p>
             <w:r>
-              <w:t>Am 03. März 20xx bittet Sie die Böhmer AG per E...</w:t>
+              <w:t>Verkauf und Kundenberatung -</w:t>
+            </w:r>
+            <w:r>
+              <w:t xml:space="preserve"> Irrtum</w:t>
             </w:r>
           </w:p>
         </w:tc>
@@ -1183,7 +1437,15 @@
           </w:tcPr>
           <w:p>
             <w:r>
-              <w:t>Am 03. März 20xx bittet Sie die Böhmer AG per E-Mail um ein Angebot über 20 Besprechungstische der neuen Produktlinie 'FancyCarbon'. Sie kalkulieren mit einem Listenverkaufspreis von 400,00 €. Am 06. März 20xx wurde das Angebot für die Böhmer AG über 20 Besprechungstische der neuen Produktlinie versendet.</w:t>
+              <w:t>Am 03. März 20xx bittet Sie die Böhmer AG per E-Mail um ein Angebot über 20 Besprechungstische der neuen Produktlinie '</w:t>
+            </w:r>
+            <w:proofErr w:type="spellStart"/>
+            <w:r>
+              <w:t>FancyCarbon</w:t>
+            </w:r>
+            <w:proofErr w:type="spellEnd"/>
+            <w:r>
+              <w:t>'. Sie kalkulieren mit einem Listenverkaufspreis von 400,00 €. Am 06. März 20xx wurde das Angebot für die Böhmer AG über 20 Besprechungstische der neuen Produktlinie versendet.</w:t>
             </w:r>
             <w:r>
               <w:br/>
@@ -1206,18 +1468,99 @@
               <w:br/>
               <w:t>Ist durch das Angebot und die Bestellung ein Kaufvertrag zu Stande gekommen? Geben Sie die zutreffende Begründung an.</w:t>
             </w:r>
-            <w:r>
-              <w:tab/>
-              <w:t>2</w:t>
-            </w:r>
-            <w:r>
-              <w:br/>
-            </w:r>
-            <w:r>
-              <w:br/>
-            </w:r>
-            <w:r>
-              <w:br/>
+          </w:p>
+          <w:p/>
+          <w:p/>
+          <w:p>
+            <w:sdt>
+              <w:sdtPr>
+                <w:id w:val="767815214"/>
+                <w14:checkbox>
+                  <w14:checked w14:val="0"/>
+                  <w14:checkedState w14:val="2612" w14:font="MS Gothic"/>
+                  <w14:uncheckedState w14:val="2610" w14:font="MS Gothic"/>
+                </w14:checkbox>
+              </w:sdtPr>
+              <w:sdtContent>
+                <w:r>
+                  <w:rPr>
+                    <w:rFonts w:ascii="MS Gothic" w:eastAsia="MS Gothic" w:hAnsi="MS Gothic" w:hint="eastAsia"/>
+                  </w:rPr>
+                  <w:t>☐</w:t>
+                </w:r>
+              </w:sdtContent>
+            </w:sdt>
+            <w:r>
+              <w:t xml:space="preserve"> Antwort 1</w:t>
+            </w:r>
+          </w:p>
+          <w:p>
+            <w:sdt>
+              <w:sdtPr>
+                <w:id w:val="-956569491"/>
+                <w14:checkbox>
+                  <w14:checked w14:val="0"/>
+                  <w14:checkedState w14:val="2612" w14:font="MS Gothic"/>
+                  <w14:uncheckedState w14:val="2610" w14:font="MS Gothic"/>
+                </w14:checkbox>
+              </w:sdtPr>
+              <w:sdtContent>
+                <w:r>
+                  <w:rPr>
+                    <w:rFonts w:ascii="MS Gothic" w:eastAsia="MS Gothic" w:hAnsi="MS Gothic" w:hint="eastAsia"/>
+                  </w:rPr>
+                  <w:t>☐</w:t>
+                </w:r>
+              </w:sdtContent>
+            </w:sdt>
+            <w:r>
+              <w:t xml:space="preserve"> Antwort 2</w:t>
+            </w:r>
+          </w:p>
+          <w:p>
+            <w:sdt>
+              <w:sdtPr>
+                <w:id w:val="118418213"/>
+                <w14:checkbox>
+                  <w14:checked w14:val="0"/>
+                  <w14:checkedState w14:val="2612" w14:font="MS Gothic"/>
+                  <w14:uncheckedState w14:val="2610" w14:font="MS Gothic"/>
+                </w14:checkbox>
+              </w:sdtPr>
+              <w:sdtContent>
+                <w:r>
+                  <w:rPr>
+                    <w:rFonts w:ascii="MS Gothic" w:eastAsia="MS Gothic" w:hAnsi="MS Gothic" w:hint="eastAsia"/>
+                  </w:rPr>
+                  <w:t>☐</w:t>
+                </w:r>
+              </w:sdtContent>
+            </w:sdt>
+            <w:r>
+              <w:t xml:space="preserve"> Antwort 3</w:t>
+            </w:r>
+          </w:p>
+          <w:p>
+            <w:sdt>
+              <w:sdtPr>
+                <w:id w:val="1223954382"/>
+                <w14:checkbox>
+                  <w14:checked w14:val="0"/>
+                  <w14:checkedState w14:val="2612" w14:font="MS Gothic"/>
+                  <w14:uncheckedState w14:val="2610" w14:font="MS Gothic"/>
+                </w14:checkbox>
+              </w:sdtPr>
+              <w:sdtContent>
+                <w:r>
+                  <w:rPr>
+                    <w:rFonts w:ascii="MS Gothic" w:eastAsia="MS Gothic" w:hAnsi="MS Gothic" w:hint="eastAsia"/>
+                  </w:rPr>
+                  <w:t>☐</w:t>
+                </w:r>
+              </w:sdtContent>
+            </w:sdt>
+            <w:r>
+              <w:t xml:space="preserve"> Antwort 4</w:t>
             </w:r>
           </w:p>
         </w:tc>
@@ -1229,6 +1572,7 @@
           </w:tcPr>
           <w:p>
             <w:r>
+              <w:lastRenderedPageBreak/>
               <w:t>Lösungsmöglichkeit/Hinweis (optional)</w:t>
             </w:r>
           </w:p>
@@ -1309,7 +1653,6 @@
           </w:tcPr>
           <w:p>
             <w:r>
-              <w:lastRenderedPageBreak/>
               <w:t>Quelle/Kommentar (optional)</w:t>
             </w:r>
           </w:p>
@@ -1338,7 +1681,7 @@
           </w:tcPr>
           <w:p>
             <w:r>
-              <w:t>Auftragssteuerung und -koordination</w:t>
+              <w:t>Auftragsbearbeitung</w:t>
             </w:r>
           </w:p>
         </w:tc>
@@ -1352,12 +1695,12 @@
     <w:tbl>
       <w:tblPr>
         <w:tblStyle w:val="Tabellenraster"/>
-        <w:tblW w:w="0" w:type="auto"/>
+        <w:tblW w:w="5000" w:type="pct"/>
         <w:tblLook w:val="04A0" w:firstRow="1" w:lastRow="0" w:firstColumn="1" w:lastColumn="0" w:noHBand="0" w:noVBand="1"/>
       </w:tblPr>
       <w:tblGrid>
-        <w:gridCol w:w="4320"/>
-        <w:gridCol w:w="4320"/>
+        <w:gridCol w:w="5093"/>
+        <w:gridCol w:w="5094"/>
       </w:tblGrid>
       <w:tr>
         <w:tc>
@@ -1427,7 +1770,16 @@
           </w:tcPr>
           <w:p>
             <w:r>
-              <w:t>Welche rechtliche Möglichkeit hat die INN-Büro ...</w:t>
+              <w:t xml:space="preserve">Verkauf und Kundenberatung </w:t>
+            </w:r>
+            <w:r>
+              <w:t>–</w:t>
+            </w:r>
+            <w:r>
+              <w:t xml:space="preserve"> Irrtum</w:t>
+            </w:r>
+            <w:r>
+              <w:t>, Recht</w:t>
             </w:r>
           </w:p>
         </w:tc>
@@ -1469,18 +1821,98 @@
             <w:r>
               <w:t>Welche rechtliche Möglichkeit hat die INN-Büro GmbH, das Problem zu lösen?</w:t>
             </w:r>
-            <w:r>
-              <w:tab/>
-              <w:t>2</w:t>
-            </w:r>
-            <w:r>
-              <w:br/>
-            </w:r>
-            <w:r>
-              <w:br/>
-            </w:r>
-            <w:r>
-              <w:br/>
+          </w:p>
+          <w:p/>
+          <w:p>
+            <w:sdt>
+              <w:sdtPr>
+                <w:id w:val="1398868925"/>
+                <w14:checkbox>
+                  <w14:checked w14:val="0"/>
+                  <w14:checkedState w14:val="2612" w14:font="MS Gothic"/>
+                  <w14:uncheckedState w14:val="2610" w14:font="MS Gothic"/>
+                </w14:checkbox>
+              </w:sdtPr>
+              <w:sdtContent>
+                <w:r>
+                  <w:rPr>
+                    <w:rFonts w:ascii="MS Gothic" w:eastAsia="MS Gothic" w:hAnsi="MS Gothic" w:hint="eastAsia"/>
+                  </w:rPr>
+                  <w:t>☐</w:t>
+                </w:r>
+              </w:sdtContent>
+            </w:sdt>
+            <w:r>
+              <w:t xml:space="preserve"> Antwort 1</w:t>
+            </w:r>
+          </w:p>
+          <w:p>
+            <w:sdt>
+              <w:sdtPr>
+                <w:id w:val="-1735927115"/>
+                <w14:checkbox>
+                  <w14:checked w14:val="0"/>
+                  <w14:checkedState w14:val="2612" w14:font="MS Gothic"/>
+                  <w14:uncheckedState w14:val="2610" w14:font="MS Gothic"/>
+                </w14:checkbox>
+              </w:sdtPr>
+              <w:sdtContent>
+                <w:r>
+                  <w:rPr>
+                    <w:rFonts w:ascii="MS Gothic" w:eastAsia="MS Gothic" w:hAnsi="MS Gothic" w:hint="eastAsia"/>
+                  </w:rPr>
+                  <w:t>☐</w:t>
+                </w:r>
+              </w:sdtContent>
+            </w:sdt>
+            <w:r>
+              <w:t xml:space="preserve"> Antwort 2</w:t>
+            </w:r>
+          </w:p>
+          <w:p>
+            <w:sdt>
+              <w:sdtPr>
+                <w:id w:val="-874149663"/>
+                <w14:checkbox>
+                  <w14:checked w14:val="0"/>
+                  <w14:checkedState w14:val="2612" w14:font="MS Gothic"/>
+                  <w14:uncheckedState w14:val="2610" w14:font="MS Gothic"/>
+                </w14:checkbox>
+              </w:sdtPr>
+              <w:sdtContent>
+                <w:r>
+                  <w:rPr>
+                    <w:rFonts w:ascii="MS Gothic" w:eastAsia="MS Gothic" w:hAnsi="MS Gothic" w:hint="eastAsia"/>
+                  </w:rPr>
+                  <w:t>☐</w:t>
+                </w:r>
+              </w:sdtContent>
+            </w:sdt>
+            <w:r>
+              <w:t xml:space="preserve"> Antwort 3</w:t>
+            </w:r>
+          </w:p>
+          <w:p>
+            <w:sdt>
+              <w:sdtPr>
+                <w:id w:val="2144617794"/>
+                <w14:checkbox>
+                  <w14:checked w14:val="0"/>
+                  <w14:checkedState w14:val="2612" w14:font="MS Gothic"/>
+                  <w14:uncheckedState w14:val="2610" w14:font="MS Gothic"/>
+                </w14:checkbox>
+              </w:sdtPr>
+              <w:sdtContent>
+                <w:r>
+                  <w:rPr>
+                    <w:rFonts w:ascii="MS Gothic" w:eastAsia="MS Gothic" w:hAnsi="MS Gothic" w:hint="eastAsia"/>
+                  </w:rPr>
+                  <w:t>☐</w:t>
+                </w:r>
+              </w:sdtContent>
+            </w:sdt>
+            <w:r>
+              <w:t xml:space="preserve"> Antwort 4</w:t>
             </w:r>
           </w:p>
         </w:tc>
@@ -1600,7 +2032,7 @@
           </w:tcPr>
           <w:p>
             <w:r>
-              <w:t>Auftragssteuerung und -koordination</w:t>
+              <w:t>Auftragsbearbeitung</w:t>
             </w:r>
           </w:p>
         </w:tc>
@@ -1614,12 +2046,12 @@
     <w:tbl>
       <w:tblPr>
         <w:tblStyle w:val="Tabellenraster"/>
-        <w:tblW w:w="0" w:type="auto"/>
+        <w:tblW w:w="5000" w:type="pct"/>
         <w:tblLook w:val="04A0" w:firstRow="1" w:lastRow="0" w:firstColumn="1" w:lastColumn="0" w:noHBand="0" w:noVBand="1"/>
       </w:tblPr>
       <w:tblGrid>
-        <w:gridCol w:w="4320"/>
-        <w:gridCol w:w="4320"/>
+        <w:gridCol w:w="5093"/>
+        <w:gridCol w:w="5094"/>
       </w:tblGrid>
       <w:tr>
         <w:tc>
@@ -1682,7 +2114,7 @@
           </w:tcPr>
           <w:p>
             <w:r>
-              <w:t>Ordnen Sie zu, indem die Kennziffern der rechtl...</w:t>
+              <w:t>Kaufvertrag - Gültigkeit</w:t>
             </w:r>
           </w:p>
         </w:tc>
@@ -1704,10 +2136,6 @@
           </w:tcPr>
           <w:p>
             <w:r>
-              <w:t>Vertragswesen</w:t>
-            </w:r>
-            <w:r>
-              <w:br/>
               <w:t xml:space="preserve">Sie sollen für die INN-Büro GmbH ein Informationsblatt zum Thema Gültigkeit von Kaufverträgen erstellen. Sie haben Beispiele zusammengetragen und überprüfen diese. </w:t>
             </w:r>
             <w:r>
@@ -1735,18 +2163,105 @@
             <w:r>
               <w:t>Ordnen Sie zu, indem die Kennziffern der rechtlichen Bedeutungen in die Kästchen neben den zutreffenden Beispielen eintragen.</w:t>
             </w:r>
-            <w:r>
-              <w:tab/>
-              <w:t>6</w:t>
-            </w:r>
-            <w:r>
-              <w:br/>
-            </w:r>
-            <w:r>
-              <w:br/>
-            </w:r>
-            <w:r>
-              <w:br/>
+          </w:p>
+          <w:p/>
+          <w:p/>
+          <w:p>
+            <w:sdt>
+              <w:sdtPr>
+                <w:id w:val="1637988666"/>
+                <w14:checkbox>
+                  <w14:checked w14:val="0"/>
+                  <w14:checkedState w14:val="2612" w14:font="MS Gothic"/>
+                  <w14:uncheckedState w14:val="2610" w14:font="MS Gothic"/>
+                </w14:checkbox>
+              </w:sdtPr>
+              <w:sdtContent>
+                <w:r>
+                  <w:rPr>
+                    <w:rFonts w:ascii="MS Gothic" w:eastAsia="MS Gothic" w:hAnsi="MS Gothic" w:hint="eastAsia"/>
+                  </w:rPr>
+                  <w:t>☐</w:t>
+                </w:r>
+              </w:sdtContent>
+            </w:sdt>
+            <w:r>
+              <w:t xml:space="preserve"> Antwort 1</w:t>
+            </w:r>
+          </w:p>
+          <w:p>
+            <w:sdt>
+              <w:sdtPr>
+                <w:id w:val="1103149135"/>
+                <w14:checkbox>
+                  <w14:checked w14:val="0"/>
+                  <w14:checkedState w14:val="2612" w14:font="MS Gothic"/>
+                  <w14:uncheckedState w14:val="2610" w14:font="MS Gothic"/>
+                </w14:checkbox>
+              </w:sdtPr>
+              <w:sdtContent>
+                <w:r>
+                  <w:rPr>
+                    <w:rFonts w:ascii="MS Gothic" w:eastAsia="MS Gothic" w:hAnsi="MS Gothic" w:hint="eastAsia"/>
+                  </w:rPr>
+                  <w:t>☐</w:t>
+                </w:r>
+              </w:sdtContent>
+            </w:sdt>
+            <w:r>
+              <w:t xml:space="preserve"> Antwort 2</w:t>
+            </w:r>
+          </w:p>
+          <w:p>
+            <w:sdt>
+              <w:sdtPr>
+                <w:id w:val="338813278"/>
+                <w14:checkbox>
+                  <w14:checked w14:val="0"/>
+                  <w14:checkedState w14:val="2612" w14:font="MS Gothic"/>
+                  <w14:uncheckedState w14:val="2610" w14:font="MS Gothic"/>
+                </w14:checkbox>
+              </w:sdtPr>
+              <w:sdtContent>
+                <w:r>
+                  <w:rPr>
+                    <w:rFonts w:ascii="MS Gothic" w:eastAsia="MS Gothic" w:hAnsi="MS Gothic" w:hint="eastAsia"/>
+                  </w:rPr>
+                  <w:t>☐</w:t>
+                </w:r>
+              </w:sdtContent>
+            </w:sdt>
+            <w:r>
+              <w:t xml:space="preserve"> Antwort 3</w:t>
+            </w:r>
+          </w:p>
+          <w:p>
+            <w:sdt>
+              <w:sdtPr>
+                <w:id w:val="1284393203"/>
+                <w14:checkbox>
+                  <w14:checked w14:val="0"/>
+                  <w14:checkedState w14:val="2612" w14:font="MS Gothic"/>
+                  <w14:uncheckedState w14:val="2610" w14:font="MS Gothic"/>
+                </w14:checkbox>
+              </w:sdtPr>
+              <w:sdtContent>
+                <w:r>
+                  <w:rPr>
+                    <w:rFonts w:ascii="MS Gothic" w:eastAsia="MS Gothic" w:hAnsi="MS Gothic" w:hint="eastAsia"/>
+                  </w:rPr>
+                  <w:t>☐</w:t>
+                </w:r>
+              </w:sdtContent>
+            </w:sdt>
+            <w:r>
+              <w:t xml:space="preserve"> Antwort 4</w:t>
+            </w:r>
+          </w:p>
+          <w:p/>
+          <w:p>
+            <w:r>
+              <w:lastRenderedPageBreak/>
               <w:t>1 – Der Vertrag ist anfechtbar; 2 – Der Vertrag ist nichtig; 3 – Der Vertrag ist gültig.</w:t>
             </w:r>
             <w:r>
@@ -1762,6 +2277,7 @@
           </w:tcPr>
           <w:p>
             <w:r>
+              <w:lastRenderedPageBreak/>
               <w:t>Lösungsmöglichkeit/Hinweis (optional)</w:t>
             </w:r>
           </w:p>
@@ -1874,7 +2390,7 @@
           </w:tcPr>
           <w:p>
             <w:r>
-              <w:t>Auftragssteuerung und -koordination</w:t>
+              <w:t>Vertragswesen</w:t>
             </w:r>
           </w:p>
         </w:tc>
@@ -1888,12 +2404,12 @@
     <w:tbl>
       <w:tblPr>
         <w:tblStyle w:val="Tabellenraster"/>
-        <w:tblW w:w="0" w:type="auto"/>
+        <w:tblW w:w="5000" w:type="pct"/>
         <w:tblLook w:val="04A0" w:firstRow="1" w:lastRow="0" w:firstColumn="1" w:lastColumn="0" w:noHBand="0" w:noVBand="1"/>
       </w:tblPr>
       <w:tblGrid>
-        <w:gridCol w:w="4320"/>
-        <w:gridCol w:w="5181"/>
+        <w:gridCol w:w="4632"/>
+        <w:gridCol w:w="5555"/>
       </w:tblGrid>
       <w:tr>
         <w:tc>
@@ -1913,7 +2429,6 @@
                 <w:rFonts w:asciiTheme="minorHAnsi" w:hAnsiTheme="minorHAnsi"/>
                 <w:lang w:val="en-US"/>
               </w:rPr>
-              <w:lastRenderedPageBreak/>
               <w:t>ID</w:t>
             </w:r>
           </w:p>
@@ -1957,7 +2472,15 @@
           </w:tcPr>
           <w:p>
             <w:r>
-              <w:t>Schreiben Sie in ganzen Sätzen, nicht stichwort...</w:t>
+              <w:t xml:space="preserve">Schreiben Sie in ganzen Sätzen, nicht </w:t>
+            </w:r>
+            <w:proofErr w:type="spellStart"/>
+            <w:r>
+              <w:t>stichwort</w:t>
+            </w:r>
+            <w:proofErr w:type="spellEnd"/>
+            <w:r>
+              <w:t>...</w:t>
             </w:r>
           </w:p>
         </w:tc>
@@ -2154,17 +2677,17 @@
     <w:tbl>
       <w:tblPr>
         <w:tblStyle w:val="Tabellenraster"/>
-        <w:tblW w:w="0" w:type="auto"/>
+        <w:tblW w:w="5000" w:type="pct"/>
         <w:tblLook w:val="04A0" w:firstRow="1" w:lastRow="0" w:firstColumn="1" w:lastColumn="0" w:noHBand="0" w:noVBand="1"/>
       </w:tblPr>
       <w:tblGrid>
-        <w:gridCol w:w="4320"/>
-        <w:gridCol w:w="4320"/>
+        <w:gridCol w:w="4644"/>
+        <w:gridCol w:w="5543"/>
       </w:tblGrid>
       <w:tr>
         <w:tc>
           <w:tcPr>
-            <w:tcW w:w="4320" w:type="dxa"/>
+            <w:tcW w:w="4644" w:type="dxa"/>
           </w:tcPr>
           <w:p>
             <w:pPr>
@@ -2185,7 +2708,7 @@
         </w:tc>
         <w:tc>
           <w:tcPr>
-            <w:tcW w:w="4320" w:type="dxa"/>
+            <w:tcW w:w="5543" w:type="dxa"/>
           </w:tcPr>
           <w:p>
             <w:pPr>
@@ -2208,7 +2731,7 @@
       <w:tr>
         <w:tc>
           <w:tcPr>
-            <w:tcW w:w="4320" w:type="dxa"/>
+            <w:tcW w:w="4644" w:type="dxa"/>
           </w:tcPr>
           <w:p>
             <w:r>
@@ -2218,7 +2741,7 @@
         </w:tc>
         <w:tc>
           <w:tcPr>
-            <w:tcW w:w="4320" w:type="dxa"/>
+            <w:tcW w:w="5543" w:type="dxa"/>
           </w:tcPr>
           <w:p>
             <w:r>
@@ -2230,7 +2753,7 @@
       <w:tr>
         <w:tc>
           <w:tcPr>
-            <w:tcW w:w="4320" w:type="dxa"/>
+            <w:tcW w:w="4644" w:type="dxa"/>
           </w:tcPr>
           <w:p>
             <w:r>
@@ -2240,7 +2763,7 @@
         </w:tc>
         <w:tc>
           <w:tcPr>
-            <w:tcW w:w="4320" w:type="dxa"/>
+            <w:tcW w:w="5543" w:type="dxa"/>
           </w:tcPr>
           <w:p>
             <w:r>
@@ -2248,7 +2771,15 @@
             </w:r>
             <w:r>
               <w:br/>
-              <w:t>Die INN-Büro GmbH hat Bürostühle des Modells Ergorelax 160 an die Livingston GmbH verkauft. Den Auftragsvorgang können Sie der folgenden Übersicht entnehmen.</w:t>
+              <w:t xml:space="preserve">Die INN-Büro GmbH hat Bürostühle des Modells </w:t>
+            </w:r>
+            <w:proofErr w:type="spellStart"/>
+            <w:r>
+              <w:t>Ergorelax</w:t>
+            </w:r>
+            <w:proofErr w:type="spellEnd"/>
+            <w:r>
+              <w:t xml:space="preserve"> 160 an die Livingston GmbH verkauft. Den Auftragsvorgang können Sie der folgenden Übersicht entnehmen.</w:t>
             </w:r>
             <w:r>
               <w:br/>
@@ -2265,7 +2796,7 @@
       <w:tr>
         <w:tc>
           <w:tcPr>
-            <w:tcW w:w="4320" w:type="dxa"/>
+            <w:tcW w:w="4644" w:type="dxa"/>
           </w:tcPr>
           <w:p>
             <w:r>
@@ -2275,7 +2806,7 @@
         </w:tc>
         <w:tc>
           <w:tcPr>
-            <w:tcW w:w="4320" w:type="dxa"/>
+            <w:tcW w:w="5543" w:type="dxa"/>
           </w:tcPr>
           <w:p>
             <w:r>
@@ -2300,7 +2831,7 @@
       <w:tr>
         <w:tc>
           <w:tcPr>
-            <w:tcW w:w="4320" w:type="dxa"/>
+            <w:tcW w:w="4644" w:type="dxa"/>
           </w:tcPr>
           <w:p>
             <w:r>
@@ -2310,7 +2841,7 @@
         </w:tc>
         <w:tc>
           <w:tcPr>
-            <w:tcW w:w="4320" w:type="dxa"/>
+            <w:tcW w:w="5543" w:type="dxa"/>
           </w:tcPr>
           <w:p/>
         </w:tc>
@@ -2318,7 +2849,7 @@
       <w:tr>
         <w:tc>
           <w:tcPr>
-            <w:tcW w:w="4320" w:type="dxa"/>
+            <w:tcW w:w="4644" w:type="dxa"/>
           </w:tcPr>
           <w:p>
             <w:r>
@@ -2328,7 +2859,7 @@
         </w:tc>
         <w:tc>
           <w:tcPr>
-            <w:tcW w:w="4320" w:type="dxa"/>
+            <w:tcW w:w="5543" w:type="dxa"/>
           </w:tcPr>
           <w:p/>
         </w:tc>
@@ -2336,17 +2867,18 @@
       <w:tr>
         <w:tc>
           <w:tcPr>
-            <w:tcW w:w="4320" w:type="dxa"/>
-          </w:tcPr>
-          <w:p>
-            <w:r>
+            <w:tcW w:w="4644" w:type="dxa"/>
+          </w:tcPr>
+          <w:p>
+            <w:r>
+              <w:lastRenderedPageBreak/>
               <w:t>Schwierigkeitsgrad</w:t>
             </w:r>
           </w:p>
         </w:tc>
         <w:tc>
           <w:tcPr>
-            <w:tcW w:w="4320" w:type="dxa"/>
+            <w:tcW w:w="5543" w:type="dxa"/>
           </w:tcPr>
           <w:p>
             <w:r>
@@ -2358,7 +2890,7 @@
       <w:tr>
         <w:tc>
           <w:tcPr>
-            <w:tcW w:w="4320" w:type="dxa"/>
+            <w:tcW w:w="4644" w:type="dxa"/>
           </w:tcPr>
           <w:p>
             <w:r>
@@ -2368,7 +2900,7 @@
         </w:tc>
         <w:tc>
           <w:tcPr>
-            <w:tcW w:w="4320" w:type="dxa"/>
+            <w:tcW w:w="5543" w:type="dxa"/>
           </w:tcPr>
           <w:p>
             <w:r>
@@ -2380,7 +2912,7 @@
       <w:tr>
         <w:tc>
           <w:tcPr>
-            <w:tcW w:w="4320" w:type="dxa"/>
+            <w:tcW w:w="4644" w:type="dxa"/>
           </w:tcPr>
           <w:p>
             <w:r>
@@ -2390,7 +2922,7 @@
         </w:tc>
         <w:tc>
           <w:tcPr>
-            <w:tcW w:w="4320" w:type="dxa"/>
+            <w:tcW w:w="5543" w:type="dxa"/>
           </w:tcPr>
           <w:p/>
         </w:tc>
@@ -2398,7 +2930,7 @@
       <w:tr>
         <w:tc>
           <w:tcPr>
-            <w:tcW w:w="4320" w:type="dxa"/>
+            <w:tcW w:w="4644" w:type="dxa"/>
           </w:tcPr>
           <w:p>
             <w:r>
@@ -2408,7 +2940,7 @@
         </w:tc>
         <w:tc>
           <w:tcPr>
-            <w:tcW w:w="4320" w:type="dxa"/>
+            <w:tcW w:w="5543" w:type="dxa"/>
           </w:tcPr>
           <w:p>
             <w:r>
@@ -2428,17 +2960,17 @@
     <w:tbl>
       <w:tblPr>
         <w:tblStyle w:val="Tabellenraster"/>
-        <w:tblW w:w="0" w:type="auto"/>
+        <w:tblW w:w="5000" w:type="pct"/>
         <w:tblLook w:val="04A0" w:firstRow="1" w:lastRow="0" w:firstColumn="1" w:lastColumn="0" w:noHBand="0" w:noVBand="1"/>
       </w:tblPr>
       <w:tblGrid>
-        <w:gridCol w:w="4320"/>
-        <w:gridCol w:w="4320"/>
+        <w:gridCol w:w="4644"/>
+        <w:gridCol w:w="5543"/>
       </w:tblGrid>
       <w:tr>
         <w:tc>
           <w:tcPr>
-            <w:tcW w:w="4320" w:type="dxa"/>
+            <w:tcW w:w="4644" w:type="dxa"/>
           </w:tcPr>
           <w:p>
             <w:pPr>
@@ -2459,7 +2991,7 @@
         </w:tc>
         <w:tc>
           <w:tcPr>
-            <w:tcW w:w="4320" w:type="dxa"/>
+            <w:tcW w:w="5543" w:type="dxa"/>
           </w:tcPr>
           <w:p>
             <w:pPr>
@@ -2489,22 +3021,29 @@
       <w:tr>
         <w:tc>
           <w:tcPr>
-            <w:tcW w:w="4320" w:type="dxa"/>
-          </w:tcPr>
-          <w:p>
-            <w:r>
-              <w:lastRenderedPageBreak/>
+            <w:tcW w:w="4644" w:type="dxa"/>
+          </w:tcPr>
+          <w:p>
+            <w:r>
               <w:t>Titel</w:t>
             </w:r>
           </w:p>
         </w:tc>
         <w:tc>
           <w:tcPr>
-            <w:tcW w:w="4320" w:type="dxa"/>
-          </w:tcPr>
-          <w:p>
-            <w:r>
-              <w:t>Geben Sie an, zu welchem Zeitpunkt der Kaufvert...</w:t>
+            <w:tcW w:w="5543" w:type="dxa"/>
+          </w:tcPr>
+          <w:p>
+            <w:r>
+              <w:t xml:space="preserve">Geben Sie an, zu welchem Zeitpunkt der </w:t>
+            </w:r>
+            <w:proofErr w:type="spellStart"/>
+            <w:r>
+              <w:t>Kaufvert</w:t>
+            </w:r>
+            <w:proofErr w:type="spellEnd"/>
+            <w:r>
+              <w:t>...</w:t>
             </w:r>
           </w:p>
         </w:tc>
@@ -2512,7 +3051,7 @@
       <w:tr>
         <w:tc>
           <w:tcPr>
-            <w:tcW w:w="4320" w:type="dxa"/>
+            <w:tcW w:w="4644" w:type="dxa"/>
           </w:tcPr>
           <w:p>
             <w:r>
@@ -2522,7 +3061,7 @@
         </w:tc>
         <w:tc>
           <w:tcPr>
-            <w:tcW w:w="4320" w:type="dxa"/>
+            <w:tcW w:w="5543" w:type="dxa"/>
           </w:tcPr>
           <w:p/>
         </w:tc>
@@ -2530,7 +3069,7 @@
       <w:tr>
         <w:tc>
           <w:tcPr>
-            <w:tcW w:w="4320" w:type="dxa"/>
+            <w:tcW w:w="4644" w:type="dxa"/>
           </w:tcPr>
           <w:p>
             <w:r>
@@ -2540,7 +3079,7 @@
         </w:tc>
         <w:tc>
           <w:tcPr>
-            <w:tcW w:w="4320" w:type="dxa"/>
+            <w:tcW w:w="5543" w:type="dxa"/>
           </w:tcPr>
           <w:p>
             <w:r>
@@ -2565,7 +3104,7 @@
       <w:tr>
         <w:tc>
           <w:tcPr>
-            <w:tcW w:w="4320" w:type="dxa"/>
+            <w:tcW w:w="4644" w:type="dxa"/>
           </w:tcPr>
           <w:p>
             <w:r>
@@ -2575,7 +3114,7 @@
         </w:tc>
         <w:tc>
           <w:tcPr>
-            <w:tcW w:w="4320" w:type="dxa"/>
+            <w:tcW w:w="5543" w:type="dxa"/>
           </w:tcPr>
           <w:p/>
         </w:tc>
@@ -2583,7 +3122,7 @@
       <w:tr>
         <w:tc>
           <w:tcPr>
-            <w:tcW w:w="4320" w:type="dxa"/>
+            <w:tcW w:w="4644" w:type="dxa"/>
           </w:tcPr>
           <w:p>
             <w:r>
@@ -2593,7 +3132,7 @@
         </w:tc>
         <w:tc>
           <w:tcPr>
-            <w:tcW w:w="4320" w:type="dxa"/>
+            <w:tcW w:w="5543" w:type="dxa"/>
           </w:tcPr>
           <w:p/>
         </w:tc>
@@ -2601,7 +3140,7 @@
       <w:tr>
         <w:tc>
           <w:tcPr>
-            <w:tcW w:w="4320" w:type="dxa"/>
+            <w:tcW w:w="4644" w:type="dxa"/>
           </w:tcPr>
           <w:p>
             <w:r>
@@ -2611,7 +3150,7 @@
         </w:tc>
         <w:tc>
           <w:tcPr>
-            <w:tcW w:w="4320" w:type="dxa"/>
+            <w:tcW w:w="5543" w:type="dxa"/>
           </w:tcPr>
           <w:p>
             <w:r>
@@ -2623,7 +3162,7 @@
       <w:tr>
         <w:tc>
           <w:tcPr>
-            <w:tcW w:w="4320" w:type="dxa"/>
+            <w:tcW w:w="4644" w:type="dxa"/>
           </w:tcPr>
           <w:p>
             <w:r>
@@ -2633,7 +3172,7 @@
         </w:tc>
         <w:tc>
           <w:tcPr>
-            <w:tcW w:w="4320" w:type="dxa"/>
+            <w:tcW w:w="5543" w:type="dxa"/>
           </w:tcPr>
           <w:p>
             <w:r>
@@ -2645,7 +3184,7 @@
       <w:tr>
         <w:tc>
           <w:tcPr>
-            <w:tcW w:w="4320" w:type="dxa"/>
+            <w:tcW w:w="4644" w:type="dxa"/>
           </w:tcPr>
           <w:p>
             <w:r>
@@ -2655,7 +3194,7 @@
         </w:tc>
         <w:tc>
           <w:tcPr>
-            <w:tcW w:w="4320" w:type="dxa"/>
+            <w:tcW w:w="5543" w:type="dxa"/>
           </w:tcPr>
           <w:p/>
         </w:tc>
@@ -2663,7 +3202,7 @@
       <w:tr>
         <w:tc>
           <w:tcPr>
-            <w:tcW w:w="4320" w:type="dxa"/>
+            <w:tcW w:w="4644" w:type="dxa"/>
           </w:tcPr>
           <w:p>
             <w:r>
@@ -2673,7 +3212,7 @@
         </w:tc>
         <w:tc>
           <w:tcPr>
-            <w:tcW w:w="4320" w:type="dxa"/>
+            <w:tcW w:w="5543" w:type="dxa"/>
           </w:tcPr>
           <w:p>
             <w:r>
@@ -2691,17 +3230,17 @@
     <w:tbl>
       <w:tblPr>
         <w:tblStyle w:val="Tabellenraster"/>
-        <w:tblW w:w="0" w:type="auto"/>
+        <w:tblW w:w="5000" w:type="pct"/>
         <w:tblLook w:val="04A0" w:firstRow="1" w:lastRow="0" w:firstColumn="1" w:lastColumn="0" w:noHBand="0" w:noVBand="1"/>
       </w:tblPr>
       <w:tblGrid>
-        <w:gridCol w:w="4320"/>
-        <w:gridCol w:w="4320"/>
+        <w:gridCol w:w="4644"/>
+        <w:gridCol w:w="5543"/>
       </w:tblGrid>
       <w:tr>
         <w:tc>
           <w:tcPr>
-            <w:tcW w:w="4320" w:type="dxa"/>
+            <w:tcW w:w="4644" w:type="dxa"/>
           </w:tcPr>
           <w:p>
             <w:pPr>
@@ -2722,7 +3261,7 @@
         </w:tc>
         <w:tc>
           <w:tcPr>
-            <w:tcW w:w="4320" w:type="dxa"/>
+            <w:tcW w:w="5543" w:type="dxa"/>
           </w:tcPr>
           <w:p>
             <w:pPr>
@@ -2752,7 +3291,7 @@
       <w:tr>
         <w:tc>
           <w:tcPr>
-            <w:tcW w:w="4320" w:type="dxa"/>
+            <w:tcW w:w="4644" w:type="dxa"/>
           </w:tcPr>
           <w:p>
             <w:r>
@@ -2762,11 +3301,19 @@
         </w:tc>
         <w:tc>
           <w:tcPr>
-            <w:tcW w:w="4320" w:type="dxa"/>
-          </w:tcPr>
-          <w:p>
-            <w:r>
-              <w:t>Das Angebot der INN-Büro GmbH in der Fachzeitsc...</w:t>
+            <w:tcW w:w="5543" w:type="dxa"/>
+          </w:tcPr>
+          <w:p>
+            <w:r>
+              <w:t xml:space="preserve">Das Angebot der INN-Büro GmbH in der </w:t>
+            </w:r>
+            <w:proofErr w:type="spellStart"/>
+            <w:r>
+              <w:t>Fachzeitsc</w:t>
+            </w:r>
+            <w:proofErr w:type="spellEnd"/>
+            <w:r>
+              <w:t>...</w:t>
             </w:r>
           </w:p>
         </w:tc>
@@ -2774,7 +3321,7 @@
       <w:tr>
         <w:tc>
           <w:tcPr>
-            <w:tcW w:w="4320" w:type="dxa"/>
+            <w:tcW w:w="4644" w:type="dxa"/>
           </w:tcPr>
           <w:p>
             <w:r>
@@ -2784,7 +3331,7 @@
         </w:tc>
         <w:tc>
           <w:tcPr>
-            <w:tcW w:w="4320" w:type="dxa"/>
+            <w:tcW w:w="5543" w:type="dxa"/>
           </w:tcPr>
           <w:p/>
         </w:tc>
@@ -2792,7 +3339,7 @@
       <w:tr>
         <w:tc>
           <w:tcPr>
-            <w:tcW w:w="4320" w:type="dxa"/>
+            <w:tcW w:w="4644" w:type="dxa"/>
           </w:tcPr>
           <w:p>
             <w:r>
@@ -2802,7 +3349,7 @@
         </w:tc>
         <w:tc>
           <w:tcPr>
-            <w:tcW w:w="4320" w:type="dxa"/>
+            <w:tcW w:w="5543" w:type="dxa"/>
           </w:tcPr>
           <w:p>
             <w:r>
@@ -2827,7 +3374,7 @@
       <w:tr>
         <w:tc>
           <w:tcPr>
-            <w:tcW w:w="4320" w:type="dxa"/>
+            <w:tcW w:w="4644" w:type="dxa"/>
           </w:tcPr>
           <w:p>
             <w:r>
@@ -2837,7 +3384,7 @@
         </w:tc>
         <w:tc>
           <w:tcPr>
-            <w:tcW w:w="4320" w:type="dxa"/>
+            <w:tcW w:w="5543" w:type="dxa"/>
           </w:tcPr>
           <w:p/>
         </w:tc>
@@ -2845,7 +3392,7 @@
       <w:tr>
         <w:tc>
           <w:tcPr>
-            <w:tcW w:w="4320" w:type="dxa"/>
+            <w:tcW w:w="4644" w:type="dxa"/>
           </w:tcPr>
           <w:p>
             <w:r>
@@ -2855,7 +3402,7 @@
         </w:tc>
         <w:tc>
           <w:tcPr>
-            <w:tcW w:w="4320" w:type="dxa"/>
+            <w:tcW w:w="5543" w:type="dxa"/>
           </w:tcPr>
           <w:p/>
         </w:tc>
@@ -2863,7 +3410,7 @@
       <w:tr>
         <w:tc>
           <w:tcPr>
-            <w:tcW w:w="4320" w:type="dxa"/>
+            <w:tcW w:w="4644" w:type="dxa"/>
           </w:tcPr>
           <w:p>
             <w:r>
@@ -2873,7 +3420,7 @@
         </w:tc>
         <w:tc>
           <w:tcPr>
-            <w:tcW w:w="4320" w:type="dxa"/>
+            <w:tcW w:w="5543" w:type="dxa"/>
           </w:tcPr>
           <w:p>
             <w:r>
@@ -2885,7 +3432,7 @@
       <w:tr>
         <w:tc>
           <w:tcPr>
-            <w:tcW w:w="4320" w:type="dxa"/>
+            <w:tcW w:w="4644" w:type="dxa"/>
           </w:tcPr>
           <w:p>
             <w:r>
@@ -2895,7 +3442,7 @@
         </w:tc>
         <w:tc>
           <w:tcPr>
-            <w:tcW w:w="4320" w:type="dxa"/>
+            <w:tcW w:w="5543" w:type="dxa"/>
           </w:tcPr>
           <w:p>
             <w:r>
@@ -2907,7 +3454,7 @@
       <w:tr>
         <w:tc>
           <w:tcPr>
-            <w:tcW w:w="4320" w:type="dxa"/>
+            <w:tcW w:w="4644" w:type="dxa"/>
           </w:tcPr>
           <w:p>
             <w:r>
@@ -2917,7 +3464,7 @@
         </w:tc>
         <w:tc>
           <w:tcPr>
-            <w:tcW w:w="4320" w:type="dxa"/>
+            <w:tcW w:w="5543" w:type="dxa"/>
           </w:tcPr>
           <w:p/>
         </w:tc>
@@ -2925,7 +3472,7 @@
       <w:tr>
         <w:tc>
           <w:tcPr>
-            <w:tcW w:w="4320" w:type="dxa"/>
+            <w:tcW w:w="4644" w:type="dxa"/>
           </w:tcPr>
           <w:p>
             <w:r>
@@ -2935,7 +3482,7 @@
         </w:tc>
         <w:tc>
           <w:tcPr>
-            <w:tcW w:w="4320" w:type="dxa"/>
+            <w:tcW w:w="5543" w:type="dxa"/>
           </w:tcPr>
           <w:p>
             <w:r>
@@ -2953,17 +3500,17 @@
     <w:tbl>
       <w:tblPr>
         <w:tblStyle w:val="Tabellenraster"/>
-        <w:tblW w:w="0" w:type="auto"/>
+        <w:tblW w:w="5000" w:type="pct"/>
         <w:tblLook w:val="04A0" w:firstRow="1" w:lastRow="0" w:firstColumn="1" w:lastColumn="0" w:noHBand="0" w:noVBand="1"/>
       </w:tblPr>
       <w:tblGrid>
-        <w:gridCol w:w="4320"/>
-        <w:gridCol w:w="4320"/>
+        <w:gridCol w:w="4644"/>
+        <w:gridCol w:w="5543"/>
       </w:tblGrid>
       <w:tr>
         <w:tc>
           <w:tcPr>
-            <w:tcW w:w="4320" w:type="dxa"/>
+            <w:tcW w:w="4644" w:type="dxa"/>
           </w:tcPr>
           <w:p>
             <w:r>
@@ -2973,7 +3520,7 @@
         </w:tc>
         <w:tc>
           <w:tcPr>
-            <w:tcW w:w="4320" w:type="dxa"/>
+            <w:tcW w:w="5543" w:type="dxa"/>
           </w:tcPr>
           <w:p>
             <w:r>
@@ -2988,7 +3535,7 @@
       <w:tr>
         <w:tc>
           <w:tcPr>
-            <w:tcW w:w="4320" w:type="dxa"/>
+            <w:tcW w:w="4644" w:type="dxa"/>
           </w:tcPr>
           <w:p>
             <w:r>
@@ -2998,11 +3545,19 @@
         </w:tc>
         <w:tc>
           <w:tcPr>
-            <w:tcW w:w="4320" w:type="dxa"/>
-          </w:tcPr>
-          <w:p>
-            <w:r>
-              <w:t>Erläutern Sie einen Vorteil für die INN-Büro Gm...</w:t>
+            <w:tcW w:w="5543" w:type="dxa"/>
+          </w:tcPr>
+          <w:p>
+            <w:r>
+              <w:t xml:space="preserve">Erläutern Sie einen Vorteil für die INN-Büro </w:t>
+            </w:r>
+            <w:proofErr w:type="spellStart"/>
+            <w:r>
+              <w:t>Gm</w:t>
+            </w:r>
+            <w:proofErr w:type="spellEnd"/>
+            <w:r>
+              <w:t>...</w:t>
             </w:r>
           </w:p>
         </w:tc>
@@ -3010,7 +3565,7 @@
       <w:tr>
         <w:tc>
           <w:tcPr>
-            <w:tcW w:w="4320" w:type="dxa"/>
+            <w:tcW w:w="4644" w:type="dxa"/>
           </w:tcPr>
           <w:p>
             <w:r>
@@ -3020,7 +3575,7 @@
         </w:tc>
         <w:tc>
           <w:tcPr>
-            <w:tcW w:w="4320" w:type="dxa"/>
+            <w:tcW w:w="5543" w:type="dxa"/>
           </w:tcPr>
           <w:p/>
         </w:tc>
@@ -3028,7 +3583,7 @@
       <w:tr>
         <w:tc>
           <w:tcPr>
-            <w:tcW w:w="4320" w:type="dxa"/>
+            <w:tcW w:w="4644" w:type="dxa"/>
           </w:tcPr>
           <w:p>
             <w:r>
@@ -3038,7 +3593,7 @@
         </w:tc>
         <w:tc>
           <w:tcPr>
-            <w:tcW w:w="4320" w:type="dxa"/>
+            <w:tcW w:w="5543" w:type="dxa"/>
           </w:tcPr>
           <w:p>
             <w:r>
@@ -3052,19 +3607,19 @@
               <w:br/>
             </w:r>
             <w:r>
-              <w:br/>
-            </w:r>
-            <w:r>
               <w:lastRenderedPageBreak/>
               <w:br/>
             </w:r>
+            <w:r>
+              <w:br/>
+            </w:r>
           </w:p>
         </w:tc>
       </w:tr>
       <w:tr>
         <w:tc>
           <w:tcPr>
-            <w:tcW w:w="4320" w:type="dxa"/>
+            <w:tcW w:w="4644" w:type="dxa"/>
           </w:tcPr>
           <w:p>
             <w:r>
@@ -3075,7 +3630,7 @@
         </w:tc>
         <w:tc>
           <w:tcPr>
-            <w:tcW w:w="4320" w:type="dxa"/>
+            <w:tcW w:w="5543" w:type="dxa"/>
           </w:tcPr>
           <w:p/>
         </w:tc>
@@ -3083,7 +3638,7 @@
       <w:tr>
         <w:tc>
           <w:tcPr>
-            <w:tcW w:w="4320" w:type="dxa"/>
+            <w:tcW w:w="4644" w:type="dxa"/>
           </w:tcPr>
           <w:p>
             <w:r>
@@ -3093,7 +3648,7 @@
         </w:tc>
         <w:tc>
           <w:tcPr>
-            <w:tcW w:w="4320" w:type="dxa"/>
+            <w:tcW w:w="5543" w:type="dxa"/>
           </w:tcPr>
           <w:p>
             <w:r>
@@ -3105,7 +3660,7 @@
       <w:tr>
         <w:tc>
           <w:tcPr>
-            <w:tcW w:w="4320" w:type="dxa"/>
+            <w:tcW w:w="4644" w:type="dxa"/>
           </w:tcPr>
           <w:p>
             <w:r>
@@ -3115,7 +3670,7 @@
         </w:tc>
         <w:tc>
           <w:tcPr>
-            <w:tcW w:w="4320" w:type="dxa"/>
+            <w:tcW w:w="5543" w:type="dxa"/>
           </w:tcPr>
           <w:p>
             <w:r>
@@ -3127,7 +3682,7 @@
       <w:tr>
         <w:tc>
           <w:tcPr>
-            <w:tcW w:w="4320" w:type="dxa"/>
+            <w:tcW w:w="4644" w:type="dxa"/>
           </w:tcPr>
           <w:p>
             <w:r>
@@ -3137,7 +3692,7 @@
         </w:tc>
         <w:tc>
           <w:tcPr>
-            <w:tcW w:w="4320" w:type="dxa"/>
+            <w:tcW w:w="5543" w:type="dxa"/>
           </w:tcPr>
           <w:p>
             <w:r>
@@ -3149,7 +3704,7 @@
       <w:tr>
         <w:tc>
           <w:tcPr>
-            <w:tcW w:w="4320" w:type="dxa"/>
+            <w:tcW w:w="4644" w:type="dxa"/>
           </w:tcPr>
           <w:p>
             <w:r>
@@ -3159,7 +3714,7 @@
         </w:tc>
         <w:tc>
           <w:tcPr>
-            <w:tcW w:w="4320" w:type="dxa"/>
+            <w:tcW w:w="5543" w:type="dxa"/>
           </w:tcPr>
           <w:p/>
         </w:tc>
@@ -3167,7 +3722,7 @@
       <w:tr>
         <w:tc>
           <w:tcPr>
-            <w:tcW w:w="4320" w:type="dxa"/>
+            <w:tcW w:w="4644" w:type="dxa"/>
           </w:tcPr>
           <w:p>
             <w:r>
@@ -3177,7 +3732,7 @@
         </w:tc>
         <w:tc>
           <w:tcPr>
-            <w:tcW w:w="4320" w:type="dxa"/>
+            <w:tcW w:w="5543" w:type="dxa"/>
           </w:tcPr>
           <w:p>
             <w:r>
@@ -3195,17 +3750,17 @@
     <w:tbl>
       <w:tblPr>
         <w:tblStyle w:val="Tabellenraster"/>
-        <w:tblW w:w="0" w:type="auto"/>
+        <w:tblW w:w="5000" w:type="pct"/>
         <w:tblLook w:val="04A0" w:firstRow="1" w:lastRow="0" w:firstColumn="1" w:lastColumn="0" w:noHBand="0" w:noVBand="1"/>
       </w:tblPr>
       <w:tblGrid>
-        <w:gridCol w:w="4320"/>
-        <w:gridCol w:w="4320"/>
+        <w:gridCol w:w="4644"/>
+        <w:gridCol w:w="5543"/>
       </w:tblGrid>
       <w:tr>
         <w:tc>
           <w:tcPr>
-            <w:tcW w:w="4320" w:type="dxa"/>
+            <w:tcW w:w="4644" w:type="dxa"/>
           </w:tcPr>
           <w:p>
             <w:pPr>
@@ -3226,7 +3781,7 @@
         </w:tc>
         <w:tc>
           <w:tcPr>
-            <w:tcW w:w="4320" w:type="dxa"/>
+            <w:tcW w:w="5543" w:type="dxa"/>
           </w:tcPr>
           <w:p>
             <w:pPr>
@@ -3256,7 +3811,7 @@
       <w:tr>
         <w:tc>
           <w:tcPr>
-            <w:tcW w:w="4320" w:type="dxa"/>
+            <w:tcW w:w="4644" w:type="dxa"/>
           </w:tcPr>
           <w:p>
             <w:r>
@@ -3266,11 +3821,19 @@
         </w:tc>
         <w:tc>
           <w:tcPr>
-            <w:tcW w:w="4320" w:type="dxa"/>
-          </w:tcPr>
-          <w:p>
-            <w:r>
-              <w:t>Geben Sie an, zu welchem Zeitpunkt die Livingst...</w:t>
+            <w:tcW w:w="5543" w:type="dxa"/>
+          </w:tcPr>
+          <w:p>
+            <w:r>
+              <w:t xml:space="preserve">Geben Sie an, zu welchem Zeitpunkt die </w:t>
+            </w:r>
+            <w:proofErr w:type="spellStart"/>
+            <w:r>
+              <w:t>Livingst</w:t>
+            </w:r>
+            <w:proofErr w:type="spellEnd"/>
+            <w:r>
+              <w:t>...</w:t>
             </w:r>
           </w:p>
         </w:tc>
@@ -3278,7 +3841,7 @@
       <w:tr>
         <w:tc>
           <w:tcPr>
-            <w:tcW w:w="4320" w:type="dxa"/>
+            <w:tcW w:w="4644" w:type="dxa"/>
           </w:tcPr>
           <w:p>
             <w:r>
@@ -3288,7 +3851,7 @@
         </w:tc>
         <w:tc>
           <w:tcPr>
-            <w:tcW w:w="4320" w:type="dxa"/>
+            <w:tcW w:w="5543" w:type="dxa"/>
           </w:tcPr>
           <w:p/>
         </w:tc>
@@ -3296,7 +3859,7 @@
       <w:tr>
         <w:tc>
           <w:tcPr>
-            <w:tcW w:w="4320" w:type="dxa"/>
+            <w:tcW w:w="4644" w:type="dxa"/>
           </w:tcPr>
           <w:p>
             <w:r>
@@ -3306,7 +3869,7 @@
         </w:tc>
         <w:tc>
           <w:tcPr>
-            <w:tcW w:w="4320" w:type="dxa"/>
+            <w:tcW w:w="5543" w:type="dxa"/>
           </w:tcPr>
           <w:p>
             <w:r>
@@ -3331,7 +3894,7 @@
       <w:tr>
         <w:tc>
           <w:tcPr>
-            <w:tcW w:w="4320" w:type="dxa"/>
+            <w:tcW w:w="4644" w:type="dxa"/>
           </w:tcPr>
           <w:p>
             <w:r>
@@ -3341,7 +3904,7 @@
         </w:tc>
         <w:tc>
           <w:tcPr>
-            <w:tcW w:w="4320" w:type="dxa"/>
+            <w:tcW w:w="5543" w:type="dxa"/>
           </w:tcPr>
           <w:p/>
         </w:tc>
@@ -3349,7 +3912,7 @@
       <w:tr>
         <w:tc>
           <w:tcPr>
-            <w:tcW w:w="4320" w:type="dxa"/>
+            <w:tcW w:w="4644" w:type="dxa"/>
           </w:tcPr>
           <w:p>
             <w:r>
@@ -3359,7 +3922,7 @@
         </w:tc>
         <w:tc>
           <w:tcPr>
-            <w:tcW w:w="4320" w:type="dxa"/>
+            <w:tcW w:w="5543" w:type="dxa"/>
           </w:tcPr>
           <w:p/>
         </w:tc>
@@ -3367,7 +3930,7 @@
       <w:tr>
         <w:tc>
           <w:tcPr>
-            <w:tcW w:w="4320" w:type="dxa"/>
+            <w:tcW w:w="4644" w:type="dxa"/>
           </w:tcPr>
           <w:p>
             <w:r>
@@ -3377,7 +3940,7 @@
         </w:tc>
         <w:tc>
           <w:tcPr>
-            <w:tcW w:w="4320" w:type="dxa"/>
+            <w:tcW w:w="5543" w:type="dxa"/>
           </w:tcPr>
           <w:p>
             <w:r>
@@ -3389,7 +3952,7 @@
       <w:tr>
         <w:tc>
           <w:tcPr>
-            <w:tcW w:w="4320" w:type="dxa"/>
+            <w:tcW w:w="4644" w:type="dxa"/>
           </w:tcPr>
           <w:p>
             <w:r>
@@ -3399,7 +3962,7 @@
         </w:tc>
         <w:tc>
           <w:tcPr>
-            <w:tcW w:w="4320" w:type="dxa"/>
+            <w:tcW w:w="5543" w:type="dxa"/>
           </w:tcPr>
           <w:p>
             <w:r>
@@ -3411,7 +3974,7 @@
       <w:tr>
         <w:tc>
           <w:tcPr>
-            <w:tcW w:w="4320" w:type="dxa"/>
+            <w:tcW w:w="4644" w:type="dxa"/>
           </w:tcPr>
           <w:p>
             <w:r>
@@ -3421,7 +3984,7 @@
         </w:tc>
         <w:tc>
           <w:tcPr>
-            <w:tcW w:w="4320" w:type="dxa"/>
+            <w:tcW w:w="5543" w:type="dxa"/>
           </w:tcPr>
           <w:p/>
         </w:tc>
@@ -3429,7 +3992,7 @@
       <w:tr>
         <w:tc>
           <w:tcPr>
-            <w:tcW w:w="4320" w:type="dxa"/>
+            <w:tcW w:w="4644" w:type="dxa"/>
           </w:tcPr>
           <w:p>
             <w:r>
@@ -3439,7 +4002,7 @@
         </w:tc>
         <w:tc>
           <w:tcPr>
-            <w:tcW w:w="4320" w:type="dxa"/>
+            <w:tcW w:w="5543" w:type="dxa"/>
           </w:tcPr>
           <w:p>
             <w:r>
@@ -3457,17 +4020,17 @@
     <w:tbl>
       <w:tblPr>
         <w:tblStyle w:val="Tabellenraster"/>
-        <w:tblW w:w="0" w:type="auto"/>
+        <w:tblW w:w="5000" w:type="pct"/>
         <w:tblLook w:val="04A0" w:firstRow="1" w:lastRow="0" w:firstColumn="1" w:lastColumn="0" w:noHBand="0" w:noVBand="1"/>
       </w:tblPr>
       <w:tblGrid>
-        <w:gridCol w:w="4320"/>
-        <w:gridCol w:w="4320"/>
+        <w:gridCol w:w="4644"/>
+        <w:gridCol w:w="5543"/>
       </w:tblGrid>
       <w:tr>
         <w:tc>
           <w:tcPr>
-            <w:tcW w:w="4320" w:type="dxa"/>
+            <w:tcW w:w="4644" w:type="dxa"/>
           </w:tcPr>
           <w:p>
             <w:pPr>
@@ -3488,7 +4051,7 @@
         </w:tc>
         <w:tc>
           <w:tcPr>
-            <w:tcW w:w="4320" w:type="dxa"/>
+            <w:tcW w:w="5543" w:type="dxa"/>
           </w:tcPr>
           <w:p>
             <w:pPr>
@@ -3518,7 +4081,7 @@
       <w:tr>
         <w:tc>
           <w:tcPr>
-            <w:tcW w:w="4320" w:type="dxa"/>
+            <w:tcW w:w="4644" w:type="dxa"/>
           </w:tcPr>
           <w:p>
             <w:r>
@@ -3528,11 +4091,19 @@
         </w:tc>
         <w:tc>
           <w:tcPr>
-            <w:tcW w:w="4320" w:type="dxa"/>
-          </w:tcPr>
-          <w:p>
-            <w:r>
-              <w:t>Die fehlende Zahlung hätte die INN-Büro GmbH no...</w:t>
+            <w:tcW w:w="5543" w:type="dxa"/>
+          </w:tcPr>
+          <w:p>
+            <w:r>
+              <w:t xml:space="preserve">Die fehlende Zahlung hätte die INN-Büro GmbH </w:t>
+            </w:r>
+            <w:proofErr w:type="spellStart"/>
+            <w:r>
+              <w:t>no</w:t>
+            </w:r>
+            <w:proofErr w:type="spellEnd"/>
+            <w:r>
+              <w:t>...</w:t>
             </w:r>
           </w:p>
         </w:tc>
@@ -3540,7 +4111,7 @@
       <w:tr>
         <w:tc>
           <w:tcPr>
-            <w:tcW w:w="4320" w:type="dxa"/>
+            <w:tcW w:w="4644" w:type="dxa"/>
           </w:tcPr>
           <w:p>
             <w:r>
@@ -3550,7 +4121,7 @@
         </w:tc>
         <w:tc>
           <w:tcPr>
-            <w:tcW w:w="4320" w:type="dxa"/>
+            <w:tcW w:w="5543" w:type="dxa"/>
           </w:tcPr>
           <w:p/>
         </w:tc>
@@ -3558,7 +4129,7 @@
       <w:tr>
         <w:tc>
           <w:tcPr>
-            <w:tcW w:w="4320" w:type="dxa"/>
+            <w:tcW w:w="4644" w:type="dxa"/>
           </w:tcPr>
           <w:p>
             <w:r>
@@ -3568,7 +4139,7 @@
         </w:tc>
         <w:tc>
           <w:tcPr>
-            <w:tcW w:w="4320" w:type="dxa"/>
+            <w:tcW w:w="5543" w:type="dxa"/>
           </w:tcPr>
           <w:p>
             <w:r>
@@ -3593,7 +4164,7 @@
       <w:tr>
         <w:tc>
           <w:tcPr>
-            <w:tcW w:w="4320" w:type="dxa"/>
+            <w:tcW w:w="4644" w:type="dxa"/>
           </w:tcPr>
           <w:p>
             <w:r>
@@ -3603,7 +4174,7 @@
         </w:tc>
         <w:tc>
           <w:tcPr>
-            <w:tcW w:w="4320" w:type="dxa"/>
+            <w:tcW w:w="5543" w:type="dxa"/>
           </w:tcPr>
           <w:p/>
         </w:tc>
@@ -3611,7 +4182,7 @@
       <w:tr>
         <w:tc>
           <w:tcPr>
-            <w:tcW w:w="4320" w:type="dxa"/>
+            <w:tcW w:w="4644" w:type="dxa"/>
           </w:tcPr>
           <w:p>
             <w:r>
@@ -3621,7 +4192,7 @@
         </w:tc>
         <w:tc>
           <w:tcPr>
-            <w:tcW w:w="4320" w:type="dxa"/>
+            <w:tcW w:w="5543" w:type="dxa"/>
           </w:tcPr>
           <w:p/>
         </w:tc>
@@ -3629,7 +4200,7 @@
       <w:tr>
         <w:tc>
           <w:tcPr>
-            <w:tcW w:w="4320" w:type="dxa"/>
+            <w:tcW w:w="4644" w:type="dxa"/>
           </w:tcPr>
           <w:p>
             <w:r>
@@ -3639,7 +4210,7 @@
         </w:tc>
         <w:tc>
           <w:tcPr>
-            <w:tcW w:w="4320" w:type="dxa"/>
+            <w:tcW w:w="5543" w:type="dxa"/>
           </w:tcPr>
           <w:p>
             <w:r>
@@ -3651,7 +4222,7 @@
       <w:tr>
         <w:tc>
           <w:tcPr>
-            <w:tcW w:w="4320" w:type="dxa"/>
+            <w:tcW w:w="4644" w:type="dxa"/>
           </w:tcPr>
           <w:p>
             <w:r>
@@ -3661,7 +4232,7 @@
         </w:tc>
         <w:tc>
           <w:tcPr>
-            <w:tcW w:w="4320" w:type="dxa"/>
+            <w:tcW w:w="5543" w:type="dxa"/>
           </w:tcPr>
           <w:p>
             <w:r>
@@ -3673,7 +4244,7 @@
       <w:tr>
         <w:tc>
           <w:tcPr>
-            <w:tcW w:w="4320" w:type="dxa"/>
+            <w:tcW w:w="4644" w:type="dxa"/>
           </w:tcPr>
           <w:p>
             <w:r>
@@ -3683,7 +4254,7 @@
         </w:tc>
         <w:tc>
           <w:tcPr>
-            <w:tcW w:w="4320" w:type="dxa"/>
+            <w:tcW w:w="5543" w:type="dxa"/>
           </w:tcPr>
           <w:p/>
         </w:tc>
@@ -3691,18 +4262,17 @@
       <w:tr>
         <w:tc>
           <w:tcPr>
-            <w:tcW w:w="4320" w:type="dxa"/>
-          </w:tcPr>
-          <w:p>
-            <w:r>
-              <w:lastRenderedPageBreak/>
+            <w:tcW w:w="4644" w:type="dxa"/>
+          </w:tcPr>
+          <w:p>
+            <w:r>
               <w:t>Kategorie</w:t>
             </w:r>
           </w:p>
         </w:tc>
         <w:tc>
           <w:tcPr>
-            <w:tcW w:w="4320" w:type="dxa"/>
+            <w:tcW w:w="5543" w:type="dxa"/>
           </w:tcPr>
           <w:p>
             <w:r>
@@ -3720,17 +4290,17 @@
     <w:tbl>
       <w:tblPr>
         <w:tblStyle w:val="Tabellenraster"/>
-        <w:tblW w:w="0" w:type="auto"/>
+        <w:tblW w:w="5000" w:type="pct"/>
         <w:tblLook w:val="04A0" w:firstRow="1" w:lastRow="0" w:firstColumn="1" w:lastColumn="0" w:noHBand="0" w:noVBand="1"/>
       </w:tblPr>
       <w:tblGrid>
-        <w:gridCol w:w="4320"/>
-        <w:gridCol w:w="5527"/>
+        <w:gridCol w:w="4644"/>
+        <w:gridCol w:w="5543"/>
       </w:tblGrid>
       <w:tr>
         <w:tc>
           <w:tcPr>
-            <w:tcW w:w="4320" w:type="dxa"/>
+            <w:tcW w:w="4644" w:type="dxa"/>
           </w:tcPr>
           <w:p>
             <w:pPr>
@@ -3745,13 +4315,14 @@
                 <w:rFonts w:asciiTheme="minorHAnsi" w:hAnsiTheme="minorHAnsi"/>
                 <w:lang w:val="en-US"/>
               </w:rPr>
+              <w:lastRenderedPageBreak/>
               <w:t>ID</w:t>
             </w:r>
           </w:p>
         </w:tc>
         <w:tc>
           <w:tcPr>
-            <w:tcW w:w="4320" w:type="dxa"/>
+            <w:tcW w:w="5543" w:type="dxa"/>
           </w:tcPr>
           <w:p>
             <w:pPr>
@@ -3781,7 +4352,7 @@
       <w:tr>
         <w:tc>
           <w:tcPr>
-            <w:tcW w:w="4320" w:type="dxa"/>
+            <w:tcW w:w="4644" w:type="dxa"/>
           </w:tcPr>
           <w:p>
             <w:r>
@@ -3791,7 +4362,7 @@
         </w:tc>
         <w:tc>
           <w:tcPr>
-            <w:tcW w:w="4320" w:type="dxa"/>
+            <w:tcW w:w="5543" w:type="dxa"/>
           </w:tcPr>
           <w:p>
             <w:r>
@@ -3803,7 +4374,7 @@
       <w:tr>
         <w:tc>
           <w:tcPr>
-            <w:tcW w:w="4320" w:type="dxa"/>
+            <w:tcW w:w="4644" w:type="dxa"/>
           </w:tcPr>
           <w:p>
             <w:r>
@@ -3813,7 +4384,7 @@
         </w:tc>
         <w:tc>
           <w:tcPr>
-            <w:tcW w:w="4320" w:type="dxa"/>
+            <w:tcW w:w="5543" w:type="dxa"/>
           </w:tcPr>
           <w:p/>
         </w:tc>
@@ -3821,7 +4392,7 @@
       <w:tr>
         <w:tc>
           <w:tcPr>
-            <w:tcW w:w="4320" w:type="dxa"/>
+            <w:tcW w:w="4644" w:type="dxa"/>
           </w:tcPr>
           <w:p>
             <w:r>
@@ -3831,7 +4402,7 @@
         </w:tc>
         <w:tc>
           <w:tcPr>
-            <w:tcW w:w="4320" w:type="dxa"/>
+            <w:tcW w:w="5543" w:type="dxa"/>
           </w:tcPr>
           <w:p>
             <w:r>
@@ -3870,7 +4441,7 @@
       <w:tr>
         <w:tc>
           <w:tcPr>
-            <w:tcW w:w="4320" w:type="dxa"/>
+            <w:tcW w:w="4644" w:type="dxa"/>
           </w:tcPr>
           <w:p>
             <w:r>
@@ -3880,7 +4451,7 @@
         </w:tc>
         <w:tc>
           <w:tcPr>
-            <w:tcW w:w="4320" w:type="dxa"/>
+            <w:tcW w:w="5543" w:type="dxa"/>
           </w:tcPr>
           <w:p/>
         </w:tc>
@@ -3888,7 +4459,7 @@
       <w:tr>
         <w:tc>
           <w:tcPr>
-            <w:tcW w:w="4320" w:type="dxa"/>
+            <w:tcW w:w="4644" w:type="dxa"/>
           </w:tcPr>
           <w:p>
             <w:r>
@@ -3898,7 +4469,7 @@
         </w:tc>
         <w:tc>
           <w:tcPr>
-            <w:tcW w:w="4320" w:type="dxa"/>
+            <w:tcW w:w="5543" w:type="dxa"/>
           </w:tcPr>
           <w:p/>
         </w:tc>
@@ -3906,7 +4477,7 @@
       <w:tr>
         <w:tc>
           <w:tcPr>
-            <w:tcW w:w="4320" w:type="dxa"/>
+            <w:tcW w:w="4644" w:type="dxa"/>
           </w:tcPr>
           <w:p>
             <w:r>
@@ -3916,7 +4487,7 @@
         </w:tc>
         <w:tc>
           <w:tcPr>
-            <w:tcW w:w="4320" w:type="dxa"/>
+            <w:tcW w:w="5543" w:type="dxa"/>
           </w:tcPr>
           <w:p>
             <w:r>
@@ -3928,7 +4499,7 @@
       <w:tr>
         <w:tc>
           <w:tcPr>
-            <w:tcW w:w="4320" w:type="dxa"/>
+            <w:tcW w:w="4644" w:type="dxa"/>
           </w:tcPr>
           <w:p>
             <w:r>
@@ -3938,7 +4509,7 @@
         </w:tc>
         <w:tc>
           <w:tcPr>
-            <w:tcW w:w="4320" w:type="dxa"/>
+            <w:tcW w:w="5543" w:type="dxa"/>
           </w:tcPr>
           <w:p>
             <w:r>
@@ -3950,7 +4521,7 @@
       <w:tr>
         <w:tc>
           <w:tcPr>
-            <w:tcW w:w="4320" w:type="dxa"/>
+            <w:tcW w:w="4644" w:type="dxa"/>
           </w:tcPr>
           <w:p>
             <w:r>
@@ -3960,7 +4531,7 @@
         </w:tc>
         <w:tc>
           <w:tcPr>
-            <w:tcW w:w="5527" w:type="dxa"/>
+            <w:tcW w:w="5543" w:type="dxa"/>
           </w:tcPr>
           <w:p/>
         </w:tc>
@@ -3968,7 +4539,7 @@
       <w:tr>
         <w:tc>
           <w:tcPr>
-            <w:tcW w:w="4320" w:type="dxa"/>
+            <w:tcW w:w="4644" w:type="dxa"/>
           </w:tcPr>
           <w:p>
             <w:r>
@@ -3978,7 +4549,7 @@
         </w:tc>
         <w:tc>
           <w:tcPr>
-            <w:tcW w:w="5527" w:type="dxa"/>
+            <w:tcW w:w="5543" w:type="dxa"/>
           </w:tcPr>
           <w:p>
             <w:r>
@@ -3996,17 +4567,17 @@
     <w:tbl>
       <w:tblPr>
         <w:tblStyle w:val="Tabellenraster"/>
-        <w:tblW w:w="0" w:type="auto"/>
+        <w:tblW w:w="5000" w:type="pct"/>
         <w:tblLook w:val="04A0" w:firstRow="1" w:lastRow="0" w:firstColumn="1" w:lastColumn="0" w:noHBand="0" w:noVBand="1"/>
       </w:tblPr>
       <w:tblGrid>
-        <w:gridCol w:w="4320"/>
-        <w:gridCol w:w="4320"/>
+        <w:gridCol w:w="4644"/>
+        <w:gridCol w:w="5543"/>
       </w:tblGrid>
       <w:tr>
         <w:tc>
           <w:tcPr>
-            <w:tcW w:w="4320" w:type="dxa"/>
+            <w:tcW w:w="4644" w:type="dxa"/>
           </w:tcPr>
           <w:p>
             <w:pPr>
@@ -4027,7 +4598,7 @@
         </w:tc>
         <w:tc>
           <w:tcPr>
-            <w:tcW w:w="4320" w:type="dxa"/>
+            <w:tcW w:w="5543" w:type="dxa"/>
           </w:tcPr>
           <w:p>
             <w:pPr>
@@ -4050,7 +4621,7 @@
       <w:tr>
         <w:tc>
           <w:tcPr>
-            <w:tcW w:w="4320" w:type="dxa"/>
+            <w:tcW w:w="4644" w:type="dxa"/>
           </w:tcPr>
           <w:p>
             <w:r>
@@ -4060,19 +4631,24 @@
         </w:tc>
         <w:tc>
           <w:tcPr>
-            <w:tcW w:w="4320" w:type="dxa"/>
-          </w:tcPr>
-          <w:p>
-            <w:r>
-              <w:t>Berechnen Sie die Selbstkosten für die Sonder-A...</w:t>
-            </w:r>
+            <w:tcW w:w="5543" w:type="dxa"/>
+          </w:tcPr>
+          <w:p>
+            <w:r>
+              <w:t>Berechnen Sie die Selbstkosten für die Sonder-</w:t>
+            </w:r>
+            <w:proofErr w:type="gramStart"/>
+            <w:r>
+              <w:t>A...</w:t>
+            </w:r>
+            <w:proofErr w:type="gramEnd"/>
           </w:p>
         </w:tc>
       </w:tr>
       <w:tr>
         <w:tc>
           <w:tcPr>
-            <w:tcW w:w="4320" w:type="dxa"/>
+            <w:tcW w:w="4644" w:type="dxa"/>
           </w:tcPr>
           <w:p>
             <w:r>
@@ -4082,7 +4658,7 @@
         </w:tc>
         <w:tc>
           <w:tcPr>
-            <w:tcW w:w="4320" w:type="dxa"/>
+            <w:tcW w:w="5543" w:type="dxa"/>
           </w:tcPr>
           <w:p>
             <w:r>
@@ -4090,7 +4666,15 @@
             </w:r>
             <w:r>
               <w:br/>
-              <w:t>Die INN-Büro GmbH bietet Sonder-Ausgaben ihrer Auswahl hochwertiger Schreibtische an. Ein neuer Kunde, die GoroTech UG, bittet um ein Angebot für den Schreibtisch 'ErgoDesk' in der Variante mit Tischplatte aus Walnuss-Holz, Edelstahl-Rahmen und -Untergestell.</w:t>
+              <w:t>Die INN-Büro GmbH bietet Sonder-Ausgaben ihrer Auswahl hochwertiger Schreibtische an. Ein neuer Kunde, die GoroTech UG, bittet um ein Angebot für den Schreibtisch '</w:t>
+            </w:r>
+            <w:proofErr w:type="spellStart"/>
+            <w:r>
+              <w:t>ErgoDesk</w:t>
+            </w:r>
+            <w:proofErr w:type="spellEnd"/>
+            <w:r>
+              <w:t>' in der Variante mit Tischplatte aus Walnuss-Holz, Edelstahl-Rahmen und -Untergestell.</w:t>
             </w:r>
             <w:r>
               <w:br/>
@@ -4111,9 +4695,6 @@
             </w:r>
             <w:r>
               <w:br/>
-            </w:r>
-            <w:r>
-              <w:lastRenderedPageBreak/>
               <w:t>38 % Materialgemeinkostenzuschlagssatz</w:t>
             </w:r>
             <w:r>
@@ -4133,7 +4714,11 @@
             </w:r>
             <w:r>
               <w:br/>
-              <w:t>Für die Preiskalkulationen liegen Ihnen folgende Richtwerte vor:</w:t>
+              <w:t xml:space="preserve">Für die Preiskalkulationen liegen Ihnen folgende Richtwerte </w:t>
+            </w:r>
+            <w:r>
+              <w:lastRenderedPageBreak/>
+              <w:t>vor:</w:t>
             </w:r>
             <w:r>
               <w:br/>
@@ -4165,7 +4750,7 @@
       <w:tr>
         <w:tc>
           <w:tcPr>
-            <w:tcW w:w="4320" w:type="dxa"/>
+            <w:tcW w:w="4644" w:type="dxa"/>
           </w:tcPr>
           <w:p>
             <w:r>
@@ -4176,11 +4761,19 @@
         </w:tc>
         <w:tc>
           <w:tcPr>
-            <w:tcW w:w="4320" w:type="dxa"/>
-          </w:tcPr>
-          <w:p>
-            <w:r>
-              <w:t xml:space="preserve">Berechnen Sie die Selbstkosten für die Sonder-Ausgabe des Schreibtisches 'ErgoDesk' in Walnuss-Holz/Edelstahl sowie den Listenverkaufspreis (netto). </w:t>
+            <w:tcW w:w="5543" w:type="dxa"/>
+          </w:tcPr>
+          <w:p>
+            <w:r>
+              <w:t>Berechnen Sie die Selbstkosten für die Sonder-Ausgabe des Schreibtisches '</w:t>
+            </w:r>
+            <w:proofErr w:type="spellStart"/>
+            <w:r>
+              <w:t>ErgoDesk</w:t>
+            </w:r>
+            <w:proofErr w:type="spellEnd"/>
+            <w:r>
+              <w:t xml:space="preserve">' in Walnuss-Holz/Edelstahl sowie den Listenverkaufspreis (netto). </w:t>
             </w:r>
             <w:r>
               <w:br/>
@@ -4201,7 +4794,7 @@
       <w:tr>
         <w:tc>
           <w:tcPr>
-            <w:tcW w:w="4320" w:type="dxa"/>
+            <w:tcW w:w="4644" w:type="dxa"/>
           </w:tcPr>
           <w:p>
             <w:r>
@@ -4211,7 +4804,7 @@
         </w:tc>
         <w:tc>
           <w:tcPr>
-            <w:tcW w:w="4320" w:type="dxa"/>
+            <w:tcW w:w="5543" w:type="dxa"/>
           </w:tcPr>
           <w:p/>
         </w:tc>
@@ -4219,7 +4812,7 @@
       <w:tr>
         <w:tc>
           <w:tcPr>
-            <w:tcW w:w="4320" w:type="dxa"/>
+            <w:tcW w:w="4644" w:type="dxa"/>
           </w:tcPr>
           <w:p>
             <w:r>
@@ -4229,7 +4822,7 @@
         </w:tc>
         <w:tc>
           <w:tcPr>
-            <w:tcW w:w="4320" w:type="dxa"/>
+            <w:tcW w:w="5543" w:type="dxa"/>
           </w:tcPr>
           <w:p/>
         </w:tc>
@@ -4237,7 +4830,7 @@
       <w:tr>
         <w:tc>
           <w:tcPr>
-            <w:tcW w:w="4320" w:type="dxa"/>
+            <w:tcW w:w="4644" w:type="dxa"/>
           </w:tcPr>
           <w:p>
             <w:r>
@@ -4247,7 +4840,7 @@
         </w:tc>
         <w:tc>
           <w:tcPr>
-            <w:tcW w:w="4320" w:type="dxa"/>
+            <w:tcW w:w="5543" w:type="dxa"/>
           </w:tcPr>
           <w:p>
             <w:r>
@@ -4259,7 +4852,7 @@
       <w:tr>
         <w:tc>
           <w:tcPr>
-            <w:tcW w:w="4320" w:type="dxa"/>
+            <w:tcW w:w="4644" w:type="dxa"/>
           </w:tcPr>
           <w:p>
             <w:r>
@@ -4269,7 +4862,7 @@
         </w:tc>
         <w:tc>
           <w:tcPr>
-            <w:tcW w:w="4320" w:type="dxa"/>
+            <w:tcW w:w="5543" w:type="dxa"/>
           </w:tcPr>
           <w:p>
             <w:r>
@@ -4281,7 +4874,7 @@
       <w:tr>
         <w:tc>
           <w:tcPr>
-            <w:tcW w:w="4320" w:type="dxa"/>
+            <w:tcW w:w="4644" w:type="dxa"/>
           </w:tcPr>
           <w:p>
             <w:r>
@@ -4291,7 +4884,7 @@
         </w:tc>
         <w:tc>
           <w:tcPr>
-            <w:tcW w:w="4320" w:type="dxa"/>
+            <w:tcW w:w="5543" w:type="dxa"/>
           </w:tcPr>
           <w:p/>
         </w:tc>
@@ -4299,7 +4892,7 @@
       <w:tr>
         <w:tc>
           <w:tcPr>
-            <w:tcW w:w="4320" w:type="dxa"/>
+            <w:tcW w:w="4644" w:type="dxa"/>
           </w:tcPr>
           <w:p>
             <w:r>
@@ -4309,7 +4902,7 @@
         </w:tc>
         <w:tc>
           <w:tcPr>
-            <w:tcW w:w="4320" w:type="dxa"/>
+            <w:tcW w:w="5543" w:type="dxa"/>
           </w:tcPr>
           <w:p>
             <w:r>
@@ -4327,17 +4920,17 @@
     <w:tbl>
       <w:tblPr>
         <w:tblStyle w:val="Tabellenraster"/>
-        <w:tblW w:w="0" w:type="auto"/>
+        <w:tblW w:w="5000" w:type="pct"/>
         <w:tblLook w:val="04A0" w:firstRow="1" w:lastRow="0" w:firstColumn="1" w:lastColumn="0" w:noHBand="0" w:noVBand="1"/>
       </w:tblPr>
       <w:tblGrid>
-        <w:gridCol w:w="4320"/>
-        <w:gridCol w:w="4320"/>
+        <w:gridCol w:w="4644"/>
+        <w:gridCol w:w="5543"/>
       </w:tblGrid>
       <w:tr>
         <w:tc>
           <w:tcPr>
-            <w:tcW w:w="4320" w:type="dxa"/>
+            <w:tcW w:w="4644" w:type="dxa"/>
           </w:tcPr>
           <w:p>
             <w:pPr>
@@ -4358,7 +4951,7 @@
         </w:tc>
         <w:tc>
           <w:tcPr>
-            <w:tcW w:w="4320" w:type="dxa"/>
+            <w:tcW w:w="5543" w:type="dxa"/>
           </w:tcPr>
           <w:p>
             <w:pPr>
@@ -4388,7 +4981,7 @@
       <w:tr>
         <w:tc>
           <w:tcPr>
-            <w:tcW w:w="4320" w:type="dxa"/>
+            <w:tcW w:w="4644" w:type="dxa"/>
           </w:tcPr>
           <w:p>
             <w:r>
@@ -4398,7 +4991,7 @@
         </w:tc>
         <w:tc>
           <w:tcPr>
-            <w:tcW w:w="4320" w:type="dxa"/>
+            <w:tcW w:w="5543" w:type="dxa"/>
           </w:tcPr>
           <w:p>
             <w:r>
@@ -4410,7 +5003,7 @@
       <w:tr>
         <w:tc>
           <w:tcPr>
-            <w:tcW w:w="4320" w:type="dxa"/>
+            <w:tcW w:w="4644" w:type="dxa"/>
           </w:tcPr>
           <w:p>
             <w:r>
@@ -4420,7 +5013,7 @@
         </w:tc>
         <w:tc>
           <w:tcPr>
-            <w:tcW w:w="4320" w:type="dxa"/>
+            <w:tcW w:w="5543" w:type="dxa"/>
           </w:tcPr>
           <w:p/>
         </w:tc>
@@ -4428,7 +5021,7 @@
       <w:tr>
         <w:tc>
           <w:tcPr>
-            <w:tcW w:w="4320" w:type="dxa"/>
+            <w:tcW w:w="4644" w:type="dxa"/>
           </w:tcPr>
           <w:p>
             <w:r>
@@ -4438,11 +5031,19 @@
         </w:tc>
         <w:tc>
           <w:tcPr>
-            <w:tcW w:w="4320" w:type="dxa"/>
-          </w:tcPr>
-          <w:p>
-            <w:r>
-              <w:t>Welcher Preis kann für diese Variante des Schreibtisches 'ErgoDesk' als langfristige Preisuntergrenze angesetzt werden?</w:t>
+            <w:tcW w:w="5543" w:type="dxa"/>
+          </w:tcPr>
+          <w:p>
+            <w:r>
+              <w:t>Welcher Preis kann für diese Variante des Schreibtisches '</w:t>
+            </w:r>
+            <w:proofErr w:type="spellStart"/>
+            <w:r>
+              <w:t>ErgoDesk</w:t>
+            </w:r>
+            <w:proofErr w:type="spellEnd"/>
+            <w:r>
+              <w:t>' als langfristige Preisuntergrenze angesetzt werden?</w:t>
             </w:r>
             <w:r>
               <w:tab/>
@@ -4463,7 +5064,7 @@
       <w:tr>
         <w:tc>
           <w:tcPr>
-            <w:tcW w:w="4320" w:type="dxa"/>
+            <w:tcW w:w="4644" w:type="dxa"/>
           </w:tcPr>
           <w:p>
             <w:r>
@@ -4473,7 +5074,7 @@
         </w:tc>
         <w:tc>
           <w:tcPr>
-            <w:tcW w:w="4320" w:type="dxa"/>
+            <w:tcW w:w="5543" w:type="dxa"/>
           </w:tcPr>
           <w:p/>
         </w:tc>
@@ -4481,7 +5082,7 @@
       <w:tr>
         <w:tc>
           <w:tcPr>
-            <w:tcW w:w="4320" w:type="dxa"/>
+            <w:tcW w:w="4644" w:type="dxa"/>
           </w:tcPr>
           <w:p>
             <w:r>
@@ -4491,7 +5092,7 @@
         </w:tc>
         <w:tc>
           <w:tcPr>
-            <w:tcW w:w="4320" w:type="dxa"/>
+            <w:tcW w:w="5543" w:type="dxa"/>
           </w:tcPr>
           <w:p/>
         </w:tc>
@@ -4499,7 +5100,7 @@
       <w:tr>
         <w:tc>
           <w:tcPr>
-            <w:tcW w:w="4320" w:type="dxa"/>
+            <w:tcW w:w="4644" w:type="dxa"/>
           </w:tcPr>
           <w:p>
             <w:r>
@@ -4509,7 +5110,7 @@
         </w:tc>
         <w:tc>
           <w:tcPr>
-            <w:tcW w:w="4320" w:type="dxa"/>
+            <w:tcW w:w="5543" w:type="dxa"/>
           </w:tcPr>
           <w:p>
             <w:r>
@@ -4521,7 +5122,7 @@
       <w:tr>
         <w:tc>
           <w:tcPr>
-            <w:tcW w:w="4320" w:type="dxa"/>
+            <w:tcW w:w="4644" w:type="dxa"/>
           </w:tcPr>
           <w:p>
             <w:r>
@@ -4531,7 +5132,7 @@
         </w:tc>
         <w:tc>
           <w:tcPr>
-            <w:tcW w:w="4320" w:type="dxa"/>
+            <w:tcW w:w="5543" w:type="dxa"/>
           </w:tcPr>
           <w:p>
             <w:r>
@@ -4543,7 +5144,7 @@
       <w:tr>
         <w:tc>
           <w:tcPr>
-            <w:tcW w:w="4320" w:type="dxa"/>
+            <w:tcW w:w="4644" w:type="dxa"/>
           </w:tcPr>
           <w:p>
             <w:r>
@@ -4553,7 +5154,7 @@
         </w:tc>
         <w:tc>
           <w:tcPr>
-            <w:tcW w:w="4320" w:type="dxa"/>
+            <w:tcW w:w="5543" w:type="dxa"/>
           </w:tcPr>
           <w:p/>
         </w:tc>
@@ -4561,18 +5162,17 @@
       <w:tr>
         <w:tc>
           <w:tcPr>
-            <w:tcW w:w="4320" w:type="dxa"/>
-          </w:tcPr>
-          <w:p>
-            <w:r>
-              <w:lastRenderedPageBreak/>
+            <w:tcW w:w="4644" w:type="dxa"/>
+          </w:tcPr>
+          <w:p>
+            <w:r>
               <w:t>Kategorie</w:t>
             </w:r>
           </w:p>
         </w:tc>
         <w:tc>
           <w:tcPr>
-            <w:tcW w:w="4320" w:type="dxa"/>
+            <w:tcW w:w="5543" w:type="dxa"/>
           </w:tcPr>
           <w:p>
             <w:r>
@@ -5656,7 +6256,7 @@
   <w:style w:type="paragraph" w:default="1" w:styleId="Standard">
     <w:name w:val="Normal"/>
     <w:qFormat/>
-    <w:rsid w:val="00D605C5"/>
+    <w:rsid w:val="00C43494"/>
     <w:pPr>
       <w:spacing w:after="0" w:line="264" w:lineRule="auto"/>
     </w:pPr>

--- a/data/Aufgaben/Aufgaben_Auftragssteuerung und -koordination.docx
+++ b/data/Aufgaben/Aufgaben_Auftragssteuerung und -koordination.docx
@@ -11,10 +11,14 @@
       </w:r>
     </w:p>
     <w:p>
+      <w:pPr>
+        <w:pStyle w:val="Untertitel"/>
+      </w:pPr>
       <w:r>
         <w:t>Auftragssteuerung und -koordination</w:t>
       </w:r>
     </w:p>
+    <w:p/>
     <w:tbl>
       <w:tblPr>
         <w:tblStyle w:val="Tabellenraster"/>
@@ -22,13 +26,13 @@
         <w:tblLook w:val="04A0" w:firstRow="1" w:lastRow="0" w:firstColumn="1" w:lastColumn="0" w:noHBand="0" w:noVBand="1"/>
       </w:tblPr>
       <w:tblGrid>
-        <w:gridCol w:w="5093"/>
-        <w:gridCol w:w="5094"/>
+        <w:gridCol w:w="2737"/>
+        <w:gridCol w:w="7450"/>
       </w:tblGrid>
       <w:tr>
         <w:tc>
           <w:tcPr>
-            <w:tcW w:w="4320" w:type="dxa"/>
+            <w:tcW w:w="2518" w:type="dxa"/>
           </w:tcPr>
           <w:p>
             <w:r>
@@ -38,7 +42,7 @@
         </w:tc>
         <w:tc>
           <w:tcPr>
-            <w:tcW w:w="4320" w:type="dxa"/>
+            <w:tcW w:w="7669" w:type="dxa"/>
           </w:tcPr>
           <w:p>
             <w:r>
@@ -50,7 +54,7 @@
       <w:tr>
         <w:tc>
           <w:tcPr>
-            <w:tcW w:w="4320" w:type="dxa"/>
+            <w:tcW w:w="2518" w:type="dxa"/>
           </w:tcPr>
           <w:p>
             <w:r>
@@ -60,7 +64,7 @@
         </w:tc>
         <w:tc>
           <w:tcPr>
-            <w:tcW w:w="4320" w:type="dxa"/>
+            <w:tcW w:w="7669" w:type="dxa"/>
           </w:tcPr>
           <w:p>
             <w:r>
@@ -72,7 +76,7 @@
       <w:tr>
         <w:tc>
           <w:tcPr>
-            <w:tcW w:w="4320" w:type="dxa"/>
+            <w:tcW w:w="2518" w:type="dxa"/>
           </w:tcPr>
           <w:p>
             <w:r>
@@ -82,7 +86,7 @@
         </w:tc>
         <w:tc>
           <w:tcPr>
-            <w:tcW w:w="4320" w:type="dxa"/>
+            <w:tcW w:w="7669" w:type="dxa"/>
           </w:tcPr>
           <w:p>
             <w:r>
@@ -102,7 +106,7 @@
       <w:tr>
         <w:tc>
           <w:tcPr>
-            <w:tcW w:w="4320" w:type="dxa"/>
+            <w:tcW w:w="2518" w:type="dxa"/>
           </w:tcPr>
           <w:p>
             <w:r>
@@ -112,7 +116,7 @@
         </w:tc>
         <w:tc>
           <w:tcPr>
-            <w:tcW w:w="4320" w:type="dxa"/>
+            <w:tcW w:w="7669" w:type="dxa"/>
           </w:tcPr>
           <w:p>
             <w:r>
@@ -123,11 +127,11 @@
           <w:tbl>
             <w:tblPr>
               <w:tblStyle w:val="Tabellenraster"/>
-              <w:tblW w:w="0" w:type="auto"/>
+              <w:tblW w:w="5000" w:type="pct"/>
               <w:tblLook w:val="04A0" w:firstRow="1" w:lastRow="0" w:firstColumn="1" w:lastColumn="0" w:noHBand="0" w:noVBand="1"/>
             </w:tblPr>
             <w:tblGrid>
-              <w:gridCol w:w="4089"/>
+              <w:gridCol w:w="7234"/>
             </w:tblGrid>
             <w:tr>
               <w:trPr>
@@ -154,7 +158,7 @@
       <w:tr>
         <w:tc>
           <w:tcPr>
-            <w:tcW w:w="4320" w:type="dxa"/>
+            <w:tcW w:w="2518" w:type="dxa"/>
           </w:tcPr>
           <w:p>
             <w:r>
@@ -164,7 +168,7 @@
         </w:tc>
         <w:tc>
           <w:tcPr>
-            <w:tcW w:w="4320" w:type="dxa"/>
+            <w:tcW w:w="7669" w:type="dxa"/>
           </w:tcPr>
           <w:p/>
         </w:tc>
@@ -172,7 +176,7 @@
       <w:tr>
         <w:tc>
           <w:tcPr>
-            <w:tcW w:w="4320" w:type="dxa"/>
+            <w:tcW w:w="2518" w:type="dxa"/>
           </w:tcPr>
           <w:p>
             <w:r>
@@ -182,7 +186,7 @@
         </w:tc>
         <w:tc>
           <w:tcPr>
-            <w:tcW w:w="4320" w:type="dxa"/>
+            <w:tcW w:w="7669" w:type="dxa"/>
           </w:tcPr>
           <w:p>
             <w:r>
@@ -194,7 +198,7 @@
       <w:tr>
         <w:tc>
           <w:tcPr>
-            <w:tcW w:w="4320" w:type="dxa"/>
+            <w:tcW w:w="2518" w:type="dxa"/>
           </w:tcPr>
           <w:p>
             <w:r>
@@ -204,7 +208,7 @@
         </w:tc>
         <w:tc>
           <w:tcPr>
-            <w:tcW w:w="4320" w:type="dxa"/>
+            <w:tcW w:w="7669" w:type="dxa"/>
           </w:tcPr>
           <w:p>
             <w:r>
@@ -216,7 +220,7 @@
       <w:tr>
         <w:tc>
           <w:tcPr>
-            <w:tcW w:w="4320" w:type="dxa"/>
+            <w:tcW w:w="2518" w:type="dxa"/>
           </w:tcPr>
           <w:p>
             <w:r>
@@ -226,7 +230,7 @@
         </w:tc>
         <w:tc>
           <w:tcPr>
-            <w:tcW w:w="4320" w:type="dxa"/>
+            <w:tcW w:w="7669" w:type="dxa"/>
           </w:tcPr>
           <w:p>
             <w:r>
@@ -238,7 +242,7 @@
       <w:tr>
         <w:tc>
           <w:tcPr>
-            <w:tcW w:w="4320" w:type="dxa"/>
+            <w:tcW w:w="2518" w:type="dxa"/>
           </w:tcPr>
           <w:p>
             <w:r>
@@ -248,7 +252,7 @@
         </w:tc>
         <w:tc>
           <w:tcPr>
-            <w:tcW w:w="4320" w:type="dxa"/>
+            <w:tcW w:w="7669" w:type="dxa"/>
           </w:tcPr>
           <w:p/>
         </w:tc>
@@ -256,7 +260,7 @@
       <w:tr>
         <w:tc>
           <w:tcPr>
-            <w:tcW w:w="4320" w:type="dxa"/>
+            <w:tcW w:w="2518" w:type="dxa"/>
           </w:tcPr>
           <w:p>
             <w:r>
@@ -266,7 +270,7 @@
         </w:tc>
         <w:tc>
           <w:tcPr>
-            <w:tcW w:w="4320" w:type="dxa"/>
+            <w:tcW w:w="7669" w:type="dxa"/>
           </w:tcPr>
           <w:p>
             <w:r>
@@ -284,19 +288,18 @@
         <w:tblLook w:val="04A0" w:firstRow="1" w:lastRow="0" w:firstColumn="1" w:lastColumn="0" w:noHBand="0" w:noVBand="1"/>
       </w:tblPr>
       <w:tblGrid>
-        <w:gridCol w:w="5093"/>
-        <w:gridCol w:w="5094"/>
+        <w:gridCol w:w="2737"/>
+        <w:gridCol w:w="7450"/>
       </w:tblGrid>
       <w:tr>
         <w:tc>
           <w:tcPr>
-            <w:tcW w:w="4320" w:type="dxa"/>
+            <w:tcW w:w="2660" w:type="dxa"/>
           </w:tcPr>
           <w:p>
             <w:pPr>
               <w:spacing w:after="200" w:line="276" w:lineRule="auto"/>
               <w:rPr>
-                <w:rFonts w:asciiTheme="minorHAnsi" w:hAnsiTheme="minorHAnsi"/>
                 <w:lang w:val="en-US"/>
               </w:rPr>
             </w:pPr>
@@ -304,7 +307,6 @@
             <w:bookmarkStart w:id="1" w:name="_Toc107917171"/>
             <w:r>
               <w:rPr>
-                <w:rFonts w:asciiTheme="minorHAnsi" w:hAnsiTheme="minorHAnsi"/>
                 <w:lang w:val="en-US"/>
               </w:rPr>
               <w:t>ID</w:t>
@@ -313,26 +315,23 @@
         </w:tc>
         <w:tc>
           <w:tcPr>
-            <w:tcW w:w="4320" w:type="dxa"/>
+            <w:tcW w:w="7527" w:type="dxa"/>
           </w:tcPr>
           <w:p>
             <w:pPr>
               <w:spacing w:after="200" w:line="276" w:lineRule="auto"/>
               <w:rPr>
-                <w:rFonts w:asciiTheme="minorHAnsi" w:hAnsiTheme="minorHAnsi"/>
                 <w:lang w:val="en-US"/>
               </w:rPr>
             </w:pPr>
             <w:r>
               <w:rPr>
-                <w:rFonts w:asciiTheme="minorHAnsi" w:hAnsiTheme="minorHAnsi"/>
                 <w:lang w:val="en-US"/>
               </w:rPr>
               <w:t>1</w:t>
             </w:r>
             <w:r>
               <w:rPr>
-                <w:rFonts w:asciiTheme="minorHAnsi" w:hAnsiTheme="minorHAnsi"/>
                 <w:lang w:val="en-US"/>
               </w:rPr>
               <w:t>.1</w:t>
@@ -343,7 +342,7 @@
       <w:tr>
         <w:tc>
           <w:tcPr>
-            <w:tcW w:w="4320" w:type="dxa"/>
+            <w:tcW w:w="2660" w:type="dxa"/>
           </w:tcPr>
           <w:p>
             <w:r>
@@ -353,27 +352,25 @@
         </w:tc>
         <w:tc>
           <w:tcPr>
-            <w:tcW w:w="4320" w:type="dxa"/>
-          </w:tcPr>
-          <w:p>
-            <w:r>
-              <w:t>Verkauf und Kundenberatung</w:t>
-            </w:r>
-            <w:r>
-              <w:t xml:space="preserve"> - </w:t>
-            </w:r>
-            <w:proofErr w:type="spellStart"/>
-            <w:r>
-              <w:t>Verkaufsgespäch</w:t>
-            </w:r>
-            <w:proofErr w:type="spellEnd"/>
+            <w:tcW w:w="7527" w:type="dxa"/>
+          </w:tcPr>
+          <w:p>
+            <w:r>
+              <w:t>Verkauf und Kundenberatung - Verkaufsgesp</w:t>
+            </w:r>
+            <w:r>
+              <w:t>r</w:t>
+            </w:r>
+            <w:r>
+              <w:t>äch</w:t>
+            </w:r>
           </w:p>
         </w:tc>
       </w:tr>
       <w:tr>
         <w:tc>
           <w:tcPr>
-            <w:tcW w:w="4320" w:type="dxa"/>
+            <w:tcW w:w="2660" w:type="dxa"/>
           </w:tcPr>
           <w:p>
             <w:r>
@@ -383,7 +380,7 @@
         </w:tc>
         <w:tc>
           <w:tcPr>
-            <w:tcW w:w="4320" w:type="dxa"/>
+            <w:tcW w:w="7527" w:type="dxa"/>
           </w:tcPr>
           <w:p/>
         </w:tc>
@@ -391,7 +388,7 @@
       <w:tr>
         <w:tc>
           <w:tcPr>
-            <w:tcW w:w="4320" w:type="dxa"/>
+            <w:tcW w:w="2660" w:type="dxa"/>
           </w:tcPr>
           <w:p>
             <w:r>
@@ -401,7 +398,7 @@
         </w:tc>
         <w:tc>
           <w:tcPr>
-            <w:tcW w:w="4320" w:type="dxa"/>
+            <w:tcW w:w="7527" w:type="dxa"/>
           </w:tcPr>
           <w:p>
             <w:r>
@@ -419,10 +416,11 @@
                   <w14:uncheckedState w14:val="2610" w14:font="MS Gothic"/>
                 </w14:checkbox>
               </w:sdtPr>
+              <w:sdtEndPr/>
               <w:sdtContent>
                 <w:r>
                   <w:rPr>
-                    <w:rFonts w:ascii="MS Gothic" w:eastAsia="MS Gothic" w:hAnsi="MS Gothic" w:hint="eastAsia"/>
+                    <w:rFonts w:eastAsia="MS Gothic"/>
                   </w:rPr>
                   <w:t>☐</w:t>
                 </w:r>
@@ -442,20 +440,18 @@
                   <w14:uncheckedState w14:val="2610" w14:font="MS Gothic"/>
                 </w14:checkbox>
               </w:sdtPr>
+              <w:sdtEndPr/>
               <w:sdtContent>
                 <w:r>
                   <w:rPr>
-                    <w:rFonts w:ascii="MS Gothic" w:eastAsia="MS Gothic" w:hAnsi="MS Gothic" w:hint="eastAsia"/>
+                    <w:rFonts w:eastAsia="MS Gothic"/>
                   </w:rPr>
                   <w:t>☐</w:t>
                 </w:r>
               </w:sdtContent>
             </w:sdt>
             <w:r>
-              <w:t xml:space="preserve"> Antwort </w:t>
-            </w:r>
-            <w:r>
-              <w:t>2</w:t>
+              <w:t xml:space="preserve"> Antwort 2</w:t>
             </w:r>
           </w:p>
           <w:p>
@@ -468,20 +464,18 @@
                   <w14:uncheckedState w14:val="2610" w14:font="MS Gothic"/>
                 </w14:checkbox>
               </w:sdtPr>
+              <w:sdtEndPr/>
               <w:sdtContent>
                 <w:r>
                   <w:rPr>
-                    <w:rFonts w:ascii="MS Gothic" w:eastAsia="MS Gothic" w:hAnsi="MS Gothic" w:hint="eastAsia"/>
+                    <w:rFonts w:eastAsia="MS Gothic"/>
                   </w:rPr>
                   <w:t>☐</w:t>
                 </w:r>
               </w:sdtContent>
             </w:sdt>
             <w:r>
-              <w:t xml:space="preserve"> Antwort </w:t>
-            </w:r>
-            <w:r>
-              <w:t>3</w:t>
+              <w:t xml:space="preserve"> Antwort 3</w:t>
             </w:r>
           </w:p>
           <w:p>
@@ -494,28 +488,27 @@
                   <w14:uncheckedState w14:val="2610" w14:font="MS Gothic"/>
                 </w14:checkbox>
               </w:sdtPr>
+              <w:sdtEndPr/>
               <w:sdtContent>
                 <w:r>
                   <w:rPr>
-                    <w:rFonts w:ascii="MS Gothic" w:eastAsia="MS Gothic" w:hAnsi="MS Gothic" w:hint="eastAsia"/>
+                    <w:rFonts w:eastAsia="MS Gothic"/>
                   </w:rPr>
                   <w:t>☐</w:t>
                 </w:r>
               </w:sdtContent>
             </w:sdt>
             <w:r>
-              <w:t xml:space="preserve"> Antwort </w:t>
-            </w:r>
-            <w:r>
-              <w:t>4</w:t>
-            </w:r>
-          </w:p>
+              <w:t xml:space="preserve"> Antwort 4</w:t>
+            </w:r>
+          </w:p>
+          <w:p/>
         </w:tc>
       </w:tr>
       <w:tr>
         <w:tc>
           <w:tcPr>
-            <w:tcW w:w="4320" w:type="dxa"/>
+            <w:tcW w:w="2660" w:type="dxa"/>
           </w:tcPr>
           <w:p>
             <w:r>
@@ -526,7 +519,7 @@
         </w:tc>
         <w:tc>
           <w:tcPr>
-            <w:tcW w:w="4320" w:type="dxa"/>
+            <w:tcW w:w="7527" w:type="dxa"/>
           </w:tcPr>
           <w:p/>
         </w:tc>
@@ -534,7 +527,7 @@
       <w:tr>
         <w:tc>
           <w:tcPr>
-            <w:tcW w:w="4320" w:type="dxa"/>
+            <w:tcW w:w="2660" w:type="dxa"/>
           </w:tcPr>
           <w:p>
             <w:r>
@@ -544,7 +537,7 @@
         </w:tc>
         <w:tc>
           <w:tcPr>
-            <w:tcW w:w="4320" w:type="dxa"/>
+            <w:tcW w:w="7527" w:type="dxa"/>
           </w:tcPr>
           <w:p>
             <w:r>
@@ -556,7 +549,7 @@
       <w:tr>
         <w:tc>
           <w:tcPr>
-            <w:tcW w:w="4320" w:type="dxa"/>
+            <w:tcW w:w="2660" w:type="dxa"/>
           </w:tcPr>
           <w:p>
             <w:r>
@@ -566,7 +559,7 @@
         </w:tc>
         <w:tc>
           <w:tcPr>
-            <w:tcW w:w="4320" w:type="dxa"/>
+            <w:tcW w:w="7527" w:type="dxa"/>
           </w:tcPr>
           <w:p>
             <w:r>
@@ -578,7 +571,7 @@
       <w:tr>
         <w:tc>
           <w:tcPr>
-            <w:tcW w:w="4320" w:type="dxa"/>
+            <w:tcW w:w="2660" w:type="dxa"/>
           </w:tcPr>
           <w:p>
             <w:r>
@@ -588,7 +581,7 @@
         </w:tc>
         <w:tc>
           <w:tcPr>
-            <w:tcW w:w="4320" w:type="dxa"/>
+            <w:tcW w:w="7527" w:type="dxa"/>
           </w:tcPr>
           <w:p>
             <w:r>
@@ -600,7 +593,7 @@
       <w:tr>
         <w:tc>
           <w:tcPr>
-            <w:tcW w:w="4320" w:type="dxa"/>
+            <w:tcW w:w="2660" w:type="dxa"/>
           </w:tcPr>
           <w:p>
             <w:r>
@@ -610,7 +603,7 @@
         </w:tc>
         <w:tc>
           <w:tcPr>
-            <w:tcW w:w="4320" w:type="dxa"/>
+            <w:tcW w:w="7527" w:type="dxa"/>
           </w:tcPr>
           <w:p/>
         </w:tc>
@@ -618,7 +611,7 @@
       <w:tr>
         <w:tc>
           <w:tcPr>
-            <w:tcW w:w="4320" w:type="dxa"/>
+            <w:tcW w:w="2660" w:type="dxa"/>
           </w:tcPr>
           <w:p>
             <w:r>
@@ -628,7 +621,7 @@
         </w:tc>
         <w:tc>
           <w:tcPr>
-            <w:tcW w:w="4320" w:type="dxa"/>
+            <w:tcW w:w="7527" w:type="dxa"/>
           </w:tcPr>
           <w:p>
             <w:r>
@@ -646,25 +639,23 @@
         <w:tblLook w:val="04A0" w:firstRow="1" w:lastRow="0" w:firstColumn="1" w:lastColumn="0" w:noHBand="0" w:noVBand="1"/>
       </w:tblPr>
       <w:tblGrid>
-        <w:gridCol w:w="5093"/>
-        <w:gridCol w:w="5094"/>
+        <w:gridCol w:w="2737"/>
+        <w:gridCol w:w="7450"/>
       </w:tblGrid>
       <w:tr>
         <w:tc>
           <w:tcPr>
-            <w:tcW w:w="4320" w:type="dxa"/>
+            <w:tcW w:w="2660" w:type="dxa"/>
           </w:tcPr>
           <w:p>
             <w:pPr>
               <w:spacing w:after="200" w:line="276" w:lineRule="auto"/>
               <w:rPr>
-                <w:rFonts w:asciiTheme="minorHAnsi" w:hAnsiTheme="minorHAnsi"/>
                 <w:lang w:val="en-US"/>
               </w:rPr>
             </w:pPr>
             <w:r>
               <w:rPr>
-                <w:rFonts w:asciiTheme="minorHAnsi" w:hAnsiTheme="minorHAnsi"/>
                 <w:lang w:val="en-US"/>
               </w:rPr>
               <w:t>ID</w:t>
@@ -673,26 +664,23 @@
         </w:tc>
         <w:tc>
           <w:tcPr>
-            <w:tcW w:w="4320" w:type="dxa"/>
+            <w:tcW w:w="7527" w:type="dxa"/>
           </w:tcPr>
           <w:p>
             <w:pPr>
               <w:spacing w:after="200" w:line="276" w:lineRule="auto"/>
               <w:rPr>
-                <w:rFonts w:asciiTheme="minorHAnsi" w:hAnsiTheme="minorHAnsi"/>
                 <w:lang w:val="en-US"/>
               </w:rPr>
             </w:pPr>
             <w:r>
               <w:rPr>
-                <w:rFonts w:asciiTheme="minorHAnsi" w:hAnsiTheme="minorHAnsi"/>
                 <w:lang w:val="en-US"/>
               </w:rPr>
               <w:t>1</w:t>
             </w:r>
             <w:r>
               <w:rPr>
-                <w:rFonts w:asciiTheme="minorHAnsi" w:hAnsiTheme="minorHAnsi"/>
                 <w:lang w:val="en-US"/>
               </w:rPr>
               <w:t>.2</w:t>
@@ -703,7 +691,7 @@
       <w:tr>
         <w:tc>
           <w:tcPr>
-            <w:tcW w:w="4320" w:type="dxa"/>
+            <w:tcW w:w="2660" w:type="dxa"/>
           </w:tcPr>
           <w:p>
             <w:r>
@@ -713,14 +701,11 @@
         </w:tc>
         <w:tc>
           <w:tcPr>
-            <w:tcW w:w="4320" w:type="dxa"/>
-          </w:tcPr>
-          <w:p>
-            <w:r>
-              <w:t>Verkauf und Kundenberatung -</w:t>
-            </w:r>
-            <w:r>
-              <w:t xml:space="preserve"> Informationsmaterialien</w:t>
+            <w:tcW w:w="7527" w:type="dxa"/>
+          </w:tcPr>
+          <w:p>
+            <w:r>
+              <w:t>Verkauf und Kundenberatung - Informationsmaterialien</w:t>
             </w:r>
           </w:p>
         </w:tc>
@@ -728,7 +713,7 @@
       <w:tr>
         <w:tc>
           <w:tcPr>
-            <w:tcW w:w="4320" w:type="dxa"/>
+            <w:tcW w:w="2660" w:type="dxa"/>
           </w:tcPr>
           <w:p>
             <w:r>
@@ -738,7 +723,7 @@
         </w:tc>
         <w:tc>
           <w:tcPr>
-            <w:tcW w:w="4320" w:type="dxa"/>
+            <w:tcW w:w="7527" w:type="dxa"/>
           </w:tcPr>
           <w:p/>
         </w:tc>
@@ -746,7 +731,7 @@
       <w:tr>
         <w:tc>
           <w:tcPr>
-            <w:tcW w:w="4320" w:type="dxa"/>
+            <w:tcW w:w="2660" w:type="dxa"/>
           </w:tcPr>
           <w:p>
             <w:r>
@@ -756,22 +741,28 @@
         </w:tc>
         <w:tc>
           <w:tcPr>
-            <w:tcW w:w="4320" w:type="dxa"/>
-          </w:tcPr>
-          <w:p>
-            <w:r>
-              <w:t>Die Vertriebsmitarbeitenden der Böhmer AG benötigen Informationsmaterial für mögliche Kunden in Norwegen und bitten die INN-Büro GmbH um Unterstützung. Welche Informationsmaterialien können Sie der Böhmer AG zur Verfügung stellen? Benennen Sie zwei Möglichkeiten.</w:t>
+            <w:tcW w:w="7527" w:type="dxa"/>
+          </w:tcPr>
+          <w:p>
+            <w:r>
+              <w:t>Die Vertriebsmitarbeitenden der Böhmer AG benötigen Informationsmaterial für mögliche Kunden in Norwegen und bitten die INN-Büro GmbH um Unterstützung. Welche Informationsmaterialien können Sie der Böhmer AG zur Verfügung stellen?</w:t>
+            </w:r>
+          </w:p>
+          <w:p/>
+          <w:p>
+            <w:r>
+              <w:t>Benennen Sie zwei Möglichkeiten.</w:t>
             </w:r>
           </w:p>
           <w:p/>
           <w:tbl>
             <w:tblPr>
               <w:tblStyle w:val="Tabellenraster"/>
-              <w:tblW w:w="0" w:type="auto"/>
+              <w:tblW w:w="5000" w:type="pct"/>
               <w:tblLook w:val="04A0" w:firstRow="1" w:lastRow="0" w:firstColumn="1" w:lastColumn="0" w:noHBand="0" w:noVBand="1"/>
             </w:tblPr>
             <w:tblGrid>
-              <w:gridCol w:w="4089"/>
+              <w:gridCol w:w="7234"/>
             </w:tblGrid>
             <w:tr>
               <w:trPr>
@@ -798,7 +789,7 @@
       <w:tr>
         <w:tc>
           <w:tcPr>
-            <w:tcW w:w="4320" w:type="dxa"/>
+            <w:tcW w:w="2660" w:type="dxa"/>
           </w:tcPr>
           <w:p>
             <w:r>
@@ -808,7 +799,7 @@
         </w:tc>
         <w:tc>
           <w:tcPr>
-            <w:tcW w:w="4320" w:type="dxa"/>
+            <w:tcW w:w="7527" w:type="dxa"/>
           </w:tcPr>
           <w:p/>
         </w:tc>
@@ -816,7 +807,7 @@
       <w:tr>
         <w:tc>
           <w:tcPr>
-            <w:tcW w:w="4320" w:type="dxa"/>
+            <w:tcW w:w="2660" w:type="dxa"/>
           </w:tcPr>
           <w:p>
             <w:r>
@@ -826,7 +817,7 @@
         </w:tc>
         <w:tc>
           <w:tcPr>
-            <w:tcW w:w="4320" w:type="dxa"/>
+            <w:tcW w:w="7527" w:type="dxa"/>
           </w:tcPr>
           <w:p>
             <w:r>
@@ -838,7 +829,7 @@
       <w:tr>
         <w:tc>
           <w:tcPr>
-            <w:tcW w:w="4320" w:type="dxa"/>
+            <w:tcW w:w="2660" w:type="dxa"/>
           </w:tcPr>
           <w:p>
             <w:r>
@@ -848,7 +839,7 @@
         </w:tc>
         <w:tc>
           <w:tcPr>
-            <w:tcW w:w="4320" w:type="dxa"/>
+            <w:tcW w:w="7527" w:type="dxa"/>
           </w:tcPr>
           <w:p>
             <w:r>
@@ -860,7 +851,7 @@
       <w:tr>
         <w:tc>
           <w:tcPr>
-            <w:tcW w:w="4320" w:type="dxa"/>
+            <w:tcW w:w="2660" w:type="dxa"/>
           </w:tcPr>
           <w:p>
             <w:r>
@@ -870,7 +861,7 @@
         </w:tc>
         <w:tc>
           <w:tcPr>
-            <w:tcW w:w="4320" w:type="dxa"/>
+            <w:tcW w:w="7527" w:type="dxa"/>
           </w:tcPr>
           <w:p>
             <w:r>
@@ -882,7 +873,7 @@
       <w:tr>
         <w:tc>
           <w:tcPr>
-            <w:tcW w:w="4320" w:type="dxa"/>
+            <w:tcW w:w="2660" w:type="dxa"/>
           </w:tcPr>
           <w:p>
             <w:r>
@@ -892,7 +883,7 @@
         </w:tc>
         <w:tc>
           <w:tcPr>
-            <w:tcW w:w="4320" w:type="dxa"/>
+            <w:tcW w:w="7527" w:type="dxa"/>
           </w:tcPr>
           <w:p/>
         </w:tc>
@@ -900,7 +891,7 @@
       <w:tr>
         <w:tc>
           <w:tcPr>
-            <w:tcW w:w="4320" w:type="dxa"/>
+            <w:tcW w:w="2660" w:type="dxa"/>
           </w:tcPr>
           <w:p>
             <w:r>
@@ -910,7 +901,7 @@
         </w:tc>
         <w:tc>
           <w:tcPr>
-            <w:tcW w:w="4320" w:type="dxa"/>
+            <w:tcW w:w="7527" w:type="dxa"/>
           </w:tcPr>
           <w:p>
             <w:r>
@@ -928,25 +919,23 @@
         <w:tblLook w:val="04A0" w:firstRow="1" w:lastRow="0" w:firstColumn="1" w:lastColumn="0" w:noHBand="0" w:noVBand="1"/>
       </w:tblPr>
       <w:tblGrid>
-        <w:gridCol w:w="5093"/>
-        <w:gridCol w:w="5094"/>
+        <w:gridCol w:w="2737"/>
+        <w:gridCol w:w="7450"/>
       </w:tblGrid>
       <w:tr>
         <w:tc>
           <w:tcPr>
-            <w:tcW w:w="4320" w:type="dxa"/>
+            <w:tcW w:w="2660" w:type="dxa"/>
           </w:tcPr>
           <w:p>
             <w:pPr>
               <w:spacing w:after="200" w:line="276" w:lineRule="auto"/>
               <w:rPr>
-                <w:rFonts w:asciiTheme="minorHAnsi" w:hAnsiTheme="minorHAnsi"/>
                 <w:lang w:val="en-US"/>
               </w:rPr>
             </w:pPr>
             <w:r>
               <w:rPr>
-                <w:rFonts w:asciiTheme="minorHAnsi" w:hAnsiTheme="minorHAnsi"/>
                 <w:lang w:val="en-US"/>
               </w:rPr>
               <w:t>ID</w:t>
@@ -955,26 +944,23 @@
         </w:tc>
         <w:tc>
           <w:tcPr>
-            <w:tcW w:w="4320" w:type="dxa"/>
+            <w:tcW w:w="7527" w:type="dxa"/>
           </w:tcPr>
           <w:p>
             <w:pPr>
               <w:spacing w:after="200" w:line="276" w:lineRule="auto"/>
               <w:rPr>
-                <w:rFonts w:asciiTheme="minorHAnsi" w:hAnsiTheme="minorHAnsi"/>
                 <w:lang w:val="en-US"/>
               </w:rPr>
             </w:pPr>
             <w:r>
               <w:rPr>
-                <w:rFonts w:asciiTheme="minorHAnsi" w:hAnsiTheme="minorHAnsi"/>
                 <w:lang w:val="en-US"/>
               </w:rPr>
               <w:t>1</w:t>
             </w:r>
             <w:r>
               <w:rPr>
-                <w:rFonts w:asciiTheme="minorHAnsi" w:hAnsiTheme="minorHAnsi"/>
                 <w:lang w:val="en-US"/>
               </w:rPr>
               <w:t>.3</w:t>
@@ -985,7 +971,7 @@
       <w:tr>
         <w:tc>
           <w:tcPr>
-            <w:tcW w:w="4320" w:type="dxa"/>
+            <w:tcW w:w="2660" w:type="dxa"/>
           </w:tcPr>
           <w:p>
             <w:r>
@@ -995,14 +981,11 @@
         </w:tc>
         <w:tc>
           <w:tcPr>
-            <w:tcW w:w="4320" w:type="dxa"/>
-          </w:tcPr>
-          <w:p>
-            <w:r>
-              <w:t>Verkauf und Kundenberatung -</w:t>
-            </w:r>
-            <w:r>
-              <w:t xml:space="preserve"> Kalkulation</w:t>
+            <w:tcW w:w="7527" w:type="dxa"/>
+          </w:tcPr>
+          <w:p>
+            <w:r>
+              <w:t>Verkauf und Kundenberatung - Kalkulation</w:t>
             </w:r>
           </w:p>
         </w:tc>
@@ -1010,7 +993,7 @@
       <w:tr>
         <w:tc>
           <w:tcPr>
-            <w:tcW w:w="4320" w:type="dxa"/>
+            <w:tcW w:w="2660" w:type="dxa"/>
           </w:tcPr>
           <w:p>
             <w:r>
@@ -1020,7 +1003,7 @@
         </w:tc>
         <w:tc>
           <w:tcPr>
-            <w:tcW w:w="4320" w:type="dxa"/>
+            <w:tcW w:w="7527" w:type="dxa"/>
           </w:tcPr>
           <w:p/>
         </w:tc>
@@ -1028,7 +1011,7 @@
       <w:tr>
         <w:tc>
           <w:tcPr>
-            <w:tcW w:w="4320" w:type="dxa"/>
+            <w:tcW w:w="2660" w:type="dxa"/>
           </w:tcPr>
           <w:p>
             <w:r>
@@ -1038,17 +1021,16 @@
         </w:tc>
         <w:tc>
           <w:tcPr>
-            <w:tcW w:w="4320" w:type="dxa"/>
+            <w:tcW w:w="7527" w:type="dxa"/>
           </w:tcPr>
           <w:p>
             <w:r>
               <w:t>Nach dem Besuch der Mitarbeitenden der Böhmer AG kalkulieren Sie den Verkaufspreis für einen Besprechungstisch der neuen Produktlinie. Ihre Selbstkosten betragen 295,00 €. Sie kalkulieren mit einem Gewinn von 20 % sowie einem Kundenskonto von 2 % und einem Wiederverkäuferrabatt von 10 %.</w:t>
             </w:r>
-            <w:r>
-              <w:br/>
-            </w:r>
-            <w:r>
-              <w:br/>
+          </w:p>
+          <w:p/>
+          <w:p>
+            <w:r>
               <w:t>Berechnen Sie den Verkaufspreis für einen Besprechungstisch im nachfolgenden Schema. Füllen Sie zudem die Lücken in der linken Spalte korrekt aus.</w:t>
             </w:r>
           </w:p>
@@ -1056,12 +1038,12 @@
           <w:tbl>
             <w:tblPr>
               <w:tblStyle w:val="Tabellenraster"/>
-              <w:tblW w:w="0" w:type="auto"/>
+              <w:tblW w:w="5000" w:type="pct"/>
               <w:tblLook w:val="04A0" w:firstRow="1" w:lastRow="0" w:firstColumn="1" w:lastColumn="0" w:noHBand="0" w:noVBand="1"/>
             </w:tblPr>
             <w:tblGrid>
-              <w:gridCol w:w="2044"/>
-              <w:gridCol w:w="2045"/>
+              <w:gridCol w:w="3611"/>
+              <w:gridCol w:w="3613"/>
             </w:tblGrid>
             <w:tr>
               <w:tc>
@@ -1153,11 +1135,11 @@
           <w:tbl>
             <w:tblPr>
               <w:tblStyle w:val="Tabellenraster"/>
-              <w:tblW w:w="0" w:type="auto"/>
+              <w:tblW w:w="5000" w:type="pct"/>
               <w:tblLook w:val="04A0" w:firstRow="1" w:lastRow="0" w:firstColumn="1" w:lastColumn="0" w:noHBand="0" w:noVBand="1"/>
             </w:tblPr>
             <w:tblGrid>
-              <w:gridCol w:w="4089"/>
+              <w:gridCol w:w="7234"/>
             </w:tblGrid>
             <w:tr>
               <w:trPr>
@@ -1184,7 +1166,7 @@
       <w:tr>
         <w:tc>
           <w:tcPr>
-            <w:tcW w:w="4320" w:type="dxa"/>
+            <w:tcW w:w="2660" w:type="dxa"/>
           </w:tcPr>
           <w:p>
             <w:r>
@@ -1195,19 +1177,15 @@
         </w:tc>
         <w:tc>
           <w:tcPr>
-            <w:tcW w:w="4320" w:type="dxa"/>
-          </w:tcPr>
-          <w:p>
-            <w:r>
-              <w:t>Taschenrechner erlaubt</w:t>
-            </w:r>
-          </w:p>
+            <w:tcW w:w="7527" w:type="dxa"/>
+          </w:tcPr>
+          <w:p/>
         </w:tc>
       </w:tr>
       <w:tr>
         <w:tc>
           <w:tcPr>
-            <w:tcW w:w="4320" w:type="dxa"/>
+            <w:tcW w:w="2660" w:type="dxa"/>
           </w:tcPr>
           <w:p>
             <w:r>
@@ -1217,7 +1195,7 @@
         </w:tc>
         <w:tc>
           <w:tcPr>
-            <w:tcW w:w="4320" w:type="dxa"/>
+            <w:tcW w:w="7527" w:type="dxa"/>
           </w:tcPr>
           <w:p>
             <w:r>
@@ -1229,7 +1207,7 @@
       <w:tr>
         <w:tc>
           <w:tcPr>
-            <w:tcW w:w="4320" w:type="dxa"/>
+            <w:tcW w:w="2660" w:type="dxa"/>
           </w:tcPr>
           <w:p>
             <w:r>
@@ -1239,7 +1217,7 @@
         </w:tc>
         <w:tc>
           <w:tcPr>
-            <w:tcW w:w="4320" w:type="dxa"/>
+            <w:tcW w:w="7527" w:type="dxa"/>
           </w:tcPr>
           <w:p>
             <w:r>
@@ -1251,7 +1229,7 @@
       <w:tr>
         <w:tc>
           <w:tcPr>
-            <w:tcW w:w="4320" w:type="dxa"/>
+            <w:tcW w:w="2660" w:type="dxa"/>
           </w:tcPr>
           <w:p>
             <w:r>
@@ -1261,7 +1239,7 @@
         </w:tc>
         <w:tc>
           <w:tcPr>
-            <w:tcW w:w="4320" w:type="dxa"/>
+            <w:tcW w:w="7527" w:type="dxa"/>
           </w:tcPr>
           <w:p>
             <w:r>
@@ -1273,7 +1251,7 @@
       <w:tr>
         <w:tc>
           <w:tcPr>
-            <w:tcW w:w="4320" w:type="dxa"/>
+            <w:tcW w:w="2660" w:type="dxa"/>
           </w:tcPr>
           <w:p>
             <w:r>
@@ -1283,7 +1261,7 @@
         </w:tc>
         <w:tc>
           <w:tcPr>
-            <w:tcW w:w="4320" w:type="dxa"/>
+            <w:tcW w:w="7527" w:type="dxa"/>
           </w:tcPr>
           <w:p/>
         </w:tc>
@@ -1291,7 +1269,7 @@
       <w:tr>
         <w:tc>
           <w:tcPr>
-            <w:tcW w:w="4320" w:type="dxa"/>
+            <w:tcW w:w="2660" w:type="dxa"/>
           </w:tcPr>
           <w:p>
             <w:r>
@@ -1301,7 +1279,7 @@
         </w:tc>
         <w:tc>
           <w:tcPr>
-            <w:tcW w:w="4320" w:type="dxa"/>
+            <w:tcW w:w="7527" w:type="dxa"/>
           </w:tcPr>
           <w:p>
             <w:r>
@@ -1323,25 +1301,23 @@
         <w:tblLook w:val="04A0" w:firstRow="1" w:lastRow="0" w:firstColumn="1" w:lastColumn="0" w:noHBand="0" w:noVBand="1"/>
       </w:tblPr>
       <w:tblGrid>
-        <w:gridCol w:w="5093"/>
-        <w:gridCol w:w="5094"/>
+        <w:gridCol w:w="2737"/>
+        <w:gridCol w:w="7450"/>
       </w:tblGrid>
       <w:tr>
         <w:tc>
           <w:tcPr>
-            <w:tcW w:w="4320" w:type="dxa"/>
+            <w:tcW w:w="2660" w:type="dxa"/>
           </w:tcPr>
           <w:p>
             <w:pPr>
               <w:spacing w:line="240" w:lineRule="auto"/>
               <w:rPr>
-                <w:rFonts w:asciiTheme="minorHAnsi" w:hAnsiTheme="minorHAnsi"/>
                 <w:lang w:val="en-US"/>
               </w:rPr>
             </w:pPr>
             <w:r>
               <w:rPr>
-                <w:rFonts w:asciiTheme="minorHAnsi" w:hAnsiTheme="minorHAnsi"/>
                 <w:lang w:val="en-US"/>
               </w:rPr>
               <w:t>ID</w:t>
@@ -1350,26 +1326,23 @@
         </w:tc>
         <w:tc>
           <w:tcPr>
-            <w:tcW w:w="4320" w:type="dxa"/>
+            <w:tcW w:w="7527" w:type="dxa"/>
           </w:tcPr>
           <w:p>
             <w:pPr>
               <w:spacing w:line="240" w:lineRule="auto"/>
               <w:rPr>
-                <w:rFonts w:asciiTheme="minorHAnsi" w:hAnsiTheme="minorHAnsi"/>
                 <w:lang w:val="en-US"/>
               </w:rPr>
             </w:pPr>
             <w:r>
               <w:rPr>
-                <w:rFonts w:asciiTheme="minorHAnsi" w:hAnsiTheme="minorHAnsi"/>
                 <w:lang w:val="en-US"/>
               </w:rPr>
               <w:t>1</w:t>
             </w:r>
             <w:r>
               <w:rPr>
-                <w:rFonts w:asciiTheme="minorHAnsi" w:hAnsiTheme="minorHAnsi"/>
                 <w:lang w:val="en-US"/>
               </w:rPr>
               <w:t>.4</w:t>
@@ -1380,7 +1353,7 @@
       <w:tr>
         <w:tc>
           <w:tcPr>
-            <w:tcW w:w="4320" w:type="dxa"/>
+            <w:tcW w:w="2660" w:type="dxa"/>
           </w:tcPr>
           <w:p>
             <w:r>
@@ -1390,14 +1363,11 @@
         </w:tc>
         <w:tc>
           <w:tcPr>
-            <w:tcW w:w="4320" w:type="dxa"/>
-          </w:tcPr>
-          <w:p>
-            <w:r>
-              <w:t>Verkauf und Kundenberatung -</w:t>
-            </w:r>
-            <w:r>
-              <w:t xml:space="preserve"> Irrtum</w:t>
+            <w:tcW w:w="7527" w:type="dxa"/>
+          </w:tcPr>
+          <w:p>
+            <w:r>
+              <w:t>Verkauf und Kundenberatung - Irrtum</w:t>
             </w:r>
           </w:p>
         </w:tc>
@@ -1405,7 +1375,7 @@
       <w:tr>
         <w:tc>
           <w:tcPr>
-            <w:tcW w:w="4320" w:type="dxa"/>
+            <w:tcW w:w="2660" w:type="dxa"/>
           </w:tcPr>
           <w:p>
             <w:r>
@@ -1415,7 +1385,7 @@
         </w:tc>
         <w:tc>
           <w:tcPr>
-            <w:tcW w:w="4320" w:type="dxa"/>
+            <w:tcW w:w="7527" w:type="dxa"/>
           </w:tcPr>
           <w:p/>
         </w:tc>
@@ -1423,7 +1393,7 @@
       <w:tr>
         <w:tc>
           <w:tcPr>
-            <w:tcW w:w="4320" w:type="dxa"/>
+            <w:tcW w:w="2660" w:type="dxa"/>
           </w:tcPr>
           <w:p>
             <w:r>
@@ -1433,7 +1403,7 @@
         </w:tc>
         <w:tc>
           <w:tcPr>
-            <w:tcW w:w="4320" w:type="dxa"/>
+            <w:tcW w:w="7527" w:type="dxa"/>
           </w:tcPr>
           <w:p>
             <w:r>
@@ -1447,29 +1417,25 @@
             <w:r>
               <w:t>'. Sie kalkulieren mit einem Listenverkaufspreis von 400,00 €. Am 06. März 20xx wurde das Angebot für die Böhmer AG über 20 Besprechungstische der neuen Produktlinie versendet.</w:t>
             </w:r>
-            <w:r>
-              <w:br/>
-            </w:r>
-            <w:r>
-              <w:br/>
+          </w:p>
+          <w:p/>
+          <w:p>
+            <w:r>
               <w:t>Am 10. März 20xx erhalten Sie die Bestellung der Böhmer AG.</w:t>
             </w:r>
-            <w:r>
-              <w:br/>
-            </w:r>
-            <w:r>
-              <w:br/>
+          </w:p>
+          <w:p/>
+          <w:p>
+            <w:r>
               <w:t>Erst als Sie die Bestellung bearbeiten, fällt Ihnen auf, dass der Listenverkaufspreis anstelle von 400,00 € mit 350,00 € angegeben ist. Dies ist bei der Erstellung des Angebots nicht bemerkt worden.</w:t>
             </w:r>
-            <w:r>
-              <w:br/>
-            </w:r>
-            <w:r>
-              <w:br/>
+          </w:p>
+          <w:p/>
+          <w:p>
+            <w:r>
               <w:t>Ist durch das Angebot und die Bestellung ein Kaufvertrag zu Stande gekommen? Geben Sie die zutreffende Begründung an.</w:t>
             </w:r>
           </w:p>
-          <w:p/>
           <w:p/>
           <w:p>
             <w:sdt>
@@ -1481,10 +1447,11 @@
                   <w14:uncheckedState w14:val="2610" w14:font="MS Gothic"/>
                 </w14:checkbox>
               </w:sdtPr>
+              <w:sdtEndPr/>
               <w:sdtContent>
                 <w:r>
                   <w:rPr>
-                    <w:rFonts w:ascii="MS Gothic" w:eastAsia="MS Gothic" w:hAnsi="MS Gothic" w:hint="eastAsia"/>
+                    <w:rFonts w:eastAsia="MS Gothic"/>
                   </w:rPr>
                   <w:t>☐</w:t>
                 </w:r>
@@ -1504,10 +1471,11 @@
                   <w14:uncheckedState w14:val="2610" w14:font="MS Gothic"/>
                 </w14:checkbox>
               </w:sdtPr>
+              <w:sdtEndPr/>
               <w:sdtContent>
                 <w:r>
                   <w:rPr>
-                    <w:rFonts w:ascii="MS Gothic" w:eastAsia="MS Gothic" w:hAnsi="MS Gothic" w:hint="eastAsia"/>
+                    <w:rFonts w:eastAsia="MS Gothic"/>
                   </w:rPr>
                   <w:t>☐</w:t>
                 </w:r>
@@ -1527,10 +1495,11 @@
                   <w14:uncheckedState w14:val="2610" w14:font="MS Gothic"/>
                 </w14:checkbox>
               </w:sdtPr>
+              <w:sdtEndPr/>
               <w:sdtContent>
                 <w:r>
                   <w:rPr>
-                    <w:rFonts w:ascii="MS Gothic" w:eastAsia="MS Gothic" w:hAnsi="MS Gothic" w:hint="eastAsia"/>
+                    <w:rFonts w:eastAsia="MS Gothic"/>
                   </w:rPr>
                   <w:t>☐</w:t>
                 </w:r>
@@ -1550,10 +1519,11 @@
                   <w14:uncheckedState w14:val="2610" w14:font="MS Gothic"/>
                 </w14:checkbox>
               </w:sdtPr>
+              <w:sdtEndPr/>
               <w:sdtContent>
                 <w:r>
                   <w:rPr>
-                    <w:rFonts w:ascii="MS Gothic" w:eastAsia="MS Gothic" w:hAnsi="MS Gothic" w:hint="eastAsia"/>
+                    <w:rFonts w:eastAsia="MS Gothic"/>
                   </w:rPr>
                   <w:t>☐</w:t>
                 </w:r>
@@ -1563,12 +1533,13 @@
               <w:t xml:space="preserve"> Antwort 4</w:t>
             </w:r>
           </w:p>
+          <w:p/>
         </w:tc>
       </w:tr>
       <w:tr>
         <w:tc>
           <w:tcPr>
-            <w:tcW w:w="4320" w:type="dxa"/>
+            <w:tcW w:w="2660" w:type="dxa"/>
           </w:tcPr>
           <w:p>
             <w:r>
@@ -1579,7 +1550,7 @@
         </w:tc>
         <w:tc>
           <w:tcPr>
-            <w:tcW w:w="4320" w:type="dxa"/>
+            <w:tcW w:w="7527" w:type="dxa"/>
           </w:tcPr>
           <w:p/>
         </w:tc>
@@ -1587,7 +1558,7 @@
       <w:tr>
         <w:tc>
           <w:tcPr>
-            <w:tcW w:w="4320" w:type="dxa"/>
+            <w:tcW w:w="2660" w:type="dxa"/>
           </w:tcPr>
           <w:p>
             <w:r>
@@ -1597,7 +1568,7 @@
         </w:tc>
         <w:tc>
           <w:tcPr>
-            <w:tcW w:w="4320" w:type="dxa"/>
+            <w:tcW w:w="7527" w:type="dxa"/>
           </w:tcPr>
           <w:p/>
         </w:tc>
@@ -1605,7 +1576,7 @@
       <w:tr>
         <w:tc>
           <w:tcPr>
-            <w:tcW w:w="4320" w:type="dxa"/>
+            <w:tcW w:w="2660" w:type="dxa"/>
           </w:tcPr>
           <w:p>
             <w:r>
@@ -1615,7 +1586,7 @@
         </w:tc>
         <w:tc>
           <w:tcPr>
-            <w:tcW w:w="4320" w:type="dxa"/>
+            <w:tcW w:w="7527" w:type="dxa"/>
           </w:tcPr>
           <w:p>
             <w:r>
@@ -1627,7 +1598,7 @@
       <w:tr>
         <w:tc>
           <w:tcPr>
-            <w:tcW w:w="4320" w:type="dxa"/>
+            <w:tcW w:w="2660" w:type="dxa"/>
           </w:tcPr>
           <w:p>
             <w:r>
@@ -1637,7 +1608,7 @@
         </w:tc>
         <w:tc>
           <w:tcPr>
-            <w:tcW w:w="4320" w:type="dxa"/>
+            <w:tcW w:w="7527" w:type="dxa"/>
           </w:tcPr>
           <w:p>
             <w:r>
@@ -1649,7 +1620,7 @@
       <w:tr>
         <w:tc>
           <w:tcPr>
-            <w:tcW w:w="4320" w:type="dxa"/>
+            <w:tcW w:w="2660" w:type="dxa"/>
           </w:tcPr>
           <w:p>
             <w:r>
@@ -1659,7 +1630,7 @@
         </w:tc>
         <w:tc>
           <w:tcPr>
-            <w:tcW w:w="4320" w:type="dxa"/>
+            <w:tcW w:w="7527" w:type="dxa"/>
           </w:tcPr>
           <w:p/>
         </w:tc>
@@ -1667,7 +1638,7 @@
       <w:tr>
         <w:tc>
           <w:tcPr>
-            <w:tcW w:w="4320" w:type="dxa"/>
+            <w:tcW w:w="2660" w:type="dxa"/>
           </w:tcPr>
           <w:p>
             <w:r>
@@ -1677,7 +1648,7 @@
         </w:tc>
         <w:tc>
           <w:tcPr>
-            <w:tcW w:w="4320" w:type="dxa"/>
+            <w:tcW w:w="7527" w:type="dxa"/>
           </w:tcPr>
           <w:p>
             <w:r>
@@ -1699,25 +1670,23 @@
         <w:tblLook w:val="04A0" w:firstRow="1" w:lastRow="0" w:firstColumn="1" w:lastColumn="0" w:noHBand="0" w:noVBand="1"/>
       </w:tblPr>
       <w:tblGrid>
-        <w:gridCol w:w="5093"/>
-        <w:gridCol w:w="5094"/>
+        <w:gridCol w:w="2737"/>
+        <w:gridCol w:w="7450"/>
       </w:tblGrid>
       <w:tr>
         <w:tc>
           <w:tcPr>
-            <w:tcW w:w="4320" w:type="dxa"/>
+            <w:tcW w:w="2660" w:type="dxa"/>
           </w:tcPr>
           <w:p>
             <w:pPr>
               <w:spacing w:line="240" w:lineRule="auto"/>
               <w:rPr>
-                <w:rFonts w:asciiTheme="minorHAnsi" w:hAnsiTheme="minorHAnsi"/>
                 <w:lang w:val="en-US"/>
               </w:rPr>
             </w:pPr>
             <w:r>
               <w:rPr>
-                <w:rFonts w:asciiTheme="minorHAnsi" w:hAnsiTheme="minorHAnsi"/>
                 <w:lang w:val="en-US"/>
               </w:rPr>
               <w:t>ID</w:t>
@@ -1726,26 +1695,23 @@
         </w:tc>
         <w:tc>
           <w:tcPr>
-            <w:tcW w:w="4320" w:type="dxa"/>
+            <w:tcW w:w="7527" w:type="dxa"/>
           </w:tcPr>
           <w:p>
             <w:pPr>
               <w:spacing w:line="240" w:lineRule="auto"/>
               <w:rPr>
-                <w:rFonts w:asciiTheme="minorHAnsi" w:hAnsiTheme="minorHAnsi"/>
                 <w:lang w:val="en-US"/>
               </w:rPr>
             </w:pPr>
             <w:r>
               <w:rPr>
-                <w:rFonts w:asciiTheme="minorHAnsi" w:hAnsiTheme="minorHAnsi"/>
                 <w:lang w:val="en-US"/>
               </w:rPr>
               <w:t>1</w:t>
             </w:r>
             <w:r>
               <w:rPr>
-                <w:rFonts w:asciiTheme="minorHAnsi" w:hAnsiTheme="minorHAnsi"/>
                 <w:lang w:val="en-US"/>
               </w:rPr>
               <w:t>.5</w:t>
@@ -1756,7 +1722,7 @@
       <w:tr>
         <w:tc>
           <w:tcPr>
-            <w:tcW w:w="4320" w:type="dxa"/>
+            <w:tcW w:w="2660" w:type="dxa"/>
           </w:tcPr>
           <w:p>
             <w:r>
@@ -1766,20 +1732,11 @@
         </w:tc>
         <w:tc>
           <w:tcPr>
-            <w:tcW w:w="4320" w:type="dxa"/>
-          </w:tcPr>
-          <w:p>
-            <w:r>
-              <w:t xml:space="preserve">Verkauf und Kundenberatung </w:t>
-            </w:r>
-            <w:r>
-              <w:t>–</w:t>
-            </w:r>
-            <w:r>
-              <w:t xml:space="preserve"> Irrtum</w:t>
-            </w:r>
-            <w:r>
-              <w:t>, Recht</w:t>
+            <w:tcW w:w="7527" w:type="dxa"/>
+          </w:tcPr>
+          <w:p>
+            <w:r>
+              <w:t>Verkauf und Kundenberatung – Irrtum, Recht</w:t>
             </w:r>
           </w:p>
         </w:tc>
@@ -1787,7 +1744,7 @@
       <w:tr>
         <w:tc>
           <w:tcPr>
-            <w:tcW w:w="4320" w:type="dxa"/>
+            <w:tcW w:w="2660" w:type="dxa"/>
           </w:tcPr>
           <w:p>
             <w:r>
@@ -1797,7 +1754,7 @@
         </w:tc>
         <w:tc>
           <w:tcPr>
-            <w:tcW w:w="4320" w:type="dxa"/>
+            <w:tcW w:w="7527" w:type="dxa"/>
           </w:tcPr>
           <w:p/>
         </w:tc>
@@ -1805,7 +1762,7 @@
       <w:tr>
         <w:tc>
           <w:tcPr>
-            <w:tcW w:w="4320" w:type="dxa"/>
+            <w:tcW w:w="2660" w:type="dxa"/>
           </w:tcPr>
           <w:p>
             <w:r>
@@ -1815,7 +1772,7 @@
         </w:tc>
         <w:tc>
           <w:tcPr>
-            <w:tcW w:w="4320" w:type="dxa"/>
+            <w:tcW w:w="7527" w:type="dxa"/>
           </w:tcPr>
           <w:p>
             <w:r>
@@ -1833,10 +1790,11 @@
                   <w14:uncheckedState w14:val="2610" w14:font="MS Gothic"/>
                 </w14:checkbox>
               </w:sdtPr>
+              <w:sdtEndPr/>
               <w:sdtContent>
                 <w:r>
                   <w:rPr>
-                    <w:rFonts w:ascii="MS Gothic" w:eastAsia="MS Gothic" w:hAnsi="MS Gothic" w:hint="eastAsia"/>
+                    <w:rFonts w:eastAsia="MS Gothic"/>
                   </w:rPr>
                   <w:t>☐</w:t>
                 </w:r>
@@ -1856,10 +1814,11 @@
                   <w14:uncheckedState w14:val="2610" w14:font="MS Gothic"/>
                 </w14:checkbox>
               </w:sdtPr>
+              <w:sdtEndPr/>
               <w:sdtContent>
                 <w:r>
                   <w:rPr>
-                    <w:rFonts w:ascii="MS Gothic" w:eastAsia="MS Gothic" w:hAnsi="MS Gothic" w:hint="eastAsia"/>
+                    <w:rFonts w:eastAsia="MS Gothic"/>
                   </w:rPr>
                   <w:t>☐</w:t>
                 </w:r>
@@ -1879,10 +1838,11 @@
                   <w14:uncheckedState w14:val="2610" w14:font="MS Gothic"/>
                 </w14:checkbox>
               </w:sdtPr>
+              <w:sdtEndPr/>
               <w:sdtContent>
                 <w:r>
                   <w:rPr>
-                    <w:rFonts w:ascii="MS Gothic" w:eastAsia="MS Gothic" w:hAnsi="MS Gothic" w:hint="eastAsia"/>
+                    <w:rFonts w:eastAsia="MS Gothic"/>
                   </w:rPr>
                   <w:t>☐</w:t>
                 </w:r>
@@ -1902,10 +1862,11 @@
                   <w14:uncheckedState w14:val="2610" w14:font="MS Gothic"/>
                 </w14:checkbox>
               </w:sdtPr>
+              <w:sdtEndPr/>
               <w:sdtContent>
                 <w:r>
                   <w:rPr>
-                    <w:rFonts w:ascii="MS Gothic" w:eastAsia="MS Gothic" w:hAnsi="MS Gothic" w:hint="eastAsia"/>
+                    <w:rFonts w:eastAsia="MS Gothic"/>
                   </w:rPr>
                   <w:t>☐</w:t>
                 </w:r>
@@ -1915,12 +1876,13 @@
               <w:t xml:space="preserve"> Antwort 4</w:t>
             </w:r>
           </w:p>
+          <w:p/>
         </w:tc>
       </w:tr>
       <w:tr>
         <w:tc>
           <w:tcPr>
-            <w:tcW w:w="4320" w:type="dxa"/>
+            <w:tcW w:w="2660" w:type="dxa"/>
           </w:tcPr>
           <w:p>
             <w:r>
@@ -1930,7 +1892,7 @@
         </w:tc>
         <w:tc>
           <w:tcPr>
-            <w:tcW w:w="4320" w:type="dxa"/>
+            <w:tcW w:w="7527" w:type="dxa"/>
           </w:tcPr>
           <w:p/>
         </w:tc>
@@ -1938,7 +1900,7 @@
       <w:tr>
         <w:tc>
           <w:tcPr>
-            <w:tcW w:w="4320" w:type="dxa"/>
+            <w:tcW w:w="2660" w:type="dxa"/>
           </w:tcPr>
           <w:p>
             <w:r>
@@ -1948,7 +1910,7 @@
         </w:tc>
         <w:tc>
           <w:tcPr>
-            <w:tcW w:w="4320" w:type="dxa"/>
+            <w:tcW w:w="7527" w:type="dxa"/>
           </w:tcPr>
           <w:p/>
         </w:tc>
@@ -1956,7 +1918,7 @@
       <w:tr>
         <w:tc>
           <w:tcPr>
-            <w:tcW w:w="4320" w:type="dxa"/>
+            <w:tcW w:w="2660" w:type="dxa"/>
           </w:tcPr>
           <w:p>
             <w:r>
@@ -1966,7 +1928,7 @@
         </w:tc>
         <w:tc>
           <w:tcPr>
-            <w:tcW w:w="4320" w:type="dxa"/>
+            <w:tcW w:w="7527" w:type="dxa"/>
           </w:tcPr>
           <w:p>
             <w:r>
@@ -1978,7 +1940,7 @@
       <w:tr>
         <w:tc>
           <w:tcPr>
-            <w:tcW w:w="4320" w:type="dxa"/>
+            <w:tcW w:w="2660" w:type="dxa"/>
           </w:tcPr>
           <w:p>
             <w:r>
@@ -1988,7 +1950,7 @@
         </w:tc>
         <w:tc>
           <w:tcPr>
-            <w:tcW w:w="4320" w:type="dxa"/>
+            <w:tcW w:w="7527" w:type="dxa"/>
           </w:tcPr>
           <w:p>
             <w:r>
@@ -2000,7 +1962,7 @@
       <w:tr>
         <w:tc>
           <w:tcPr>
-            <w:tcW w:w="4320" w:type="dxa"/>
+            <w:tcW w:w="2660" w:type="dxa"/>
           </w:tcPr>
           <w:p>
             <w:r>
@@ -2010,7 +1972,7 @@
         </w:tc>
         <w:tc>
           <w:tcPr>
-            <w:tcW w:w="4320" w:type="dxa"/>
+            <w:tcW w:w="7527" w:type="dxa"/>
           </w:tcPr>
           <w:p/>
         </w:tc>
@@ -2018,7 +1980,7 @@
       <w:tr>
         <w:tc>
           <w:tcPr>
-            <w:tcW w:w="4320" w:type="dxa"/>
+            <w:tcW w:w="2660" w:type="dxa"/>
           </w:tcPr>
           <w:p>
             <w:r>
@@ -2028,7 +1990,7 @@
         </w:tc>
         <w:tc>
           <w:tcPr>
-            <w:tcW w:w="4320" w:type="dxa"/>
+            <w:tcW w:w="7527" w:type="dxa"/>
           </w:tcPr>
           <w:p>
             <w:r>
@@ -2050,25 +2012,23 @@
         <w:tblLook w:val="04A0" w:firstRow="1" w:lastRow="0" w:firstColumn="1" w:lastColumn="0" w:noHBand="0" w:noVBand="1"/>
       </w:tblPr>
       <w:tblGrid>
-        <w:gridCol w:w="5093"/>
-        <w:gridCol w:w="5094"/>
+        <w:gridCol w:w="2737"/>
+        <w:gridCol w:w="7450"/>
       </w:tblGrid>
       <w:tr>
         <w:tc>
           <w:tcPr>
-            <w:tcW w:w="4320" w:type="dxa"/>
+            <w:tcW w:w="2660" w:type="dxa"/>
           </w:tcPr>
           <w:p>
             <w:pPr>
               <w:spacing w:after="200" w:line="276" w:lineRule="auto"/>
               <w:rPr>
-                <w:rFonts w:asciiTheme="minorHAnsi" w:hAnsiTheme="minorHAnsi"/>
                 <w:lang w:val="en-US"/>
               </w:rPr>
             </w:pPr>
             <w:r>
               <w:rPr>
-                <w:rFonts w:asciiTheme="minorHAnsi" w:hAnsiTheme="minorHAnsi"/>
                 <w:lang w:val="en-US"/>
               </w:rPr>
               <w:t>ID</w:t>
@@ -2077,19 +2037,17 @@
         </w:tc>
         <w:tc>
           <w:tcPr>
-            <w:tcW w:w="4320" w:type="dxa"/>
+            <w:tcW w:w="7527" w:type="dxa"/>
           </w:tcPr>
           <w:p>
             <w:pPr>
               <w:spacing w:after="200" w:line="276" w:lineRule="auto"/>
               <w:rPr>
-                <w:rFonts w:asciiTheme="minorHAnsi" w:hAnsiTheme="minorHAnsi"/>
                 <w:lang w:val="en-US"/>
               </w:rPr>
             </w:pPr>
             <w:r>
               <w:rPr>
-                <w:rFonts w:asciiTheme="minorHAnsi" w:hAnsiTheme="minorHAnsi"/>
                 <w:lang w:val="en-US"/>
               </w:rPr>
               <w:t>2.0</w:t>
@@ -2100,7 +2058,7 @@
       <w:tr>
         <w:tc>
           <w:tcPr>
-            <w:tcW w:w="4320" w:type="dxa"/>
+            <w:tcW w:w="2660" w:type="dxa"/>
           </w:tcPr>
           <w:p>
             <w:r>
@@ -2110,7 +2068,7 @@
         </w:tc>
         <w:tc>
           <w:tcPr>
-            <w:tcW w:w="4320" w:type="dxa"/>
+            <w:tcW w:w="7527" w:type="dxa"/>
           </w:tcPr>
           <w:p>
             <w:r>
@@ -2122,7 +2080,7 @@
       <w:tr>
         <w:tc>
           <w:tcPr>
-            <w:tcW w:w="4320" w:type="dxa"/>
+            <w:tcW w:w="2660" w:type="dxa"/>
           </w:tcPr>
           <w:p>
             <w:r>
@@ -2132,14 +2090,11 @@
         </w:tc>
         <w:tc>
           <w:tcPr>
-            <w:tcW w:w="4320" w:type="dxa"/>
+            <w:tcW w:w="7527" w:type="dxa"/>
           </w:tcPr>
           <w:p>
             <w:r>
               <w:t xml:space="preserve">Sie sollen für die INN-Büro GmbH ein Informationsblatt zum Thema Gültigkeit von Kaufverträgen erstellen. Sie haben Beispiele zusammengetragen und überprüfen diese. </w:t>
-            </w:r>
-            <w:r>
-              <w:br/>
             </w:r>
           </w:p>
         </w:tc>
@@ -2147,7 +2102,7 @@
       <w:tr>
         <w:tc>
           <w:tcPr>
-            <w:tcW w:w="4320" w:type="dxa"/>
+            <w:tcW w:w="2660" w:type="dxa"/>
           </w:tcPr>
           <w:p>
             <w:r>
@@ -2157,14 +2112,13 @@
         </w:tc>
         <w:tc>
           <w:tcPr>
-            <w:tcW w:w="4320" w:type="dxa"/>
+            <w:tcW w:w="7527" w:type="dxa"/>
           </w:tcPr>
           <w:p>
             <w:r>
               <w:t>Ordnen Sie zu, indem die Kennziffern der rechtlichen Bedeutungen in die Kästchen neben den zutreffenden Beispielen eintragen.</w:t>
             </w:r>
           </w:p>
-          <w:p/>
           <w:p/>
           <w:p>
             <w:sdt>
@@ -2176,10 +2130,11 @@
                   <w14:uncheckedState w14:val="2610" w14:font="MS Gothic"/>
                 </w14:checkbox>
               </w:sdtPr>
+              <w:sdtEndPr/>
               <w:sdtContent>
                 <w:r>
                   <w:rPr>
-                    <w:rFonts w:ascii="MS Gothic" w:eastAsia="MS Gothic" w:hAnsi="MS Gothic" w:hint="eastAsia"/>
+                    <w:rFonts w:eastAsia="MS Gothic"/>
                   </w:rPr>
                   <w:t>☐</w:t>
                 </w:r>
@@ -2199,10 +2154,11 @@
                   <w14:uncheckedState w14:val="2610" w14:font="MS Gothic"/>
                 </w14:checkbox>
               </w:sdtPr>
+              <w:sdtEndPr/>
               <w:sdtContent>
                 <w:r>
                   <w:rPr>
-                    <w:rFonts w:ascii="MS Gothic" w:eastAsia="MS Gothic" w:hAnsi="MS Gothic" w:hint="eastAsia"/>
+                    <w:rFonts w:eastAsia="MS Gothic"/>
                   </w:rPr>
                   <w:t>☐</w:t>
                 </w:r>
@@ -2222,10 +2178,11 @@
                   <w14:uncheckedState w14:val="2610" w14:font="MS Gothic"/>
                 </w14:checkbox>
               </w:sdtPr>
+              <w:sdtEndPr/>
               <w:sdtContent>
                 <w:r>
                   <w:rPr>
-                    <w:rFonts w:ascii="MS Gothic" w:eastAsia="MS Gothic" w:hAnsi="MS Gothic" w:hint="eastAsia"/>
+                    <w:rFonts w:eastAsia="MS Gothic"/>
                   </w:rPr>
                   <w:t>☐</w:t>
                 </w:r>
@@ -2245,10 +2202,11 @@
                   <w14:uncheckedState w14:val="2610" w14:font="MS Gothic"/>
                 </w14:checkbox>
               </w:sdtPr>
+              <w:sdtEndPr/>
               <w:sdtContent>
                 <w:r>
                   <w:rPr>
-                    <w:rFonts w:ascii="MS Gothic" w:eastAsia="MS Gothic" w:hAnsi="MS Gothic" w:hint="eastAsia"/>
+                    <w:rFonts w:eastAsia="MS Gothic"/>
                   </w:rPr>
                   <w:t>☐</w:t>
                 </w:r>
@@ -2261,7 +2219,6 @@
           <w:p/>
           <w:p>
             <w:r>
-              <w:lastRenderedPageBreak/>
               <w:t>1 – Der Vertrag ist anfechtbar; 2 – Der Vertrag ist nichtig; 3 – Der Vertrag ist gültig.</w:t>
             </w:r>
             <w:r>
@@ -2273,7 +2230,7 @@
       <w:tr>
         <w:tc>
           <w:tcPr>
-            <w:tcW w:w="4320" w:type="dxa"/>
+            <w:tcW w:w="2660" w:type="dxa"/>
           </w:tcPr>
           <w:p>
             <w:r>
@@ -2284,7 +2241,7 @@
         </w:tc>
         <w:tc>
           <w:tcPr>
-            <w:tcW w:w="4320" w:type="dxa"/>
+            <w:tcW w:w="7527" w:type="dxa"/>
           </w:tcPr>
           <w:p/>
         </w:tc>
@@ -2292,7 +2249,7 @@
       <w:tr>
         <w:tc>
           <w:tcPr>
-            <w:tcW w:w="4320" w:type="dxa"/>
+            <w:tcW w:w="2660" w:type="dxa"/>
           </w:tcPr>
           <w:p>
             <w:r>
@@ -2302,7 +2259,7 @@
         </w:tc>
         <w:tc>
           <w:tcPr>
-            <w:tcW w:w="4320" w:type="dxa"/>
+            <w:tcW w:w="7527" w:type="dxa"/>
           </w:tcPr>
           <w:p>
             <w:r>
@@ -2314,7 +2271,7 @@
       <w:tr>
         <w:tc>
           <w:tcPr>
-            <w:tcW w:w="4320" w:type="dxa"/>
+            <w:tcW w:w="2660" w:type="dxa"/>
           </w:tcPr>
           <w:p>
             <w:r>
@@ -2324,7 +2281,7 @@
         </w:tc>
         <w:tc>
           <w:tcPr>
-            <w:tcW w:w="4320" w:type="dxa"/>
+            <w:tcW w:w="7527" w:type="dxa"/>
           </w:tcPr>
           <w:p>
             <w:r>
@@ -2336,7 +2293,7 @@
       <w:tr>
         <w:tc>
           <w:tcPr>
-            <w:tcW w:w="4320" w:type="dxa"/>
+            <w:tcW w:w="2660" w:type="dxa"/>
           </w:tcPr>
           <w:p>
             <w:r>
@@ -2346,7 +2303,7 @@
         </w:tc>
         <w:tc>
           <w:tcPr>
-            <w:tcW w:w="4320" w:type="dxa"/>
+            <w:tcW w:w="7527" w:type="dxa"/>
           </w:tcPr>
           <w:p>
             <w:r>
@@ -2358,7 +2315,7 @@
       <w:tr>
         <w:tc>
           <w:tcPr>
-            <w:tcW w:w="4320" w:type="dxa"/>
+            <w:tcW w:w="2660" w:type="dxa"/>
           </w:tcPr>
           <w:p>
             <w:r>
@@ -2368,7 +2325,7 @@
         </w:tc>
         <w:tc>
           <w:tcPr>
-            <w:tcW w:w="4320" w:type="dxa"/>
+            <w:tcW w:w="7527" w:type="dxa"/>
           </w:tcPr>
           <w:p/>
         </w:tc>
@@ -2376,7 +2333,7 @@
       <w:tr>
         <w:tc>
           <w:tcPr>
-            <w:tcW w:w="4320" w:type="dxa"/>
+            <w:tcW w:w="2660" w:type="dxa"/>
           </w:tcPr>
           <w:p>
             <w:r>
@@ -2386,11 +2343,11 @@
         </w:tc>
         <w:tc>
           <w:tcPr>
-            <w:tcW w:w="4320" w:type="dxa"/>
-          </w:tcPr>
-          <w:p>
-            <w:r>
-              <w:t>Vertragswesen</w:t>
+            <w:tcW w:w="7527" w:type="dxa"/>
+          </w:tcPr>
+          <w:p>
+            <w:r>
+              <w:t>Kaufvertrag</w:t>
             </w:r>
           </w:p>
         </w:tc>
@@ -2408,25 +2365,23 @@
         <w:tblLook w:val="04A0" w:firstRow="1" w:lastRow="0" w:firstColumn="1" w:lastColumn="0" w:noHBand="0" w:noVBand="1"/>
       </w:tblPr>
       <w:tblGrid>
-        <w:gridCol w:w="4632"/>
-        <w:gridCol w:w="5555"/>
+        <w:gridCol w:w="2737"/>
+        <w:gridCol w:w="7450"/>
       </w:tblGrid>
       <w:tr>
         <w:tc>
           <w:tcPr>
-            <w:tcW w:w="4320" w:type="dxa"/>
+            <w:tcW w:w="2733" w:type="dxa"/>
           </w:tcPr>
           <w:p>
             <w:pPr>
               <w:spacing w:after="200" w:line="276" w:lineRule="auto"/>
               <w:rPr>
-                <w:rFonts w:asciiTheme="minorHAnsi" w:hAnsiTheme="minorHAnsi"/>
                 <w:lang w:val="en-US"/>
               </w:rPr>
             </w:pPr>
             <w:r>
               <w:rPr>
-                <w:rFonts w:asciiTheme="minorHAnsi" w:hAnsiTheme="minorHAnsi"/>
                 <w:lang w:val="en-US"/>
               </w:rPr>
               <w:t>ID</w:t>
@@ -2435,19 +2390,17 @@
         </w:tc>
         <w:tc>
           <w:tcPr>
-            <w:tcW w:w="4320" w:type="dxa"/>
+            <w:tcW w:w="7454" w:type="dxa"/>
           </w:tcPr>
           <w:p>
             <w:pPr>
               <w:spacing w:after="200" w:line="276" w:lineRule="auto"/>
               <w:rPr>
-                <w:rFonts w:asciiTheme="minorHAnsi" w:hAnsiTheme="minorHAnsi"/>
                 <w:lang w:val="en-US"/>
               </w:rPr>
             </w:pPr>
             <w:r>
               <w:rPr>
-                <w:rFonts w:asciiTheme="minorHAnsi" w:hAnsiTheme="minorHAnsi"/>
                 <w:lang w:val="en-US"/>
               </w:rPr>
               <w:t>3.0</w:t>
@@ -2458,7 +2411,7 @@
       <w:tr>
         <w:tc>
           <w:tcPr>
-            <w:tcW w:w="4320" w:type="dxa"/>
+            <w:tcW w:w="2733" w:type="dxa"/>
           </w:tcPr>
           <w:p>
             <w:r>
@@ -2468,19 +2421,11 @@
         </w:tc>
         <w:tc>
           <w:tcPr>
-            <w:tcW w:w="4320" w:type="dxa"/>
-          </w:tcPr>
-          <w:p>
-            <w:r>
-              <w:t xml:space="preserve">Schreiben Sie in ganzen Sätzen, nicht </w:t>
-            </w:r>
-            <w:proofErr w:type="spellStart"/>
-            <w:r>
-              <w:t>stichwort</w:t>
-            </w:r>
-            <w:proofErr w:type="spellEnd"/>
-            <w:r>
-              <w:t>...</w:t>
+            <w:tcW w:w="7454" w:type="dxa"/>
+          </w:tcPr>
+          <w:p>
+            <w:r>
+              <w:t>Eigentumsvorbehalt - Definitionen</w:t>
             </w:r>
           </w:p>
         </w:tc>
@@ -2488,7 +2433,7 @@
       <w:tr>
         <w:tc>
           <w:tcPr>
-            <w:tcW w:w="4320" w:type="dxa"/>
+            <w:tcW w:w="2733" w:type="dxa"/>
           </w:tcPr>
           <w:p>
             <w:r>
@@ -2498,14 +2443,10 @@
         </w:tc>
         <w:tc>
           <w:tcPr>
-            <w:tcW w:w="4320" w:type="dxa"/>
-          </w:tcPr>
-          <w:p>
-            <w:r>
-              <w:t>Vertragswesen</w:t>
-            </w:r>
-            <w:r>
-              <w:br/>
+            <w:tcW w:w="7454" w:type="dxa"/>
+          </w:tcPr>
+          <w:p>
+            <w:r>
               <w:t>Erläutern Sie in eigenen Worten den Eigentumsvorbehalt. Unterscheiden Sie anschließend zwischen dem einfachen, dem erweiterten und dem verlängerten Eigentumsvorbehalt.</w:t>
             </w:r>
           </w:p>
@@ -2514,7 +2455,7 @@
       <w:tr>
         <w:tc>
           <w:tcPr>
-            <w:tcW w:w="4320" w:type="dxa"/>
+            <w:tcW w:w="2733" w:type="dxa"/>
           </w:tcPr>
           <w:p>
             <w:r>
@@ -2524,32 +2465,49 @@
         </w:tc>
         <w:tc>
           <w:tcPr>
-            <w:tcW w:w="4320" w:type="dxa"/>
+            <w:tcW w:w="7454" w:type="dxa"/>
           </w:tcPr>
           <w:p>
             <w:r>
               <w:t>Schreiben Sie in ganzen Sätzen, nicht stichwortartig.</w:t>
             </w:r>
-            <w:r>
-              <w:tab/>
-              <w:t>10</w:t>
-            </w:r>
-            <w:r>
-              <w:br/>
-            </w:r>
-            <w:r>
-              <w:br/>
-            </w:r>
-            <w:r>
-              <w:br/>
-            </w:r>
-          </w:p>
+          </w:p>
+          <w:p/>
+          <w:tbl>
+            <w:tblPr>
+              <w:tblStyle w:val="Tabellenraster"/>
+              <w:tblW w:w="5000" w:type="pct"/>
+              <w:tblLook w:val="04A0" w:firstRow="1" w:lastRow="0" w:firstColumn="1" w:lastColumn="0" w:noHBand="0" w:noVBand="1"/>
+            </w:tblPr>
+            <w:tblGrid>
+              <w:gridCol w:w="7234"/>
+            </w:tblGrid>
+            <w:tr>
+              <w:trPr>
+                <w:trHeight w:val="1417"/>
+              </w:trPr>
+              <w:tc>
+                <w:tcPr>
+                  <w:tcW w:w="4089" w:type="dxa"/>
+                  <w:tcBorders>
+                    <w:top w:val="nil"/>
+                    <w:left w:val="nil"/>
+                    <w:bottom w:val="single" w:sz="4" w:space="0" w:color="auto"/>
+                    <w:right w:val="nil"/>
+                  </w:tcBorders>
+                  <w:shd w:val="clear" w:color="auto" w:fill="FDE9D9" w:themeFill="accent6" w:themeFillTint="33"/>
+                </w:tcPr>
+                <w:p/>
+              </w:tc>
+            </w:tr>
+          </w:tbl>
+          <w:p/>
         </w:tc>
       </w:tr>
       <w:tr>
         <w:tc>
           <w:tcPr>
-            <w:tcW w:w="4320" w:type="dxa"/>
+            <w:tcW w:w="2733" w:type="dxa"/>
           </w:tcPr>
           <w:p>
             <w:r>
@@ -2559,7 +2517,7 @@
         </w:tc>
         <w:tc>
           <w:tcPr>
-            <w:tcW w:w="4320" w:type="dxa"/>
+            <w:tcW w:w="7454" w:type="dxa"/>
           </w:tcPr>
           <w:p/>
         </w:tc>
@@ -2567,7 +2525,7 @@
       <w:tr>
         <w:tc>
           <w:tcPr>
-            <w:tcW w:w="4320" w:type="dxa"/>
+            <w:tcW w:w="2733" w:type="dxa"/>
           </w:tcPr>
           <w:p>
             <w:r>
@@ -2577,7 +2535,7 @@
         </w:tc>
         <w:tc>
           <w:tcPr>
-            <w:tcW w:w="4320" w:type="dxa"/>
+            <w:tcW w:w="7454" w:type="dxa"/>
           </w:tcPr>
           <w:p/>
         </w:tc>
@@ -2585,7 +2543,7 @@
       <w:tr>
         <w:tc>
           <w:tcPr>
-            <w:tcW w:w="4320" w:type="dxa"/>
+            <w:tcW w:w="2733" w:type="dxa"/>
           </w:tcPr>
           <w:p>
             <w:r>
@@ -2595,7 +2553,7 @@
         </w:tc>
         <w:tc>
           <w:tcPr>
-            <w:tcW w:w="4320" w:type="dxa"/>
+            <w:tcW w:w="7454" w:type="dxa"/>
           </w:tcPr>
           <w:p>
             <w:r>
@@ -2607,7 +2565,7 @@
       <w:tr>
         <w:tc>
           <w:tcPr>
-            <w:tcW w:w="4320" w:type="dxa"/>
+            <w:tcW w:w="2733" w:type="dxa"/>
           </w:tcPr>
           <w:p>
             <w:r>
@@ -2617,7 +2575,7 @@
         </w:tc>
         <w:tc>
           <w:tcPr>
-            <w:tcW w:w="4320" w:type="dxa"/>
+            <w:tcW w:w="7454" w:type="dxa"/>
           </w:tcPr>
           <w:p>
             <w:r>
@@ -2629,7 +2587,7 @@
       <w:tr>
         <w:tc>
           <w:tcPr>
-            <w:tcW w:w="4320" w:type="dxa"/>
+            <w:tcW w:w="2733" w:type="dxa"/>
           </w:tcPr>
           <w:p>
             <w:r>
@@ -2639,7 +2597,7 @@
         </w:tc>
         <w:tc>
           <w:tcPr>
-            <w:tcW w:w="5181" w:type="dxa"/>
+            <w:tcW w:w="7454" w:type="dxa"/>
           </w:tcPr>
           <w:p/>
         </w:tc>
@@ -2647,7 +2605,7 @@
       <w:tr>
         <w:tc>
           <w:tcPr>
-            <w:tcW w:w="4320" w:type="dxa"/>
+            <w:tcW w:w="2733" w:type="dxa"/>
           </w:tcPr>
           <w:p>
             <w:r>
@@ -2657,11 +2615,11 @@
         </w:tc>
         <w:tc>
           <w:tcPr>
-            <w:tcW w:w="5181" w:type="dxa"/>
-          </w:tcPr>
-          <w:p>
-            <w:r>
-              <w:t>Auftragssteuerung und -koordination</w:t>
+            <w:tcW w:w="7454" w:type="dxa"/>
+          </w:tcPr>
+          <w:p>
+            <w:r>
+              <w:t>Eigentumsvorbehalt</w:t>
             </w:r>
           </w:p>
         </w:tc>
@@ -2681,25 +2639,23 @@
         <w:tblLook w:val="04A0" w:firstRow="1" w:lastRow="0" w:firstColumn="1" w:lastColumn="0" w:noHBand="0" w:noVBand="1"/>
       </w:tblPr>
       <w:tblGrid>
-        <w:gridCol w:w="4644"/>
-        <w:gridCol w:w="5543"/>
+        <w:gridCol w:w="2737"/>
+        <w:gridCol w:w="7450"/>
       </w:tblGrid>
       <w:tr>
         <w:tc>
           <w:tcPr>
-            <w:tcW w:w="4644" w:type="dxa"/>
+            <w:tcW w:w="2660" w:type="dxa"/>
           </w:tcPr>
           <w:p>
             <w:pPr>
               <w:spacing w:after="200" w:line="276" w:lineRule="auto"/>
               <w:rPr>
-                <w:rFonts w:asciiTheme="minorHAnsi" w:hAnsiTheme="minorHAnsi"/>
                 <w:lang w:val="en-US"/>
               </w:rPr>
             </w:pPr>
             <w:r>
               <w:rPr>
-                <w:rFonts w:asciiTheme="minorHAnsi" w:hAnsiTheme="minorHAnsi"/>
                 <w:lang w:val="en-US"/>
               </w:rPr>
               <w:t>ID</w:t>
@@ -2708,19 +2664,17 @@
         </w:tc>
         <w:tc>
           <w:tcPr>
-            <w:tcW w:w="5543" w:type="dxa"/>
+            <w:tcW w:w="7527" w:type="dxa"/>
           </w:tcPr>
           <w:p>
             <w:pPr>
               <w:spacing w:after="200" w:line="276" w:lineRule="auto"/>
               <w:rPr>
-                <w:rFonts w:asciiTheme="minorHAnsi" w:hAnsiTheme="minorHAnsi"/>
                 <w:lang w:val="en-US"/>
               </w:rPr>
             </w:pPr>
             <w:r>
               <w:rPr>
-                <w:rFonts w:asciiTheme="minorHAnsi" w:hAnsiTheme="minorHAnsi"/>
                 <w:lang w:val="en-US"/>
               </w:rPr>
               <w:t>4.0</w:t>
@@ -2731,7 +2685,7 @@
       <w:tr>
         <w:tc>
           <w:tcPr>
-            <w:tcW w:w="4644" w:type="dxa"/>
+            <w:tcW w:w="2660" w:type="dxa"/>
           </w:tcPr>
           <w:p>
             <w:r>
@@ -2741,11 +2695,11 @@
         </w:tc>
         <w:tc>
           <w:tcPr>
-            <w:tcW w:w="5543" w:type="dxa"/>
-          </w:tcPr>
-          <w:p>
-            <w:r>
-              <w:t>Welche rechtliche Bedeutung hat die Bestellung ...</w:t>
+            <w:tcW w:w="7527" w:type="dxa"/>
+          </w:tcPr>
+          <w:p>
+            <w:r>
+              <w:t>Kaufvertrag - Zustandekommen</w:t>
             </w:r>
           </w:p>
         </w:tc>
@@ -2753,7 +2707,7 @@
       <w:tr>
         <w:tc>
           <w:tcPr>
-            <w:tcW w:w="4644" w:type="dxa"/>
+            <w:tcW w:w="2660" w:type="dxa"/>
           </w:tcPr>
           <w:p>
             <w:r>
@@ -2763,14 +2717,10 @@
         </w:tc>
         <w:tc>
           <w:tcPr>
-            <w:tcW w:w="5543" w:type="dxa"/>
-          </w:tcPr>
-          <w:p>
-            <w:r>
-              <w:t>Auftragsbearbeitung</w:t>
-            </w:r>
-            <w:r>
-              <w:br/>
+            <w:tcW w:w="7527" w:type="dxa"/>
+          </w:tcPr>
+          <w:p>
+            <w:r>
               <w:t xml:space="preserve">Die INN-Büro GmbH hat Bürostühle des Modells </w:t>
             </w:r>
             <w:proofErr w:type="spellStart"/>
@@ -2781,22 +2731,15 @@
             <w:r>
               <w:t xml:space="preserve"> 160 an die Livingston GmbH verkauft. Den Auftragsvorgang können Sie der folgenden Übersicht entnehmen.</w:t>
             </w:r>
-            <w:r>
-              <w:br/>
-            </w:r>
-            <w:r>
-              <w:br/>
-            </w:r>
-            <w:r>
-              <w:br/>
-            </w:r>
-          </w:p>
+          </w:p>
+          <w:p/>
+          <w:p/>
         </w:tc>
       </w:tr>
       <w:tr>
         <w:tc>
           <w:tcPr>
-            <w:tcW w:w="4644" w:type="dxa"/>
+            <w:tcW w:w="2660" w:type="dxa"/>
           </w:tcPr>
           <w:p>
             <w:r>
@@ -2806,42 +2749,31 @@
         </w:tc>
         <w:tc>
           <w:tcPr>
-            <w:tcW w:w="5543" w:type="dxa"/>
+            <w:tcW w:w="7527" w:type="dxa"/>
           </w:tcPr>
           <w:p>
             <w:r>
               <w:t>Welche rechtliche Bedeutung hat die Bestellung der Livingston GmbH für das Zustandekommen des Kaufvertrages?</w:t>
             </w:r>
-            <w:r>
-              <w:tab/>
-              <w:t>2</w:t>
-            </w:r>
-            <w:r>
-              <w:br/>
-            </w:r>
-            <w:r>
-              <w:br/>
-            </w:r>
-            <w:r>
-              <w:br/>
-            </w:r>
-          </w:p>
+          </w:p>
+          <w:p/>
         </w:tc>
       </w:tr>
       <w:tr>
         <w:tc>
           <w:tcPr>
-            <w:tcW w:w="4644" w:type="dxa"/>
-          </w:tcPr>
-          <w:p>
-            <w:r>
+            <w:tcW w:w="2660" w:type="dxa"/>
+          </w:tcPr>
+          <w:p>
+            <w:r>
+              <w:lastRenderedPageBreak/>
               <w:t>Lösungsmöglichkeit/Hinweis (optional)</w:t>
             </w:r>
           </w:p>
         </w:tc>
         <w:tc>
           <w:tcPr>
-            <w:tcW w:w="5543" w:type="dxa"/>
+            <w:tcW w:w="7527" w:type="dxa"/>
           </w:tcPr>
           <w:p/>
         </w:tc>
@@ -2849,7 +2781,7 @@
       <w:tr>
         <w:tc>
           <w:tcPr>
-            <w:tcW w:w="4644" w:type="dxa"/>
+            <w:tcW w:w="2660" w:type="dxa"/>
           </w:tcPr>
           <w:p>
             <w:r>
@@ -2859,7 +2791,7 @@
         </w:tc>
         <w:tc>
           <w:tcPr>
-            <w:tcW w:w="5543" w:type="dxa"/>
+            <w:tcW w:w="7527" w:type="dxa"/>
           </w:tcPr>
           <w:p/>
         </w:tc>
@@ -2867,18 +2799,17 @@
       <w:tr>
         <w:tc>
           <w:tcPr>
-            <w:tcW w:w="4644" w:type="dxa"/>
-          </w:tcPr>
-          <w:p>
-            <w:r>
-              <w:lastRenderedPageBreak/>
+            <w:tcW w:w="2660" w:type="dxa"/>
+          </w:tcPr>
+          <w:p>
+            <w:r>
               <w:t>Schwierigkeitsgrad</w:t>
             </w:r>
           </w:p>
         </w:tc>
         <w:tc>
           <w:tcPr>
-            <w:tcW w:w="5543" w:type="dxa"/>
+            <w:tcW w:w="7527" w:type="dxa"/>
           </w:tcPr>
           <w:p>
             <w:r>
@@ -2890,7 +2821,7 @@
       <w:tr>
         <w:tc>
           <w:tcPr>
-            <w:tcW w:w="4644" w:type="dxa"/>
+            <w:tcW w:w="2660" w:type="dxa"/>
           </w:tcPr>
           <w:p>
             <w:r>
@@ -2900,7 +2831,7 @@
         </w:tc>
         <w:tc>
           <w:tcPr>
-            <w:tcW w:w="5543" w:type="dxa"/>
+            <w:tcW w:w="7527" w:type="dxa"/>
           </w:tcPr>
           <w:p>
             <w:r>
@@ -2912,7 +2843,7 @@
       <w:tr>
         <w:tc>
           <w:tcPr>
-            <w:tcW w:w="4644" w:type="dxa"/>
+            <w:tcW w:w="2660" w:type="dxa"/>
           </w:tcPr>
           <w:p>
             <w:r>
@@ -2922,7 +2853,7 @@
         </w:tc>
         <w:tc>
           <w:tcPr>
-            <w:tcW w:w="5543" w:type="dxa"/>
+            <w:tcW w:w="7527" w:type="dxa"/>
           </w:tcPr>
           <w:p/>
         </w:tc>
@@ -2930,7 +2861,7 @@
       <w:tr>
         <w:tc>
           <w:tcPr>
-            <w:tcW w:w="4644" w:type="dxa"/>
+            <w:tcW w:w="2660" w:type="dxa"/>
           </w:tcPr>
           <w:p>
             <w:r>
@@ -2940,11 +2871,11 @@
         </w:tc>
         <w:tc>
           <w:tcPr>
-            <w:tcW w:w="5543" w:type="dxa"/>
-          </w:tcPr>
-          <w:p>
-            <w:r>
-              <w:t>Auftragssteuerung und -koordination</w:t>
+            <w:tcW w:w="7527" w:type="dxa"/>
+          </w:tcPr>
+          <w:p>
+            <w:r>
+              <w:t xml:space="preserve">Kaufvertrag </w:t>
             </w:r>
           </w:p>
         </w:tc>
@@ -2964,25 +2895,23 @@
         <w:tblLook w:val="04A0" w:firstRow="1" w:lastRow="0" w:firstColumn="1" w:lastColumn="0" w:noHBand="0" w:noVBand="1"/>
       </w:tblPr>
       <w:tblGrid>
-        <w:gridCol w:w="4644"/>
-        <w:gridCol w:w="5543"/>
+        <w:gridCol w:w="2737"/>
+        <w:gridCol w:w="7450"/>
       </w:tblGrid>
       <w:tr>
         <w:tc>
           <w:tcPr>
-            <w:tcW w:w="4644" w:type="dxa"/>
+            <w:tcW w:w="2660" w:type="dxa"/>
           </w:tcPr>
           <w:p>
             <w:pPr>
               <w:spacing w:after="200" w:line="276" w:lineRule="auto"/>
               <w:rPr>
-                <w:rFonts w:asciiTheme="minorHAnsi" w:hAnsiTheme="minorHAnsi"/>
                 <w:lang w:val="en-US"/>
               </w:rPr>
             </w:pPr>
             <w:r>
               <w:rPr>
-                <w:rFonts w:asciiTheme="minorHAnsi" w:hAnsiTheme="minorHAnsi"/>
                 <w:lang w:val="en-US"/>
               </w:rPr>
               <w:t>ID</w:t>
@@ -2991,26 +2920,23 @@
         </w:tc>
         <w:tc>
           <w:tcPr>
-            <w:tcW w:w="5543" w:type="dxa"/>
+            <w:tcW w:w="7527" w:type="dxa"/>
           </w:tcPr>
           <w:p>
             <w:pPr>
               <w:spacing w:after="200" w:line="276" w:lineRule="auto"/>
               <w:rPr>
-                <w:rFonts w:asciiTheme="minorHAnsi" w:hAnsiTheme="minorHAnsi"/>
                 <w:lang w:val="en-US"/>
               </w:rPr>
             </w:pPr>
             <w:r>
               <w:rPr>
-                <w:rFonts w:asciiTheme="minorHAnsi" w:hAnsiTheme="minorHAnsi"/>
                 <w:lang w:val="en-US"/>
               </w:rPr>
               <w:t>4</w:t>
             </w:r>
             <w:r>
               <w:rPr>
-                <w:rFonts w:asciiTheme="minorHAnsi" w:hAnsiTheme="minorHAnsi"/>
                 <w:lang w:val="en-US"/>
               </w:rPr>
               <w:t>.1</w:t>
@@ -3021,7 +2947,7 @@
       <w:tr>
         <w:tc>
           <w:tcPr>
-            <w:tcW w:w="4644" w:type="dxa"/>
+            <w:tcW w:w="2660" w:type="dxa"/>
           </w:tcPr>
           <w:p>
             <w:r>
@@ -3031,19 +2957,11 @@
         </w:tc>
         <w:tc>
           <w:tcPr>
-            <w:tcW w:w="5543" w:type="dxa"/>
-          </w:tcPr>
-          <w:p>
-            <w:r>
-              <w:t xml:space="preserve">Geben Sie an, zu welchem Zeitpunkt der </w:t>
-            </w:r>
-            <w:proofErr w:type="spellStart"/>
-            <w:r>
-              <w:t>Kaufvert</w:t>
-            </w:r>
-            <w:proofErr w:type="spellEnd"/>
-            <w:r>
-              <w:t>...</w:t>
+            <w:tcW w:w="7527" w:type="dxa"/>
+          </w:tcPr>
+          <w:p>
+            <w:r>
+              <w:t>Kaufvertrag - Zustandekommen</w:t>
             </w:r>
           </w:p>
         </w:tc>
@@ -3051,7 +2969,7 @@
       <w:tr>
         <w:tc>
           <w:tcPr>
-            <w:tcW w:w="4644" w:type="dxa"/>
+            <w:tcW w:w="2660" w:type="dxa"/>
           </w:tcPr>
           <w:p>
             <w:r>
@@ -3061,7 +2979,7 @@
         </w:tc>
         <w:tc>
           <w:tcPr>
-            <w:tcW w:w="5543" w:type="dxa"/>
+            <w:tcW w:w="7527" w:type="dxa"/>
           </w:tcPr>
           <w:p/>
         </w:tc>
@@ -3069,7 +2987,7 @@
       <w:tr>
         <w:tc>
           <w:tcPr>
-            <w:tcW w:w="4644" w:type="dxa"/>
+            <w:tcW w:w="2660" w:type="dxa"/>
           </w:tcPr>
           <w:p>
             <w:r>
@@ -3079,32 +2997,49 @@
         </w:tc>
         <w:tc>
           <w:tcPr>
-            <w:tcW w:w="5543" w:type="dxa"/>
+            <w:tcW w:w="7527" w:type="dxa"/>
           </w:tcPr>
           <w:p>
             <w:r>
               <w:t>Geben Sie an, zu welchem Zeitpunkt der Kaufvertrag zustande gekommen ist. Tragen Sie das Datum im Format TT.MM.20xx ein.</w:t>
             </w:r>
-            <w:r>
-              <w:tab/>
-              <w:t>4</w:t>
-            </w:r>
-            <w:r>
-              <w:br/>
-            </w:r>
-            <w:r>
-              <w:br/>
-            </w:r>
-            <w:r>
-              <w:br/>
-            </w:r>
-          </w:p>
+          </w:p>
+          <w:p/>
+          <w:tbl>
+            <w:tblPr>
+              <w:tblStyle w:val="Tabellenraster"/>
+              <w:tblW w:w="5000" w:type="pct"/>
+              <w:tblLook w:val="04A0" w:firstRow="1" w:lastRow="0" w:firstColumn="1" w:lastColumn="0" w:noHBand="0" w:noVBand="1"/>
+            </w:tblPr>
+            <w:tblGrid>
+              <w:gridCol w:w="7234"/>
+            </w:tblGrid>
+            <w:tr>
+              <w:trPr>
+                <w:trHeight w:val="1417"/>
+              </w:trPr>
+              <w:tc>
+                <w:tcPr>
+                  <w:tcW w:w="4089" w:type="dxa"/>
+                  <w:tcBorders>
+                    <w:top w:val="nil"/>
+                    <w:left w:val="nil"/>
+                    <w:bottom w:val="single" w:sz="4" w:space="0" w:color="auto"/>
+                    <w:right w:val="nil"/>
+                  </w:tcBorders>
+                  <w:shd w:val="clear" w:color="auto" w:fill="FDE9D9" w:themeFill="accent6" w:themeFillTint="33"/>
+                </w:tcPr>
+                <w:p/>
+              </w:tc>
+            </w:tr>
+          </w:tbl>
+          <w:p/>
         </w:tc>
       </w:tr>
       <w:tr>
         <w:tc>
           <w:tcPr>
-            <w:tcW w:w="4644" w:type="dxa"/>
+            <w:tcW w:w="2660" w:type="dxa"/>
           </w:tcPr>
           <w:p>
             <w:r>
@@ -3114,7 +3049,7 @@
         </w:tc>
         <w:tc>
           <w:tcPr>
-            <w:tcW w:w="5543" w:type="dxa"/>
+            <w:tcW w:w="7527" w:type="dxa"/>
           </w:tcPr>
           <w:p/>
         </w:tc>
@@ -3122,7 +3057,7 @@
       <w:tr>
         <w:tc>
           <w:tcPr>
-            <w:tcW w:w="4644" w:type="dxa"/>
+            <w:tcW w:w="2660" w:type="dxa"/>
           </w:tcPr>
           <w:p>
             <w:r>
@@ -3132,7 +3067,7 @@
         </w:tc>
         <w:tc>
           <w:tcPr>
-            <w:tcW w:w="5543" w:type="dxa"/>
+            <w:tcW w:w="7527" w:type="dxa"/>
           </w:tcPr>
           <w:p/>
         </w:tc>
@@ -3140,7 +3075,7 @@
       <w:tr>
         <w:tc>
           <w:tcPr>
-            <w:tcW w:w="4644" w:type="dxa"/>
+            <w:tcW w:w="2660" w:type="dxa"/>
           </w:tcPr>
           <w:p>
             <w:r>
@@ -3150,7 +3085,7 @@
         </w:tc>
         <w:tc>
           <w:tcPr>
-            <w:tcW w:w="5543" w:type="dxa"/>
+            <w:tcW w:w="7527" w:type="dxa"/>
           </w:tcPr>
           <w:p>
             <w:r>
@@ -3162,7 +3097,7 @@
       <w:tr>
         <w:tc>
           <w:tcPr>
-            <w:tcW w:w="4644" w:type="dxa"/>
+            <w:tcW w:w="2660" w:type="dxa"/>
           </w:tcPr>
           <w:p>
             <w:r>
@@ -3172,7 +3107,7 @@
         </w:tc>
         <w:tc>
           <w:tcPr>
-            <w:tcW w:w="5543" w:type="dxa"/>
+            <w:tcW w:w="7527" w:type="dxa"/>
           </w:tcPr>
           <w:p>
             <w:r>
@@ -3184,7 +3119,7 @@
       <w:tr>
         <w:tc>
           <w:tcPr>
-            <w:tcW w:w="4644" w:type="dxa"/>
+            <w:tcW w:w="2660" w:type="dxa"/>
           </w:tcPr>
           <w:p>
             <w:r>
@@ -3194,7 +3129,7 @@
         </w:tc>
         <w:tc>
           <w:tcPr>
-            <w:tcW w:w="5543" w:type="dxa"/>
+            <w:tcW w:w="7527" w:type="dxa"/>
           </w:tcPr>
           <w:p/>
         </w:tc>
@@ -3202,7 +3137,7 @@
       <w:tr>
         <w:tc>
           <w:tcPr>
-            <w:tcW w:w="4644" w:type="dxa"/>
+            <w:tcW w:w="2660" w:type="dxa"/>
           </w:tcPr>
           <w:p>
             <w:r>
@@ -3212,11 +3147,11 @@
         </w:tc>
         <w:tc>
           <w:tcPr>
-            <w:tcW w:w="5543" w:type="dxa"/>
-          </w:tcPr>
-          <w:p>
-            <w:r>
-              <w:t>Auftragssteuerung und -koordination</w:t>
+            <w:tcW w:w="7527" w:type="dxa"/>
+          </w:tcPr>
+          <w:p>
+            <w:r>
+              <w:t>Kaufvertrag</w:t>
             </w:r>
           </w:p>
         </w:tc>
@@ -3234,25 +3169,23 @@
         <w:tblLook w:val="04A0" w:firstRow="1" w:lastRow="0" w:firstColumn="1" w:lastColumn="0" w:noHBand="0" w:noVBand="1"/>
       </w:tblPr>
       <w:tblGrid>
-        <w:gridCol w:w="4644"/>
-        <w:gridCol w:w="5543"/>
+        <w:gridCol w:w="2737"/>
+        <w:gridCol w:w="7450"/>
       </w:tblGrid>
       <w:tr>
         <w:tc>
           <w:tcPr>
-            <w:tcW w:w="4644" w:type="dxa"/>
+            <w:tcW w:w="2660" w:type="dxa"/>
           </w:tcPr>
           <w:p>
             <w:pPr>
               <w:spacing w:after="200" w:line="276" w:lineRule="auto"/>
               <w:rPr>
-                <w:rFonts w:asciiTheme="minorHAnsi" w:hAnsiTheme="minorHAnsi"/>
                 <w:lang w:val="en-US"/>
               </w:rPr>
             </w:pPr>
             <w:r>
               <w:rPr>
-                <w:rFonts w:asciiTheme="minorHAnsi" w:hAnsiTheme="minorHAnsi"/>
                 <w:lang w:val="en-US"/>
               </w:rPr>
               <w:t>ID</w:t>
@@ -3261,26 +3194,23 @@
         </w:tc>
         <w:tc>
           <w:tcPr>
-            <w:tcW w:w="5543" w:type="dxa"/>
+            <w:tcW w:w="7527" w:type="dxa"/>
           </w:tcPr>
           <w:p>
             <w:pPr>
               <w:spacing w:after="200" w:line="276" w:lineRule="auto"/>
               <w:rPr>
-                <w:rFonts w:asciiTheme="minorHAnsi" w:hAnsiTheme="minorHAnsi"/>
                 <w:lang w:val="en-US"/>
               </w:rPr>
             </w:pPr>
             <w:r>
               <w:rPr>
-                <w:rFonts w:asciiTheme="minorHAnsi" w:hAnsiTheme="minorHAnsi"/>
                 <w:lang w:val="en-US"/>
               </w:rPr>
               <w:t>4</w:t>
             </w:r>
             <w:r>
               <w:rPr>
-                <w:rFonts w:asciiTheme="minorHAnsi" w:hAnsiTheme="minorHAnsi"/>
                 <w:lang w:val="en-US"/>
               </w:rPr>
               <w:t>.2</w:t>
@@ -3291,7 +3221,7 @@
       <w:tr>
         <w:tc>
           <w:tcPr>
-            <w:tcW w:w="4644" w:type="dxa"/>
+            <w:tcW w:w="2660" w:type="dxa"/>
           </w:tcPr>
           <w:p>
             <w:r>
@@ -3301,19 +3231,11 @@
         </w:tc>
         <w:tc>
           <w:tcPr>
-            <w:tcW w:w="5543" w:type="dxa"/>
-          </w:tcPr>
-          <w:p>
-            <w:r>
-              <w:t xml:space="preserve">Das Angebot der INN-Büro GmbH in der </w:t>
-            </w:r>
-            <w:proofErr w:type="spellStart"/>
-            <w:r>
-              <w:t>Fachzeitsc</w:t>
-            </w:r>
-            <w:proofErr w:type="spellEnd"/>
-            <w:r>
-              <w:t>...</w:t>
+            <w:tcW w:w="7527" w:type="dxa"/>
+          </w:tcPr>
+          <w:p>
+            <w:r>
+              <w:t>Angebot - Versandkosten</w:t>
             </w:r>
           </w:p>
         </w:tc>
@@ -3321,7 +3243,7 @@
       <w:tr>
         <w:tc>
           <w:tcPr>
-            <w:tcW w:w="4644" w:type="dxa"/>
+            <w:tcW w:w="2660" w:type="dxa"/>
           </w:tcPr>
           <w:p>
             <w:r>
@@ -3331,7 +3253,7 @@
         </w:tc>
         <w:tc>
           <w:tcPr>
-            <w:tcW w:w="5543" w:type="dxa"/>
+            <w:tcW w:w="7527" w:type="dxa"/>
           </w:tcPr>
           <w:p/>
         </w:tc>
@@ -3339,7 +3261,7 @@
       <w:tr>
         <w:tc>
           <w:tcPr>
-            <w:tcW w:w="4644" w:type="dxa"/>
+            <w:tcW w:w="2660" w:type="dxa"/>
           </w:tcPr>
           <w:p>
             <w:r>
@@ -3349,32 +3271,21 @@
         </w:tc>
         <w:tc>
           <w:tcPr>
-            <w:tcW w:w="5543" w:type="dxa"/>
+            <w:tcW w:w="7527" w:type="dxa"/>
           </w:tcPr>
           <w:p>
             <w:r>
               <w:t>Das Angebot der INN-Büro GmbH in der Fachzeitschrift beinhaltete keine Angaben zu den Versandkosten. Mit welcher Klausel wird die gesetzliche Regelung beim Versendungskauf richtig beschrieben?</w:t>
             </w:r>
-            <w:r>
-              <w:tab/>
-              <w:t>2</w:t>
-            </w:r>
-            <w:r>
-              <w:br/>
-            </w:r>
-            <w:r>
-              <w:br/>
-            </w:r>
-            <w:r>
-              <w:br/>
-            </w:r>
-          </w:p>
+          </w:p>
+          <w:p/>
+          <w:p/>
         </w:tc>
       </w:tr>
       <w:tr>
         <w:tc>
           <w:tcPr>
-            <w:tcW w:w="4644" w:type="dxa"/>
+            <w:tcW w:w="2660" w:type="dxa"/>
           </w:tcPr>
           <w:p>
             <w:r>
@@ -3384,7 +3295,7 @@
         </w:tc>
         <w:tc>
           <w:tcPr>
-            <w:tcW w:w="5543" w:type="dxa"/>
+            <w:tcW w:w="7527" w:type="dxa"/>
           </w:tcPr>
           <w:p/>
         </w:tc>
@@ -3392,7 +3303,7 @@
       <w:tr>
         <w:tc>
           <w:tcPr>
-            <w:tcW w:w="4644" w:type="dxa"/>
+            <w:tcW w:w="2660" w:type="dxa"/>
           </w:tcPr>
           <w:p>
             <w:r>
@@ -3402,7 +3313,7 @@
         </w:tc>
         <w:tc>
           <w:tcPr>
-            <w:tcW w:w="5543" w:type="dxa"/>
+            <w:tcW w:w="7527" w:type="dxa"/>
           </w:tcPr>
           <w:p/>
         </w:tc>
@@ -3410,17 +3321,18 @@
       <w:tr>
         <w:tc>
           <w:tcPr>
-            <w:tcW w:w="4644" w:type="dxa"/>
-          </w:tcPr>
-          <w:p>
-            <w:r>
+            <w:tcW w:w="2660" w:type="dxa"/>
+          </w:tcPr>
+          <w:p>
+            <w:r>
+              <w:lastRenderedPageBreak/>
               <w:t>Schwierigkeitsgrad</w:t>
             </w:r>
           </w:p>
         </w:tc>
         <w:tc>
           <w:tcPr>
-            <w:tcW w:w="5543" w:type="dxa"/>
+            <w:tcW w:w="7527" w:type="dxa"/>
           </w:tcPr>
           <w:p>
             <w:r>
@@ -3432,7 +3344,7 @@
       <w:tr>
         <w:tc>
           <w:tcPr>
-            <w:tcW w:w="4644" w:type="dxa"/>
+            <w:tcW w:w="2660" w:type="dxa"/>
           </w:tcPr>
           <w:p>
             <w:r>
@@ -3442,7 +3354,7 @@
         </w:tc>
         <w:tc>
           <w:tcPr>
-            <w:tcW w:w="5543" w:type="dxa"/>
+            <w:tcW w:w="7527" w:type="dxa"/>
           </w:tcPr>
           <w:p>
             <w:r>
@@ -3454,7 +3366,7 @@
       <w:tr>
         <w:tc>
           <w:tcPr>
-            <w:tcW w:w="4644" w:type="dxa"/>
+            <w:tcW w:w="2660" w:type="dxa"/>
           </w:tcPr>
           <w:p>
             <w:r>
@@ -3464,7 +3376,7 @@
         </w:tc>
         <w:tc>
           <w:tcPr>
-            <w:tcW w:w="5543" w:type="dxa"/>
+            <w:tcW w:w="7527" w:type="dxa"/>
           </w:tcPr>
           <w:p/>
         </w:tc>
@@ -3472,7 +3384,7 @@
       <w:tr>
         <w:tc>
           <w:tcPr>
-            <w:tcW w:w="4644" w:type="dxa"/>
+            <w:tcW w:w="2660" w:type="dxa"/>
           </w:tcPr>
           <w:p>
             <w:r>
@@ -3482,11 +3394,11 @@
         </w:tc>
         <w:tc>
           <w:tcPr>
-            <w:tcW w:w="5543" w:type="dxa"/>
-          </w:tcPr>
-          <w:p>
-            <w:r>
-              <w:t>Auftragssteuerung und -koordination</w:t>
+            <w:tcW w:w="7527" w:type="dxa"/>
+          </w:tcPr>
+          <w:p>
+            <w:r>
+              <w:t>Angebot</w:t>
             </w:r>
           </w:p>
         </w:tc>
@@ -3504,13 +3416,13 @@
         <w:tblLook w:val="04A0" w:firstRow="1" w:lastRow="0" w:firstColumn="1" w:lastColumn="0" w:noHBand="0" w:noVBand="1"/>
       </w:tblPr>
       <w:tblGrid>
-        <w:gridCol w:w="4644"/>
-        <w:gridCol w:w="5543"/>
+        <w:gridCol w:w="2737"/>
+        <w:gridCol w:w="7450"/>
       </w:tblGrid>
       <w:tr>
         <w:tc>
           <w:tcPr>
-            <w:tcW w:w="4644" w:type="dxa"/>
+            <w:tcW w:w="2660" w:type="dxa"/>
           </w:tcPr>
           <w:p>
             <w:r>
@@ -3520,7 +3432,7 @@
         </w:tc>
         <w:tc>
           <w:tcPr>
-            <w:tcW w:w="5543" w:type="dxa"/>
+            <w:tcW w:w="7527" w:type="dxa"/>
           </w:tcPr>
           <w:p>
             <w:r>
@@ -3535,7 +3447,7 @@
       <w:tr>
         <w:tc>
           <w:tcPr>
-            <w:tcW w:w="4644" w:type="dxa"/>
+            <w:tcW w:w="2660" w:type="dxa"/>
           </w:tcPr>
           <w:p>
             <w:r>
@@ -3545,19 +3457,11 @@
         </w:tc>
         <w:tc>
           <w:tcPr>
-            <w:tcW w:w="5543" w:type="dxa"/>
-          </w:tcPr>
-          <w:p>
-            <w:r>
-              <w:t xml:space="preserve">Erläutern Sie einen Vorteil für die INN-Büro </w:t>
-            </w:r>
-            <w:proofErr w:type="spellStart"/>
-            <w:r>
-              <w:t>Gm</w:t>
-            </w:r>
-            <w:proofErr w:type="spellEnd"/>
-            <w:r>
-              <w:t>...</w:t>
+            <w:tcW w:w="7527" w:type="dxa"/>
+          </w:tcPr>
+          <w:p>
+            <w:r>
+              <w:t>Skonto</w:t>
             </w:r>
           </w:p>
         </w:tc>
@@ -3565,7 +3469,7 @@
       <w:tr>
         <w:tc>
           <w:tcPr>
-            <w:tcW w:w="4644" w:type="dxa"/>
+            <w:tcW w:w="2660" w:type="dxa"/>
           </w:tcPr>
           <w:p>
             <w:r>
@@ -3575,7 +3479,7 @@
         </w:tc>
         <w:tc>
           <w:tcPr>
-            <w:tcW w:w="5543" w:type="dxa"/>
+            <w:tcW w:w="7527" w:type="dxa"/>
           </w:tcPr>
           <w:p/>
         </w:tc>
@@ -3583,7 +3487,7 @@
       <w:tr>
         <w:tc>
           <w:tcPr>
-            <w:tcW w:w="4644" w:type="dxa"/>
+            <w:tcW w:w="2660" w:type="dxa"/>
           </w:tcPr>
           <w:p>
             <w:r>
@@ -3593,44 +3497,59 @@
         </w:tc>
         <w:tc>
           <w:tcPr>
-            <w:tcW w:w="5543" w:type="dxa"/>
+            <w:tcW w:w="7527" w:type="dxa"/>
           </w:tcPr>
           <w:p>
             <w:r>
               <w:t>Erläutern Sie einen Vorteil für die INN-Büro GmbH, der durch die Gewährung von Skonto erreicht werden soll.</w:t>
             </w:r>
-            <w:r>
-              <w:tab/>
-              <w:t>4</w:t>
-            </w:r>
-            <w:r>
-              <w:br/>
-            </w:r>
-            <w:r>
-              <w:lastRenderedPageBreak/>
-              <w:br/>
-            </w:r>
-            <w:r>
-              <w:br/>
-            </w:r>
-          </w:p>
+          </w:p>
+          <w:p/>
+          <w:tbl>
+            <w:tblPr>
+              <w:tblStyle w:val="Tabellenraster"/>
+              <w:tblW w:w="5000" w:type="pct"/>
+              <w:tblLook w:val="04A0" w:firstRow="1" w:lastRow="0" w:firstColumn="1" w:lastColumn="0" w:noHBand="0" w:noVBand="1"/>
+            </w:tblPr>
+            <w:tblGrid>
+              <w:gridCol w:w="7234"/>
+            </w:tblGrid>
+            <w:tr>
+              <w:trPr>
+                <w:trHeight w:val="1417"/>
+              </w:trPr>
+              <w:tc>
+                <w:tcPr>
+                  <w:tcW w:w="4089" w:type="dxa"/>
+                  <w:tcBorders>
+                    <w:top w:val="nil"/>
+                    <w:left w:val="nil"/>
+                    <w:bottom w:val="single" w:sz="4" w:space="0" w:color="auto"/>
+                    <w:right w:val="nil"/>
+                  </w:tcBorders>
+                  <w:shd w:val="clear" w:color="auto" w:fill="FDE9D9" w:themeFill="accent6" w:themeFillTint="33"/>
+                </w:tcPr>
+                <w:p/>
+              </w:tc>
+            </w:tr>
+          </w:tbl>
+          <w:p/>
         </w:tc>
       </w:tr>
       <w:tr>
         <w:tc>
           <w:tcPr>
-            <w:tcW w:w="4644" w:type="dxa"/>
-          </w:tcPr>
-          <w:p>
-            <w:r>
-              <w:lastRenderedPageBreak/>
+            <w:tcW w:w="2660" w:type="dxa"/>
+          </w:tcPr>
+          <w:p>
+            <w:r>
               <w:t>Lösungsmöglichkeit/Hinweis (optional)</w:t>
             </w:r>
           </w:p>
         </w:tc>
         <w:tc>
           <w:tcPr>
-            <w:tcW w:w="5543" w:type="dxa"/>
+            <w:tcW w:w="7527" w:type="dxa"/>
           </w:tcPr>
           <w:p/>
         </w:tc>
@@ -3638,7 +3557,7 @@
       <w:tr>
         <w:tc>
           <w:tcPr>
-            <w:tcW w:w="4644" w:type="dxa"/>
+            <w:tcW w:w="2660" w:type="dxa"/>
           </w:tcPr>
           <w:p>
             <w:r>
@@ -3648,7 +3567,7 @@
         </w:tc>
         <w:tc>
           <w:tcPr>
-            <w:tcW w:w="5543" w:type="dxa"/>
+            <w:tcW w:w="7527" w:type="dxa"/>
           </w:tcPr>
           <w:p>
             <w:r>
@@ -3660,7 +3579,7 @@
       <w:tr>
         <w:tc>
           <w:tcPr>
-            <w:tcW w:w="4644" w:type="dxa"/>
+            <w:tcW w:w="2660" w:type="dxa"/>
           </w:tcPr>
           <w:p>
             <w:r>
@@ -3670,7 +3589,7 @@
         </w:tc>
         <w:tc>
           <w:tcPr>
-            <w:tcW w:w="5543" w:type="dxa"/>
+            <w:tcW w:w="7527" w:type="dxa"/>
           </w:tcPr>
           <w:p>
             <w:r>
@@ -3682,7 +3601,7 @@
       <w:tr>
         <w:tc>
           <w:tcPr>
-            <w:tcW w:w="4644" w:type="dxa"/>
+            <w:tcW w:w="2660" w:type="dxa"/>
           </w:tcPr>
           <w:p>
             <w:r>
@@ -3692,7 +3611,7 @@
         </w:tc>
         <w:tc>
           <w:tcPr>
-            <w:tcW w:w="5543" w:type="dxa"/>
+            <w:tcW w:w="7527" w:type="dxa"/>
           </w:tcPr>
           <w:p>
             <w:r>
@@ -3704,7 +3623,7 @@
       <w:tr>
         <w:tc>
           <w:tcPr>
-            <w:tcW w:w="4644" w:type="dxa"/>
+            <w:tcW w:w="2660" w:type="dxa"/>
           </w:tcPr>
           <w:p>
             <w:r>
@@ -3714,7 +3633,7 @@
         </w:tc>
         <w:tc>
           <w:tcPr>
-            <w:tcW w:w="5543" w:type="dxa"/>
+            <w:tcW w:w="7527" w:type="dxa"/>
           </w:tcPr>
           <w:p/>
         </w:tc>
@@ -3722,7 +3641,7 @@
       <w:tr>
         <w:tc>
           <w:tcPr>
-            <w:tcW w:w="4644" w:type="dxa"/>
+            <w:tcW w:w="2660" w:type="dxa"/>
           </w:tcPr>
           <w:p>
             <w:r>
@@ -3732,11 +3651,11 @@
         </w:tc>
         <w:tc>
           <w:tcPr>
-            <w:tcW w:w="5543" w:type="dxa"/>
-          </w:tcPr>
-          <w:p>
-            <w:r>
-              <w:t>Auftragssteuerung und -koordination</w:t>
+            <w:tcW w:w="7527" w:type="dxa"/>
+          </w:tcPr>
+          <w:p>
+            <w:r>
+              <w:t>Skonto</w:t>
             </w:r>
           </w:p>
         </w:tc>
@@ -3754,25 +3673,23 @@
         <w:tblLook w:val="04A0" w:firstRow="1" w:lastRow="0" w:firstColumn="1" w:lastColumn="0" w:noHBand="0" w:noVBand="1"/>
       </w:tblPr>
       <w:tblGrid>
-        <w:gridCol w:w="4644"/>
-        <w:gridCol w:w="5543"/>
+        <w:gridCol w:w="2737"/>
+        <w:gridCol w:w="7450"/>
       </w:tblGrid>
       <w:tr>
         <w:tc>
           <w:tcPr>
-            <w:tcW w:w="4644" w:type="dxa"/>
+            <w:tcW w:w="2660" w:type="dxa"/>
           </w:tcPr>
           <w:p>
             <w:pPr>
               <w:spacing w:after="200" w:line="276" w:lineRule="auto"/>
               <w:rPr>
-                <w:rFonts w:asciiTheme="minorHAnsi" w:hAnsiTheme="minorHAnsi"/>
                 <w:lang w:val="en-US"/>
               </w:rPr>
             </w:pPr>
             <w:r>
               <w:rPr>
-                <w:rFonts w:asciiTheme="minorHAnsi" w:hAnsiTheme="minorHAnsi"/>
                 <w:lang w:val="en-US"/>
               </w:rPr>
               <w:t>ID</w:t>
@@ -3781,26 +3698,23 @@
         </w:tc>
         <w:tc>
           <w:tcPr>
-            <w:tcW w:w="5543" w:type="dxa"/>
+            <w:tcW w:w="7527" w:type="dxa"/>
           </w:tcPr>
           <w:p>
             <w:pPr>
               <w:spacing w:after="200" w:line="276" w:lineRule="auto"/>
               <w:rPr>
-                <w:rFonts w:asciiTheme="minorHAnsi" w:hAnsiTheme="minorHAnsi"/>
                 <w:lang w:val="en-US"/>
               </w:rPr>
             </w:pPr>
             <w:r>
               <w:rPr>
-                <w:rFonts w:asciiTheme="minorHAnsi" w:hAnsiTheme="minorHAnsi"/>
                 <w:lang w:val="en-US"/>
               </w:rPr>
               <w:t>4</w:t>
             </w:r>
             <w:r>
               <w:rPr>
-                <w:rFonts w:asciiTheme="minorHAnsi" w:hAnsiTheme="minorHAnsi"/>
                 <w:lang w:val="en-US"/>
               </w:rPr>
               <w:t>.4</w:t>
@@ -3811,7 +3725,7 @@
       <w:tr>
         <w:tc>
           <w:tcPr>
-            <w:tcW w:w="4644" w:type="dxa"/>
+            <w:tcW w:w="2660" w:type="dxa"/>
           </w:tcPr>
           <w:p>
             <w:r>
@@ -3821,19 +3735,11 @@
         </w:tc>
         <w:tc>
           <w:tcPr>
-            <w:tcW w:w="5543" w:type="dxa"/>
-          </w:tcPr>
-          <w:p>
-            <w:r>
-              <w:t xml:space="preserve">Geben Sie an, zu welchem Zeitpunkt die </w:t>
-            </w:r>
-            <w:proofErr w:type="spellStart"/>
-            <w:r>
-              <w:t>Livingst</w:t>
-            </w:r>
-            <w:proofErr w:type="spellEnd"/>
-            <w:r>
-              <w:t>...</w:t>
+            <w:tcW w:w="7527" w:type="dxa"/>
+          </w:tcPr>
+          <w:p>
+            <w:r>
+              <w:t>Eigentumsübergang</w:t>
             </w:r>
           </w:p>
         </w:tc>
@@ -3841,7 +3747,7 @@
       <w:tr>
         <w:tc>
           <w:tcPr>
-            <w:tcW w:w="4644" w:type="dxa"/>
+            <w:tcW w:w="2660" w:type="dxa"/>
           </w:tcPr>
           <w:p>
             <w:r>
@@ -3851,7 +3757,7 @@
         </w:tc>
         <w:tc>
           <w:tcPr>
-            <w:tcW w:w="5543" w:type="dxa"/>
+            <w:tcW w:w="7527" w:type="dxa"/>
           </w:tcPr>
           <w:p/>
         </w:tc>
@@ -3859,7 +3765,7 @@
       <w:tr>
         <w:tc>
           <w:tcPr>
-            <w:tcW w:w="4644" w:type="dxa"/>
+            <w:tcW w:w="2660" w:type="dxa"/>
           </w:tcPr>
           <w:p>
             <w:r>
@@ -3869,32 +3775,49 @@
         </w:tc>
         <w:tc>
           <w:tcPr>
-            <w:tcW w:w="5543" w:type="dxa"/>
+            <w:tcW w:w="7527" w:type="dxa"/>
           </w:tcPr>
           <w:p>
             <w:r>
               <w:t>Geben Sie an, zu welchem Zeitpunkt die Livingston GmbH Eigentümerin der Bürostühle geworden ist. Tragen Sie das Datum im Format TT.MM.20xx ein.</w:t>
             </w:r>
-            <w:r>
-              <w:tab/>
-              <w:t>4</w:t>
-            </w:r>
-            <w:r>
-              <w:br/>
-            </w:r>
-            <w:r>
-              <w:br/>
-            </w:r>
-            <w:r>
-              <w:br/>
-            </w:r>
-          </w:p>
+          </w:p>
+          <w:p/>
+          <w:tbl>
+            <w:tblPr>
+              <w:tblStyle w:val="Tabellenraster"/>
+              <w:tblW w:w="5000" w:type="pct"/>
+              <w:tblLook w:val="04A0" w:firstRow="1" w:lastRow="0" w:firstColumn="1" w:lastColumn="0" w:noHBand="0" w:noVBand="1"/>
+            </w:tblPr>
+            <w:tblGrid>
+              <w:gridCol w:w="7234"/>
+            </w:tblGrid>
+            <w:tr>
+              <w:trPr>
+                <w:trHeight w:val="1417"/>
+              </w:trPr>
+              <w:tc>
+                <w:tcPr>
+                  <w:tcW w:w="4089" w:type="dxa"/>
+                  <w:tcBorders>
+                    <w:top w:val="nil"/>
+                    <w:left w:val="nil"/>
+                    <w:bottom w:val="single" w:sz="4" w:space="0" w:color="auto"/>
+                    <w:right w:val="nil"/>
+                  </w:tcBorders>
+                  <w:shd w:val="clear" w:color="auto" w:fill="FDE9D9" w:themeFill="accent6" w:themeFillTint="33"/>
+                </w:tcPr>
+                <w:p/>
+              </w:tc>
+            </w:tr>
+          </w:tbl>
+          <w:p/>
         </w:tc>
       </w:tr>
       <w:tr>
         <w:tc>
           <w:tcPr>
-            <w:tcW w:w="4644" w:type="dxa"/>
+            <w:tcW w:w="2660" w:type="dxa"/>
           </w:tcPr>
           <w:p>
             <w:r>
@@ -3904,7 +3827,7 @@
         </w:tc>
         <w:tc>
           <w:tcPr>
-            <w:tcW w:w="5543" w:type="dxa"/>
+            <w:tcW w:w="7527" w:type="dxa"/>
           </w:tcPr>
           <w:p/>
         </w:tc>
@@ -3912,7 +3835,7 @@
       <w:tr>
         <w:tc>
           <w:tcPr>
-            <w:tcW w:w="4644" w:type="dxa"/>
+            <w:tcW w:w="2660" w:type="dxa"/>
           </w:tcPr>
           <w:p>
             <w:r>
@@ -3922,7 +3845,7 @@
         </w:tc>
         <w:tc>
           <w:tcPr>
-            <w:tcW w:w="5543" w:type="dxa"/>
+            <w:tcW w:w="7527" w:type="dxa"/>
           </w:tcPr>
           <w:p/>
         </w:tc>
@@ -3930,7 +3853,7 @@
       <w:tr>
         <w:tc>
           <w:tcPr>
-            <w:tcW w:w="4644" w:type="dxa"/>
+            <w:tcW w:w="2660" w:type="dxa"/>
           </w:tcPr>
           <w:p>
             <w:r>
@@ -3940,7 +3863,7 @@
         </w:tc>
         <w:tc>
           <w:tcPr>
-            <w:tcW w:w="5543" w:type="dxa"/>
+            <w:tcW w:w="7527" w:type="dxa"/>
           </w:tcPr>
           <w:p>
             <w:r>
@@ -3952,7 +3875,7 @@
       <w:tr>
         <w:tc>
           <w:tcPr>
-            <w:tcW w:w="4644" w:type="dxa"/>
+            <w:tcW w:w="2660" w:type="dxa"/>
           </w:tcPr>
           <w:p>
             <w:r>
@@ -3962,7 +3885,7 @@
         </w:tc>
         <w:tc>
           <w:tcPr>
-            <w:tcW w:w="5543" w:type="dxa"/>
+            <w:tcW w:w="7527" w:type="dxa"/>
           </w:tcPr>
           <w:p>
             <w:r>
@@ -3974,17 +3897,18 @@
       <w:tr>
         <w:tc>
           <w:tcPr>
-            <w:tcW w:w="4644" w:type="dxa"/>
-          </w:tcPr>
-          <w:p>
-            <w:r>
+            <w:tcW w:w="2660" w:type="dxa"/>
+          </w:tcPr>
+          <w:p>
+            <w:r>
+              <w:lastRenderedPageBreak/>
               <w:t>Quelle/Kommentar (optional)</w:t>
             </w:r>
           </w:p>
         </w:tc>
         <w:tc>
           <w:tcPr>
-            <w:tcW w:w="5543" w:type="dxa"/>
+            <w:tcW w:w="7527" w:type="dxa"/>
           </w:tcPr>
           <w:p/>
         </w:tc>
@@ -3992,7 +3916,7 @@
       <w:tr>
         <w:tc>
           <w:tcPr>
-            <w:tcW w:w="4644" w:type="dxa"/>
+            <w:tcW w:w="2660" w:type="dxa"/>
           </w:tcPr>
           <w:p>
             <w:r>
@@ -4002,11 +3926,11 @@
         </w:tc>
         <w:tc>
           <w:tcPr>
-            <w:tcW w:w="5543" w:type="dxa"/>
-          </w:tcPr>
-          <w:p>
-            <w:r>
-              <w:t>Auftragssteuerung und -koordination</w:t>
+            <w:tcW w:w="7527" w:type="dxa"/>
+          </w:tcPr>
+          <w:p>
+            <w:r>
+              <w:t>Kaufvertrag</w:t>
             </w:r>
           </w:p>
         </w:tc>
@@ -4024,25 +3948,23 @@
         <w:tblLook w:val="04A0" w:firstRow="1" w:lastRow="0" w:firstColumn="1" w:lastColumn="0" w:noHBand="0" w:noVBand="1"/>
       </w:tblPr>
       <w:tblGrid>
-        <w:gridCol w:w="4644"/>
-        <w:gridCol w:w="5543"/>
+        <w:gridCol w:w="2737"/>
+        <w:gridCol w:w="7450"/>
       </w:tblGrid>
       <w:tr>
         <w:tc>
           <w:tcPr>
-            <w:tcW w:w="4644" w:type="dxa"/>
+            <w:tcW w:w="2660" w:type="dxa"/>
           </w:tcPr>
           <w:p>
             <w:pPr>
               <w:spacing w:after="200" w:line="276" w:lineRule="auto"/>
               <w:rPr>
-                <w:rFonts w:asciiTheme="minorHAnsi" w:hAnsiTheme="minorHAnsi"/>
                 <w:lang w:val="en-US"/>
               </w:rPr>
             </w:pPr>
             <w:r>
               <w:rPr>
-                <w:rFonts w:asciiTheme="minorHAnsi" w:hAnsiTheme="minorHAnsi"/>
                 <w:lang w:val="en-US"/>
               </w:rPr>
               <w:t>ID</w:t>
@@ -4051,26 +3973,23 @@
         </w:tc>
         <w:tc>
           <w:tcPr>
-            <w:tcW w:w="5543" w:type="dxa"/>
+            <w:tcW w:w="7527" w:type="dxa"/>
           </w:tcPr>
           <w:p>
             <w:pPr>
               <w:spacing w:after="200" w:line="276" w:lineRule="auto"/>
               <w:rPr>
-                <w:rFonts w:asciiTheme="minorHAnsi" w:hAnsiTheme="minorHAnsi"/>
                 <w:lang w:val="en-US"/>
               </w:rPr>
             </w:pPr>
             <w:r>
               <w:rPr>
-                <w:rFonts w:asciiTheme="minorHAnsi" w:hAnsiTheme="minorHAnsi"/>
                 <w:lang w:val="en-US"/>
               </w:rPr>
               <w:t>4</w:t>
             </w:r>
             <w:r>
               <w:rPr>
-                <w:rFonts w:asciiTheme="minorHAnsi" w:hAnsiTheme="minorHAnsi"/>
                 <w:lang w:val="en-US"/>
               </w:rPr>
               <w:t>.5</w:t>
@@ -4081,7 +4000,7 @@
       <w:tr>
         <w:tc>
           <w:tcPr>
-            <w:tcW w:w="4644" w:type="dxa"/>
+            <w:tcW w:w="2660" w:type="dxa"/>
           </w:tcPr>
           <w:p>
             <w:r>
@@ -4091,19 +4010,11 @@
         </w:tc>
         <w:tc>
           <w:tcPr>
-            <w:tcW w:w="5543" w:type="dxa"/>
-          </w:tcPr>
-          <w:p>
-            <w:r>
-              <w:t xml:space="preserve">Die fehlende Zahlung hätte die INN-Büro GmbH </w:t>
-            </w:r>
-            <w:proofErr w:type="spellStart"/>
-            <w:r>
-              <w:t>no</w:t>
-            </w:r>
-            <w:proofErr w:type="spellEnd"/>
-            <w:r>
-              <w:t>...</w:t>
+            <w:tcW w:w="7527" w:type="dxa"/>
+          </w:tcPr>
+          <w:p>
+            <w:r>
+              <w:t>Anfechtbarkeit/Nichtigkeit/Ungültigkeit</w:t>
             </w:r>
           </w:p>
         </w:tc>
@@ -4111,7 +4022,7 @@
       <w:tr>
         <w:tc>
           <w:tcPr>
-            <w:tcW w:w="4644" w:type="dxa"/>
+            <w:tcW w:w="2660" w:type="dxa"/>
           </w:tcPr>
           <w:p>
             <w:r>
@@ -4121,7 +4032,7 @@
         </w:tc>
         <w:tc>
           <w:tcPr>
-            <w:tcW w:w="5543" w:type="dxa"/>
+            <w:tcW w:w="7527" w:type="dxa"/>
           </w:tcPr>
           <w:p/>
         </w:tc>
@@ -4129,7 +4040,7 @@
       <w:tr>
         <w:tc>
           <w:tcPr>
-            <w:tcW w:w="4644" w:type="dxa"/>
+            <w:tcW w:w="2660" w:type="dxa"/>
           </w:tcPr>
           <w:p>
             <w:r>
@@ -4139,32 +4050,21 @@
         </w:tc>
         <w:tc>
           <w:tcPr>
-            <w:tcW w:w="5543" w:type="dxa"/>
+            <w:tcW w:w="7527" w:type="dxa"/>
           </w:tcPr>
           <w:p>
             <w:r>
               <w:t>Die fehlende Zahlung hätte die INN-Büro GmbH notfalls einklagen müssen. Vor welchem Gericht hätte sie klagen müssen, wenn der gesetzliche Gerichtsstand gilt?</w:t>
             </w:r>
-            <w:r>
-              <w:tab/>
-              <w:t>2</w:t>
-            </w:r>
-            <w:r>
-              <w:br/>
-            </w:r>
-            <w:r>
-              <w:br/>
-            </w:r>
-            <w:r>
-              <w:br/>
-            </w:r>
-          </w:p>
+          </w:p>
+          <w:p/>
+          <w:p/>
         </w:tc>
       </w:tr>
       <w:tr>
         <w:tc>
           <w:tcPr>
-            <w:tcW w:w="4644" w:type="dxa"/>
+            <w:tcW w:w="2660" w:type="dxa"/>
           </w:tcPr>
           <w:p>
             <w:r>
@@ -4174,7 +4074,7 @@
         </w:tc>
         <w:tc>
           <w:tcPr>
-            <w:tcW w:w="5543" w:type="dxa"/>
+            <w:tcW w:w="7527" w:type="dxa"/>
           </w:tcPr>
           <w:p/>
         </w:tc>
@@ -4182,7 +4082,7 @@
       <w:tr>
         <w:tc>
           <w:tcPr>
-            <w:tcW w:w="4644" w:type="dxa"/>
+            <w:tcW w:w="2660" w:type="dxa"/>
           </w:tcPr>
           <w:p>
             <w:r>
@@ -4192,7 +4092,7 @@
         </w:tc>
         <w:tc>
           <w:tcPr>
-            <w:tcW w:w="5543" w:type="dxa"/>
+            <w:tcW w:w="7527" w:type="dxa"/>
           </w:tcPr>
           <w:p/>
         </w:tc>
@@ -4200,7 +4100,7 @@
       <w:tr>
         <w:tc>
           <w:tcPr>
-            <w:tcW w:w="4644" w:type="dxa"/>
+            <w:tcW w:w="2660" w:type="dxa"/>
           </w:tcPr>
           <w:p>
             <w:r>
@@ -4210,7 +4110,7 @@
         </w:tc>
         <w:tc>
           <w:tcPr>
-            <w:tcW w:w="5543" w:type="dxa"/>
+            <w:tcW w:w="7527" w:type="dxa"/>
           </w:tcPr>
           <w:p>
             <w:r>
@@ -4222,7 +4122,7 @@
       <w:tr>
         <w:tc>
           <w:tcPr>
-            <w:tcW w:w="4644" w:type="dxa"/>
+            <w:tcW w:w="2660" w:type="dxa"/>
           </w:tcPr>
           <w:p>
             <w:r>
@@ -4232,7 +4132,7 @@
         </w:tc>
         <w:tc>
           <w:tcPr>
-            <w:tcW w:w="5543" w:type="dxa"/>
+            <w:tcW w:w="7527" w:type="dxa"/>
           </w:tcPr>
           <w:p>
             <w:r>
@@ -4244,7 +4144,7 @@
       <w:tr>
         <w:tc>
           <w:tcPr>
-            <w:tcW w:w="4644" w:type="dxa"/>
+            <w:tcW w:w="2660" w:type="dxa"/>
           </w:tcPr>
           <w:p>
             <w:r>
@@ -4254,7 +4154,7 @@
         </w:tc>
         <w:tc>
           <w:tcPr>
-            <w:tcW w:w="5543" w:type="dxa"/>
+            <w:tcW w:w="7527" w:type="dxa"/>
           </w:tcPr>
           <w:p/>
         </w:tc>
@@ -4262,7 +4162,7 @@
       <w:tr>
         <w:tc>
           <w:tcPr>
-            <w:tcW w:w="4644" w:type="dxa"/>
+            <w:tcW w:w="2660" w:type="dxa"/>
           </w:tcPr>
           <w:p>
             <w:r>
@@ -4272,11 +4172,11 @@
         </w:tc>
         <w:tc>
           <w:tcPr>
-            <w:tcW w:w="5543" w:type="dxa"/>
-          </w:tcPr>
-          <w:p>
-            <w:r>
-              <w:t>Auftragssteuerung und -koordination</w:t>
+            <w:tcW w:w="7527" w:type="dxa"/>
+          </w:tcPr>
+          <w:p>
+            <w:r>
+              <w:t>Kaufvertrag</w:t>
             </w:r>
           </w:p>
         </w:tc>
@@ -4294,54 +4194,48 @@
         <w:tblLook w:val="04A0" w:firstRow="1" w:lastRow="0" w:firstColumn="1" w:lastColumn="0" w:noHBand="0" w:noVBand="1"/>
       </w:tblPr>
       <w:tblGrid>
-        <w:gridCol w:w="4644"/>
-        <w:gridCol w:w="5543"/>
+        <w:gridCol w:w="2737"/>
+        <w:gridCol w:w="7450"/>
       </w:tblGrid>
       <w:tr>
         <w:tc>
           <w:tcPr>
-            <w:tcW w:w="4644" w:type="dxa"/>
+            <w:tcW w:w="2660" w:type="dxa"/>
           </w:tcPr>
           <w:p>
             <w:pPr>
               <w:spacing w:after="200" w:line="276" w:lineRule="auto"/>
               <w:rPr>
-                <w:rFonts w:asciiTheme="minorHAnsi" w:hAnsiTheme="minorHAnsi"/>
                 <w:lang w:val="en-US"/>
               </w:rPr>
             </w:pPr>
             <w:r>
               <w:rPr>
-                <w:rFonts w:asciiTheme="minorHAnsi" w:hAnsiTheme="minorHAnsi"/>
                 <w:lang w:val="en-US"/>
               </w:rPr>
-              <w:lastRenderedPageBreak/>
               <w:t>ID</w:t>
             </w:r>
           </w:p>
         </w:tc>
         <w:tc>
           <w:tcPr>
-            <w:tcW w:w="5543" w:type="dxa"/>
+            <w:tcW w:w="7527" w:type="dxa"/>
           </w:tcPr>
           <w:p>
             <w:pPr>
               <w:spacing w:after="200" w:line="276" w:lineRule="auto"/>
               <w:rPr>
-                <w:rFonts w:asciiTheme="minorHAnsi" w:hAnsiTheme="minorHAnsi"/>
                 <w:lang w:val="en-US"/>
               </w:rPr>
             </w:pPr>
             <w:r>
               <w:rPr>
-                <w:rFonts w:asciiTheme="minorHAnsi" w:hAnsiTheme="minorHAnsi"/>
                 <w:lang w:val="en-US"/>
               </w:rPr>
               <w:t>4</w:t>
             </w:r>
             <w:r>
               <w:rPr>
-                <w:rFonts w:asciiTheme="minorHAnsi" w:hAnsiTheme="minorHAnsi"/>
                 <w:lang w:val="en-US"/>
               </w:rPr>
               <w:t>.6</w:t>
@@ -4352,7 +4246,7 @@
       <w:tr>
         <w:tc>
           <w:tcPr>
-            <w:tcW w:w="4644" w:type="dxa"/>
+            <w:tcW w:w="2660" w:type="dxa"/>
           </w:tcPr>
           <w:p>
             <w:r>
@@ -4362,11 +4256,11 @@
         </w:tc>
         <w:tc>
           <w:tcPr>
-            <w:tcW w:w="5543" w:type="dxa"/>
-          </w:tcPr>
-          <w:p>
-            <w:r>
-              <w:t>Aufgrund der Mängelrüge der Livingston GmbH wer...</w:t>
+            <w:tcW w:w="7527" w:type="dxa"/>
+          </w:tcPr>
+          <w:p>
+            <w:r>
+              <w:t>Kaufvertragsstörung - Schlechtleistung</w:t>
             </w:r>
           </w:p>
         </w:tc>
@@ -4374,7 +4268,7 @@
       <w:tr>
         <w:tc>
           <w:tcPr>
-            <w:tcW w:w="4644" w:type="dxa"/>
+            <w:tcW w:w="2660" w:type="dxa"/>
           </w:tcPr>
           <w:p>
             <w:r>
@@ -4384,7 +4278,7 @@
         </w:tc>
         <w:tc>
           <w:tcPr>
-            <w:tcW w:w="5543" w:type="dxa"/>
+            <w:tcW w:w="7527" w:type="dxa"/>
           </w:tcPr>
           <w:p/>
         </w:tc>
@@ -4392,7 +4286,7 @@
       <w:tr>
         <w:tc>
           <w:tcPr>
-            <w:tcW w:w="4644" w:type="dxa"/>
+            <w:tcW w:w="2660" w:type="dxa"/>
           </w:tcPr>
           <w:p>
             <w:r>
@@ -4402,46 +4296,61 @@
         </w:tc>
         <w:tc>
           <w:tcPr>
-            <w:tcW w:w="5543" w:type="dxa"/>
+            <w:tcW w:w="7527" w:type="dxa"/>
           </w:tcPr>
           <w:p>
             <w:r>
               <w:t xml:space="preserve">Aufgrund der Mängelrüge der Livingston GmbH werden Sie beauftragt, beim Kunden anzurufen. </w:t>
             </w:r>
-            <w:r>
-              <w:br/>
-            </w:r>
-            <w:r>
-              <w:br/>
+          </w:p>
+          <w:p/>
+          <w:p>
+            <w:r>
               <w:t xml:space="preserve">Bei der Kontaktaufnahme stellen Sie fest, dass der Kunde sehr verärgert ist. Wie verhalten Sie sich in dieser Situation kundenorientiert? </w:t>
             </w:r>
-            <w:r>
-              <w:br/>
-            </w:r>
-            <w:r>
-              <w:br/>
+          </w:p>
+          <w:p/>
+          <w:p>
+            <w:r>
               <w:t>Geben Sie 3 angemessene Verhaltensweisen an.</w:t>
             </w:r>
-            <w:r>
-              <w:tab/>
-              <w:t>6</w:t>
-            </w:r>
-            <w:r>
-              <w:br/>
-            </w:r>
-            <w:r>
-              <w:br/>
-            </w:r>
-            <w:r>
-              <w:br/>
-            </w:r>
-          </w:p>
+          </w:p>
+          <w:p/>
+          <w:tbl>
+            <w:tblPr>
+              <w:tblStyle w:val="Tabellenraster"/>
+              <w:tblW w:w="5000" w:type="pct"/>
+              <w:tblLook w:val="04A0" w:firstRow="1" w:lastRow="0" w:firstColumn="1" w:lastColumn="0" w:noHBand="0" w:noVBand="1"/>
+            </w:tblPr>
+            <w:tblGrid>
+              <w:gridCol w:w="7234"/>
+            </w:tblGrid>
+            <w:tr>
+              <w:trPr>
+                <w:trHeight w:val="1417"/>
+              </w:trPr>
+              <w:tc>
+                <w:tcPr>
+                  <w:tcW w:w="4089" w:type="dxa"/>
+                  <w:tcBorders>
+                    <w:top w:val="nil"/>
+                    <w:left w:val="nil"/>
+                    <w:bottom w:val="single" w:sz="4" w:space="0" w:color="auto"/>
+                    <w:right w:val="nil"/>
+                  </w:tcBorders>
+                  <w:shd w:val="clear" w:color="auto" w:fill="FDE9D9" w:themeFill="accent6" w:themeFillTint="33"/>
+                </w:tcPr>
+                <w:p/>
+              </w:tc>
+            </w:tr>
+          </w:tbl>
+          <w:p/>
         </w:tc>
       </w:tr>
       <w:tr>
         <w:tc>
           <w:tcPr>
-            <w:tcW w:w="4644" w:type="dxa"/>
+            <w:tcW w:w="2660" w:type="dxa"/>
           </w:tcPr>
           <w:p>
             <w:r>
@@ -4451,7 +4360,7 @@
         </w:tc>
         <w:tc>
           <w:tcPr>
-            <w:tcW w:w="5543" w:type="dxa"/>
+            <w:tcW w:w="7527" w:type="dxa"/>
           </w:tcPr>
           <w:p/>
         </w:tc>
@@ -4459,7 +4368,7 @@
       <w:tr>
         <w:tc>
           <w:tcPr>
-            <w:tcW w:w="4644" w:type="dxa"/>
+            <w:tcW w:w="2660" w:type="dxa"/>
           </w:tcPr>
           <w:p>
             <w:r>
@@ -4469,7 +4378,7 @@
         </w:tc>
         <w:tc>
           <w:tcPr>
-            <w:tcW w:w="5543" w:type="dxa"/>
+            <w:tcW w:w="7527" w:type="dxa"/>
           </w:tcPr>
           <w:p/>
         </w:tc>
@@ -4477,7 +4386,7 @@
       <w:tr>
         <w:tc>
           <w:tcPr>
-            <w:tcW w:w="4644" w:type="dxa"/>
+            <w:tcW w:w="2660" w:type="dxa"/>
           </w:tcPr>
           <w:p>
             <w:r>
@@ -4487,7 +4396,7 @@
         </w:tc>
         <w:tc>
           <w:tcPr>
-            <w:tcW w:w="5543" w:type="dxa"/>
+            <w:tcW w:w="7527" w:type="dxa"/>
           </w:tcPr>
           <w:p>
             <w:r>
@@ -4499,17 +4408,18 @@
       <w:tr>
         <w:tc>
           <w:tcPr>
-            <w:tcW w:w="4644" w:type="dxa"/>
-          </w:tcPr>
-          <w:p>
-            <w:r>
+            <w:tcW w:w="2660" w:type="dxa"/>
+          </w:tcPr>
+          <w:p>
+            <w:r>
+              <w:lastRenderedPageBreak/>
               <w:t>Punkte (optional)</w:t>
             </w:r>
           </w:p>
         </w:tc>
         <w:tc>
           <w:tcPr>
-            <w:tcW w:w="5543" w:type="dxa"/>
+            <w:tcW w:w="7527" w:type="dxa"/>
           </w:tcPr>
           <w:p>
             <w:r>
@@ -4521,7 +4431,7 @@
       <w:tr>
         <w:tc>
           <w:tcPr>
-            <w:tcW w:w="4644" w:type="dxa"/>
+            <w:tcW w:w="2660" w:type="dxa"/>
           </w:tcPr>
           <w:p>
             <w:r>
@@ -4531,7 +4441,7 @@
         </w:tc>
         <w:tc>
           <w:tcPr>
-            <w:tcW w:w="5543" w:type="dxa"/>
+            <w:tcW w:w="7527" w:type="dxa"/>
           </w:tcPr>
           <w:p/>
         </w:tc>
@@ -4539,7 +4449,7 @@
       <w:tr>
         <w:tc>
           <w:tcPr>
-            <w:tcW w:w="4644" w:type="dxa"/>
+            <w:tcW w:w="2660" w:type="dxa"/>
           </w:tcPr>
           <w:p>
             <w:r>
@@ -4549,11 +4459,11 @@
         </w:tc>
         <w:tc>
           <w:tcPr>
-            <w:tcW w:w="5543" w:type="dxa"/>
-          </w:tcPr>
-          <w:p>
-            <w:r>
-              <w:t>Auftragssteuerung und -koordination</w:t>
+            <w:tcW w:w="7527" w:type="dxa"/>
+          </w:tcPr>
+          <w:p>
+            <w:r>
+              <w:t>Kaufvertrag</w:t>
             </w:r>
           </w:p>
         </w:tc>
@@ -4571,25 +4481,23 @@
         <w:tblLook w:val="04A0" w:firstRow="1" w:lastRow="0" w:firstColumn="1" w:lastColumn="0" w:noHBand="0" w:noVBand="1"/>
       </w:tblPr>
       <w:tblGrid>
-        <w:gridCol w:w="4644"/>
-        <w:gridCol w:w="5543"/>
+        <w:gridCol w:w="2737"/>
+        <w:gridCol w:w="7450"/>
       </w:tblGrid>
       <w:tr>
         <w:tc>
           <w:tcPr>
-            <w:tcW w:w="4644" w:type="dxa"/>
+            <w:tcW w:w="2660" w:type="dxa"/>
           </w:tcPr>
           <w:p>
             <w:pPr>
               <w:spacing w:after="200" w:line="276" w:lineRule="auto"/>
               <w:rPr>
-                <w:rFonts w:asciiTheme="minorHAnsi" w:hAnsiTheme="minorHAnsi"/>
                 <w:lang w:val="en-US"/>
               </w:rPr>
             </w:pPr>
             <w:r>
               <w:rPr>
-                <w:rFonts w:asciiTheme="minorHAnsi" w:hAnsiTheme="minorHAnsi"/>
                 <w:lang w:val="en-US"/>
               </w:rPr>
               <w:t>ID</w:t>
@@ -4598,19 +4506,17 @@
         </w:tc>
         <w:tc>
           <w:tcPr>
-            <w:tcW w:w="5543" w:type="dxa"/>
+            <w:tcW w:w="7527" w:type="dxa"/>
           </w:tcPr>
           <w:p>
             <w:pPr>
               <w:spacing w:after="200" w:line="276" w:lineRule="auto"/>
               <w:rPr>
-                <w:rFonts w:asciiTheme="minorHAnsi" w:hAnsiTheme="minorHAnsi"/>
                 <w:lang w:val="en-US"/>
               </w:rPr>
             </w:pPr>
             <w:r>
               <w:rPr>
-                <w:rFonts w:asciiTheme="minorHAnsi" w:hAnsiTheme="minorHAnsi"/>
                 <w:lang w:val="en-US"/>
               </w:rPr>
               <w:t>5.0</w:t>
@@ -4621,7 +4527,7 @@
       <w:tr>
         <w:tc>
           <w:tcPr>
-            <w:tcW w:w="4644" w:type="dxa"/>
+            <w:tcW w:w="2660" w:type="dxa"/>
           </w:tcPr>
           <w:p>
             <w:r>
@@ -4631,24 +4537,19 @@
         </w:tc>
         <w:tc>
           <w:tcPr>
-            <w:tcW w:w="5543" w:type="dxa"/>
-          </w:tcPr>
-          <w:p>
-            <w:r>
-              <w:t>Berechnen Sie die Selbstkosten für die Sonder-</w:t>
-            </w:r>
-            <w:proofErr w:type="gramStart"/>
-            <w:r>
-              <w:t>A...</w:t>
-            </w:r>
-            <w:proofErr w:type="gramEnd"/>
+            <w:tcW w:w="7527" w:type="dxa"/>
+          </w:tcPr>
+          <w:p>
+            <w:r>
+              <w:t>Industriekalkulation</w:t>
+            </w:r>
           </w:p>
         </w:tc>
       </w:tr>
       <w:tr>
         <w:tc>
           <w:tcPr>
-            <w:tcW w:w="4644" w:type="dxa"/>
+            <w:tcW w:w="2660" w:type="dxa"/>
           </w:tcPr>
           <w:p>
             <w:r>
@@ -4658,14 +4559,10 @@
         </w:tc>
         <w:tc>
           <w:tcPr>
-            <w:tcW w:w="5543" w:type="dxa"/>
-          </w:tcPr>
-          <w:p>
-            <w:r>
-              <w:t>Kalkulation Industrie</w:t>
-            </w:r>
-            <w:r>
-              <w:br/>
+            <w:tcW w:w="7527" w:type="dxa"/>
+          </w:tcPr>
+          <w:p>
+            <w:r>
               <w:t>Die INN-Büro GmbH bietet Sonder-Ausgaben ihrer Auswahl hochwertiger Schreibtische an. Ein neuer Kunde, die GoroTech UG, bittet um ein Angebot für den Schreibtisch '</w:t>
             </w:r>
             <w:proofErr w:type="spellStart"/>
@@ -4676,92 +4573,79 @@
             <w:r>
               <w:t>' in der Variante mit Tischplatte aus Walnuss-Holz, Edelstahl-Rahmen und -Untergestell.</w:t>
             </w:r>
-            <w:r>
-              <w:br/>
-            </w:r>
-            <w:r>
-              <w:br/>
+          </w:p>
+          <w:p/>
+          <w:p>
+            <w:r>
               <w:t>Aus der Produktion erhalten Sie die Information, dass die Fertigungszeit 8 Stunden beträgt. Der Fertigungskostensatz liegt 18,50 €/Stunde. Das Fertigungsmaterial wird in der Summe mit 434,00 € veranschlagt.</w:t>
             </w:r>
-            <w:r>
-              <w:br/>
-            </w:r>
-            <w:r>
-              <w:br/>
+          </w:p>
+          <w:p/>
+          <w:p>
+            <w:r>
               <w:t>Darüber hinaus stehen Ihnen folgende Informationen zur Verfügung:</w:t>
             </w:r>
-            <w:r>
-              <w:br/>
-            </w:r>
-            <w:r>
-              <w:br/>
+          </w:p>
+          <w:p/>
+          <w:p>
+            <w:r>
               <w:t>38 % Materialgemeinkostenzuschlagssatz</w:t>
             </w:r>
-            <w:r>
-              <w:br/>
+          </w:p>
+          <w:p>
+            <w:r>
               <w:t>46 % Fertigungsgemeinkostenzuschlagssatz</w:t>
             </w:r>
-            <w:r>
-              <w:br/>
+          </w:p>
+          <w:p>
+            <w:r>
               <w:t>10 % Verwaltungsgemeinkostenzuschlagssatz und</w:t>
             </w:r>
-            <w:r>
-              <w:br/>
+          </w:p>
+          <w:p>
+            <w:r>
               <w:t>18 % Vertriebsgemeinkostenzuschlagssatz.</w:t>
             </w:r>
-            <w:r>
-              <w:br/>
-            </w:r>
-            <w:r>
-              <w:br/>
-              <w:t xml:space="preserve">Für die Preiskalkulationen liegen Ihnen folgende Richtwerte </w:t>
-            </w:r>
-            <w:r>
-              <w:lastRenderedPageBreak/>
-              <w:t>vor:</w:t>
-            </w:r>
-            <w:r>
-              <w:br/>
-            </w:r>
-            <w:r>
-              <w:br/>
+          </w:p>
+          <w:p/>
+          <w:p>
+            <w:r>
+              <w:t>Für die Preiskalkulationen liegen Ihnen folgende Richtwerte vor:</w:t>
+            </w:r>
+          </w:p>
+          <w:p/>
+          <w:p>
+            <w:r>
               <w:t>Gewinn: 30 %</w:t>
             </w:r>
-            <w:r>
-              <w:br/>
+          </w:p>
+          <w:p>
+            <w:r>
               <w:t>Kundenskonto: 3 %</w:t>
             </w:r>
-            <w:r>
-              <w:br/>
+          </w:p>
+          <w:p>
+            <w:r>
               <w:t>Kundenrabatt: 5 % (für Neukunden)</w:t>
             </w:r>
-            <w:r>
-              <w:br/>
-            </w:r>
-            <w:r>
-              <w:br/>
-            </w:r>
-            <w:r>
-              <w:br/>
-            </w:r>
-          </w:p>
+          </w:p>
+          <w:p/>
         </w:tc>
       </w:tr>
       <w:tr>
         <w:tc>
           <w:tcPr>
-            <w:tcW w:w="4644" w:type="dxa"/>
-          </w:tcPr>
-          <w:p>
-            <w:r>
-              <w:lastRenderedPageBreak/>
+            <w:tcW w:w="2660" w:type="dxa"/>
+          </w:tcPr>
+          <w:p>
+            <w:r>
               <w:t>Aufgabenstellung (Pflicht)</w:t>
             </w:r>
           </w:p>
         </w:tc>
         <w:tc>
           <w:tcPr>
-            <w:tcW w:w="5543" w:type="dxa"/>
+            <w:tcW w:w="7527" w:type="dxa"/>
           </w:tcPr>
           <w:p>
             <w:r>
@@ -4775,26 +4659,49 @@
             <w:r>
               <w:t xml:space="preserve">' in Walnuss-Holz/Edelstahl sowie den Listenverkaufspreis (netto). </w:t>
             </w:r>
-            <w:r>
-              <w:br/>
-            </w:r>
-            <w:r>
-              <w:br/>
-            </w:r>
-            <w:r>
-              <w:br/>
+          </w:p>
+          <w:p/>
+          <w:p>
+            <w:r>
               <w:t>Platz für Kalkulationen</w:t>
             </w:r>
-            <w:r>
-              <w:br/>
-            </w:r>
-          </w:p>
+          </w:p>
+          <w:p/>
+          <w:tbl>
+            <w:tblPr>
+              <w:tblStyle w:val="Tabellenraster"/>
+              <w:tblW w:w="5000" w:type="pct"/>
+              <w:tblLook w:val="04A0" w:firstRow="1" w:lastRow="0" w:firstColumn="1" w:lastColumn="0" w:noHBand="0" w:noVBand="1"/>
+            </w:tblPr>
+            <w:tblGrid>
+              <w:gridCol w:w="7234"/>
+            </w:tblGrid>
+            <w:tr>
+              <w:trPr>
+                <w:trHeight w:val="1417"/>
+              </w:trPr>
+              <w:tc>
+                <w:tcPr>
+                  <w:tcW w:w="4089" w:type="dxa"/>
+                  <w:tcBorders>
+                    <w:top w:val="nil"/>
+                    <w:left w:val="nil"/>
+                    <w:bottom w:val="single" w:sz="4" w:space="0" w:color="auto"/>
+                    <w:right w:val="nil"/>
+                  </w:tcBorders>
+                  <w:shd w:val="clear" w:color="auto" w:fill="FDE9D9" w:themeFill="accent6" w:themeFillTint="33"/>
+                </w:tcPr>
+                <w:p/>
+              </w:tc>
+            </w:tr>
+          </w:tbl>
+          <w:p/>
         </w:tc>
       </w:tr>
       <w:tr>
         <w:tc>
           <w:tcPr>
-            <w:tcW w:w="4644" w:type="dxa"/>
+            <w:tcW w:w="2660" w:type="dxa"/>
           </w:tcPr>
           <w:p>
             <w:r>
@@ -4804,7 +4711,7 @@
         </w:tc>
         <w:tc>
           <w:tcPr>
-            <w:tcW w:w="5543" w:type="dxa"/>
+            <w:tcW w:w="7527" w:type="dxa"/>
           </w:tcPr>
           <w:p/>
         </w:tc>
@@ -4812,7 +4719,7 @@
       <w:tr>
         <w:tc>
           <w:tcPr>
-            <w:tcW w:w="4644" w:type="dxa"/>
+            <w:tcW w:w="2660" w:type="dxa"/>
           </w:tcPr>
           <w:p>
             <w:r>
@@ -4822,7 +4729,7 @@
         </w:tc>
         <w:tc>
           <w:tcPr>
-            <w:tcW w:w="5543" w:type="dxa"/>
+            <w:tcW w:w="7527" w:type="dxa"/>
           </w:tcPr>
           <w:p/>
         </w:tc>
@@ -4830,7 +4737,7 @@
       <w:tr>
         <w:tc>
           <w:tcPr>
-            <w:tcW w:w="4644" w:type="dxa"/>
+            <w:tcW w:w="2660" w:type="dxa"/>
           </w:tcPr>
           <w:p>
             <w:r>
@@ -4840,7 +4747,7 @@
         </w:tc>
         <w:tc>
           <w:tcPr>
-            <w:tcW w:w="5543" w:type="dxa"/>
+            <w:tcW w:w="7527" w:type="dxa"/>
           </w:tcPr>
           <w:p>
             <w:r>
@@ -4852,7 +4759,7 @@
       <w:tr>
         <w:tc>
           <w:tcPr>
-            <w:tcW w:w="4644" w:type="dxa"/>
+            <w:tcW w:w="2660" w:type="dxa"/>
           </w:tcPr>
           <w:p>
             <w:r>
@@ -4862,7 +4769,7 @@
         </w:tc>
         <w:tc>
           <w:tcPr>
-            <w:tcW w:w="5543" w:type="dxa"/>
+            <w:tcW w:w="7527" w:type="dxa"/>
           </w:tcPr>
           <w:p>
             <w:r>
@@ -4874,17 +4781,18 @@
       <w:tr>
         <w:tc>
           <w:tcPr>
-            <w:tcW w:w="4644" w:type="dxa"/>
-          </w:tcPr>
-          <w:p>
-            <w:r>
+            <w:tcW w:w="2660" w:type="dxa"/>
+          </w:tcPr>
+          <w:p>
+            <w:r>
+              <w:lastRenderedPageBreak/>
               <w:t>Quelle/Kommentar (optional)</w:t>
             </w:r>
           </w:p>
         </w:tc>
         <w:tc>
           <w:tcPr>
-            <w:tcW w:w="5543" w:type="dxa"/>
+            <w:tcW w:w="7527" w:type="dxa"/>
           </w:tcPr>
           <w:p/>
         </w:tc>
@@ -4892,7 +4800,7 @@
       <w:tr>
         <w:tc>
           <w:tcPr>
-            <w:tcW w:w="4644" w:type="dxa"/>
+            <w:tcW w:w="2660" w:type="dxa"/>
           </w:tcPr>
           <w:p>
             <w:r>
@@ -4902,11 +4810,11 @@
         </w:tc>
         <w:tc>
           <w:tcPr>
-            <w:tcW w:w="5543" w:type="dxa"/>
-          </w:tcPr>
-          <w:p>
-            <w:r>
-              <w:t>Auftragssteuerung und -koordination</w:t>
+            <w:tcW w:w="7527" w:type="dxa"/>
+          </w:tcPr>
+          <w:p>
+            <w:r>
+              <w:t>Industriekalkulation</w:t>
             </w:r>
           </w:p>
         </w:tc>
@@ -4924,25 +4832,23 @@
         <w:tblLook w:val="04A0" w:firstRow="1" w:lastRow="0" w:firstColumn="1" w:lastColumn="0" w:noHBand="0" w:noVBand="1"/>
       </w:tblPr>
       <w:tblGrid>
-        <w:gridCol w:w="4644"/>
-        <w:gridCol w:w="5543"/>
+        <w:gridCol w:w="2737"/>
+        <w:gridCol w:w="7450"/>
       </w:tblGrid>
       <w:tr>
         <w:tc>
           <w:tcPr>
-            <w:tcW w:w="4644" w:type="dxa"/>
+            <w:tcW w:w="2660" w:type="dxa"/>
           </w:tcPr>
           <w:p>
             <w:pPr>
               <w:spacing w:after="200" w:line="276" w:lineRule="auto"/>
               <w:rPr>
-                <w:rFonts w:asciiTheme="minorHAnsi" w:hAnsiTheme="minorHAnsi"/>
                 <w:lang w:val="en-US"/>
               </w:rPr>
             </w:pPr>
             <w:r>
               <w:rPr>
-                <w:rFonts w:asciiTheme="minorHAnsi" w:hAnsiTheme="minorHAnsi"/>
                 <w:lang w:val="en-US"/>
               </w:rPr>
               <w:t>ID</w:t>
@@ -4951,26 +4857,23 @@
         </w:tc>
         <w:tc>
           <w:tcPr>
-            <w:tcW w:w="5543" w:type="dxa"/>
+            <w:tcW w:w="7527" w:type="dxa"/>
           </w:tcPr>
           <w:p>
             <w:pPr>
               <w:spacing w:after="200" w:line="276" w:lineRule="auto"/>
               <w:rPr>
-                <w:rFonts w:asciiTheme="minorHAnsi" w:hAnsiTheme="minorHAnsi"/>
                 <w:lang w:val="en-US"/>
               </w:rPr>
             </w:pPr>
             <w:r>
               <w:rPr>
-                <w:rFonts w:asciiTheme="minorHAnsi" w:hAnsiTheme="minorHAnsi"/>
                 <w:lang w:val="en-US"/>
               </w:rPr>
               <w:t>5</w:t>
             </w:r>
             <w:r>
               <w:rPr>
-                <w:rFonts w:asciiTheme="minorHAnsi" w:hAnsiTheme="minorHAnsi"/>
                 <w:lang w:val="en-US"/>
               </w:rPr>
               <w:t>.1</w:t>
@@ -4981,7 +4884,7 @@
       <w:tr>
         <w:tc>
           <w:tcPr>
-            <w:tcW w:w="4644" w:type="dxa"/>
+            <w:tcW w:w="2660" w:type="dxa"/>
           </w:tcPr>
           <w:p>
             <w:r>
@@ -4991,11 +4894,11 @@
         </w:tc>
         <w:tc>
           <w:tcPr>
-            <w:tcW w:w="5543" w:type="dxa"/>
-          </w:tcPr>
-          <w:p>
-            <w:r>
-              <w:t>Welcher Preis kann für diese Variante des Schre...</w:t>
+            <w:tcW w:w="7527" w:type="dxa"/>
+          </w:tcPr>
+          <w:p>
+            <w:r>
+              <w:t>Preisuntergrenzen</w:t>
             </w:r>
           </w:p>
         </w:tc>
@@ -5003,7 +4906,7 @@
       <w:tr>
         <w:tc>
           <w:tcPr>
-            <w:tcW w:w="4644" w:type="dxa"/>
+            <w:tcW w:w="2660" w:type="dxa"/>
           </w:tcPr>
           <w:p>
             <w:r>
@@ -5013,7 +4916,7 @@
         </w:tc>
         <w:tc>
           <w:tcPr>
-            <w:tcW w:w="5543" w:type="dxa"/>
+            <w:tcW w:w="7527" w:type="dxa"/>
           </w:tcPr>
           <w:p/>
         </w:tc>
@@ -5021,7 +4924,7 @@
       <w:tr>
         <w:tc>
           <w:tcPr>
-            <w:tcW w:w="4644" w:type="dxa"/>
+            <w:tcW w:w="2660" w:type="dxa"/>
           </w:tcPr>
           <w:p>
             <w:r>
@@ -5031,7 +4934,7 @@
         </w:tc>
         <w:tc>
           <w:tcPr>
-            <w:tcW w:w="5543" w:type="dxa"/>
+            <w:tcW w:w="7527" w:type="dxa"/>
           </w:tcPr>
           <w:p>
             <w:r>
@@ -5045,26 +4948,46 @@
             <w:r>
               <w:t>' als langfristige Preisuntergrenze angesetzt werden?</w:t>
             </w:r>
-            <w:r>
-              <w:tab/>
-              <w:t>4</w:t>
-            </w:r>
-            <w:r>
-              <w:br/>
-            </w:r>
-            <w:r>
-              <w:br/>
-            </w:r>
-            <w:r>
-              <w:br/>
-            </w:r>
-          </w:p>
+          </w:p>
+          <w:p/>
+          <w:p/>
+          <w:tbl>
+            <w:tblPr>
+              <w:tblStyle w:val="Tabellenraster"/>
+              <w:tblpPr w:leftFromText="141" w:rightFromText="141" w:vertAnchor="text" w:horzAnchor="margin" w:tblpY="-138"/>
+              <w:tblOverlap w:val="never"/>
+              <w:tblW w:w="5000" w:type="pct"/>
+              <w:tblLook w:val="04A0" w:firstRow="1" w:lastRow="0" w:firstColumn="1" w:lastColumn="0" w:noHBand="0" w:noVBand="1"/>
+            </w:tblPr>
+            <w:tblGrid>
+              <w:gridCol w:w="7234"/>
+            </w:tblGrid>
+            <w:tr>
+              <w:trPr>
+                <w:trHeight w:val="1417"/>
+              </w:trPr>
+              <w:tc>
+                <w:tcPr>
+                  <w:tcW w:w="7234" w:type="dxa"/>
+                  <w:tcBorders>
+                    <w:top w:val="nil"/>
+                    <w:left w:val="nil"/>
+                    <w:bottom w:val="single" w:sz="4" w:space="0" w:color="auto"/>
+                    <w:right w:val="nil"/>
+                  </w:tcBorders>
+                  <w:shd w:val="clear" w:color="auto" w:fill="FDE9D9" w:themeFill="accent6" w:themeFillTint="33"/>
+                </w:tcPr>
+                <w:p/>
+              </w:tc>
+            </w:tr>
+          </w:tbl>
+          <w:p/>
         </w:tc>
       </w:tr>
       <w:tr>
         <w:tc>
           <w:tcPr>
-            <w:tcW w:w="4644" w:type="dxa"/>
+            <w:tcW w:w="2660" w:type="dxa"/>
           </w:tcPr>
           <w:p>
             <w:r>
@@ -5074,7 +4997,7 @@
         </w:tc>
         <w:tc>
           <w:tcPr>
-            <w:tcW w:w="5543" w:type="dxa"/>
+            <w:tcW w:w="7527" w:type="dxa"/>
           </w:tcPr>
           <w:p/>
         </w:tc>
@@ -5082,7 +5005,7 @@
       <w:tr>
         <w:tc>
           <w:tcPr>
-            <w:tcW w:w="4644" w:type="dxa"/>
+            <w:tcW w:w="2660" w:type="dxa"/>
           </w:tcPr>
           <w:p>
             <w:r>
@@ -5092,7 +5015,7 @@
         </w:tc>
         <w:tc>
           <w:tcPr>
-            <w:tcW w:w="5543" w:type="dxa"/>
+            <w:tcW w:w="7527" w:type="dxa"/>
           </w:tcPr>
           <w:p/>
         </w:tc>
@@ -5100,7 +5023,7 @@
       <w:tr>
         <w:tc>
           <w:tcPr>
-            <w:tcW w:w="4644" w:type="dxa"/>
+            <w:tcW w:w="2660" w:type="dxa"/>
           </w:tcPr>
           <w:p>
             <w:r>
@@ -5110,7 +5033,7 @@
         </w:tc>
         <w:tc>
           <w:tcPr>
-            <w:tcW w:w="5543" w:type="dxa"/>
+            <w:tcW w:w="7527" w:type="dxa"/>
           </w:tcPr>
           <w:p>
             <w:r>
@@ -5122,7 +5045,7 @@
       <w:tr>
         <w:tc>
           <w:tcPr>
-            <w:tcW w:w="4644" w:type="dxa"/>
+            <w:tcW w:w="2660" w:type="dxa"/>
           </w:tcPr>
           <w:p>
             <w:r>
@@ -5132,7 +5055,7 @@
         </w:tc>
         <w:tc>
           <w:tcPr>
-            <w:tcW w:w="5543" w:type="dxa"/>
+            <w:tcW w:w="7527" w:type="dxa"/>
           </w:tcPr>
           <w:p>
             <w:r>
@@ -5144,7 +5067,7 @@
       <w:tr>
         <w:tc>
           <w:tcPr>
-            <w:tcW w:w="4644" w:type="dxa"/>
+            <w:tcW w:w="2660" w:type="dxa"/>
           </w:tcPr>
           <w:p>
             <w:r>
@@ -5154,7 +5077,7 @@
         </w:tc>
         <w:tc>
           <w:tcPr>
-            <w:tcW w:w="5543" w:type="dxa"/>
+            <w:tcW w:w="7527" w:type="dxa"/>
           </w:tcPr>
           <w:p/>
         </w:tc>
@@ -5162,7 +5085,7 @@
       <w:tr>
         <w:tc>
           <w:tcPr>
-            <w:tcW w:w="4644" w:type="dxa"/>
+            <w:tcW w:w="2660" w:type="dxa"/>
           </w:tcPr>
           <w:p>
             <w:r>
@@ -5172,11 +5095,11 @@
         </w:tc>
         <w:tc>
           <w:tcPr>
-            <w:tcW w:w="5543" w:type="dxa"/>
-          </w:tcPr>
-          <w:p>
-            <w:r>
-              <w:t>Auftragssteuerung und -koordination</w:t>
+            <w:tcW w:w="7527" w:type="dxa"/>
+          </w:tcPr>
+          <w:p>
+            <w:r>
+              <w:t>Industriekalkulation</w:t>
             </w:r>
           </w:p>
         </w:tc>
@@ -6256,7 +6179,7 @@
   <w:style w:type="paragraph" w:default="1" w:styleId="Standard">
     <w:name w:val="Normal"/>
     <w:qFormat/>
-    <w:rsid w:val="00C43494"/>
+    <w:rsid w:val="00AD5675"/>
     <w:pPr>
       <w:spacing w:after="0" w:line="264" w:lineRule="auto"/>
     </w:pPr>
@@ -6644,19 +6567,16 @@
     <w:link w:val="UntertitelZchn"/>
     <w:uiPriority w:val="11"/>
     <w:qFormat/>
-    <w:rsid w:val="00FC693F"/>
+    <w:rsid w:val="00AD5675"/>
     <w:pPr>
       <w:numPr>
         <w:ilvl w:val="1"/>
       </w:numPr>
     </w:pPr>
     <w:rPr>
-      <w:rFonts w:asciiTheme="majorHAnsi" w:eastAsiaTheme="majorEastAsia" w:hAnsiTheme="majorHAnsi" w:cstheme="majorBidi"/>
-      <w:i/>
+      <w:rFonts w:eastAsiaTheme="majorEastAsia" w:cstheme="majorBidi"/>
       <w:iCs/>
-      <w:color w:val="4F81BD" w:themeColor="accent1"/>
-      <w:spacing w:val="15"/>
-      <w:sz w:val="24"/>
+      <w:sz w:val="40"/>
       <w:szCs w:val="24"/>
     </w:rPr>
   </w:style>
@@ -6665,15 +6585,13 @@
     <w:basedOn w:val="Absatz-Standardschriftart"/>
     <w:link w:val="Untertitel"/>
     <w:uiPriority w:val="11"/>
-    <w:rsid w:val="00FC693F"/>
+    <w:rsid w:val="00AD5675"/>
     <w:rPr>
-      <w:rFonts w:asciiTheme="majorHAnsi" w:eastAsiaTheme="majorEastAsia" w:hAnsiTheme="majorHAnsi" w:cstheme="majorBidi"/>
-      <w:i/>
+      <w:rFonts w:ascii="Aptos Narrow" w:eastAsiaTheme="majorEastAsia" w:hAnsi="Aptos Narrow" w:cstheme="majorBidi"/>
       <w:iCs/>
-      <w:color w:val="4F81BD" w:themeColor="accent1"/>
-      <w:spacing w:val="15"/>
-      <w:sz w:val="24"/>
+      <w:sz w:val="40"/>
       <w:szCs w:val="24"/>
+      <w:lang w:val="de-DE"/>
     </w:rPr>
   </w:style>
   <w:style w:type="paragraph" w:styleId="Listenabsatz">

--- a/data/Aufgaben/Aufgaben_Auftragssteuerung und -koordination.docx
+++ b/data/Aufgaben/Aufgaben_Auftragssteuerung und -koordination.docx
@@ -128,6 +128,14 @@
             <w:tblPr>
               <w:tblStyle w:val="Tabellenraster"/>
               <w:tblW w:w="5000" w:type="pct"/>
+              <w:tblBorders>
+                <w:top w:val="single" w:sz="4" w:space="0" w:color="F79646" w:themeColor="accent6"/>
+                <w:left w:val="none" w:sz="0" w:space="0" w:color="auto"/>
+                <w:bottom w:val="single" w:sz="4" w:space="0" w:color="F79646" w:themeColor="accent6"/>
+                <w:right w:val="none" w:sz="0" w:space="0" w:color="auto"/>
+                <w:insideH w:val="none" w:sz="0" w:space="0" w:color="auto"/>
+                <w:insideV w:val="none" w:sz="0" w:space="0" w:color="auto"/>
+              </w:tblBorders>
               <w:tblLook w:val="04A0" w:firstRow="1" w:lastRow="0" w:firstColumn="1" w:lastColumn="0" w:noHBand="0" w:noVBand="1"/>
             </w:tblPr>
             <w:tblGrid>
@@ -140,13 +148,7 @@
               <w:tc>
                 <w:tcPr>
                   <w:tcW w:w="4089" w:type="dxa"/>
-                  <w:tcBorders>
-                    <w:top w:val="nil"/>
-                    <w:left w:val="nil"/>
-                    <w:bottom w:val="single" w:sz="4" w:space="0" w:color="auto"/>
-                    <w:right w:val="nil"/>
-                  </w:tcBorders>
-                  <w:shd w:val="clear" w:color="auto" w:fill="FDE9D9" w:themeFill="accent6" w:themeFillTint="33"/>
+                  <w:shd w:val="clear" w:color="auto" w:fill="FFFFFF" w:themeFill="background1"/>
                 </w:tcPr>
                 <w:p/>
               </w:tc>
@@ -234,7 +236,7 @@
           </w:tcPr>
           <w:p>
             <w:r>
-              <w:t>4</w:t>
+              <w:t>8</w:t>
             </w:r>
           </w:p>
         </w:tc>
@@ -407,9 +409,1945 @@
           </w:p>
           <w:p/>
           <w:p>
+            <w:r>
+              <w:t>Kreuzen Sie die richtige Antwort an.</w:t>
+            </w:r>
+          </w:p>
+          <w:p/>
+          <w:tbl>
+            <w:tblPr>
+              <w:tblStyle w:val="Listentabelle6farbigAkzent6"/>
+              <w:tblW w:w="5000" w:type="pct"/>
+              <w:shd w:val="clear" w:color="auto" w:fill="FFFFFF" w:themeFill="background1"/>
+              <w:tblCellMar>
+                <w:top w:w="113" w:type="dxa"/>
+                <w:left w:w="113" w:type="dxa"/>
+                <w:bottom w:w="113" w:type="dxa"/>
+                <w:right w:w="113" w:type="dxa"/>
+              </w:tblCellMar>
+              <w:tblLook w:val="0400" w:firstRow="0" w:lastRow="0" w:firstColumn="0" w:lastColumn="0" w:noHBand="0" w:noVBand="1"/>
+            </w:tblPr>
+            <w:tblGrid>
+              <w:gridCol w:w="634"/>
+              <w:gridCol w:w="6600"/>
+            </w:tblGrid>
+            <w:tr>
+              <w:trPr>
+                <w:cnfStyle w:val="000000100000" w:firstRow="0" w:lastRow="0" w:firstColumn="0" w:lastColumn="0" w:oddVBand="0" w:evenVBand="0" w:oddHBand="1" w:evenHBand="0" w:firstRowFirstColumn="0" w:firstRowLastColumn="0" w:lastRowFirstColumn="0" w:lastRowLastColumn="0"/>
+                <w:trHeight w:val="567"/>
+              </w:trPr>
+              <w:bookmarkStart w:id="2" w:name="_Hlk107157161" w:displacedByCustomXml="next"/>
+              <w:sdt>
+                <w:sdtPr>
+                  <w:id w:val="-1431035928"/>
+                  <w14:checkbox>
+                    <w14:checked w14:val="0"/>
+                    <w14:checkedState w14:val="2612" w14:font="MS Gothic"/>
+                    <w14:uncheckedState w14:val="2610" w14:font="MS Gothic"/>
+                  </w14:checkbox>
+                </w:sdtPr>
+                <w:sdtContent>
+                  <w:tc>
+                    <w:tcPr>
+                      <w:tcW w:w="704" w:type="dxa"/>
+                      <w:shd w:val="clear" w:color="auto" w:fill="FFFFFF" w:themeFill="background1"/>
+                    </w:tcPr>
+                    <w:p>
+                      <w:pPr>
+                        <w:jc w:val="center"/>
+                      </w:pPr>
+                      <w:r>
+                        <w:rPr>
+                          <w:rFonts w:ascii="MS Gothic" w:eastAsia="MS Gothic" w:hAnsi="MS Gothic" w:hint="eastAsia"/>
+                        </w:rPr>
+                        <w:t>☐</w:t>
+                      </w:r>
+                    </w:p>
+                  </w:tc>
+                </w:sdtContent>
+              </w:sdt>
+              <w:tc>
+                <w:tcPr>
+                  <w:tcW w:w="8358" w:type="dxa"/>
+                  <w:shd w:val="clear" w:color="auto" w:fill="FFFFFF" w:themeFill="background1"/>
+                </w:tcPr>
+                <w:p>
+                  <w:r>
+                    <w:t>Sie stellen hauptsächlich geschlossene Fragen, um das Gespräch zu lenken.</w:t>
+                  </w:r>
+                </w:p>
+              </w:tc>
+            </w:tr>
+            <w:tr>
+              <w:trPr>
+                <w:trHeight w:val="567"/>
+              </w:trPr>
+              <w:sdt>
+                <w:sdtPr>
+                  <w:id w:val="1413738833"/>
+                  <w14:checkbox>
+                    <w14:checked w14:val="0"/>
+                    <w14:checkedState w14:val="2612" w14:font="MS Gothic"/>
+                    <w14:uncheckedState w14:val="2610" w14:font="MS Gothic"/>
+                  </w14:checkbox>
+                </w:sdtPr>
+                <w:sdtContent>
+                  <w:tc>
+                    <w:tcPr>
+                      <w:tcW w:w="704" w:type="dxa"/>
+                      <w:shd w:val="clear" w:color="auto" w:fill="FFFFFF" w:themeFill="background1"/>
+                    </w:tcPr>
+                    <w:p>
+                      <w:pPr>
+                        <w:jc w:val="center"/>
+                      </w:pPr>
+                      <w:r>
+                        <w:rPr>
+                          <w:rFonts w:ascii="Segoe UI Symbol" w:hAnsi="Segoe UI Symbol" w:cs="Segoe UI Symbol"/>
+                        </w:rPr>
+                        <w:t>☐</w:t>
+                      </w:r>
+                    </w:p>
+                  </w:tc>
+                </w:sdtContent>
+              </w:sdt>
+              <w:tc>
+                <w:tcPr>
+                  <w:tcW w:w="8358" w:type="dxa"/>
+                  <w:shd w:val="clear" w:color="auto" w:fill="FFFFFF" w:themeFill="background1"/>
+                </w:tcPr>
+                <w:p>
+                  <w:r>
+                    <w:t xml:space="preserve">Sie übergehen angesprochene Einwände, um die Einkäufer der </w:t>
+                  </w:r>
+                  <w:r>
+                    <w:t>Böhmer</w:t>
+                  </w:r>
+                  <w:r>
+                    <w:t xml:space="preserve"> AG nicht zu verunsichern.</w:t>
+                  </w:r>
+                </w:p>
+              </w:tc>
+            </w:tr>
+            <w:tr>
+              <w:trPr>
+                <w:cnfStyle w:val="000000100000" w:firstRow="0" w:lastRow="0" w:firstColumn="0" w:lastColumn="0" w:oddVBand="0" w:evenVBand="0" w:oddHBand="1" w:evenHBand="0" w:firstRowFirstColumn="0" w:firstRowLastColumn="0" w:lastRowFirstColumn="0" w:lastRowLastColumn="0"/>
+                <w:trHeight w:val="567"/>
+              </w:trPr>
+              <w:sdt>
+                <w:sdtPr>
+                  <w:id w:val="571481776"/>
+                  <w14:checkbox>
+                    <w14:checked w14:val="0"/>
+                    <w14:checkedState w14:val="2612" w14:font="MS Gothic"/>
+                    <w14:uncheckedState w14:val="2610" w14:font="MS Gothic"/>
+                  </w14:checkbox>
+                </w:sdtPr>
+                <w:sdtContent>
+                  <w:tc>
+                    <w:tcPr>
+                      <w:tcW w:w="704" w:type="dxa"/>
+                      <w:shd w:val="clear" w:color="auto" w:fill="FFFFFF" w:themeFill="background1"/>
+                    </w:tcPr>
+                    <w:p>
+                      <w:pPr>
+                        <w:jc w:val="center"/>
+                      </w:pPr>
+                      <w:r>
+                        <w:rPr>
+                          <w:rFonts w:ascii="Segoe UI Symbol" w:hAnsi="Segoe UI Symbol" w:cs="Segoe UI Symbol"/>
+                        </w:rPr>
+                        <w:t>☐</w:t>
+                      </w:r>
+                    </w:p>
+                  </w:tc>
+                </w:sdtContent>
+              </w:sdt>
+              <w:tc>
+                <w:tcPr>
+                  <w:tcW w:w="8358" w:type="dxa"/>
+                  <w:shd w:val="clear" w:color="auto" w:fill="FFFFFF" w:themeFill="background1"/>
+                </w:tcPr>
+                <w:p>
+                  <w:r>
+                    <w:t xml:space="preserve">Sie vermeiden den Blickkontakt, so fühlen sich die Einkäufer der </w:t>
+                  </w:r>
+                  <w:r>
+                    <w:t>Böhmer</w:t>
+                  </w:r>
+                  <w:r>
+                    <w:t xml:space="preserve"> AG nicht bedrängt.</w:t>
+                  </w:r>
+                </w:p>
+              </w:tc>
+            </w:tr>
+            <w:tr>
+              <w:trPr>
+                <w:trHeight w:val="567"/>
+              </w:trPr>
+              <w:sdt>
+                <w:sdtPr>
+                  <w:id w:val="-1893953006"/>
+                  <w14:checkbox>
+                    <w14:checked w14:val="0"/>
+                    <w14:checkedState w14:val="2612" w14:font="MS Gothic"/>
+                    <w14:uncheckedState w14:val="2610" w14:font="MS Gothic"/>
+                  </w14:checkbox>
+                </w:sdtPr>
+                <w:sdtContent>
+                  <w:tc>
+                    <w:tcPr>
+                      <w:tcW w:w="704" w:type="dxa"/>
+                      <w:shd w:val="clear" w:color="auto" w:fill="FFFFFF" w:themeFill="background1"/>
+                    </w:tcPr>
+                    <w:p>
+                      <w:pPr>
+                        <w:jc w:val="center"/>
+                      </w:pPr>
+                      <w:r>
+                        <w:rPr>
+                          <w:rFonts w:ascii="MS Gothic" w:eastAsia="MS Gothic" w:hAnsi="MS Gothic" w:hint="eastAsia"/>
+                        </w:rPr>
+                        <w:t>☐</w:t>
+                      </w:r>
+                    </w:p>
+                  </w:tc>
+                </w:sdtContent>
+              </w:sdt>
+              <w:tc>
+                <w:tcPr>
+                  <w:tcW w:w="8358" w:type="dxa"/>
+                  <w:shd w:val="clear" w:color="auto" w:fill="FFFFFF" w:themeFill="background1"/>
+                </w:tcPr>
+                <w:p>
+                  <w:r>
+                    <w:t>Sie stellen mit Nutzenargumenten die Vorteile der neuen Produktlinie heraus, um die Kaufentscheidung der Einkäufer der Böhmer AG positiv zu beeinflussen.</w:t>
+                  </w:r>
+                </w:p>
+              </w:tc>
+            </w:tr>
+            <w:tr>
+              <w:trPr>
+                <w:cnfStyle w:val="000000100000" w:firstRow="0" w:lastRow="0" w:firstColumn="0" w:lastColumn="0" w:oddVBand="0" w:evenVBand="0" w:oddHBand="1" w:evenHBand="0" w:firstRowFirstColumn="0" w:firstRowLastColumn="0" w:lastRowFirstColumn="0" w:lastRowLastColumn="0"/>
+                <w:trHeight w:val="567"/>
+              </w:trPr>
+              <w:sdt>
+                <w:sdtPr>
+                  <w:id w:val="227190514"/>
+                  <w14:checkbox>
+                    <w14:checked w14:val="0"/>
+                    <w14:checkedState w14:val="2612" w14:font="MS Gothic"/>
+                    <w14:uncheckedState w14:val="2610" w14:font="MS Gothic"/>
+                  </w14:checkbox>
+                </w:sdtPr>
+                <w:sdtContent>
+                  <w:tc>
+                    <w:tcPr>
+                      <w:tcW w:w="704" w:type="dxa"/>
+                      <w:shd w:val="clear" w:color="auto" w:fill="FFFFFF" w:themeFill="background1"/>
+                    </w:tcPr>
+                    <w:p>
+                      <w:pPr>
+                        <w:jc w:val="center"/>
+                      </w:pPr>
+                      <w:r>
+                        <w:rPr>
+                          <w:rFonts w:ascii="Segoe UI Symbol" w:hAnsi="Segoe UI Symbol" w:cs="Segoe UI Symbol"/>
+                        </w:rPr>
+                        <w:t>☐</w:t>
+                      </w:r>
+                    </w:p>
+                  </w:tc>
+                </w:sdtContent>
+              </w:sdt>
+              <w:tc>
+                <w:tcPr>
+                  <w:tcW w:w="8358" w:type="dxa"/>
+                  <w:shd w:val="clear" w:color="auto" w:fill="FFFFFF" w:themeFill="background1"/>
+                </w:tcPr>
+                <w:p>
+                  <w:r>
+                    <w:t>Sie versuchen Sprechpausen im Kundengespräch zu vermeiden, damit das Gespräch nicht stockt.</w:t>
+                  </w:r>
+                </w:p>
+              </w:tc>
+            </w:tr>
+            <w:bookmarkEnd w:id="2"/>
+          </w:tbl>
+          <w:p/>
+          <w:p/>
+        </w:tc>
+      </w:tr>
+      <w:tr>
+        <w:tc>
+          <w:tcPr>
+            <w:tcW w:w="2660" w:type="dxa"/>
+          </w:tcPr>
+          <w:p>
+            <w:r>
+              <w:lastRenderedPageBreak/>
+              <w:t>Lösungsmöglichkeit/Hinweis (optional)</w:t>
+            </w:r>
+          </w:p>
+        </w:tc>
+        <w:tc>
+          <w:tcPr>
+            <w:tcW w:w="7527" w:type="dxa"/>
+          </w:tcPr>
+          <w:p/>
+        </w:tc>
+      </w:tr>
+      <w:tr>
+        <w:tc>
+          <w:tcPr>
+            <w:tcW w:w="2660" w:type="dxa"/>
+          </w:tcPr>
+          <w:p>
+            <w:r>
+              <w:t>Schlagworte (kommagetrennt)</w:t>
+            </w:r>
+          </w:p>
+        </w:tc>
+        <w:tc>
+          <w:tcPr>
+            <w:tcW w:w="7527" w:type="dxa"/>
+          </w:tcPr>
+          <w:p>
+            <w:r>
+              <w:t>Kommunikation mit Kunden, Techniken</w:t>
+            </w:r>
+          </w:p>
+        </w:tc>
+      </w:tr>
+      <w:tr>
+        <w:tc>
+          <w:tcPr>
+            <w:tcW w:w="2660" w:type="dxa"/>
+          </w:tcPr>
+          <w:p>
+            <w:r>
+              <w:t>Schwierigkeitsgrad</w:t>
+            </w:r>
+          </w:p>
+        </w:tc>
+        <w:tc>
+          <w:tcPr>
+            <w:tcW w:w="7527" w:type="dxa"/>
+          </w:tcPr>
+          <w:p>
+            <w:r>
+              <w:t>leicht</w:t>
+            </w:r>
+          </w:p>
+        </w:tc>
+      </w:tr>
+      <w:tr>
+        <w:tc>
+          <w:tcPr>
+            <w:tcW w:w="2660" w:type="dxa"/>
+          </w:tcPr>
+          <w:p>
+            <w:r>
+              <w:t>Punkte (optional)</w:t>
+            </w:r>
+          </w:p>
+        </w:tc>
+        <w:tc>
+          <w:tcPr>
+            <w:tcW w:w="7527" w:type="dxa"/>
+          </w:tcPr>
+          <w:p>
+            <w:r>
+              <w:t>2</w:t>
+            </w:r>
+          </w:p>
+        </w:tc>
+      </w:tr>
+      <w:tr>
+        <w:tc>
+          <w:tcPr>
+            <w:tcW w:w="2660" w:type="dxa"/>
+          </w:tcPr>
+          <w:p>
+            <w:r>
+              <w:t>Quelle/Kommentar (optional)</w:t>
+            </w:r>
+          </w:p>
+        </w:tc>
+        <w:tc>
+          <w:tcPr>
+            <w:tcW w:w="7527" w:type="dxa"/>
+          </w:tcPr>
+          <w:p/>
+        </w:tc>
+      </w:tr>
+      <w:tr>
+        <w:tc>
+          <w:tcPr>
+            <w:tcW w:w="2660" w:type="dxa"/>
+          </w:tcPr>
+          <w:p>
+            <w:r>
+              <w:t>Kategorie</w:t>
+            </w:r>
+          </w:p>
+        </w:tc>
+        <w:tc>
+          <w:tcPr>
+            <w:tcW w:w="7527" w:type="dxa"/>
+          </w:tcPr>
+          <w:p>
+            <w:r>
+              <w:t>Auftragsbearbeitung</w:t>
+            </w:r>
+          </w:p>
+        </w:tc>
+      </w:tr>
+    </w:tbl>
+    <w:p/>
+    <w:tbl>
+      <w:tblPr>
+        <w:tblStyle w:val="Tabellenraster"/>
+        <w:tblW w:w="5000" w:type="pct"/>
+        <w:tblLook w:val="04A0" w:firstRow="1" w:lastRow="0" w:firstColumn="1" w:lastColumn="0" w:noHBand="0" w:noVBand="1"/>
+      </w:tblPr>
+      <w:tblGrid>
+        <w:gridCol w:w="2737"/>
+        <w:gridCol w:w="7450"/>
+      </w:tblGrid>
+      <w:tr>
+        <w:tc>
+          <w:tcPr>
+            <w:tcW w:w="2660" w:type="dxa"/>
+          </w:tcPr>
+          <w:p>
+            <w:pPr>
+              <w:spacing w:after="200" w:line="276" w:lineRule="auto"/>
+              <w:rPr>
+                <w:lang w:val="en-US"/>
+              </w:rPr>
+            </w:pPr>
+            <w:r>
+              <w:rPr>
+                <w:lang w:val="en-US"/>
+              </w:rPr>
+              <w:t>ID</w:t>
+            </w:r>
+          </w:p>
+        </w:tc>
+        <w:tc>
+          <w:tcPr>
+            <w:tcW w:w="7527" w:type="dxa"/>
+          </w:tcPr>
+          <w:p>
+            <w:pPr>
+              <w:spacing w:after="200" w:line="276" w:lineRule="auto"/>
+              <w:rPr>
+                <w:lang w:val="en-US"/>
+              </w:rPr>
+            </w:pPr>
+            <w:r>
+              <w:rPr>
+                <w:lang w:val="en-US"/>
+              </w:rPr>
+              <w:t>1</w:t>
+            </w:r>
+            <w:r>
+              <w:rPr>
+                <w:lang w:val="en-US"/>
+              </w:rPr>
+              <w:t>.2</w:t>
+            </w:r>
+          </w:p>
+        </w:tc>
+      </w:tr>
+      <w:tr>
+        <w:tc>
+          <w:tcPr>
+            <w:tcW w:w="2660" w:type="dxa"/>
+          </w:tcPr>
+          <w:p>
+            <w:r>
+              <w:t>Titel</w:t>
+            </w:r>
+          </w:p>
+        </w:tc>
+        <w:tc>
+          <w:tcPr>
+            <w:tcW w:w="7527" w:type="dxa"/>
+          </w:tcPr>
+          <w:p>
+            <w:r>
+              <w:t>Verkauf und Kundenberatung - Informationsmaterialien</w:t>
+            </w:r>
+          </w:p>
+        </w:tc>
+      </w:tr>
+      <w:tr>
+        <w:tc>
+          <w:tcPr>
+            <w:tcW w:w="2660" w:type="dxa"/>
+          </w:tcPr>
+          <w:p>
+            <w:r>
+              <w:t>Intro/Einleitung (optional)</w:t>
+            </w:r>
+          </w:p>
+        </w:tc>
+        <w:tc>
+          <w:tcPr>
+            <w:tcW w:w="7527" w:type="dxa"/>
+          </w:tcPr>
+          <w:p/>
+        </w:tc>
+      </w:tr>
+      <w:tr>
+        <w:tc>
+          <w:tcPr>
+            <w:tcW w:w="2660" w:type="dxa"/>
+          </w:tcPr>
+          <w:p>
+            <w:r>
+              <w:t>Aufgabenstellung (Pflicht)</w:t>
+            </w:r>
+          </w:p>
+        </w:tc>
+        <w:tc>
+          <w:tcPr>
+            <w:tcW w:w="7527" w:type="dxa"/>
+          </w:tcPr>
+          <w:p>
+            <w:r>
+              <w:t>Die Vertriebsmitarbeitenden der Böhmer AG benötigen Informationsmaterial für mögliche Kunden in Norwegen und bitten die INN-Büro GmbH um Unterstützung. Welche Informationsmaterialien können Sie der Böhmer AG zur Verfügung stellen?</w:t>
+            </w:r>
+          </w:p>
+          <w:p/>
+          <w:p>
+            <w:r>
+              <w:t>N</w:t>
+            </w:r>
+            <w:r>
+              <w:t>ennen Sie zwei Möglichkeiten.</w:t>
+            </w:r>
+          </w:p>
+          <w:p/>
+          <w:tbl>
+            <w:tblPr>
+              <w:tblStyle w:val="Tabellenraster"/>
+              <w:tblW w:w="5000" w:type="pct"/>
+              <w:tblBorders>
+                <w:top w:val="single" w:sz="4" w:space="0" w:color="F79646" w:themeColor="accent6"/>
+                <w:left w:val="none" w:sz="0" w:space="0" w:color="auto"/>
+                <w:bottom w:val="single" w:sz="4" w:space="0" w:color="F79646" w:themeColor="accent6"/>
+                <w:right w:val="none" w:sz="0" w:space="0" w:color="auto"/>
+                <w:insideH w:val="none" w:sz="0" w:space="0" w:color="auto"/>
+                <w:insideV w:val="none" w:sz="0" w:space="0" w:color="auto"/>
+              </w:tblBorders>
+              <w:tblLook w:val="04A0" w:firstRow="1" w:lastRow="0" w:firstColumn="1" w:lastColumn="0" w:noHBand="0" w:noVBand="1"/>
+            </w:tblPr>
+            <w:tblGrid>
+              <w:gridCol w:w="7234"/>
+            </w:tblGrid>
+            <w:tr>
+              <w:trPr>
+                <w:trHeight w:val="1417"/>
+              </w:trPr>
+              <w:tc>
+                <w:tcPr>
+                  <w:tcW w:w="4089" w:type="dxa"/>
+                  <w:shd w:val="clear" w:color="auto" w:fill="FFFFFF" w:themeFill="background1"/>
+                </w:tcPr>
+                <w:p/>
+              </w:tc>
+            </w:tr>
+          </w:tbl>
+          <w:p/>
+        </w:tc>
+      </w:tr>
+      <w:tr>
+        <w:tc>
+          <w:tcPr>
+            <w:tcW w:w="2660" w:type="dxa"/>
+          </w:tcPr>
+          <w:p>
+            <w:r>
+              <w:t>Lösungsmöglichkeit/Hinweis (optional)</w:t>
+            </w:r>
+          </w:p>
+        </w:tc>
+        <w:tc>
+          <w:tcPr>
+            <w:tcW w:w="7527" w:type="dxa"/>
+          </w:tcPr>
+          <w:p/>
+        </w:tc>
+      </w:tr>
+      <w:tr>
+        <w:tc>
+          <w:tcPr>
+            <w:tcW w:w="2660" w:type="dxa"/>
+          </w:tcPr>
+          <w:p>
+            <w:r>
+              <w:t>Schlagworte (kommagetrennt)</w:t>
+            </w:r>
+          </w:p>
+        </w:tc>
+        <w:tc>
+          <w:tcPr>
+            <w:tcW w:w="7527" w:type="dxa"/>
+          </w:tcPr>
+          <w:p>
+            <w:r>
+              <w:t>Kommunikation mit Kunden, Freitext</w:t>
+            </w:r>
+          </w:p>
+        </w:tc>
+      </w:tr>
+      <w:tr>
+        <w:tc>
+          <w:tcPr>
+            <w:tcW w:w="2660" w:type="dxa"/>
+          </w:tcPr>
+          <w:p>
+            <w:r>
+              <w:t>Schwierigkeitsgrad</w:t>
+            </w:r>
+          </w:p>
+        </w:tc>
+        <w:tc>
+          <w:tcPr>
+            <w:tcW w:w="7527" w:type="dxa"/>
+          </w:tcPr>
+          <w:p>
+            <w:r>
+              <w:t>leicht</w:t>
+            </w:r>
+          </w:p>
+        </w:tc>
+      </w:tr>
+      <w:tr>
+        <w:tc>
+          <w:tcPr>
+            <w:tcW w:w="2660" w:type="dxa"/>
+          </w:tcPr>
+          <w:p>
+            <w:r>
+              <w:t>Punkte (optional)</w:t>
+            </w:r>
+          </w:p>
+        </w:tc>
+        <w:tc>
+          <w:tcPr>
+            <w:tcW w:w="7527" w:type="dxa"/>
+          </w:tcPr>
+          <w:p>
+            <w:r>
+              <w:t>4</w:t>
+            </w:r>
+          </w:p>
+        </w:tc>
+      </w:tr>
+      <w:tr>
+        <w:tc>
+          <w:tcPr>
+            <w:tcW w:w="2660" w:type="dxa"/>
+          </w:tcPr>
+          <w:p>
+            <w:r>
+              <w:t xml:space="preserve">Quelle/Kommentar </w:t>
+            </w:r>
+            <w:r>
+              <w:lastRenderedPageBreak/>
+              <w:t>(optional)</w:t>
+            </w:r>
+          </w:p>
+        </w:tc>
+        <w:tc>
+          <w:tcPr>
+            <w:tcW w:w="7527" w:type="dxa"/>
+          </w:tcPr>
+          <w:p/>
+        </w:tc>
+      </w:tr>
+      <w:tr>
+        <w:tc>
+          <w:tcPr>
+            <w:tcW w:w="2660" w:type="dxa"/>
+          </w:tcPr>
+          <w:p>
+            <w:r>
+              <w:t>Kategorie</w:t>
+            </w:r>
+          </w:p>
+        </w:tc>
+        <w:tc>
+          <w:tcPr>
+            <w:tcW w:w="7527" w:type="dxa"/>
+          </w:tcPr>
+          <w:p>
+            <w:r>
+              <w:t>Auftragsbearbeitung</w:t>
+            </w:r>
+          </w:p>
+        </w:tc>
+      </w:tr>
+    </w:tbl>
+    <w:p/>
+    <w:tbl>
+      <w:tblPr>
+        <w:tblStyle w:val="Tabellenraster"/>
+        <w:tblW w:w="5000" w:type="pct"/>
+        <w:tblLook w:val="04A0" w:firstRow="1" w:lastRow="0" w:firstColumn="1" w:lastColumn="0" w:noHBand="0" w:noVBand="1"/>
+      </w:tblPr>
+      <w:tblGrid>
+        <w:gridCol w:w="2737"/>
+        <w:gridCol w:w="7450"/>
+      </w:tblGrid>
+      <w:tr>
+        <w:tc>
+          <w:tcPr>
+            <w:tcW w:w="2660" w:type="dxa"/>
+          </w:tcPr>
+          <w:p>
+            <w:pPr>
+              <w:spacing w:after="200" w:line="276" w:lineRule="auto"/>
+              <w:rPr>
+                <w:lang w:val="en-US"/>
+              </w:rPr>
+            </w:pPr>
+            <w:r>
+              <w:rPr>
+                <w:lang w:val="en-US"/>
+              </w:rPr>
+              <w:t>ID</w:t>
+            </w:r>
+          </w:p>
+        </w:tc>
+        <w:tc>
+          <w:tcPr>
+            <w:tcW w:w="7527" w:type="dxa"/>
+          </w:tcPr>
+          <w:p>
+            <w:pPr>
+              <w:spacing w:after="200" w:line="276" w:lineRule="auto"/>
+              <w:rPr>
+                <w:lang w:val="en-US"/>
+              </w:rPr>
+            </w:pPr>
+            <w:r>
+              <w:rPr>
+                <w:lang w:val="en-US"/>
+              </w:rPr>
+              <w:t>1</w:t>
+            </w:r>
+            <w:r>
+              <w:rPr>
+                <w:lang w:val="en-US"/>
+              </w:rPr>
+              <w:t>.3</w:t>
+            </w:r>
+          </w:p>
+        </w:tc>
+      </w:tr>
+      <w:tr>
+        <w:tc>
+          <w:tcPr>
+            <w:tcW w:w="2660" w:type="dxa"/>
+          </w:tcPr>
+          <w:p>
+            <w:r>
+              <w:t>Titel</w:t>
+            </w:r>
+          </w:p>
+        </w:tc>
+        <w:tc>
+          <w:tcPr>
+            <w:tcW w:w="7527" w:type="dxa"/>
+          </w:tcPr>
+          <w:p>
+            <w:r>
+              <w:t>Verkauf und Kundenberatung - Kalkulation</w:t>
+            </w:r>
+          </w:p>
+        </w:tc>
+      </w:tr>
+      <w:tr>
+        <w:tc>
+          <w:tcPr>
+            <w:tcW w:w="2660" w:type="dxa"/>
+          </w:tcPr>
+          <w:p>
+            <w:r>
+              <w:t>Intro/Einleitung (optional)</w:t>
+            </w:r>
+          </w:p>
+        </w:tc>
+        <w:tc>
+          <w:tcPr>
+            <w:tcW w:w="7527" w:type="dxa"/>
+          </w:tcPr>
+          <w:p/>
+        </w:tc>
+      </w:tr>
+      <w:tr>
+        <w:tc>
+          <w:tcPr>
+            <w:tcW w:w="2660" w:type="dxa"/>
+          </w:tcPr>
+          <w:p>
+            <w:r>
+              <w:t>Aufgabenstellung (Pflicht)</w:t>
+            </w:r>
+          </w:p>
+        </w:tc>
+        <w:tc>
+          <w:tcPr>
+            <w:tcW w:w="7527" w:type="dxa"/>
+          </w:tcPr>
+          <w:p>
+            <w:r>
+              <w:t>Nach dem Besuch der Mitarbeitenden der Böhmer AG kalkulieren Sie den Verkaufspreis für einen Besprechungstisch der neuen Produktlinie. Ihre Selbstkosten betragen 295,00 €. Sie kalkulieren mit einem Gewinn von 20 % sowie einem Kundenskonto von 2 % und einem Wiederverkäuferrabatt von 10 %.</w:t>
+            </w:r>
+          </w:p>
+          <w:p/>
+          <w:p>
+            <w:r>
+              <w:t>Berechnen Sie den Verkaufspreis für einen Besprechungstisch im nachfolgenden Schema. Füllen Sie zudem die Lücken in der linken Spalte korrekt aus.</w:t>
+            </w:r>
+          </w:p>
+          <w:p/>
+          <w:tbl>
+            <w:tblPr>
+              <w:tblStyle w:val="Gitternetztabelle5dunkelAkzent6"/>
+              <w:tblW w:w="5000" w:type="pct"/>
+              <w:tblBorders>
+                <w:top w:val="single" w:sz="4" w:space="0" w:color="F79646" w:themeColor="accent6"/>
+                <w:left w:val="single" w:sz="4" w:space="0" w:color="F79646" w:themeColor="accent6"/>
+                <w:bottom w:val="single" w:sz="4" w:space="0" w:color="F79646" w:themeColor="accent6"/>
+                <w:right w:val="none" w:sz="0" w:space="0" w:color="auto"/>
+                <w:insideH w:val="single" w:sz="4" w:space="0" w:color="F79646" w:themeColor="accent6"/>
+                <w:insideV w:val="single" w:sz="4" w:space="0" w:color="F79646" w:themeColor="accent6"/>
+              </w:tblBorders>
+              <w:tblCellMar>
+                <w:top w:w="113" w:type="dxa"/>
+                <w:bottom w:w="113" w:type="dxa"/>
+              </w:tblCellMar>
+              <w:tblLook w:val="0480" w:firstRow="0" w:lastRow="0" w:firstColumn="1" w:lastColumn="0" w:noHBand="0" w:noVBand="1"/>
+            </w:tblPr>
+            <w:tblGrid>
+              <w:gridCol w:w="3614"/>
+              <w:gridCol w:w="3615"/>
+            </w:tblGrid>
+            <w:tr>
+              <w:trPr>
+                <w:cnfStyle w:val="000000100000" w:firstRow="0" w:lastRow="0" w:firstColumn="0" w:lastColumn="0" w:oddVBand="0" w:evenVBand="0" w:oddHBand="1" w:evenHBand="0" w:firstRowFirstColumn="0" w:firstRowLastColumn="0" w:lastRowFirstColumn="0" w:lastRowLastColumn="0"/>
+                <w:trHeight w:hRule="exact" w:val="567"/>
+              </w:trPr>
+              <w:tc>
+                <w:tcPr>
+                  <w:cnfStyle w:val="001000000000" w:firstRow="0" w:lastRow="0" w:firstColumn="1" w:lastColumn="0" w:oddVBand="0" w:evenVBand="0" w:oddHBand="0" w:evenHBand="0" w:firstRowFirstColumn="0" w:firstRowLastColumn="0" w:lastRowFirstColumn="0" w:lastRowLastColumn="0"/>
+                  <w:tcW w:w="3614" w:type="dxa"/>
+                  <w:tcBorders>
+                    <w:top w:val="none" w:sz="0" w:space="0" w:color="auto"/>
+                    <w:left w:val="none" w:sz="0" w:space="0" w:color="auto"/>
+                  </w:tcBorders>
+                  <w:vAlign w:val="center"/>
+                </w:tcPr>
+                <w:p>
+                  <w:pPr>
+                    <w:spacing w:line="259" w:lineRule="auto"/>
+                  </w:pPr>
+                  <w:r>
+                    <w:t>Selbstkostenpreis</w:t>
+                  </w:r>
+                </w:p>
+              </w:tc>
+              <w:tc>
+                <w:tcPr>
+                  <w:tcW w:w="3615" w:type="dxa"/>
+                  <w:shd w:val="clear" w:color="auto" w:fill="F79646" w:themeFill="accent6"/>
+                  <w:vAlign w:val="center"/>
+                </w:tcPr>
+                <w:p>
+                  <w:pPr>
+                    <w:spacing w:line="259" w:lineRule="auto"/>
+                    <w:jc w:val="right"/>
+                    <w:cnfStyle w:val="000000100000" w:firstRow="0" w:lastRow="0" w:firstColumn="0" w:lastColumn="0" w:oddVBand="0" w:evenVBand="0" w:oddHBand="1" w:evenHBand="0" w:firstRowFirstColumn="0" w:firstRowLastColumn="0" w:lastRowFirstColumn="0" w:lastRowLastColumn="0"/>
+                    <w:rPr>
+                      <w:b/>
+                      <w:color w:val="FFFFFF" w:themeColor="background1"/>
+                    </w:rPr>
+                  </w:pPr>
+                  <w:r>
+                    <w:rPr>
+                      <w:b/>
+                      <w:color w:val="FFFFFF" w:themeColor="background1"/>
+                    </w:rPr>
+                    <w:t>2</w:t>
+                  </w:r>
+                  <w:r>
+                    <w:rPr>
+                      <w:b/>
+                      <w:color w:val="FFFFFF" w:themeColor="background1"/>
+                    </w:rPr>
+                    <w:t>95,00 €</w:t>
+                  </w:r>
+                </w:p>
+              </w:tc>
+            </w:tr>
+            <w:tr>
+              <w:trPr>
+                <w:trHeight w:hRule="exact" w:val="567"/>
+              </w:trPr>
+              <w:tc>
+                <w:tcPr>
+                  <w:cnfStyle w:val="001000000000" w:firstRow="0" w:lastRow="0" w:firstColumn="1" w:lastColumn="0" w:oddVBand="0" w:evenVBand="0" w:oddHBand="0" w:evenHBand="0" w:firstRowFirstColumn="0" w:firstRowLastColumn="0" w:lastRowFirstColumn="0" w:lastRowLastColumn="0"/>
+                  <w:tcW w:w="3614" w:type="dxa"/>
+                  <w:tcBorders>
+                    <w:left w:val="none" w:sz="0" w:space="0" w:color="auto"/>
+                  </w:tcBorders>
+                  <w:vAlign w:val="center"/>
+                </w:tcPr>
+                <w:p>
+                  <w:pPr>
+                    <w:spacing w:line="259" w:lineRule="auto"/>
+                  </w:pPr>
+                  <w:r>
+                    <w:t>+ Gewinn</w:t>
+                  </w:r>
+                </w:p>
+              </w:tc>
+              <w:tc>
+                <w:tcPr>
+                  <w:tcW w:w="3615" w:type="dxa"/>
+                  <w:shd w:val="clear" w:color="auto" w:fill="FFFFFF" w:themeFill="background1"/>
+                  <w:vAlign w:val="center"/>
+                </w:tcPr>
+                <w:p>
+                  <w:pPr>
+                    <w:spacing w:line="259" w:lineRule="auto"/>
+                    <w:jc w:val="right"/>
+                    <w:cnfStyle w:val="000000000000" w:firstRow="0" w:lastRow="0" w:firstColumn="0" w:lastColumn="0" w:oddVBand="0" w:evenVBand="0" w:oddHBand="0" w:evenHBand="0" w:firstRowFirstColumn="0" w:firstRowLastColumn="0" w:lastRowFirstColumn="0" w:lastRowLastColumn="0"/>
+                    <w:rPr>
+                      <w:b/>
+                      <w:color w:val="FF0000"/>
+                    </w:rPr>
+                  </w:pPr>
+                </w:p>
+              </w:tc>
+            </w:tr>
+            <w:tr>
+              <w:trPr>
+                <w:cnfStyle w:val="000000100000" w:firstRow="0" w:lastRow="0" w:firstColumn="0" w:lastColumn="0" w:oddVBand="0" w:evenVBand="0" w:oddHBand="1" w:evenHBand="0" w:firstRowFirstColumn="0" w:firstRowLastColumn="0" w:lastRowFirstColumn="0" w:lastRowLastColumn="0"/>
+                <w:trHeight w:hRule="exact" w:val="567"/>
+              </w:trPr>
+              <w:tc>
+                <w:tcPr>
+                  <w:cnfStyle w:val="001000000000" w:firstRow="0" w:lastRow="0" w:firstColumn="1" w:lastColumn="0" w:oddVBand="0" w:evenVBand="0" w:oddHBand="0" w:evenHBand="0" w:firstRowFirstColumn="0" w:firstRowLastColumn="0" w:lastRowFirstColumn="0" w:lastRowLastColumn="0"/>
+                  <w:tcW w:w="3614" w:type="dxa"/>
+                  <w:tcBorders>
+                    <w:left w:val="none" w:sz="0" w:space="0" w:color="auto"/>
+                  </w:tcBorders>
+                  <w:vAlign w:val="center"/>
+                </w:tcPr>
+                <w:p>
+                  <w:pPr>
+                    <w:spacing w:line="259" w:lineRule="auto"/>
+                  </w:pPr>
+                  <w:r>
+                    <w:t>Barverkaufspreis</w:t>
+                  </w:r>
+                </w:p>
+              </w:tc>
+              <w:tc>
+                <w:tcPr>
+                  <w:tcW w:w="3615" w:type="dxa"/>
+                  <w:shd w:val="clear" w:color="auto" w:fill="FFFFFF" w:themeFill="background1"/>
+                  <w:vAlign w:val="center"/>
+                </w:tcPr>
+                <w:p>
+                  <w:pPr>
+                    <w:spacing w:line="259" w:lineRule="auto"/>
+                    <w:jc w:val="right"/>
+                    <w:cnfStyle w:val="000000100000" w:firstRow="0" w:lastRow="0" w:firstColumn="0" w:lastColumn="0" w:oddVBand="0" w:evenVBand="0" w:oddHBand="1" w:evenHBand="0" w:firstRowFirstColumn="0" w:firstRowLastColumn="0" w:lastRowFirstColumn="0" w:lastRowLastColumn="0"/>
+                    <w:rPr>
+                      <w:b/>
+                      <w:color w:val="FF0000"/>
+                    </w:rPr>
+                  </w:pPr>
+                </w:p>
+              </w:tc>
+            </w:tr>
+            <w:tr>
+              <w:trPr>
+                <w:trHeight w:hRule="exact" w:val="567"/>
+              </w:trPr>
+              <w:tc>
+                <w:tcPr>
+                  <w:cnfStyle w:val="001000000000" w:firstRow="0" w:lastRow="0" w:firstColumn="1" w:lastColumn="0" w:oddVBand="0" w:evenVBand="0" w:oddHBand="0" w:evenHBand="0" w:firstRowFirstColumn="0" w:firstRowLastColumn="0" w:lastRowFirstColumn="0" w:lastRowLastColumn="0"/>
+                  <w:tcW w:w="3614" w:type="dxa"/>
+                  <w:tcBorders>
+                    <w:left w:val="none" w:sz="0" w:space="0" w:color="auto"/>
+                  </w:tcBorders>
+                  <w:shd w:val="clear" w:color="auto" w:fill="FFFFFF" w:themeFill="background1"/>
+                  <w:vAlign w:val="center"/>
+                </w:tcPr>
+                <w:p>
+                  <w:pPr>
+                    <w:spacing w:line="259" w:lineRule="auto"/>
+                    <w:rPr>
+                      <w:color w:val="FF0000"/>
+                    </w:rPr>
+                  </w:pPr>
+                </w:p>
+              </w:tc>
+              <w:tc>
+                <w:tcPr>
+                  <w:tcW w:w="3615" w:type="dxa"/>
+                  <w:shd w:val="clear" w:color="auto" w:fill="FFFFFF" w:themeFill="background1"/>
+                  <w:vAlign w:val="center"/>
+                </w:tcPr>
+                <w:p>
+                  <w:pPr>
+                    <w:spacing w:line="259" w:lineRule="auto"/>
+                    <w:jc w:val="right"/>
+                    <w:cnfStyle w:val="000000000000" w:firstRow="0" w:lastRow="0" w:firstColumn="0" w:lastColumn="0" w:oddVBand="0" w:evenVBand="0" w:oddHBand="0" w:evenHBand="0" w:firstRowFirstColumn="0" w:firstRowLastColumn="0" w:lastRowFirstColumn="0" w:lastRowLastColumn="0"/>
+                    <w:rPr>
+                      <w:b/>
+                      <w:color w:val="FF0000"/>
+                    </w:rPr>
+                  </w:pPr>
+                </w:p>
+              </w:tc>
+            </w:tr>
+            <w:tr>
+              <w:trPr>
+                <w:cnfStyle w:val="000000100000" w:firstRow="0" w:lastRow="0" w:firstColumn="0" w:lastColumn="0" w:oddVBand="0" w:evenVBand="0" w:oddHBand="1" w:evenHBand="0" w:firstRowFirstColumn="0" w:firstRowLastColumn="0" w:lastRowFirstColumn="0" w:lastRowLastColumn="0"/>
+                <w:trHeight w:hRule="exact" w:val="567"/>
+              </w:trPr>
+              <w:tc>
+                <w:tcPr>
+                  <w:cnfStyle w:val="001000000000" w:firstRow="0" w:lastRow="0" w:firstColumn="1" w:lastColumn="0" w:oddVBand="0" w:evenVBand="0" w:oddHBand="0" w:evenHBand="0" w:firstRowFirstColumn="0" w:firstRowLastColumn="0" w:lastRowFirstColumn="0" w:lastRowLastColumn="0"/>
+                  <w:tcW w:w="3614" w:type="dxa"/>
+                  <w:tcBorders>
+                    <w:left w:val="none" w:sz="0" w:space="0" w:color="auto"/>
+                  </w:tcBorders>
+                  <w:vAlign w:val="center"/>
+                </w:tcPr>
+                <w:p>
+                  <w:pPr>
+                    <w:spacing w:line="259" w:lineRule="auto"/>
+                  </w:pPr>
+                  <w:r>
+                    <w:t>Zielverkaufspreis</w:t>
+                  </w:r>
+                </w:p>
+              </w:tc>
+              <w:tc>
+                <w:tcPr>
+                  <w:tcW w:w="3615" w:type="dxa"/>
+                  <w:shd w:val="clear" w:color="auto" w:fill="FFFFFF" w:themeFill="background1"/>
+                  <w:vAlign w:val="center"/>
+                </w:tcPr>
+                <w:p>
+                  <w:pPr>
+                    <w:spacing w:line="259" w:lineRule="auto"/>
+                    <w:jc w:val="right"/>
+                    <w:cnfStyle w:val="000000100000" w:firstRow="0" w:lastRow="0" w:firstColumn="0" w:lastColumn="0" w:oddVBand="0" w:evenVBand="0" w:oddHBand="1" w:evenHBand="0" w:firstRowFirstColumn="0" w:firstRowLastColumn="0" w:lastRowFirstColumn="0" w:lastRowLastColumn="0"/>
+                    <w:rPr>
+                      <w:b/>
+                      <w:color w:val="FF0000"/>
+                    </w:rPr>
+                  </w:pPr>
+                </w:p>
+              </w:tc>
+            </w:tr>
+            <w:tr>
+              <w:trPr>
+                <w:trHeight w:hRule="exact" w:val="567"/>
+              </w:trPr>
+              <w:tc>
+                <w:tcPr>
+                  <w:cnfStyle w:val="001000000000" w:firstRow="0" w:lastRow="0" w:firstColumn="1" w:lastColumn="0" w:oddVBand="0" w:evenVBand="0" w:oddHBand="0" w:evenHBand="0" w:firstRowFirstColumn="0" w:firstRowLastColumn="0" w:lastRowFirstColumn="0" w:lastRowLastColumn="0"/>
+                  <w:tcW w:w="3614" w:type="dxa"/>
+                  <w:tcBorders>
+                    <w:left w:val="none" w:sz="0" w:space="0" w:color="auto"/>
+                  </w:tcBorders>
+                  <w:shd w:val="clear" w:color="auto" w:fill="FFFFFF" w:themeFill="background1"/>
+                  <w:vAlign w:val="center"/>
+                </w:tcPr>
+                <w:p>
+                  <w:pPr>
+                    <w:spacing w:line="259" w:lineRule="auto"/>
+                    <w:rPr>
+                      <w:color w:val="FF0000"/>
+                    </w:rPr>
+                  </w:pPr>
+                </w:p>
+              </w:tc>
+              <w:tc>
+                <w:tcPr>
+                  <w:tcW w:w="3615" w:type="dxa"/>
+                  <w:shd w:val="clear" w:color="auto" w:fill="FFFFFF" w:themeFill="background1"/>
+                  <w:vAlign w:val="center"/>
+                </w:tcPr>
+                <w:p>
+                  <w:pPr>
+                    <w:spacing w:line="259" w:lineRule="auto"/>
+                    <w:jc w:val="right"/>
+                    <w:cnfStyle w:val="000000000000" w:firstRow="0" w:lastRow="0" w:firstColumn="0" w:lastColumn="0" w:oddVBand="0" w:evenVBand="0" w:oddHBand="0" w:evenHBand="0" w:firstRowFirstColumn="0" w:firstRowLastColumn="0" w:lastRowFirstColumn="0" w:lastRowLastColumn="0"/>
+                    <w:rPr>
+                      <w:b/>
+                      <w:color w:val="FF0000"/>
+                    </w:rPr>
+                  </w:pPr>
+                </w:p>
+              </w:tc>
+            </w:tr>
+            <w:tr>
+              <w:trPr>
+                <w:cnfStyle w:val="000000100000" w:firstRow="0" w:lastRow="0" w:firstColumn="0" w:lastColumn="0" w:oddVBand="0" w:evenVBand="0" w:oddHBand="1" w:evenHBand="0" w:firstRowFirstColumn="0" w:firstRowLastColumn="0" w:lastRowFirstColumn="0" w:lastRowLastColumn="0"/>
+                <w:trHeight w:hRule="exact" w:val="567"/>
+              </w:trPr>
+              <w:tc>
+                <w:tcPr>
+                  <w:cnfStyle w:val="001000000000" w:firstRow="0" w:lastRow="0" w:firstColumn="1" w:lastColumn="0" w:oddVBand="0" w:evenVBand="0" w:oddHBand="0" w:evenHBand="0" w:firstRowFirstColumn="0" w:firstRowLastColumn="0" w:lastRowFirstColumn="0" w:lastRowLastColumn="0"/>
+                  <w:tcW w:w="3614" w:type="dxa"/>
+                  <w:tcBorders>
+                    <w:left w:val="none" w:sz="0" w:space="0" w:color="auto"/>
+                    <w:bottom w:val="none" w:sz="0" w:space="0" w:color="auto"/>
+                  </w:tcBorders>
+                  <w:vAlign w:val="center"/>
+                </w:tcPr>
+                <w:p>
+                  <w:pPr>
+                    <w:spacing w:line="259" w:lineRule="auto"/>
+                  </w:pPr>
+                  <w:r>
+                    <w:t>Listenverkaufspreis</w:t>
+                  </w:r>
+                </w:p>
+              </w:tc>
+              <w:tc>
+                <w:tcPr>
+                  <w:tcW w:w="3615" w:type="dxa"/>
+                  <w:shd w:val="clear" w:color="auto" w:fill="FFFFFF" w:themeFill="background1"/>
+                  <w:vAlign w:val="center"/>
+                </w:tcPr>
+                <w:p>
+                  <w:pPr>
+                    <w:spacing w:line="259" w:lineRule="auto"/>
+                    <w:jc w:val="right"/>
+                    <w:cnfStyle w:val="000000100000" w:firstRow="0" w:lastRow="0" w:firstColumn="0" w:lastColumn="0" w:oddVBand="0" w:evenVBand="0" w:oddHBand="1" w:evenHBand="0" w:firstRowFirstColumn="0" w:firstRowLastColumn="0" w:lastRowFirstColumn="0" w:lastRowLastColumn="0"/>
+                    <w:rPr>
+                      <w:b/>
+                      <w:color w:val="FF0000"/>
+                    </w:rPr>
+                  </w:pPr>
+                </w:p>
+              </w:tc>
+            </w:tr>
+          </w:tbl>
+          <w:p/>
+          <w:p>
+            <w:r>
+              <w:t>Platz für Kalkulationen</w:t>
+            </w:r>
+          </w:p>
+          <w:p/>
+          <w:tbl>
+            <w:tblPr>
+              <w:tblStyle w:val="Tabellenraster"/>
+              <w:tblW w:w="5000" w:type="pct"/>
+              <w:tblBorders>
+                <w:top w:val="single" w:sz="4" w:space="0" w:color="F79646" w:themeColor="accent6"/>
+                <w:left w:val="none" w:sz="0" w:space="0" w:color="auto"/>
+                <w:bottom w:val="single" w:sz="4" w:space="0" w:color="F79646" w:themeColor="accent6"/>
+                <w:right w:val="none" w:sz="0" w:space="0" w:color="auto"/>
+                <w:insideH w:val="none" w:sz="0" w:space="0" w:color="auto"/>
+                <w:insideV w:val="none" w:sz="0" w:space="0" w:color="auto"/>
+              </w:tblBorders>
+              <w:tblLook w:val="04A0" w:firstRow="1" w:lastRow="0" w:firstColumn="1" w:lastColumn="0" w:noHBand="0" w:noVBand="1"/>
+            </w:tblPr>
+            <w:tblGrid>
+              <w:gridCol w:w="7234"/>
+            </w:tblGrid>
+            <w:tr>
+              <w:trPr>
+                <w:trHeight w:val="1417"/>
+              </w:trPr>
+              <w:tc>
+                <w:tcPr>
+                  <w:tcW w:w="4089" w:type="dxa"/>
+                  <w:shd w:val="clear" w:color="auto" w:fill="FFFFFF" w:themeFill="background1"/>
+                </w:tcPr>
+                <w:p/>
+              </w:tc>
+            </w:tr>
+          </w:tbl>
+          <w:p/>
+        </w:tc>
+      </w:tr>
+      <w:tr>
+        <w:tc>
+          <w:tcPr>
+            <w:tcW w:w="2660" w:type="dxa"/>
+          </w:tcPr>
+          <w:p>
+            <w:r>
+              <w:t>Lösungsmöglichkeit/Hinweis (optional)</w:t>
+            </w:r>
+          </w:p>
+        </w:tc>
+        <w:tc>
+          <w:tcPr>
+            <w:tcW w:w="7527" w:type="dxa"/>
+          </w:tcPr>
+          <w:p/>
+        </w:tc>
+      </w:tr>
+      <w:tr>
+        <w:tc>
+          <w:tcPr>
+            <w:tcW w:w="2660" w:type="dxa"/>
+          </w:tcPr>
+          <w:p>
+            <w:r>
+              <w:t>Schlagworte (kommagetrennt)</w:t>
+            </w:r>
+          </w:p>
+        </w:tc>
+        <w:tc>
+          <w:tcPr>
+            <w:tcW w:w="7527" w:type="dxa"/>
+          </w:tcPr>
+          <w:p>
+            <w:r>
+              <w:t>Kalkulation, Verkaufspreis</w:t>
+            </w:r>
+          </w:p>
+        </w:tc>
+      </w:tr>
+      <w:tr>
+        <w:tc>
+          <w:tcPr>
+            <w:tcW w:w="2660" w:type="dxa"/>
+          </w:tcPr>
+          <w:p>
+            <w:r>
+              <w:t>Schwierigkeitsgrad</w:t>
+            </w:r>
+          </w:p>
+        </w:tc>
+        <w:tc>
+          <w:tcPr>
+            <w:tcW w:w="7527" w:type="dxa"/>
+          </w:tcPr>
+          <w:p>
+            <w:r>
+              <w:t>schwer</w:t>
+            </w:r>
+          </w:p>
+        </w:tc>
+      </w:tr>
+      <w:tr>
+        <w:tc>
+          <w:tcPr>
+            <w:tcW w:w="2660" w:type="dxa"/>
+          </w:tcPr>
+          <w:p>
+            <w:r>
+              <w:t>Punkte (optional)</w:t>
+            </w:r>
+          </w:p>
+        </w:tc>
+        <w:tc>
+          <w:tcPr>
+            <w:tcW w:w="7527" w:type="dxa"/>
+          </w:tcPr>
+          <w:p>
+            <w:r>
+              <w:t>8</w:t>
+            </w:r>
+          </w:p>
+        </w:tc>
+      </w:tr>
+      <w:tr>
+        <w:tc>
+          <w:tcPr>
+            <w:tcW w:w="2660" w:type="dxa"/>
+          </w:tcPr>
+          <w:p>
+            <w:r>
+              <w:t xml:space="preserve">Quelle/Kommentar </w:t>
+            </w:r>
+            <w:r>
+              <w:lastRenderedPageBreak/>
+              <w:t>(optional)</w:t>
+            </w:r>
+          </w:p>
+        </w:tc>
+        <w:tc>
+          <w:tcPr>
+            <w:tcW w:w="7527" w:type="dxa"/>
+          </w:tcPr>
+          <w:p/>
+        </w:tc>
+      </w:tr>
+      <w:tr>
+        <w:tc>
+          <w:tcPr>
+            <w:tcW w:w="2660" w:type="dxa"/>
+          </w:tcPr>
+          <w:p>
+            <w:r>
+              <w:t>Kategorie</w:t>
+            </w:r>
+          </w:p>
+        </w:tc>
+        <w:tc>
+          <w:tcPr>
+            <w:tcW w:w="7527" w:type="dxa"/>
+          </w:tcPr>
+          <w:p>
+            <w:r>
+              <w:t>Auftragsbearbeitung</w:t>
+            </w:r>
+          </w:p>
+        </w:tc>
+      </w:tr>
+    </w:tbl>
+    <w:p>
+      <w:pPr>
+        <w:spacing w:after="160"/>
+      </w:pPr>
+    </w:p>
+    <w:tbl>
+      <w:tblPr>
+        <w:tblStyle w:val="Tabellenraster"/>
+        <w:tblW w:w="5000" w:type="pct"/>
+        <w:tblLook w:val="04A0" w:firstRow="1" w:lastRow="0" w:firstColumn="1" w:lastColumn="0" w:noHBand="0" w:noVBand="1"/>
+      </w:tblPr>
+      <w:tblGrid>
+        <w:gridCol w:w="2737"/>
+        <w:gridCol w:w="7450"/>
+      </w:tblGrid>
+      <w:tr>
+        <w:tc>
+          <w:tcPr>
+            <w:tcW w:w="2660" w:type="dxa"/>
+          </w:tcPr>
+          <w:p>
+            <w:pPr>
+              <w:spacing w:line="240" w:lineRule="auto"/>
+              <w:rPr>
+                <w:lang w:val="en-US"/>
+              </w:rPr>
+            </w:pPr>
+            <w:r>
+              <w:rPr>
+                <w:lang w:val="en-US"/>
+              </w:rPr>
+              <w:t>ID</w:t>
+            </w:r>
+          </w:p>
+        </w:tc>
+        <w:tc>
+          <w:tcPr>
+            <w:tcW w:w="7527" w:type="dxa"/>
+          </w:tcPr>
+          <w:p>
+            <w:pPr>
+              <w:spacing w:line="240" w:lineRule="auto"/>
+              <w:rPr>
+                <w:lang w:val="en-US"/>
+              </w:rPr>
+            </w:pPr>
+            <w:r>
+              <w:rPr>
+                <w:lang w:val="en-US"/>
+              </w:rPr>
+              <w:t>1</w:t>
+            </w:r>
+            <w:r>
+              <w:rPr>
+                <w:lang w:val="en-US"/>
+              </w:rPr>
+              <w:t>.4</w:t>
+            </w:r>
+          </w:p>
+        </w:tc>
+      </w:tr>
+      <w:tr>
+        <w:tc>
+          <w:tcPr>
+            <w:tcW w:w="2660" w:type="dxa"/>
+          </w:tcPr>
+          <w:p>
+            <w:r>
+              <w:t>Titel</w:t>
+            </w:r>
+          </w:p>
+        </w:tc>
+        <w:tc>
+          <w:tcPr>
+            <w:tcW w:w="7527" w:type="dxa"/>
+          </w:tcPr>
+          <w:p>
+            <w:r>
+              <w:t>Verkauf und Kundenberatung - Irrtum</w:t>
+            </w:r>
+          </w:p>
+        </w:tc>
+      </w:tr>
+      <w:tr>
+        <w:tc>
+          <w:tcPr>
+            <w:tcW w:w="2660" w:type="dxa"/>
+          </w:tcPr>
+          <w:p>
+            <w:r>
+              <w:t>Intro/Einleitung (optional)</w:t>
+            </w:r>
+          </w:p>
+        </w:tc>
+        <w:tc>
+          <w:tcPr>
+            <w:tcW w:w="7527" w:type="dxa"/>
+          </w:tcPr>
+          <w:p/>
+        </w:tc>
+      </w:tr>
+      <w:tr>
+        <w:tc>
+          <w:tcPr>
+            <w:tcW w:w="2660" w:type="dxa"/>
+          </w:tcPr>
+          <w:p>
+            <w:r>
+              <w:t>Aufgabenstellung (Pflicht)</w:t>
+            </w:r>
+          </w:p>
+        </w:tc>
+        <w:tc>
+          <w:tcPr>
+            <w:tcW w:w="7527" w:type="dxa"/>
+          </w:tcPr>
+          <w:p>
+            <w:r>
+              <w:t>Am 03. März 20xx bittet Sie die Böhmer AG per E-Mail um ein Angebot über 20 Besprechungstische der neuen Produktlinie '</w:t>
+            </w:r>
+            <w:proofErr w:type="spellStart"/>
+            <w:r>
+              <w:t>FancyCarbon</w:t>
+            </w:r>
+            <w:proofErr w:type="spellEnd"/>
+            <w:r>
+              <w:t>'. Sie kalkulieren mit einem Listenverkaufspreis von 400,00 €. Am 06. März 20xx wurde das Angebot für die Böhmer AG über 20 Besprechungstische der neuen Produktlinie versendet.</w:t>
+            </w:r>
+          </w:p>
+          <w:p/>
+          <w:p>
+            <w:r>
+              <w:t>Am 10. März 20xx erhalten Sie die Bestellung der Böhmer AG.</w:t>
+            </w:r>
+          </w:p>
+          <w:p/>
+          <w:p>
+            <w:r>
+              <w:t>Erst als Sie die Bestellung bearbeiten, fällt Ihnen auf, dass der Listenverkaufspreis anstelle von 400,00 € mit 350,00 € angegeben ist. Dies ist bei der Erstellung des Angebots nicht bemerkt worden.</w:t>
+            </w:r>
+          </w:p>
+          <w:p/>
+          <w:p>
+            <w:r>
+              <w:t>Ist durch das Angebot und die Bestellung ein Kaufvertrag zu Stande gekommen? Geben Sie die zutreffende Begründung an.</w:t>
+            </w:r>
+          </w:p>
+          <w:p/>
+          <w:tbl>
+            <w:tblPr>
+              <w:tblStyle w:val="Listentabelle6farbigAkzent6"/>
+              <w:tblW w:w="5000" w:type="pct"/>
+              <w:shd w:val="clear" w:color="auto" w:fill="FFFFFF" w:themeFill="background1"/>
+              <w:tblCellMar>
+                <w:top w:w="113" w:type="dxa"/>
+                <w:left w:w="113" w:type="dxa"/>
+                <w:bottom w:w="113" w:type="dxa"/>
+                <w:right w:w="113" w:type="dxa"/>
+              </w:tblCellMar>
+              <w:tblLook w:val="0400" w:firstRow="0" w:lastRow="0" w:firstColumn="0" w:lastColumn="0" w:noHBand="0" w:noVBand="1"/>
+            </w:tblPr>
+            <w:tblGrid>
+              <w:gridCol w:w="633"/>
+              <w:gridCol w:w="6601"/>
+            </w:tblGrid>
+            <w:tr>
+              <w:trPr>
+                <w:cnfStyle w:val="000000100000" w:firstRow="0" w:lastRow="0" w:firstColumn="0" w:lastColumn="0" w:oddVBand="0" w:evenVBand="0" w:oddHBand="1" w:evenHBand="0" w:firstRowFirstColumn="0" w:firstRowLastColumn="0" w:lastRowFirstColumn="0" w:lastRowLastColumn="0"/>
+                <w:trHeight w:hRule="exact" w:val="680"/>
+              </w:trPr>
+              <w:sdt>
+                <w:sdtPr>
+                  <w:id w:val="-2093312298"/>
+                  <w14:checkbox>
+                    <w14:checked w14:val="0"/>
+                    <w14:checkedState w14:val="2612" w14:font="MS Gothic"/>
+                    <w14:uncheckedState w14:val="2610" w14:font="MS Gothic"/>
+                  </w14:checkbox>
+                </w:sdtPr>
+                <w:sdtContent>
+                  <w:tc>
+                    <w:tcPr>
+                      <w:tcW w:w="704" w:type="dxa"/>
+                      <w:shd w:val="clear" w:color="auto" w:fill="FFFFFF" w:themeFill="background1"/>
+                    </w:tcPr>
+                    <w:p>
+                      <w:r>
+                        <w:rPr>
+                          <w:rFonts w:ascii="Segoe UI Symbol" w:hAnsi="Segoe UI Symbol" w:cs="Segoe UI Symbol"/>
+                        </w:rPr>
+                        <w:t>☐</w:t>
+                      </w:r>
+                    </w:p>
+                  </w:tc>
+                </w:sdtContent>
+              </w:sdt>
+              <w:tc>
+                <w:tcPr>
+                  <w:tcW w:w="8358" w:type="dxa"/>
+                  <w:shd w:val="clear" w:color="auto" w:fill="FFFFFF" w:themeFill="background1"/>
+                </w:tcPr>
+                <w:p>
+                  <w:r>
+                    <w:t>Nein, die INN-Büro GmbH hat einen falschen Verkaufspreis angegeben.</w:t>
+                  </w:r>
+                </w:p>
+              </w:tc>
+            </w:tr>
+            <w:tr>
+              <w:trPr>
+                <w:trHeight w:hRule="exact" w:val="680"/>
+              </w:trPr>
+              <w:sdt>
+                <w:sdtPr>
+                  <w:id w:val="-268466070"/>
+                  <w14:checkbox>
+                    <w14:checked w14:val="0"/>
+                    <w14:checkedState w14:val="2612" w14:font="MS Gothic"/>
+                    <w14:uncheckedState w14:val="2610" w14:font="MS Gothic"/>
+                  </w14:checkbox>
+                </w:sdtPr>
+                <w:sdtContent>
+                  <w:tc>
+                    <w:tcPr>
+                      <w:tcW w:w="704" w:type="dxa"/>
+                      <w:shd w:val="clear" w:color="auto" w:fill="FFFFFF" w:themeFill="background1"/>
+                    </w:tcPr>
+                    <w:p>
+                      <w:r>
+                        <w:rPr>
+                          <w:rFonts w:ascii="Segoe UI Symbol" w:hAnsi="Segoe UI Symbol" w:cs="Segoe UI Symbol"/>
+                        </w:rPr>
+                        <w:t>☐</w:t>
+                      </w:r>
+                    </w:p>
+                  </w:tc>
+                </w:sdtContent>
+              </w:sdt>
+              <w:tc>
+                <w:tcPr>
+                  <w:tcW w:w="8358" w:type="dxa"/>
+                  <w:shd w:val="clear" w:color="auto" w:fill="FFFFFF" w:themeFill="background1"/>
+                </w:tcPr>
+                <w:p>
+                  <w:r>
+                    <w:t>Nein, die Bindung an das Angebot war erloschen.</w:t>
+                  </w:r>
+                </w:p>
+              </w:tc>
+            </w:tr>
+            <w:tr>
+              <w:trPr>
+                <w:cnfStyle w:val="000000100000" w:firstRow="0" w:lastRow="0" w:firstColumn="0" w:lastColumn="0" w:oddVBand="0" w:evenVBand="0" w:oddHBand="1" w:evenHBand="0" w:firstRowFirstColumn="0" w:firstRowLastColumn="0" w:lastRowFirstColumn="0" w:lastRowLastColumn="0"/>
+                <w:trHeight w:hRule="exact" w:val="680"/>
+              </w:trPr>
+              <w:sdt>
+                <w:sdtPr>
+                  <w:id w:val="-1178110114"/>
+                  <w14:checkbox>
+                    <w14:checked w14:val="0"/>
+                    <w14:checkedState w14:val="2612" w14:font="MS Gothic"/>
+                    <w14:uncheckedState w14:val="2610" w14:font="MS Gothic"/>
+                  </w14:checkbox>
+                </w:sdtPr>
+                <w:sdtContent>
+                  <w:tc>
+                    <w:tcPr>
+                      <w:tcW w:w="704" w:type="dxa"/>
+                      <w:shd w:val="clear" w:color="auto" w:fill="FFFFFF" w:themeFill="background1"/>
+                    </w:tcPr>
+                    <w:p>
+                      <w:r>
+                        <w:rPr>
+                          <w:rFonts w:ascii="Segoe UI Symbol" w:hAnsi="Segoe UI Symbol" w:cs="Segoe UI Symbol"/>
+                        </w:rPr>
+                        <w:t>☐</w:t>
+                      </w:r>
+                    </w:p>
+                  </w:tc>
+                </w:sdtContent>
+              </w:sdt>
+              <w:tc>
+                <w:tcPr>
+                  <w:tcW w:w="8358" w:type="dxa"/>
+                  <w:shd w:val="clear" w:color="auto" w:fill="FFFFFF" w:themeFill="background1"/>
+                </w:tcPr>
+                <w:p>
+                  <w:r>
+                    <w:t>Nein, da noch keine Auftragsbestätigung versendet wurde.</w:t>
+                  </w:r>
+                </w:p>
+              </w:tc>
+            </w:tr>
+            <w:tr>
+              <w:trPr>
+                <w:trHeight w:hRule="exact" w:val="680"/>
+              </w:trPr>
+              <w:sdt>
+                <w:sdtPr>
+                  <w:id w:val="-1590774021"/>
+                  <w14:checkbox>
+                    <w14:checked w14:val="0"/>
+                    <w14:checkedState w14:val="2612" w14:font="MS Gothic"/>
+                    <w14:uncheckedState w14:val="2610" w14:font="MS Gothic"/>
+                  </w14:checkbox>
+                </w:sdtPr>
+                <w:sdtContent>
+                  <w:tc>
+                    <w:tcPr>
+                      <w:tcW w:w="704" w:type="dxa"/>
+                      <w:shd w:val="clear" w:color="auto" w:fill="FFFFFF" w:themeFill="background1"/>
+                    </w:tcPr>
+                    <w:p>
+                      <w:r>
+                        <w:rPr>
+                          <w:rFonts w:ascii="MS Gothic" w:eastAsia="MS Gothic" w:hAnsi="MS Gothic" w:hint="eastAsia"/>
+                        </w:rPr>
+                        <w:t>☐</w:t>
+                      </w:r>
+                    </w:p>
+                  </w:tc>
+                </w:sdtContent>
+              </w:sdt>
+              <w:tc>
+                <w:tcPr>
+                  <w:tcW w:w="8358" w:type="dxa"/>
+                  <w:shd w:val="clear" w:color="auto" w:fill="FFFFFF" w:themeFill="background1"/>
+                </w:tcPr>
+                <w:p>
+                  <w:r>
+                    <w:t>Ja, weil zwei übereinstimmende Willenserklärungen vorliegen.</w:t>
+                  </w:r>
+                </w:p>
+              </w:tc>
+            </w:tr>
+            <w:tr>
+              <w:trPr>
+                <w:cnfStyle w:val="000000100000" w:firstRow="0" w:lastRow="0" w:firstColumn="0" w:lastColumn="0" w:oddVBand="0" w:evenVBand="0" w:oddHBand="1" w:evenHBand="0" w:firstRowFirstColumn="0" w:firstRowLastColumn="0" w:lastRowFirstColumn="0" w:lastRowLastColumn="0"/>
+                <w:trHeight w:hRule="exact" w:val="680"/>
+              </w:trPr>
+              <w:sdt>
+                <w:sdtPr>
+                  <w:id w:val="503863409"/>
+                  <w14:checkbox>
+                    <w14:checked w14:val="0"/>
+                    <w14:checkedState w14:val="2612" w14:font="MS Gothic"/>
+                    <w14:uncheckedState w14:val="2610" w14:font="MS Gothic"/>
+                  </w14:checkbox>
+                </w:sdtPr>
+                <w:sdtContent>
+                  <w:tc>
+                    <w:tcPr>
+                      <w:tcW w:w="704" w:type="dxa"/>
+                      <w:shd w:val="clear" w:color="auto" w:fill="FFFFFF" w:themeFill="background1"/>
+                    </w:tcPr>
+                    <w:p>
+                      <w:r>
+                        <w:rPr>
+                          <w:rFonts w:ascii="Segoe UI Symbol" w:hAnsi="Segoe UI Symbol" w:cs="Segoe UI Symbol"/>
+                        </w:rPr>
+                        <w:t>☐</w:t>
+                      </w:r>
+                    </w:p>
+                  </w:tc>
+                </w:sdtContent>
+              </w:sdt>
+              <w:tc>
+                <w:tcPr>
+                  <w:tcW w:w="8358" w:type="dxa"/>
+                  <w:shd w:val="clear" w:color="auto" w:fill="FFFFFF" w:themeFill="background1"/>
+                </w:tcPr>
+                <w:p>
+                  <w:r>
+                    <w:t>Ja, weil das Angebot der INN-Büro GmbH die Anbahnung und die Bestellung der Antrag zum Zustandekommen des Kaufvertrages war.</w:t>
+                  </w:r>
+                </w:p>
+              </w:tc>
+            </w:tr>
+          </w:tbl>
+          <w:p/>
+        </w:tc>
+      </w:tr>
+      <w:tr>
+        <w:tc>
+          <w:tcPr>
+            <w:tcW w:w="2660" w:type="dxa"/>
+          </w:tcPr>
+          <w:p>
+            <w:r>
+              <w:t>Lösungsmöglichkeit/Hinweis (optional)</w:t>
+            </w:r>
+          </w:p>
+        </w:tc>
+        <w:tc>
+          <w:tcPr>
+            <w:tcW w:w="7527" w:type="dxa"/>
+          </w:tcPr>
+          <w:p/>
+        </w:tc>
+      </w:tr>
+      <w:tr>
+        <w:tc>
+          <w:tcPr>
+            <w:tcW w:w="2660" w:type="dxa"/>
+          </w:tcPr>
+          <w:p>
+            <w:r>
+              <w:t>Schlagworte (kommagetrennt)</w:t>
+            </w:r>
+          </w:p>
+        </w:tc>
+        <w:tc>
+          <w:tcPr>
+            <w:tcW w:w="7527" w:type="dxa"/>
+          </w:tcPr>
+          <w:p/>
+        </w:tc>
+      </w:tr>
+      <w:tr>
+        <w:tc>
+          <w:tcPr>
+            <w:tcW w:w="2660" w:type="dxa"/>
+          </w:tcPr>
+          <w:p>
+            <w:r>
+              <w:t>Schwierigkeitsgrad</w:t>
+            </w:r>
+          </w:p>
+        </w:tc>
+        <w:tc>
+          <w:tcPr>
+            <w:tcW w:w="7527" w:type="dxa"/>
+          </w:tcPr>
+          <w:p>
+            <w:r>
+              <w:t>leicht</w:t>
+            </w:r>
+          </w:p>
+        </w:tc>
+      </w:tr>
+      <w:tr>
+        <w:tc>
+          <w:tcPr>
+            <w:tcW w:w="2660" w:type="dxa"/>
+          </w:tcPr>
+          <w:p>
+            <w:r>
+              <w:t>Punkte (optional)</w:t>
+            </w:r>
+          </w:p>
+        </w:tc>
+        <w:tc>
+          <w:tcPr>
+            <w:tcW w:w="7527" w:type="dxa"/>
+          </w:tcPr>
+          <w:p>
+            <w:r>
+              <w:t>2</w:t>
+            </w:r>
+          </w:p>
+        </w:tc>
+      </w:tr>
+      <w:tr>
+        <w:tc>
+          <w:tcPr>
+            <w:tcW w:w="2660" w:type="dxa"/>
+          </w:tcPr>
+          <w:p>
+            <w:r>
+              <w:t>Quelle/Kommentar (optional)</w:t>
+            </w:r>
+          </w:p>
+        </w:tc>
+        <w:tc>
+          <w:tcPr>
+            <w:tcW w:w="7527" w:type="dxa"/>
+          </w:tcPr>
+          <w:p/>
+        </w:tc>
+      </w:tr>
+      <w:tr>
+        <w:tc>
+          <w:tcPr>
+            <w:tcW w:w="2660" w:type="dxa"/>
+          </w:tcPr>
+          <w:p>
+            <w:r>
+              <w:t>Kategorie</w:t>
+            </w:r>
+          </w:p>
+        </w:tc>
+        <w:tc>
+          <w:tcPr>
+            <w:tcW w:w="7527" w:type="dxa"/>
+          </w:tcPr>
+          <w:p>
+            <w:r>
+              <w:t>Auftragsbearbeitung</w:t>
+            </w:r>
+          </w:p>
+        </w:tc>
+      </w:tr>
+    </w:tbl>
+    <w:p>
+      <w:pPr>
+        <w:spacing w:after="160"/>
+      </w:pPr>
+    </w:p>
+    <w:tbl>
+      <w:tblPr>
+        <w:tblStyle w:val="Tabellenraster"/>
+        <w:tblW w:w="5000" w:type="pct"/>
+        <w:tblLook w:val="04A0" w:firstRow="1" w:lastRow="0" w:firstColumn="1" w:lastColumn="0" w:noHBand="0" w:noVBand="1"/>
+      </w:tblPr>
+      <w:tblGrid>
+        <w:gridCol w:w="2737"/>
+        <w:gridCol w:w="7450"/>
+      </w:tblGrid>
+      <w:tr>
+        <w:tc>
+          <w:tcPr>
+            <w:tcW w:w="2660" w:type="dxa"/>
+          </w:tcPr>
+          <w:p>
+            <w:pPr>
+              <w:spacing w:line="240" w:lineRule="auto"/>
+              <w:rPr>
+                <w:lang w:val="en-US"/>
+              </w:rPr>
+            </w:pPr>
+            <w:r>
+              <w:rPr>
+                <w:lang w:val="en-US"/>
+              </w:rPr>
+              <w:t>ID</w:t>
+            </w:r>
+          </w:p>
+        </w:tc>
+        <w:tc>
+          <w:tcPr>
+            <w:tcW w:w="7527" w:type="dxa"/>
+          </w:tcPr>
+          <w:p>
+            <w:pPr>
+              <w:spacing w:line="240" w:lineRule="auto"/>
+              <w:rPr>
+                <w:lang w:val="en-US"/>
+              </w:rPr>
+            </w:pPr>
+            <w:r>
+              <w:rPr>
+                <w:lang w:val="en-US"/>
+              </w:rPr>
+              <w:t>1</w:t>
+            </w:r>
+            <w:r>
+              <w:rPr>
+                <w:lang w:val="en-US"/>
+              </w:rPr>
+              <w:t>.5</w:t>
+            </w:r>
+          </w:p>
+        </w:tc>
+      </w:tr>
+      <w:tr>
+        <w:tc>
+          <w:tcPr>
+            <w:tcW w:w="2660" w:type="dxa"/>
+          </w:tcPr>
+          <w:p>
+            <w:r>
+              <w:lastRenderedPageBreak/>
+              <w:t>Titel</w:t>
+            </w:r>
+          </w:p>
+        </w:tc>
+        <w:tc>
+          <w:tcPr>
+            <w:tcW w:w="7527" w:type="dxa"/>
+          </w:tcPr>
+          <w:p>
+            <w:r>
+              <w:t>Verkauf und Kundenberatung – Irrtum, Recht</w:t>
+            </w:r>
+          </w:p>
+        </w:tc>
+      </w:tr>
+      <w:tr>
+        <w:tc>
+          <w:tcPr>
+            <w:tcW w:w="2660" w:type="dxa"/>
+          </w:tcPr>
+          <w:p>
+            <w:r>
+              <w:t>Intro/Einleitung (optional)</w:t>
+            </w:r>
+          </w:p>
+        </w:tc>
+        <w:tc>
+          <w:tcPr>
+            <w:tcW w:w="7527" w:type="dxa"/>
+          </w:tcPr>
+          <w:p/>
+        </w:tc>
+      </w:tr>
+      <w:tr>
+        <w:tc>
+          <w:tcPr>
+            <w:tcW w:w="2660" w:type="dxa"/>
+          </w:tcPr>
+          <w:p>
+            <w:r>
+              <w:t>Aufgabenstellung (Pflicht)</w:t>
+            </w:r>
+          </w:p>
+        </w:tc>
+        <w:tc>
+          <w:tcPr>
+            <w:tcW w:w="7527" w:type="dxa"/>
+          </w:tcPr>
+          <w:p>
+            <w:r>
+              <w:t>Welche rechtliche Möglichkeit hat die INN-Büro GmbH, das Problem zu lösen?</w:t>
+            </w:r>
+          </w:p>
+          <w:p/>
+          <w:p>
             <w:sdt>
               <w:sdtPr>
-                <w:id w:val="-1328367321"/>
+                <w:id w:val="1398868925"/>
                 <w14:checkbox>
                   <w14:checked w14:val="0"/>
                   <w14:checkedState w14:val="2612" w14:font="MS Gothic"/>
@@ -433,7 +2371,7 @@
           <w:p>
             <w:sdt>
               <w:sdtPr>
-                <w:id w:val="-985399328"/>
+                <w:id w:val="-1735927115"/>
                 <w14:checkbox>
                   <w14:checked w14:val="0"/>
                   <w14:checkedState w14:val="2612" w14:font="MS Gothic"/>
@@ -457,7 +2395,7 @@
           <w:p>
             <w:sdt>
               <w:sdtPr>
-                <w:id w:val="1611553564"/>
+                <w:id w:val="-874149663"/>
                 <w14:checkbox>
                   <w14:checked w14:val="0"/>
                   <w14:checkedState w14:val="2612" w14:font="MS Gothic"/>
@@ -481,7 +2419,7 @@
           <w:p>
             <w:sdt>
               <w:sdtPr>
-                <w:id w:val="-1627153396"/>
+                <w:id w:val="2144617794"/>
                 <w14:checkbox>
                   <w14:checked w14:val="0"/>
                   <w14:checkedState w14:val="2612" w14:font="MS Gothic"/>
@@ -512,7 +2450,6 @@
           </w:tcPr>
           <w:p>
             <w:r>
-              <w:lastRenderedPageBreak/>
               <w:t>Lösungsmöglichkeit/Hinweis (optional)</w:t>
             </w:r>
           </w:p>
@@ -539,11 +2476,7 @@
           <w:tcPr>
             <w:tcW w:w="7527" w:type="dxa"/>
           </w:tcPr>
-          <w:p>
-            <w:r>
-              <w:t>Kommunikation mit Kunden, Techniken</w:t>
-            </w:r>
-          </w:p>
+          <w:p/>
         </w:tc>
       </w:tr>
       <w:tr>
@@ -563,7 +2496,7 @@
           </w:tcPr>
           <w:p>
             <w:r>
-              <w:t>leicht</w:t>
+              <w:t>mittel</w:t>
             </w:r>
           </w:p>
         </w:tc>
@@ -585,7 +2518,7 @@
           </w:tcPr>
           <w:p>
             <w:r>
-              <w:t>2</w:t>
+              <w:t>4</w:t>
             </w:r>
           </w:p>
         </w:tc>
@@ -631,7 +2564,11 @@
         </w:tc>
       </w:tr>
     </w:tbl>
-    <w:p/>
+    <w:p>
+      <w:pPr>
+        <w:spacing w:after="160"/>
+      </w:pPr>
+    </w:p>
     <w:tbl>
       <w:tblPr>
         <w:tblStyle w:val="Tabellenraster"/>
@@ -677,13 +2614,360 @@
               <w:rPr>
                 <w:lang w:val="en-US"/>
               </w:rPr>
-              <w:t>1</w:t>
-            </w:r>
-            <w:r>
+              <w:t>2.0</w:t>
+            </w:r>
+          </w:p>
+        </w:tc>
+      </w:tr>
+      <w:tr>
+        <w:tc>
+          <w:tcPr>
+            <w:tcW w:w="2660" w:type="dxa"/>
+          </w:tcPr>
+          <w:p>
+            <w:r>
+              <w:t>Titel</w:t>
+            </w:r>
+          </w:p>
+        </w:tc>
+        <w:tc>
+          <w:tcPr>
+            <w:tcW w:w="7527" w:type="dxa"/>
+          </w:tcPr>
+          <w:p>
+            <w:r>
+              <w:t>Kaufvertrag - Gültigkeit</w:t>
+            </w:r>
+          </w:p>
+        </w:tc>
+      </w:tr>
+      <w:tr>
+        <w:tc>
+          <w:tcPr>
+            <w:tcW w:w="2660" w:type="dxa"/>
+          </w:tcPr>
+          <w:p>
+            <w:r>
+              <w:t>Intro/Einleitung (optional)</w:t>
+            </w:r>
+          </w:p>
+        </w:tc>
+        <w:tc>
+          <w:tcPr>
+            <w:tcW w:w="7527" w:type="dxa"/>
+          </w:tcPr>
+          <w:p>
+            <w:r>
+              <w:t xml:space="preserve">Sie sollen für die INN-Büro GmbH ein Informationsblatt zum Thema Gültigkeit von Kaufverträgen erstellen. Sie haben Beispiele zusammengetragen und überprüfen diese. </w:t>
+            </w:r>
+          </w:p>
+        </w:tc>
+      </w:tr>
+      <w:tr>
+        <w:tc>
+          <w:tcPr>
+            <w:tcW w:w="2660" w:type="dxa"/>
+          </w:tcPr>
+          <w:p>
+            <w:r>
+              <w:t>Aufgabenstellung (Pflicht)</w:t>
+            </w:r>
+          </w:p>
+        </w:tc>
+        <w:tc>
+          <w:tcPr>
+            <w:tcW w:w="7527" w:type="dxa"/>
+          </w:tcPr>
+          <w:p>
+            <w:r>
+              <w:t>Ordnen Sie zu, indem die Kennziffern der rechtlichen Bedeutungen in die Kästchen neben den zutreffenden Beispielen eintragen.</w:t>
+            </w:r>
+          </w:p>
+          <w:p/>
+          <w:p>
+            <w:sdt>
+              <w:sdtPr>
+                <w:id w:val="1637988666"/>
+                <w14:checkbox>
+                  <w14:checked w14:val="0"/>
+                  <w14:checkedState w14:val="2612" w14:font="MS Gothic"/>
+                  <w14:uncheckedState w14:val="2610" w14:font="MS Gothic"/>
+                </w14:checkbox>
+              </w:sdtPr>
+              <w:sdtEndPr/>
+              <w:sdtContent>
+                <w:r>
+                  <w:rPr>
+                    <w:rFonts w:eastAsia="MS Gothic"/>
+                  </w:rPr>
+                  <w:t>☐</w:t>
+                </w:r>
+              </w:sdtContent>
+            </w:sdt>
+            <w:r>
+              <w:t xml:space="preserve"> Antwort 1</w:t>
+            </w:r>
+          </w:p>
+          <w:p>
+            <w:sdt>
+              <w:sdtPr>
+                <w:id w:val="1103149135"/>
+                <w14:checkbox>
+                  <w14:checked w14:val="0"/>
+                  <w14:checkedState w14:val="2612" w14:font="MS Gothic"/>
+                  <w14:uncheckedState w14:val="2610" w14:font="MS Gothic"/>
+                </w14:checkbox>
+              </w:sdtPr>
+              <w:sdtEndPr/>
+              <w:sdtContent>
+                <w:r>
+                  <w:rPr>
+                    <w:rFonts w:eastAsia="MS Gothic"/>
+                  </w:rPr>
+                  <w:t>☐</w:t>
+                </w:r>
+              </w:sdtContent>
+            </w:sdt>
+            <w:r>
+              <w:t xml:space="preserve"> Antwort 2</w:t>
+            </w:r>
+          </w:p>
+          <w:p>
+            <w:sdt>
+              <w:sdtPr>
+                <w:id w:val="338813278"/>
+                <w14:checkbox>
+                  <w14:checked w14:val="0"/>
+                  <w14:checkedState w14:val="2612" w14:font="MS Gothic"/>
+                  <w14:uncheckedState w14:val="2610" w14:font="MS Gothic"/>
+                </w14:checkbox>
+              </w:sdtPr>
+              <w:sdtEndPr/>
+              <w:sdtContent>
+                <w:r>
+                  <w:rPr>
+                    <w:rFonts w:eastAsia="MS Gothic"/>
+                  </w:rPr>
+                  <w:t>☐</w:t>
+                </w:r>
+              </w:sdtContent>
+            </w:sdt>
+            <w:r>
+              <w:t xml:space="preserve"> Antwort 3</w:t>
+            </w:r>
+          </w:p>
+          <w:p>
+            <w:sdt>
+              <w:sdtPr>
+                <w:id w:val="1284393203"/>
+                <w14:checkbox>
+                  <w14:checked w14:val="0"/>
+                  <w14:checkedState w14:val="2612" w14:font="MS Gothic"/>
+                  <w14:uncheckedState w14:val="2610" w14:font="MS Gothic"/>
+                </w14:checkbox>
+              </w:sdtPr>
+              <w:sdtEndPr/>
+              <w:sdtContent>
+                <w:r>
+                  <w:rPr>
+                    <w:rFonts w:eastAsia="MS Gothic"/>
+                  </w:rPr>
+                  <w:t>☐</w:t>
+                </w:r>
+              </w:sdtContent>
+            </w:sdt>
+            <w:r>
+              <w:t xml:space="preserve"> Antwort 4</w:t>
+            </w:r>
+          </w:p>
+          <w:p/>
+          <w:p>
+            <w:r>
+              <w:t>1 – Der Vertrag ist anfechtbar; 2 – Der Vertrag ist nichtig; 3 – Der Vertrag ist gültig.</w:t>
+            </w:r>
+            <w:r>
+              <w:br/>
+            </w:r>
+          </w:p>
+        </w:tc>
+      </w:tr>
+      <w:tr>
+        <w:tc>
+          <w:tcPr>
+            <w:tcW w:w="2660" w:type="dxa"/>
+          </w:tcPr>
+          <w:p>
+            <w:r>
+              <w:t>Lösungsmöglichkeit/Hinweis (optional)</w:t>
+            </w:r>
+          </w:p>
+        </w:tc>
+        <w:tc>
+          <w:tcPr>
+            <w:tcW w:w="7527" w:type="dxa"/>
+          </w:tcPr>
+          <w:p/>
+        </w:tc>
+      </w:tr>
+      <w:tr>
+        <w:tc>
+          <w:tcPr>
+            <w:tcW w:w="2660" w:type="dxa"/>
+          </w:tcPr>
+          <w:p>
+            <w:r>
+              <w:t>Schlagworte (kommagetrennt)</w:t>
+            </w:r>
+          </w:p>
+        </w:tc>
+        <w:tc>
+          <w:tcPr>
+            <w:tcW w:w="7527" w:type="dxa"/>
+          </w:tcPr>
+          <w:p>
+            <w:r>
+              <w:t>Kaufvertrag, Gültigkeit</w:t>
+            </w:r>
+          </w:p>
+        </w:tc>
+      </w:tr>
+      <w:tr>
+        <w:tc>
+          <w:tcPr>
+            <w:tcW w:w="2660" w:type="dxa"/>
+          </w:tcPr>
+          <w:p>
+            <w:r>
+              <w:t>Schwierigkeitsgrad</w:t>
+            </w:r>
+          </w:p>
+        </w:tc>
+        <w:tc>
+          <w:tcPr>
+            <w:tcW w:w="7527" w:type="dxa"/>
+          </w:tcPr>
+          <w:p>
+            <w:r>
+              <w:t>mittel</w:t>
+            </w:r>
+          </w:p>
+        </w:tc>
+      </w:tr>
+      <w:tr>
+        <w:tc>
+          <w:tcPr>
+            <w:tcW w:w="2660" w:type="dxa"/>
+          </w:tcPr>
+          <w:p>
+            <w:r>
+              <w:t>Punkte (optional)</w:t>
+            </w:r>
+          </w:p>
+        </w:tc>
+        <w:tc>
+          <w:tcPr>
+            <w:tcW w:w="7527" w:type="dxa"/>
+          </w:tcPr>
+          <w:p>
+            <w:r>
+              <w:t>6</w:t>
+            </w:r>
+          </w:p>
+        </w:tc>
+      </w:tr>
+      <w:tr>
+        <w:tc>
+          <w:tcPr>
+            <w:tcW w:w="2660" w:type="dxa"/>
+          </w:tcPr>
+          <w:p>
+            <w:r>
+              <w:t>Quelle/Kommentar (optional)</w:t>
+            </w:r>
+          </w:p>
+        </w:tc>
+        <w:tc>
+          <w:tcPr>
+            <w:tcW w:w="7527" w:type="dxa"/>
+          </w:tcPr>
+          <w:p/>
+        </w:tc>
+      </w:tr>
+      <w:tr>
+        <w:tc>
+          <w:tcPr>
+            <w:tcW w:w="2660" w:type="dxa"/>
+          </w:tcPr>
+          <w:p>
+            <w:r>
+              <w:t>Kategorie</w:t>
+            </w:r>
+          </w:p>
+        </w:tc>
+        <w:tc>
+          <w:tcPr>
+            <w:tcW w:w="7527" w:type="dxa"/>
+          </w:tcPr>
+          <w:p>
+            <w:r>
+              <w:t>Kaufvertrag</w:t>
+            </w:r>
+          </w:p>
+        </w:tc>
+      </w:tr>
+    </w:tbl>
+    <w:p>
+      <w:pPr>
+        <w:spacing w:after="160"/>
+      </w:pPr>
+    </w:p>
+    <w:tbl>
+      <w:tblPr>
+        <w:tblStyle w:val="Tabellenraster"/>
+        <w:tblW w:w="5000" w:type="pct"/>
+        <w:tblLook w:val="04A0" w:firstRow="1" w:lastRow="0" w:firstColumn="1" w:lastColumn="0" w:noHBand="0" w:noVBand="1"/>
+      </w:tblPr>
+      <w:tblGrid>
+        <w:gridCol w:w="2737"/>
+        <w:gridCol w:w="7450"/>
+      </w:tblGrid>
+      <w:tr>
+        <w:tc>
+          <w:tcPr>
+            <w:tcW w:w="2733" w:type="dxa"/>
+          </w:tcPr>
+          <w:p>
+            <w:pPr>
+              <w:spacing w:after="200" w:line="276" w:lineRule="auto"/>
               <w:rPr>
                 <w:lang w:val="en-US"/>
               </w:rPr>
-              <w:t>.2</w:t>
+            </w:pPr>
+            <w:r>
+              <w:rPr>
+                <w:lang w:val="en-US"/>
+              </w:rPr>
+              <w:lastRenderedPageBreak/>
+              <w:t>ID</w:t>
+            </w:r>
+          </w:p>
+        </w:tc>
+        <w:tc>
+          <w:tcPr>
+            <w:tcW w:w="7454" w:type="dxa"/>
+          </w:tcPr>
+          <w:p>
+            <w:pPr>
+              <w:spacing w:after="200" w:line="276" w:lineRule="auto"/>
+              <w:rPr>
+                <w:lang w:val="en-US"/>
+              </w:rPr>
+            </w:pPr>
+            <w:r>
+              <w:rPr>
+                <w:lang w:val="en-US"/>
+              </w:rPr>
+              <w:t>3.0</w:t>
             </w:r>
           </w:p>
         </w:tc>
@@ -691,7 +2975,7 @@
       <w:tr>
         <w:tc>
           <w:tcPr>
-            <w:tcW w:w="2660" w:type="dxa"/>
+            <w:tcW w:w="2733" w:type="dxa"/>
           </w:tcPr>
           <w:p>
             <w:r>
@@ -701,11 +2985,11 @@
         </w:tc>
         <w:tc>
           <w:tcPr>
-            <w:tcW w:w="7527" w:type="dxa"/>
-          </w:tcPr>
-          <w:p>
-            <w:r>
-              <w:t>Verkauf und Kundenberatung - Informationsmaterialien</w:t>
+            <w:tcW w:w="7454" w:type="dxa"/>
+          </w:tcPr>
+          <w:p>
+            <w:r>
+              <w:t>Eigentumsvorbehalt - Definitionen</w:t>
             </w:r>
           </w:p>
         </w:tc>
@@ -713,7 +2997,7 @@
       <w:tr>
         <w:tc>
           <w:tcPr>
-            <w:tcW w:w="2660" w:type="dxa"/>
+            <w:tcW w:w="2733" w:type="dxa"/>
           </w:tcPr>
           <w:p>
             <w:r>
@@ -723,15 +3007,19 @@
         </w:tc>
         <w:tc>
           <w:tcPr>
-            <w:tcW w:w="7527" w:type="dxa"/>
-          </w:tcPr>
-          <w:p/>
+            <w:tcW w:w="7454" w:type="dxa"/>
+          </w:tcPr>
+          <w:p>
+            <w:r>
+              <w:t>Erläutern Sie in eigenen Worten den Eigentumsvorbehalt. Unterscheiden Sie anschließend zwischen dem einfachen, dem erweiterten und dem verlängerten Eigentumsvorbehalt.</w:t>
+            </w:r>
+          </w:p>
         </w:tc>
       </w:tr>
       <w:tr>
         <w:tc>
           <w:tcPr>
-            <w:tcW w:w="2660" w:type="dxa"/>
+            <w:tcW w:w="2733" w:type="dxa"/>
           </w:tcPr>
           <w:p>
             <w:r>
@@ -741,17 +3029,11 @@
         </w:tc>
         <w:tc>
           <w:tcPr>
-            <w:tcW w:w="7527" w:type="dxa"/>
-          </w:tcPr>
-          <w:p>
-            <w:r>
-              <w:t>Die Vertriebsmitarbeitenden der Böhmer AG benötigen Informationsmaterial für mögliche Kunden in Norwegen und bitten die INN-Büro GmbH um Unterstützung. Welche Informationsmaterialien können Sie der Böhmer AG zur Verfügung stellen?</w:t>
-            </w:r>
-          </w:p>
-          <w:p/>
-          <w:p>
-            <w:r>
-              <w:t>Benennen Sie zwei Möglichkeiten.</w:t>
+            <w:tcW w:w="7454" w:type="dxa"/>
+          </w:tcPr>
+          <w:p>
+            <w:r>
+              <w:t>Schreiben Sie in ganzen Sätzen, nicht stichwortartig.</w:t>
             </w:r>
           </w:p>
           <w:p/>
@@ -789,7 +3071,7 @@
       <w:tr>
         <w:tc>
           <w:tcPr>
-            <w:tcW w:w="2660" w:type="dxa"/>
+            <w:tcW w:w="2733" w:type="dxa"/>
           </w:tcPr>
           <w:p>
             <w:r>
@@ -799,7 +3081,7 @@
         </w:tc>
         <w:tc>
           <w:tcPr>
-            <w:tcW w:w="7527" w:type="dxa"/>
+            <w:tcW w:w="7454" w:type="dxa"/>
           </w:tcPr>
           <w:p/>
         </w:tc>
@@ -807,7 +3089,7 @@
       <w:tr>
         <w:tc>
           <w:tcPr>
-            <w:tcW w:w="2660" w:type="dxa"/>
+            <w:tcW w:w="2733" w:type="dxa"/>
           </w:tcPr>
           <w:p>
             <w:r>
@@ -817,19 +3099,15 @@
         </w:tc>
         <w:tc>
           <w:tcPr>
-            <w:tcW w:w="7527" w:type="dxa"/>
-          </w:tcPr>
-          <w:p>
-            <w:r>
-              <w:t>Kommunikation mit Kunden, Freitext</w:t>
-            </w:r>
-          </w:p>
+            <w:tcW w:w="7454" w:type="dxa"/>
+          </w:tcPr>
+          <w:p/>
         </w:tc>
       </w:tr>
       <w:tr>
         <w:tc>
           <w:tcPr>
-            <w:tcW w:w="2660" w:type="dxa"/>
+            <w:tcW w:w="2733" w:type="dxa"/>
           </w:tcPr>
           <w:p>
             <w:r>
@@ -839,11 +3117,11 @@
         </w:tc>
         <w:tc>
           <w:tcPr>
-            <w:tcW w:w="7527" w:type="dxa"/>
-          </w:tcPr>
-          <w:p>
-            <w:r>
-              <w:t>leicht</w:t>
+            <w:tcW w:w="7454" w:type="dxa"/>
+          </w:tcPr>
+          <w:p>
+            <w:r>
+              <w:t>schwer</w:t>
             </w:r>
           </w:p>
         </w:tc>
@@ -851,7 +3129,7 @@
       <w:tr>
         <w:tc>
           <w:tcPr>
-            <w:tcW w:w="2660" w:type="dxa"/>
+            <w:tcW w:w="2733" w:type="dxa"/>
           </w:tcPr>
           <w:p>
             <w:r>
@@ -861,11 +3139,11 @@
         </w:tc>
         <w:tc>
           <w:tcPr>
-            <w:tcW w:w="7527" w:type="dxa"/>
-          </w:tcPr>
-          <w:p>
-            <w:r>
-              <w:t>4</w:t>
+            <w:tcW w:w="7454" w:type="dxa"/>
+          </w:tcPr>
+          <w:p>
+            <w:r>
+              <w:t>12</w:t>
             </w:r>
           </w:p>
         </w:tc>
@@ -873,7 +3151,7 @@
       <w:tr>
         <w:tc>
           <w:tcPr>
-            <w:tcW w:w="2660" w:type="dxa"/>
+            <w:tcW w:w="2733" w:type="dxa"/>
           </w:tcPr>
           <w:p>
             <w:r>
@@ -883,7 +3161,7 @@
         </w:tc>
         <w:tc>
           <w:tcPr>
-            <w:tcW w:w="7527" w:type="dxa"/>
+            <w:tcW w:w="7454" w:type="dxa"/>
           </w:tcPr>
           <w:p/>
         </w:tc>
@@ -891,7 +3169,7 @@
       <w:tr>
         <w:tc>
           <w:tcPr>
-            <w:tcW w:w="2660" w:type="dxa"/>
+            <w:tcW w:w="2733" w:type="dxa"/>
           </w:tcPr>
           <w:p>
             <w:r>
@@ -901,17 +3179,23 @@
         </w:tc>
         <w:tc>
           <w:tcPr>
-            <w:tcW w:w="7527" w:type="dxa"/>
-          </w:tcPr>
-          <w:p>
-            <w:r>
-              <w:t>Auftragsbearbeitung</w:t>
+            <w:tcW w:w="7454" w:type="dxa"/>
+          </w:tcPr>
+          <w:p>
+            <w:r>
+              <w:t>Eigentumsvorbehalt</w:t>
             </w:r>
           </w:p>
         </w:tc>
       </w:tr>
     </w:tbl>
-    <w:p/>
+    <w:p>
+      <w:pPr>
+        <w:tabs>
+          <w:tab w:val="right" w:pos="9921"/>
+        </w:tabs>
+      </w:pPr>
+    </w:p>
     <w:tbl>
       <w:tblPr>
         <w:tblStyle w:val="Tabellenraster"/>
@@ -957,13 +3241,268 @@
               <w:rPr>
                 <w:lang w:val="en-US"/>
               </w:rPr>
-              <w:t>1</w:t>
-            </w:r>
-            <w:r>
+              <w:t>4.0</w:t>
+            </w:r>
+          </w:p>
+        </w:tc>
+      </w:tr>
+      <w:tr>
+        <w:tc>
+          <w:tcPr>
+            <w:tcW w:w="2660" w:type="dxa"/>
+          </w:tcPr>
+          <w:p>
+            <w:r>
+              <w:t>Titel</w:t>
+            </w:r>
+          </w:p>
+        </w:tc>
+        <w:tc>
+          <w:tcPr>
+            <w:tcW w:w="7527" w:type="dxa"/>
+          </w:tcPr>
+          <w:p>
+            <w:r>
+              <w:t>Kaufvertrag - Zustandekommen</w:t>
+            </w:r>
+          </w:p>
+        </w:tc>
+      </w:tr>
+      <w:tr>
+        <w:tc>
+          <w:tcPr>
+            <w:tcW w:w="2660" w:type="dxa"/>
+          </w:tcPr>
+          <w:p>
+            <w:r>
+              <w:t>Intro/Einleitung (optional)</w:t>
+            </w:r>
+          </w:p>
+        </w:tc>
+        <w:tc>
+          <w:tcPr>
+            <w:tcW w:w="7527" w:type="dxa"/>
+          </w:tcPr>
+          <w:p>
+            <w:r>
+              <w:t xml:space="preserve">Die INN-Büro GmbH hat Bürostühle des Modells </w:t>
+            </w:r>
+            <w:proofErr w:type="spellStart"/>
+            <w:r>
+              <w:t>Ergorelax</w:t>
+            </w:r>
+            <w:proofErr w:type="spellEnd"/>
+            <w:r>
+              <w:t xml:space="preserve"> 160 an die Livingston GmbH verkauft. Den Auftragsvorgang können Sie der folgenden Übersicht entnehmen.</w:t>
+            </w:r>
+          </w:p>
+          <w:p/>
+          <w:p/>
+        </w:tc>
+      </w:tr>
+      <w:tr>
+        <w:tc>
+          <w:tcPr>
+            <w:tcW w:w="2660" w:type="dxa"/>
+          </w:tcPr>
+          <w:p>
+            <w:r>
+              <w:t>Aufgabenstellung (Pflicht)</w:t>
+            </w:r>
+          </w:p>
+        </w:tc>
+        <w:tc>
+          <w:tcPr>
+            <w:tcW w:w="7527" w:type="dxa"/>
+          </w:tcPr>
+          <w:p>
+            <w:r>
+              <w:t>Welche rechtliche Bedeutung hat die Bestellung der Livingston GmbH für das Zustandekommen des Kaufvertrages?</w:t>
+            </w:r>
+          </w:p>
+          <w:p/>
+        </w:tc>
+      </w:tr>
+      <w:tr>
+        <w:tc>
+          <w:tcPr>
+            <w:tcW w:w="2660" w:type="dxa"/>
+          </w:tcPr>
+          <w:p>
+            <w:r>
+              <w:t>Lösungsmöglichkeit/Hinweis (optional)</w:t>
+            </w:r>
+          </w:p>
+        </w:tc>
+        <w:tc>
+          <w:tcPr>
+            <w:tcW w:w="7527" w:type="dxa"/>
+          </w:tcPr>
+          <w:p/>
+        </w:tc>
+      </w:tr>
+      <w:tr>
+        <w:tc>
+          <w:tcPr>
+            <w:tcW w:w="2660" w:type="dxa"/>
+          </w:tcPr>
+          <w:p>
+            <w:r>
+              <w:t>Schlagworte (kommagetrennt)</w:t>
+            </w:r>
+          </w:p>
+        </w:tc>
+        <w:tc>
+          <w:tcPr>
+            <w:tcW w:w="7527" w:type="dxa"/>
+          </w:tcPr>
+          <w:p/>
+        </w:tc>
+      </w:tr>
+      <w:tr>
+        <w:tc>
+          <w:tcPr>
+            <w:tcW w:w="2660" w:type="dxa"/>
+          </w:tcPr>
+          <w:p>
+            <w:r>
+              <w:t>Schwierigkeitsgrad</w:t>
+            </w:r>
+          </w:p>
+        </w:tc>
+        <w:tc>
+          <w:tcPr>
+            <w:tcW w:w="7527" w:type="dxa"/>
+          </w:tcPr>
+          <w:p>
+            <w:r>
+              <w:t>leicht</w:t>
+            </w:r>
+          </w:p>
+        </w:tc>
+      </w:tr>
+      <w:tr>
+        <w:tc>
+          <w:tcPr>
+            <w:tcW w:w="2660" w:type="dxa"/>
+          </w:tcPr>
+          <w:p>
+            <w:r>
+              <w:t>Punkte (optional)</w:t>
+            </w:r>
+          </w:p>
+        </w:tc>
+        <w:tc>
+          <w:tcPr>
+            <w:tcW w:w="7527" w:type="dxa"/>
+          </w:tcPr>
+          <w:p>
+            <w:r>
+              <w:t>2</w:t>
+            </w:r>
+          </w:p>
+        </w:tc>
+      </w:tr>
+      <w:tr>
+        <w:tc>
+          <w:tcPr>
+            <w:tcW w:w="2660" w:type="dxa"/>
+          </w:tcPr>
+          <w:p>
+            <w:r>
+              <w:t>Quelle/Kommentar (optional)</w:t>
+            </w:r>
+          </w:p>
+        </w:tc>
+        <w:tc>
+          <w:tcPr>
+            <w:tcW w:w="7527" w:type="dxa"/>
+          </w:tcPr>
+          <w:p/>
+        </w:tc>
+      </w:tr>
+      <w:tr>
+        <w:tc>
+          <w:tcPr>
+            <w:tcW w:w="2660" w:type="dxa"/>
+          </w:tcPr>
+          <w:p>
+            <w:r>
+              <w:t>Kategorie</w:t>
+            </w:r>
+          </w:p>
+        </w:tc>
+        <w:tc>
+          <w:tcPr>
+            <w:tcW w:w="7527" w:type="dxa"/>
+          </w:tcPr>
+          <w:p>
+            <w:r>
+              <w:t xml:space="preserve">Kaufvertrag </w:t>
+            </w:r>
+          </w:p>
+        </w:tc>
+      </w:tr>
+    </w:tbl>
+    <w:p>
+      <w:pPr>
+        <w:tabs>
+          <w:tab w:val="right" w:pos="9921"/>
+        </w:tabs>
+      </w:pPr>
+    </w:p>
+    <w:tbl>
+      <w:tblPr>
+        <w:tblStyle w:val="Tabellenraster"/>
+        <w:tblW w:w="5000" w:type="pct"/>
+        <w:tblLook w:val="04A0" w:firstRow="1" w:lastRow="0" w:firstColumn="1" w:lastColumn="0" w:noHBand="0" w:noVBand="1"/>
+      </w:tblPr>
+      <w:tblGrid>
+        <w:gridCol w:w="2737"/>
+        <w:gridCol w:w="7450"/>
+      </w:tblGrid>
+      <w:tr>
+        <w:tc>
+          <w:tcPr>
+            <w:tcW w:w="2660" w:type="dxa"/>
+          </w:tcPr>
+          <w:p>
+            <w:pPr>
+              <w:spacing w:after="200" w:line="276" w:lineRule="auto"/>
               <w:rPr>
                 <w:lang w:val="en-US"/>
               </w:rPr>
-              <w:t>.3</w:t>
+            </w:pPr>
+            <w:r>
+              <w:rPr>
+                <w:lang w:val="en-US"/>
+              </w:rPr>
+              <w:t>ID</w:t>
+            </w:r>
+          </w:p>
+        </w:tc>
+        <w:tc>
+          <w:tcPr>
+            <w:tcW w:w="7527" w:type="dxa"/>
+          </w:tcPr>
+          <w:p>
+            <w:pPr>
+              <w:spacing w:after="200" w:line="276" w:lineRule="auto"/>
+              <w:rPr>
+                <w:lang w:val="en-US"/>
+              </w:rPr>
+            </w:pPr>
+            <w:r>
+              <w:rPr>
+                <w:lang w:val="en-US"/>
+              </w:rPr>
+              <w:t>4</w:t>
+            </w:r>
+            <w:r>
+              <w:rPr>
+                <w:lang w:val="en-US"/>
+              </w:rPr>
+              <w:t>.1</w:t>
             </w:r>
           </w:p>
         </w:tc>
@@ -985,7 +3524,7 @@
           </w:tcPr>
           <w:p>
             <w:r>
-              <w:t>Verkauf und Kundenberatung - Kalkulation</w:t>
+              <w:t>Kaufvertrag - Zustandekommen</w:t>
             </w:r>
           </w:p>
         </w:tc>
@@ -997,6 +3536,7 @@
           </w:tcPr>
           <w:p>
             <w:r>
+              <w:lastRenderedPageBreak/>
               <w:t>Intro/Einleitung (optional)</w:t>
             </w:r>
           </w:p>
@@ -1025,110 +3565,7 @@
           </w:tcPr>
           <w:p>
             <w:r>
-              <w:t>Nach dem Besuch der Mitarbeitenden der Böhmer AG kalkulieren Sie den Verkaufspreis für einen Besprechungstisch der neuen Produktlinie. Ihre Selbstkosten betragen 295,00 €. Sie kalkulieren mit einem Gewinn von 20 % sowie einem Kundenskonto von 2 % und einem Wiederverkäuferrabatt von 10 %.</w:t>
-            </w:r>
-          </w:p>
-          <w:p/>
-          <w:p>
-            <w:r>
-              <w:t>Berechnen Sie den Verkaufspreis für einen Besprechungstisch im nachfolgenden Schema. Füllen Sie zudem die Lücken in der linken Spalte korrekt aus.</w:t>
-            </w:r>
-          </w:p>
-          <w:p/>
-          <w:tbl>
-            <w:tblPr>
-              <w:tblStyle w:val="Tabellenraster"/>
-              <w:tblW w:w="5000" w:type="pct"/>
-              <w:tblLook w:val="04A0" w:firstRow="1" w:lastRow="0" w:firstColumn="1" w:lastColumn="0" w:noHBand="0" w:noVBand="1"/>
-            </w:tblPr>
-            <w:tblGrid>
-              <w:gridCol w:w="3611"/>
-              <w:gridCol w:w="3613"/>
-            </w:tblGrid>
-            <w:tr>
-              <w:tc>
-                <w:tcPr>
-                  <w:tcW w:w="2044" w:type="dxa"/>
-                </w:tcPr>
-                <w:p>
-                  <w:r>
-                    <w:t>Einkaufspreis</w:t>
-                  </w:r>
-                </w:p>
-              </w:tc>
-              <w:tc>
-                <w:tcPr>
-                  <w:tcW w:w="2045" w:type="dxa"/>
-                </w:tcPr>
-                <w:p/>
-              </w:tc>
-            </w:tr>
-            <w:tr>
-              <w:tc>
-                <w:tcPr>
-                  <w:tcW w:w="2044" w:type="dxa"/>
-                </w:tcPr>
-                <w:p/>
-              </w:tc>
-              <w:tc>
-                <w:tcPr>
-                  <w:tcW w:w="2045" w:type="dxa"/>
-                </w:tcPr>
-                <w:p/>
-              </w:tc>
-            </w:tr>
-            <w:tr>
-              <w:tc>
-                <w:tcPr>
-                  <w:tcW w:w="2044" w:type="dxa"/>
-                </w:tcPr>
-                <w:p/>
-              </w:tc>
-              <w:tc>
-                <w:tcPr>
-                  <w:tcW w:w="2045" w:type="dxa"/>
-                </w:tcPr>
-                <w:p/>
-              </w:tc>
-            </w:tr>
-            <w:tr>
-              <w:tc>
-                <w:tcPr>
-                  <w:tcW w:w="2044" w:type="dxa"/>
-                </w:tcPr>
-                <w:p/>
-              </w:tc>
-              <w:tc>
-                <w:tcPr>
-                  <w:tcW w:w="2045" w:type="dxa"/>
-                </w:tcPr>
-                <w:p/>
-              </w:tc>
-            </w:tr>
-            <w:tr>
-              <w:tc>
-                <w:tcPr>
-                  <w:tcW w:w="2044" w:type="dxa"/>
-                </w:tcPr>
-                <w:p>
-                  <w:r>
-                    <w:t>Verkaufspreis</w:t>
-                  </w:r>
-                </w:p>
-              </w:tc>
-              <w:tc>
-                <w:tcPr>
-                  <w:tcW w:w="2045" w:type="dxa"/>
-                </w:tcPr>
-                <w:p/>
-              </w:tc>
-            </w:tr>
-          </w:tbl>
-          <w:p/>
-          <w:p/>
-          <w:p>
-            <w:r>
-              <w:t>Platz für Kalkulationen</w:t>
+              <w:t>Geben Sie an, zu welchem Zeitpunkt der Kaufvertrag zustande gekommen ist. Tragen Sie das Datum im Format TT.MM.20xx ein.</w:t>
             </w:r>
           </w:p>
           <w:p/>
@@ -1170,7 +3607,6 @@
           </w:tcPr>
           <w:p>
             <w:r>
-              <w:lastRenderedPageBreak/>
               <w:t>Lösungsmöglichkeit/Hinweis (optional)</w:t>
             </w:r>
           </w:p>
@@ -1197,11 +3633,7 @@
           <w:tcPr>
             <w:tcW w:w="7527" w:type="dxa"/>
           </w:tcPr>
-          <w:p>
-            <w:r>
-              <w:t>Kalkulation, Verkaufspreis</w:t>
-            </w:r>
-          </w:p>
+          <w:p/>
         </w:tc>
       </w:tr>
       <w:tr>
@@ -1221,7 +3653,7 @@
           </w:tcPr>
           <w:p>
             <w:r>
-              <w:t>schwer</w:t>
+              <w:t>leicht</w:t>
             </w:r>
           </w:p>
         </w:tc>
@@ -1243,7 +3675,7 @@
           </w:tcPr>
           <w:p>
             <w:r>
-              <w:t>8</w:t>
+              <w:t>4</w:t>
             </w:r>
           </w:p>
         </w:tc>
@@ -1283,7 +3715,7 @@
           </w:tcPr>
           <w:p>
             <w:r>
-              <w:t>Auftragsbearbeitung</w:t>
+              <w:t>Kaufvertrag</w:t>
             </w:r>
           </w:p>
         </w:tc>
@@ -1311,7 +3743,7 @@
           </w:tcPr>
           <w:p>
             <w:pPr>
-              <w:spacing w:line="240" w:lineRule="auto"/>
+              <w:spacing w:after="200" w:line="276" w:lineRule="auto"/>
               <w:rPr>
                 <w:lang w:val="en-US"/>
               </w:rPr>
@@ -1330,7 +3762,7 @@
           </w:tcPr>
           <w:p>
             <w:pPr>
-              <w:spacing w:line="240" w:lineRule="auto"/>
+              <w:spacing w:after="200" w:line="276" w:lineRule="auto"/>
               <w:rPr>
                 <w:lang w:val="en-US"/>
               </w:rPr>
@@ -1339,13 +3771,13 @@
               <w:rPr>
                 <w:lang w:val="en-US"/>
               </w:rPr>
-              <w:t>1</w:t>
+              <w:t>4</w:t>
             </w:r>
             <w:r>
               <w:rPr>
                 <w:lang w:val="en-US"/>
               </w:rPr>
-              <w:t>.4</w:t>
+              <w:t>.2</w:t>
             </w:r>
           </w:p>
         </w:tc>
@@ -1367,7 +3799,7 @@
           </w:tcPr>
           <w:p>
             <w:r>
-              <w:t>Verkauf und Kundenberatung - Irrtum</w:t>
+              <w:t>Angebot - Versandkosten</w:t>
             </w:r>
           </w:p>
         </w:tc>
@@ -1407,132 +3839,10 @@
           </w:tcPr>
           <w:p>
             <w:r>
-              <w:t>Am 03. März 20xx bittet Sie die Böhmer AG per E-Mail um ein Angebot über 20 Besprechungstische der neuen Produktlinie '</w:t>
-            </w:r>
-            <w:proofErr w:type="spellStart"/>
-            <w:r>
-              <w:t>FancyCarbon</w:t>
-            </w:r>
-            <w:proofErr w:type="spellEnd"/>
-            <w:r>
-              <w:t>'. Sie kalkulieren mit einem Listenverkaufspreis von 400,00 €. Am 06. März 20xx wurde das Angebot für die Böhmer AG über 20 Besprechungstische der neuen Produktlinie versendet.</w:t>
+              <w:t>Das Angebot der INN-Büro GmbH in der Fachzeitschrift beinhaltete keine Angaben zu den Versandkosten. Mit welcher Klausel wird die gesetzliche Regelung beim Versendungskauf richtig beschrieben?</w:t>
             </w:r>
           </w:p>
           <w:p/>
-          <w:p>
-            <w:r>
-              <w:t>Am 10. März 20xx erhalten Sie die Bestellung der Böhmer AG.</w:t>
-            </w:r>
-          </w:p>
-          <w:p/>
-          <w:p>
-            <w:r>
-              <w:t>Erst als Sie die Bestellung bearbeiten, fällt Ihnen auf, dass der Listenverkaufspreis anstelle von 400,00 € mit 350,00 € angegeben ist. Dies ist bei der Erstellung des Angebots nicht bemerkt worden.</w:t>
-            </w:r>
-          </w:p>
-          <w:p/>
-          <w:p>
-            <w:r>
-              <w:t>Ist durch das Angebot und die Bestellung ein Kaufvertrag zu Stande gekommen? Geben Sie die zutreffende Begründung an.</w:t>
-            </w:r>
-          </w:p>
-          <w:p/>
-          <w:p>
-            <w:sdt>
-              <w:sdtPr>
-                <w:id w:val="767815214"/>
-                <w14:checkbox>
-                  <w14:checked w14:val="0"/>
-                  <w14:checkedState w14:val="2612" w14:font="MS Gothic"/>
-                  <w14:uncheckedState w14:val="2610" w14:font="MS Gothic"/>
-                </w14:checkbox>
-              </w:sdtPr>
-              <w:sdtEndPr/>
-              <w:sdtContent>
-                <w:r>
-                  <w:rPr>
-                    <w:rFonts w:eastAsia="MS Gothic"/>
-                  </w:rPr>
-                  <w:t>☐</w:t>
-                </w:r>
-              </w:sdtContent>
-            </w:sdt>
-            <w:r>
-              <w:t xml:space="preserve"> Antwort 1</w:t>
-            </w:r>
-          </w:p>
-          <w:p>
-            <w:sdt>
-              <w:sdtPr>
-                <w:id w:val="-956569491"/>
-                <w14:checkbox>
-                  <w14:checked w14:val="0"/>
-                  <w14:checkedState w14:val="2612" w14:font="MS Gothic"/>
-                  <w14:uncheckedState w14:val="2610" w14:font="MS Gothic"/>
-                </w14:checkbox>
-              </w:sdtPr>
-              <w:sdtEndPr/>
-              <w:sdtContent>
-                <w:r>
-                  <w:rPr>
-                    <w:rFonts w:eastAsia="MS Gothic"/>
-                  </w:rPr>
-                  <w:t>☐</w:t>
-                </w:r>
-              </w:sdtContent>
-            </w:sdt>
-            <w:r>
-              <w:t xml:space="preserve"> Antwort 2</w:t>
-            </w:r>
-          </w:p>
-          <w:p>
-            <w:sdt>
-              <w:sdtPr>
-                <w:id w:val="118418213"/>
-                <w14:checkbox>
-                  <w14:checked w14:val="0"/>
-                  <w14:checkedState w14:val="2612" w14:font="MS Gothic"/>
-                  <w14:uncheckedState w14:val="2610" w14:font="MS Gothic"/>
-                </w14:checkbox>
-              </w:sdtPr>
-              <w:sdtEndPr/>
-              <w:sdtContent>
-                <w:r>
-                  <w:rPr>
-                    <w:rFonts w:eastAsia="MS Gothic"/>
-                  </w:rPr>
-                  <w:t>☐</w:t>
-                </w:r>
-              </w:sdtContent>
-            </w:sdt>
-            <w:r>
-              <w:t xml:space="preserve"> Antwort 3</w:t>
-            </w:r>
-          </w:p>
-          <w:p>
-            <w:sdt>
-              <w:sdtPr>
-                <w:id w:val="1223954382"/>
-                <w14:checkbox>
-                  <w14:checked w14:val="0"/>
-                  <w14:checkedState w14:val="2612" w14:font="MS Gothic"/>
-                  <w14:uncheckedState w14:val="2610" w14:font="MS Gothic"/>
-                </w14:checkbox>
-              </w:sdtPr>
-              <w:sdtEndPr/>
-              <w:sdtContent>
-                <w:r>
-                  <w:rPr>
-                    <w:rFonts w:eastAsia="MS Gothic"/>
-                  </w:rPr>
-                  <w:t>☐</w:t>
-                </w:r>
-              </w:sdtContent>
-            </w:sdt>
-            <w:r>
-              <w:t xml:space="preserve"> Antwort 4</w:t>
-            </w:r>
-          </w:p>
           <w:p/>
         </w:tc>
       </w:tr>
@@ -1543,7 +3853,6 @@
           </w:tcPr>
           <w:p>
             <w:r>
-              <w:lastRenderedPageBreak/>
               <w:t>Lösungsmöglichkeit/Hinweis (optional)</w:t>
             </w:r>
           </w:p>
@@ -1652,7 +3961,7 @@
           </w:tcPr>
           <w:p>
             <w:r>
-              <w:t>Auftragsbearbeitung</w:t>
+              <w:t>Angebot</w:t>
             </w:r>
           </w:p>
         </w:tc>
@@ -1679,16 +3988,7 @@
             <w:tcW w:w="2660" w:type="dxa"/>
           </w:tcPr>
           <w:p>
-            <w:pPr>
-              <w:spacing w:line="240" w:lineRule="auto"/>
-              <w:rPr>
-                <w:lang w:val="en-US"/>
-              </w:rPr>
-            </w:pPr>
-            <w:r>
-              <w:rPr>
-                <w:lang w:val="en-US"/>
-              </w:rPr>
+            <w:r>
               <w:t>ID</w:t>
             </w:r>
           </w:p>
@@ -1698,23 +3998,11 @@
             <w:tcW w:w="7527" w:type="dxa"/>
           </w:tcPr>
           <w:p>
-            <w:pPr>
-              <w:spacing w:line="240" w:lineRule="auto"/>
-              <w:rPr>
-                <w:lang w:val="en-US"/>
-              </w:rPr>
-            </w:pPr>
-            <w:r>
-              <w:rPr>
-                <w:lang w:val="en-US"/>
-              </w:rPr>
-              <w:t>1</w:t>
-            </w:r>
-            <w:r>
-              <w:rPr>
-                <w:lang w:val="en-US"/>
-              </w:rPr>
-              <w:t>.5</w:t>
+            <w:r>
+              <w:t>4</w:t>
+            </w:r>
+            <w:r>
+              <w:t>.3</w:t>
             </w:r>
           </w:p>
         </w:tc>
@@ -1736,7 +4024,7 @@
           </w:tcPr>
           <w:p>
             <w:r>
-              <w:t>Verkauf und Kundenberatung – Irrtum, Recht</w:t>
+              <w:t>Skonto</w:t>
             </w:r>
           </w:p>
         </w:tc>
@@ -1776,700 +4064,7 @@
           </w:tcPr>
           <w:p>
             <w:r>
-              <w:t>Welche rechtliche Möglichkeit hat die INN-Büro GmbH, das Problem zu lösen?</w:t>
-            </w:r>
-          </w:p>
-          <w:p/>
-          <w:p>
-            <w:sdt>
-              <w:sdtPr>
-                <w:id w:val="1398868925"/>
-                <w14:checkbox>
-                  <w14:checked w14:val="0"/>
-                  <w14:checkedState w14:val="2612" w14:font="MS Gothic"/>
-                  <w14:uncheckedState w14:val="2610" w14:font="MS Gothic"/>
-                </w14:checkbox>
-              </w:sdtPr>
-              <w:sdtEndPr/>
-              <w:sdtContent>
-                <w:r>
-                  <w:rPr>
-                    <w:rFonts w:eastAsia="MS Gothic"/>
-                  </w:rPr>
-                  <w:t>☐</w:t>
-                </w:r>
-              </w:sdtContent>
-            </w:sdt>
-            <w:r>
-              <w:t xml:space="preserve"> Antwort 1</w:t>
-            </w:r>
-          </w:p>
-          <w:p>
-            <w:sdt>
-              <w:sdtPr>
-                <w:id w:val="-1735927115"/>
-                <w14:checkbox>
-                  <w14:checked w14:val="0"/>
-                  <w14:checkedState w14:val="2612" w14:font="MS Gothic"/>
-                  <w14:uncheckedState w14:val="2610" w14:font="MS Gothic"/>
-                </w14:checkbox>
-              </w:sdtPr>
-              <w:sdtEndPr/>
-              <w:sdtContent>
-                <w:r>
-                  <w:rPr>
-                    <w:rFonts w:eastAsia="MS Gothic"/>
-                  </w:rPr>
-                  <w:t>☐</w:t>
-                </w:r>
-              </w:sdtContent>
-            </w:sdt>
-            <w:r>
-              <w:t xml:space="preserve"> Antwort 2</w:t>
-            </w:r>
-          </w:p>
-          <w:p>
-            <w:sdt>
-              <w:sdtPr>
-                <w:id w:val="-874149663"/>
-                <w14:checkbox>
-                  <w14:checked w14:val="0"/>
-                  <w14:checkedState w14:val="2612" w14:font="MS Gothic"/>
-                  <w14:uncheckedState w14:val="2610" w14:font="MS Gothic"/>
-                </w14:checkbox>
-              </w:sdtPr>
-              <w:sdtEndPr/>
-              <w:sdtContent>
-                <w:r>
-                  <w:rPr>
-                    <w:rFonts w:eastAsia="MS Gothic"/>
-                  </w:rPr>
-                  <w:t>☐</w:t>
-                </w:r>
-              </w:sdtContent>
-            </w:sdt>
-            <w:r>
-              <w:t xml:space="preserve"> Antwort 3</w:t>
-            </w:r>
-          </w:p>
-          <w:p>
-            <w:sdt>
-              <w:sdtPr>
-                <w:id w:val="2144617794"/>
-                <w14:checkbox>
-                  <w14:checked w14:val="0"/>
-                  <w14:checkedState w14:val="2612" w14:font="MS Gothic"/>
-                  <w14:uncheckedState w14:val="2610" w14:font="MS Gothic"/>
-                </w14:checkbox>
-              </w:sdtPr>
-              <w:sdtEndPr/>
-              <w:sdtContent>
-                <w:r>
-                  <w:rPr>
-                    <w:rFonts w:eastAsia="MS Gothic"/>
-                  </w:rPr>
-                  <w:t>☐</w:t>
-                </w:r>
-              </w:sdtContent>
-            </w:sdt>
-            <w:r>
-              <w:t xml:space="preserve"> Antwort 4</w:t>
-            </w:r>
-          </w:p>
-          <w:p/>
-        </w:tc>
-      </w:tr>
-      <w:tr>
-        <w:tc>
-          <w:tcPr>
-            <w:tcW w:w="2660" w:type="dxa"/>
-          </w:tcPr>
-          <w:p>
-            <w:r>
-              <w:t>Lösungsmöglichkeit/Hinweis (optional)</w:t>
-            </w:r>
-          </w:p>
-        </w:tc>
-        <w:tc>
-          <w:tcPr>
-            <w:tcW w:w="7527" w:type="dxa"/>
-          </w:tcPr>
-          <w:p/>
-        </w:tc>
-      </w:tr>
-      <w:tr>
-        <w:tc>
-          <w:tcPr>
-            <w:tcW w:w="2660" w:type="dxa"/>
-          </w:tcPr>
-          <w:p>
-            <w:r>
-              <w:t>Schlagworte (kommagetrennt)</w:t>
-            </w:r>
-          </w:p>
-        </w:tc>
-        <w:tc>
-          <w:tcPr>
-            <w:tcW w:w="7527" w:type="dxa"/>
-          </w:tcPr>
-          <w:p/>
-        </w:tc>
-      </w:tr>
-      <w:tr>
-        <w:tc>
-          <w:tcPr>
-            <w:tcW w:w="2660" w:type="dxa"/>
-          </w:tcPr>
-          <w:p>
-            <w:r>
-              <w:t>Schwierigkeitsgrad</w:t>
-            </w:r>
-          </w:p>
-        </w:tc>
-        <w:tc>
-          <w:tcPr>
-            <w:tcW w:w="7527" w:type="dxa"/>
-          </w:tcPr>
-          <w:p>
-            <w:r>
-              <w:t>mittel</w:t>
-            </w:r>
-          </w:p>
-        </w:tc>
-      </w:tr>
-      <w:tr>
-        <w:tc>
-          <w:tcPr>
-            <w:tcW w:w="2660" w:type="dxa"/>
-          </w:tcPr>
-          <w:p>
-            <w:r>
-              <w:t>Punkte (optional)</w:t>
-            </w:r>
-          </w:p>
-        </w:tc>
-        <w:tc>
-          <w:tcPr>
-            <w:tcW w:w="7527" w:type="dxa"/>
-          </w:tcPr>
-          <w:p>
-            <w:r>
-              <w:t>4</w:t>
-            </w:r>
-          </w:p>
-        </w:tc>
-      </w:tr>
-      <w:tr>
-        <w:tc>
-          <w:tcPr>
-            <w:tcW w:w="2660" w:type="dxa"/>
-          </w:tcPr>
-          <w:p>
-            <w:r>
-              <w:t>Quelle/Kommentar (optional)</w:t>
-            </w:r>
-          </w:p>
-        </w:tc>
-        <w:tc>
-          <w:tcPr>
-            <w:tcW w:w="7527" w:type="dxa"/>
-          </w:tcPr>
-          <w:p/>
-        </w:tc>
-      </w:tr>
-      <w:tr>
-        <w:tc>
-          <w:tcPr>
-            <w:tcW w:w="2660" w:type="dxa"/>
-          </w:tcPr>
-          <w:p>
-            <w:r>
-              <w:t>Kategorie</w:t>
-            </w:r>
-          </w:p>
-        </w:tc>
-        <w:tc>
-          <w:tcPr>
-            <w:tcW w:w="7527" w:type="dxa"/>
-          </w:tcPr>
-          <w:p>
-            <w:r>
-              <w:t>Auftragsbearbeitung</w:t>
-            </w:r>
-          </w:p>
-        </w:tc>
-      </w:tr>
-    </w:tbl>
-    <w:p>
-      <w:pPr>
-        <w:spacing w:after="160"/>
-      </w:pPr>
-    </w:p>
-    <w:tbl>
-      <w:tblPr>
-        <w:tblStyle w:val="Tabellenraster"/>
-        <w:tblW w:w="5000" w:type="pct"/>
-        <w:tblLook w:val="04A0" w:firstRow="1" w:lastRow="0" w:firstColumn="1" w:lastColumn="0" w:noHBand="0" w:noVBand="1"/>
-      </w:tblPr>
-      <w:tblGrid>
-        <w:gridCol w:w="2737"/>
-        <w:gridCol w:w="7450"/>
-      </w:tblGrid>
-      <w:tr>
-        <w:tc>
-          <w:tcPr>
-            <w:tcW w:w="2660" w:type="dxa"/>
-          </w:tcPr>
-          <w:p>
-            <w:pPr>
-              <w:spacing w:after="200" w:line="276" w:lineRule="auto"/>
-              <w:rPr>
-                <w:lang w:val="en-US"/>
-              </w:rPr>
-            </w:pPr>
-            <w:r>
-              <w:rPr>
-                <w:lang w:val="en-US"/>
-              </w:rPr>
-              <w:t>ID</w:t>
-            </w:r>
-          </w:p>
-        </w:tc>
-        <w:tc>
-          <w:tcPr>
-            <w:tcW w:w="7527" w:type="dxa"/>
-          </w:tcPr>
-          <w:p>
-            <w:pPr>
-              <w:spacing w:after="200" w:line="276" w:lineRule="auto"/>
-              <w:rPr>
-                <w:lang w:val="en-US"/>
-              </w:rPr>
-            </w:pPr>
-            <w:r>
-              <w:rPr>
-                <w:lang w:val="en-US"/>
-              </w:rPr>
-              <w:t>2.0</w:t>
-            </w:r>
-          </w:p>
-        </w:tc>
-      </w:tr>
-      <w:tr>
-        <w:tc>
-          <w:tcPr>
-            <w:tcW w:w="2660" w:type="dxa"/>
-          </w:tcPr>
-          <w:p>
-            <w:r>
-              <w:t>Titel</w:t>
-            </w:r>
-          </w:p>
-        </w:tc>
-        <w:tc>
-          <w:tcPr>
-            <w:tcW w:w="7527" w:type="dxa"/>
-          </w:tcPr>
-          <w:p>
-            <w:r>
-              <w:t>Kaufvertrag - Gültigkeit</w:t>
-            </w:r>
-          </w:p>
-        </w:tc>
-      </w:tr>
-      <w:tr>
-        <w:tc>
-          <w:tcPr>
-            <w:tcW w:w="2660" w:type="dxa"/>
-          </w:tcPr>
-          <w:p>
-            <w:r>
-              <w:t>Intro/Einleitung (optional)</w:t>
-            </w:r>
-          </w:p>
-        </w:tc>
-        <w:tc>
-          <w:tcPr>
-            <w:tcW w:w="7527" w:type="dxa"/>
-          </w:tcPr>
-          <w:p>
-            <w:r>
-              <w:t xml:space="preserve">Sie sollen für die INN-Büro GmbH ein Informationsblatt zum Thema Gültigkeit von Kaufverträgen erstellen. Sie haben Beispiele zusammengetragen und überprüfen diese. </w:t>
-            </w:r>
-          </w:p>
-        </w:tc>
-      </w:tr>
-      <w:tr>
-        <w:tc>
-          <w:tcPr>
-            <w:tcW w:w="2660" w:type="dxa"/>
-          </w:tcPr>
-          <w:p>
-            <w:r>
-              <w:t>Aufgabenstellung (Pflicht)</w:t>
-            </w:r>
-          </w:p>
-        </w:tc>
-        <w:tc>
-          <w:tcPr>
-            <w:tcW w:w="7527" w:type="dxa"/>
-          </w:tcPr>
-          <w:p>
-            <w:r>
-              <w:t>Ordnen Sie zu, indem die Kennziffern der rechtlichen Bedeutungen in die Kästchen neben den zutreffenden Beispielen eintragen.</w:t>
-            </w:r>
-          </w:p>
-          <w:p/>
-          <w:p>
-            <w:sdt>
-              <w:sdtPr>
-                <w:id w:val="1637988666"/>
-                <w14:checkbox>
-                  <w14:checked w14:val="0"/>
-                  <w14:checkedState w14:val="2612" w14:font="MS Gothic"/>
-                  <w14:uncheckedState w14:val="2610" w14:font="MS Gothic"/>
-                </w14:checkbox>
-              </w:sdtPr>
-              <w:sdtEndPr/>
-              <w:sdtContent>
-                <w:r>
-                  <w:rPr>
-                    <w:rFonts w:eastAsia="MS Gothic"/>
-                  </w:rPr>
-                  <w:t>☐</w:t>
-                </w:r>
-              </w:sdtContent>
-            </w:sdt>
-            <w:r>
-              <w:t xml:space="preserve"> Antwort 1</w:t>
-            </w:r>
-          </w:p>
-          <w:p>
-            <w:sdt>
-              <w:sdtPr>
-                <w:id w:val="1103149135"/>
-                <w14:checkbox>
-                  <w14:checked w14:val="0"/>
-                  <w14:checkedState w14:val="2612" w14:font="MS Gothic"/>
-                  <w14:uncheckedState w14:val="2610" w14:font="MS Gothic"/>
-                </w14:checkbox>
-              </w:sdtPr>
-              <w:sdtEndPr/>
-              <w:sdtContent>
-                <w:r>
-                  <w:rPr>
-                    <w:rFonts w:eastAsia="MS Gothic"/>
-                  </w:rPr>
-                  <w:t>☐</w:t>
-                </w:r>
-              </w:sdtContent>
-            </w:sdt>
-            <w:r>
-              <w:t xml:space="preserve"> Antwort 2</w:t>
-            </w:r>
-          </w:p>
-          <w:p>
-            <w:sdt>
-              <w:sdtPr>
-                <w:id w:val="338813278"/>
-                <w14:checkbox>
-                  <w14:checked w14:val="0"/>
-                  <w14:checkedState w14:val="2612" w14:font="MS Gothic"/>
-                  <w14:uncheckedState w14:val="2610" w14:font="MS Gothic"/>
-                </w14:checkbox>
-              </w:sdtPr>
-              <w:sdtEndPr/>
-              <w:sdtContent>
-                <w:r>
-                  <w:rPr>
-                    <w:rFonts w:eastAsia="MS Gothic"/>
-                  </w:rPr>
-                  <w:t>☐</w:t>
-                </w:r>
-              </w:sdtContent>
-            </w:sdt>
-            <w:r>
-              <w:t xml:space="preserve"> Antwort 3</w:t>
-            </w:r>
-          </w:p>
-          <w:p>
-            <w:sdt>
-              <w:sdtPr>
-                <w:id w:val="1284393203"/>
-                <w14:checkbox>
-                  <w14:checked w14:val="0"/>
-                  <w14:checkedState w14:val="2612" w14:font="MS Gothic"/>
-                  <w14:uncheckedState w14:val="2610" w14:font="MS Gothic"/>
-                </w14:checkbox>
-              </w:sdtPr>
-              <w:sdtEndPr/>
-              <w:sdtContent>
-                <w:r>
-                  <w:rPr>
-                    <w:rFonts w:eastAsia="MS Gothic"/>
-                  </w:rPr>
-                  <w:t>☐</w:t>
-                </w:r>
-              </w:sdtContent>
-            </w:sdt>
-            <w:r>
-              <w:t xml:space="preserve"> Antwort 4</w:t>
-            </w:r>
-          </w:p>
-          <w:p/>
-          <w:p>
-            <w:r>
-              <w:t>1 – Der Vertrag ist anfechtbar; 2 – Der Vertrag ist nichtig; 3 – Der Vertrag ist gültig.</w:t>
-            </w:r>
-            <w:r>
-              <w:br/>
-            </w:r>
-          </w:p>
-        </w:tc>
-      </w:tr>
-      <w:tr>
-        <w:tc>
-          <w:tcPr>
-            <w:tcW w:w="2660" w:type="dxa"/>
-          </w:tcPr>
-          <w:p>
-            <w:r>
-              <w:lastRenderedPageBreak/>
-              <w:t>Lösungsmöglichkeit/Hinweis (optional)</w:t>
-            </w:r>
-          </w:p>
-        </w:tc>
-        <w:tc>
-          <w:tcPr>
-            <w:tcW w:w="7527" w:type="dxa"/>
-          </w:tcPr>
-          <w:p/>
-        </w:tc>
-      </w:tr>
-      <w:tr>
-        <w:tc>
-          <w:tcPr>
-            <w:tcW w:w="2660" w:type="dxa"/>
-          </w:tcPr>
-          <w:p>
-            <w:r>
-              <w:t>Schlagworte (kommagetrennt)</w:t>
-            </w:r>
-          </w:p>
-        </w:tc>
-        <w:tc>
-          <w:tcPr>
-            <w:tcW w:w="7527" w:type="dxa"/>
-          </w:tcPr>
-          <w:p>
-            <w:r>
-              <w:t>Kaufvertrag, Gültigkeit</w:t>
-            </w:r>
-          </w:p>
-        </w:tc>
-      </w:tr>
-      <w:tr>
-        <w:tc>
-          <w:tcPr>
-            <w:tcW w:w="2660" w:type="dxa"/>
-          </w:tcPr>
-          <w:p>
-            <w:r>
-              <w:t>Schwierigkeitsgrad</w:t>
-            </w:r>
-          </w:p>
-        </w:tc>
-        <w:tc>
-          <w:tcPr>
-            <w:tcW w:w="7527" w:type="dxa"/>
-          </w:tcPr>
-          <w:p>
-            <w:r>
-              <w:t>mittel</w:t>
-            </w:r>
-          </w:p>
-        </w:tc>
-      </w:tr>
-      <w:tr>
-        <w:tc>
-          <w:tcPr>
-            <w:tcW w:w="2660" w:type="dxa"/>
-          </w:tcPr>
-          <w:p>
-            <w:r>
-              <w:t>Punkte (optional)</w:t>
-            </w:r>
-          </w:p>
-        </w:tc>
-        <w:tc>
-          <w:tcPr>
-            <w:tcW w:w="7527" w:type="dxa"/>
-          </w:tcPr>
-          <w:p>
-            <w:r>
-              <w:t>6</w:t>
-            </w:r>
-          </w:p>
-        </w:tc>
-      </w:tr>
-      <w:tr>
-        <w:tc>
-          <w:tcPr>
-            <w:tcW w:w="2660" w:type="dxa"/>
-          </w:tcPr>
-          <w:p>
-            <w:r>
-              <w:t>Quelle/Kommentar (optional)</w:t>
-            </w:r>
-          </w:p>
-        </w:tc>
-        <w:tc>
-          <w:tcPr>
-            <w:tcW w:w="7527" w:type="dxa"/>
-          </w:tcPr>
-          <w:p/>
-        </w:tc>
-      </w:tr>
-      <w:tr>
-        <w:tc>
-          <w:tcPr>
-            <w:tcW w:w="2660" w:type="dxa"/>
-          </w:tcPr>
-          <w:p>
-            <w:r>
-              <w:t>Kategorie</w:t>
-            </w:r>
-          </w:p>
-        </w:tc>
-        <w:tc>
-          <w:tcPr>
-            <w:tcW w:w="7527" w:type="dxa"/>
-          </w:tcPr>
-          <w:p>
-            <w:r>
-              <w:t>Kaufvertrag</w:t>
-            </w:r>
-          </w:p>
-        </w:tc>
-      </w:tr>
-    </w:tbl>
-    <w:p>
-      <w:pPr>
-        <w:spacing w:after="160"/>
-      </w:pPr>
-    </w:p>
-    <w:tbl>
-      <w:tblPr>
-        <w:tblStyle w:val="Tabellenraster"/>
-        <w:tblW w:w="5000" w:type="pct"/>
-        <w:tblLook w:val="04A0" w:firstRow="1" w:lastRow="0" w:firstColumn="1" w:lastColumn="0" w:noHBand="0" w:noVBand="1"/>
-      </w:tblPr>
-      <w:tblGrid>
-        <w:gridCol w:w="2737"/>
-        <w:gridCol w:w="7450"/>
-      </w:tblGrid>
-      <w:tr>
-        <w:tc>
-          <w:tcPr>
-            <w:tcW w:w="2733" w:type="dxa"/>
-          </w:tcPr>
-          <w:p>
-            <w:pPr>
-              <w:spacing w:after="200" w:line="276" w:lineRule="auto"/>
-              <w:rPr>
-                <w:lang w:val="en-US"/>
-              </w:rPr>
-            </w:pPr>
-            <w:r>
-              <w:rPr>
-                <w:lang w:val="en-US"/>
-              </w:rPr>
-              <w:t>ID</w:t>
-            </w:r>
-          </w:p>
-        </w:tc>
-        <w:tc>
-          <w:tcPr>
-            <w:tcW w:w="7454" w:type="dxa"/>
-          </w:tcPr>
-          <w:p>
-            <w:pPr>
-              <w:spacing w:after="200" w:line="276" w:lineRule="auto"/>
-              <w:rPr>
-                <w:lang w:val="en-US"/>
-              </w:rPr>
-            </w:pPr>
-            <w:r>
-              <w:rPr>
-                <w:lang w:val="en-US"/>
-              </w:rPr>
-              <w:t>3.0</w:t>
-            </w:r>
-          </w:p>
-        </w:tc>
-      </w:tr>
-      <w:tr>
-        <w:tc>
-          <w:tcPr>
-            <w:tcW w:w="2733" w:type="dxa"/>
-          </w:tcPr>
-          <w:p>
-            <w:r>
-              <w:t>Titel</w:t>
-            </w:r>
-          </w:p>
-        </w:tc>
-        <w:tc>
-          <w:tcPr>
-            <w:tcW w:w="7454" w:type="dxa"/>
-          </w:tcPr>
-          <w:p>
-            <w:r>
-              <w:t>Eigentumsvorbehalt - Definitionen</w:t>
-            </w:r>
-          </w:p>
-        </w:tc>
-      </w:tr>
-      <w:tr>
-        <w:tc>
-          <w:tcPr>
-            <w:tcW w:w="2733" w:type="dxa"/>
-          </w:tcPr>
-          <w:p>
-            <w:r>
-              <w:t>Intro/Einleitung (optional)</w:t>
-            </w:r>
-          </w:p>
-        </w:tc>
-        <w:tc>
-          <w:tcPr>
-            <w:tcW w:w="7454" w:type="dxa"/>
-          </w:tcPr>
-          <w:p>
-            <w:r>
-              <w:t>Erläutern Sie in eigenen Worten den Eigentumsvorbehalt. Unterscheiden Sie anschließend zwischen dem einfachen, dem erweiterten und dem verlängerten Eigentumsvorbehalt.</w:t>
-            </w:r>
-          </w:p>
-        </w:tc>
-      </w:tr>
-      <w:tr>
-        <w:tc>
-          <w:tcPr>
-            <w:tcW w:w="2733" w:type="dxa"/>
-          </w:tcPr>
-          <w:p>
-            <w:r>
-              <w:t>Aufgabenstellung (Pflicht)</w:t>
-            </w:r>
-          </w:p>
-        </w:tc>
-        <w:tc>
-          <w:tcPr>
-            <w:tcW w:w="7454" w:type="dxa"/>
-          </w:tcPr>
-          <w:p>
-            <w:r>
-              <w:t>Schreiben Sie in ganzen Sätzen, nicht stichwortartig.</w:t>
+              <w:t>Erläutern Sie einen Vorteil für die INN-Büro GmbH, der durch die Gewährung von Skonto erreicht werden soll.</w:t>
             </w:r>
           </w:p>
           <w:p/>
@@ -2507,17 +4102,18 @@
       <w:tr>
         <w:tc>
           <w:tcPr>
-            <w:tcW w:w="2733" w:type="dxa"/>
-          </w:tcPr>
-          <w:p>
-            <w:r>
+            <w:tcW w:w="2660" w:type="dxa"/>
+          </w:tcPr>
+          <w:p>
+            <w:r>
+              <w:lastRenderedPageBreak/>
               <w:t>Lösungsmöglichkeit/Hinweis (optional)</w:t>
             </w:r>
           </w:p>
         </w:tc>
         <w:tc>
           <w:tcPr>
-            <w:tcW w:w="7454" w:type="dxa"/>
+            <w:tcW w:w="7527" w:type="dxa"/>
           </w:tcPr>
           <w:p/>
         </w:tc>
@@ -2525,7 +4121,7 @@
       <w:tr>
         <w:tc>
           <w:tcPr>
-            <w:tcW w:w="2733" w:type="dxa"/>
+            <w:tcW w:w="2660" w:type="dxa"/>
           </w:tcPr>
           <w:p>
             <w:r>
@@ -2535,15 +4131,19 @@
         </w:tc>
         <w:tc>
           <w:tcPr>
-            <w:tcW w:w="7454" w:type="dxa"/>
-          </w:tcPr>
-          <w:p/>
+            <w:tcW w:w="7527" w:type="dxa"/>
+          </w:tcPr>
+          <w:p>
+            <w:r>
+              <w:t>Skonto, Freitext</w:t>
+            </w:r>
+          </w:p>
         </w:tc>
       </w:tr>
       <w:tr>
         <w:tc>
           <w:tcPr>
-            <w:tcW w:w="2733" w:type="dxa"/>
+            <w:tcW w:w="2660" w:type="dxa"/>
           </w:tcPr>
           <w:p>
             <w:r>
@@ -2553,11 +4153,11 @@
         </w:tc>
         <w:tc>
           <w:tcPr>
-            <w:tcW w:w="7454" w:type="dxa"/>
-          </w:tcPr>
-          <w:p>
-            <w:r>
-              <w:t>schwer</w:t>
+            <w:tcW w:w="7527" w:type="dxa"/>
+          </w:tcPr>
+          <w:p>
+            <w:r>
+              <w:t>leicht</w:t>
             </w:r>
           </w:p>
         </w:tc>
@@ -2565,7 +4165,7 @@
       <w:tr>
         <w:tc>
           <w:tcPr>
-            <w:tcW w:w="2733" w:type="dxa"/>
+            <w:tcW w:w="2660" w:type="dxa"/>
           </w:tcPr>
           <w:p>
             <w:r>
@@ -2575,11 +4175,11 @@
         </w:tc>
         <w:tc>
           <w:tcPr>
-            <w:tcW w:w="7454" w:type="dxa"/>
-          </w:tcPr>
-          <w:p>
-            <w:r>
-              <w:t>12</w:t>
+            <w:tcW w:w="7527" w:type="dxa"/>
+          </w:tcPr>
+          <w:p>
+            <w:r>
+              <w:t>4</w:t>
             </w:r>
           </w:p>
         </w:tc>
@@ -2587,7 +4187,7 @@
       <w:tr>
         <w:tc>
           <w:tcPr>
-            <w:tcW w:w="2733" w:type="dxa"/>
+            <w:tcW w:w="2660" w:type="dxa"/>
           </w:tcPr>
           <w:p>
             <w:r>
@@ -2597,7 +4197,7 @@
         </w:tc>
         <w:tc>
           <w:tcPr>
-            <w:tcW w:w="7454" w:type="dxa"/>
+            <w:tcW w:w="7527" w:type="dxa"/>
           </w:tcPr>
           <w:p/>
         </w:tc>
@@ -2605,7 +4205,7 @@
       <w:tr>
         <w:tc>
           <w:tcPr>
-            <w:tcW w:w="2733" w:type="dxa"/>
+            <w:tcW w:w="2660" w:type="dxa"/>
           </w:tcPr>
           <w:p>
             <w:r>
@@ -2615,11 +4215,11 @@
         </w:tc>
         <w:tc>
           <w:tcPr>
-            <w:tcW w:w="7454" w:type="dxa"/>
-          </w:tcPr>
-          <w:p>
-            <w:r>
-              <w:t>Eigentumsvorbehalt</w:t>
+            <w:tcW w:w="7527" w:type="dxa"/>
+          </w:tcPr>
+          <w:p>
+            <w:r>
+              <w:t>Skonto</w:t>
             </w:r>
           </w:p>
         </w:tc>
@@ -2627,9 +4227,7 @@
     </w:tbl>
     <w:p>
       <w:pPr>
-        <w:tabs>
-          <w:tab w:val="right" w:pos="9921"/>
-        </w:tabs>
+        <w:spacing w:after="160"/>
       </w:pPr>
     </w:p>
     <w:tbl>
@@ -2677,269 +4275,13 @@
               <w:rPr>
                 <w:lang w:val="en-US"/>
               </w:rPr>
-              <w:t>4.0</w:t>
-            </w:r>
-          </w:p>
-        </w:tc>
-      </w:tr>
-      <w:tr>
-        <w:tc>
-          <w:tcPr>
-            <w:tcW w:w="2660" w:type="dxa"/>
-          </w:tcPr>
-          <w:p>
-            <w:r>
-              <w:t>Titel</w:t>
-            </w:r>
-          </w:p>
-        </w:tc>
-        <w:tc>
-          <w:tcPr>
-            <w:tcW w:w="7527" w:type="dxa"/>
-          </w:tcPr>
-          <w:p>
-            <w:r>
-              <w:t>Kaufvertrag - Zustandekommen</w:t>
-            </w:r>
-          </w:p>
-        </w:tc>
-      </w:tr>
-      <w:tr>
-        <w:tc>
-          <w:tcPr>
-            <w:tcW w:w="2660" w:type="dxa"/>
-          </w:tcPr>
-          <w:p>
-            <w:r>
-              <w:t>Intro/Einleitung (optional)</w:t>
-            </w:r>
-          </w:p>
-        </w:tc>
-        <w:tc>
-          <w:tcPr>
-            <w:tcW w:w="7527" w:type="dxa"/>
-          </w:tcPr>
-          <w:p>
-            <w:r>
-              <w:t xml:space="preserve">Die INN-Büro GmbH hat Bürostühle des Modells </w:t>
-            </w:r>
-            <w:proofErr w:type="spellStart"/>
-            <w:r>
-              <w:t>Ergorelax</w:t>
-            </w:r>
-            <w:proofErr w:type="spellEnd"/>
-            <w:r>
-              <w:t xml:space="preserve"> 160 an die Livingston GmbH verkauft. Den Auftragsvorgang können Sie der folgenden Übersicht entnehmen.</w:t>
-            </w:r>
-          </w:p>
-          <w:p/>
-          <w:p/>
-        </w:tc>
-      </w:tr>
-      <w:tr>
-        <w:tc>
-          <w:tcPr>
-            <w:tcW w:w="2660" w:type="dxa"/>
-          </w:tcPr>
-          <w:p>
-            <w:r>
-              <w:t>Aufgabenstellung (Pflicht)</w:t>
-            </w:r>
-          </w:p>
-        </w:tc>
-        <w:tc>
-          <w:tcPr>
-            <w:tcW w:w="7527" w:type="dxa"/>
-          </w:tcPr>
-          <w:p>
-            <w:r>
-              <w:t>Welche rechtliche Bedeutung hat die Bestellung der Livingston GmbH für das Zustandekommen des Kaufvertrages?</w:t>
-            </w:r>
-          </w:p>
-          <w:p/>
-        </w:tc>
-      </w:tr>
-      <w:tr>
-        <w:tc>
-          <w:tcPr>
-            <w:tcW w:w="2660" w:type="dxa"/>
-          </w:tcPr>
-          <w:p>
-            <w:r>
-              <w:lastRenderedPageBreak/>
-              <w:t>Lösungsmöglichkeit/Hinweis (optional)</w:t>
-            </w:r>
-          </w:p>
-        </w:tc>
-        <w:tc>
-          <w:tcPr>
-            <w:tcW w:w="7527" w:type="dxa"/>
-          </w:tcPr>
-          <w:p/>
-        </w:tc>
-      </w:tr>
-      <w:tr>
-        <w:tc>
-          <w:tcPr>
-            <w:tcW w:w="2660" w:type="dxa"/>
-          </w:tcPr>
-          <w:p>
-            <w:r>
-              <w:t>Schlagworte (kommagetrennt)</w:t>
-            </w:r>
-          </w:p>
-        </w:tc>
-        <w:tc>
-          <w:tcPr>
-            <w:tcW w:w="7527" w:type="dxa"/>
-          </w:tcPr>
-          <w:p/>
-        </w:tc>
-      </w:tr>
-      <w:tr>
-        <w:tc>
-          <w:tcPr>
-            <w:tcW w:w="2660" w:type="dxa"/>
-          </w:tcPr>
-          <w:p>
-            <w:r>
-              <w:t>Schwierigkeitsgrad</w:t>
-            </w:r>
-          </w:p>
-        </w:tc>
-        <w:tc>
-          <w:tcPr>
-            <w:tcW w:w="7527" w:type="dxa"/>
-          </w:tcPr>
-          <w:p>
-            <w:r>
-              <w:t>leicht</w:t>
-            </w:r>
-          </w:p>
-        </w:tc>
-      </w:tr>
-      <w:tr>
-        <w:tc>
-          <w:tcPr>
-            <w:tcW w:w="2660" w:type="dxa"/>
-          </w:tcPr>
-          <w:p>
-            <w:r>
-              <w:t>Punkte (optional)</w:t>
-            </w:r>
-          </w:p>
-        </w:tc>
-        <w:tc>
-          <w:tcPr>
-            <w:tcW w:w="7527" w:type="dxa"/>
-          </w:tcPr>
-          <w:p>
-            <w:r>
-              <w:t>2</w:t>
-            </w:r>
-          </w:p>
-        </w:tc>
-      </w:tr>
-      <w:tr>
-        <w:tc>
-          <w:tcPr>
-            <w:tcW w:w="2660" w:type="dxa"/>
-          </w:tcPr>
-          <w:p>
-            <w:r>
-              <w:t>Quelle/Kommentar (optional)</w:t>
-            </w:r>
-          </w:p>
-        </w:tc>
-        <w:tc>
-          <w:tcPr>
-            <w:tcW w:w="7527" w:type="dxa"/>
-          </w:tcPr>
-          <w:p/>
-        </w:tc>
-      </w:tr>
-      <w:tr>
-        <w:tc>
-          <w:tcPr>
-            <w:tcW w:w="2660" w:type="dxa"/>
-          </w:tcPr>
-          <w:p>
-            <w:r>
-              <w:t>Kategorie</w:t>
-            </w:r>
-          </w:p>
-        </w:tc>
-        <w:tc>
-          <w:tcPr>
-            <w:tcW w:w="7527" w:type="dxa"/>
-          </w:tcPr>
-          <w:p>
-            <w:r>
-              <w:t xml:space="preserve">Kaufvertrag </w:t>
-            </w:r>
-          </w:p>
-        </w:tc>
-      </w:tr>
-    </w:tbl>
-    <w:p>
-      <w:pPr>
-        <w:tabs>
-          <w:tab w:val="right" w:pos="9921"/>
-        </w:tabs>
-      </w:pPr>
-    </w:p>
-    <w:tbl>
-      <w:tblPr>
-        <w:tblStyle w:val="Tabellenraster"/>
-        <w:tblW w:w="5000" w:type="pct"/>
-        <w:tblLook w:val="04A0" w:firstRow="1" w:lastRow="0" w:firstColumn="1" w:lastColumn="0" w:noHBand="0" w:noVBand="1"/>
-      </w:tblPr>
-      <w:tblGrid>
-        <w:gridCol w:w="2737"/>
-        <w:gridCol w:w="7450"/>
-      </w:tblGrid>
-      <w:tr>
-        <w:tc>
-          <w:tcPr>
-            <w:tcW w:w="2660" w:type="dxa"/>
-          </w:tcPr>
-          <w:p>
-            <w:pPr>
-              <w:spacing w:after="200" w:line="276" w:lineRule="auto"/>
+              <w:t>4</w:t>
+            </w:r>
+            <w:r>
               <w:rPr>
                 <w:lang w:val="en-US"/>
               </w:rPr>
-            </w:pPr>
-            <w:r>
-              <w:rPr>
-                <w:lang w:val="en-US"/>
-              </w:rPr>
-              <w:t>ID</w:t>
-            </w:r>
-          </w:p>
-        </w:tc>
-        <w:tc>
-          <w:tcPr>
-            <w:tcW w:w="7527" w:type="dxa"/>
-          </w:tcPr>
-          <w:p>
-            <w:pPr>
-              <w:spacing w:after="200" w:line="276" w:lineRule="auto"/>
-              <w:rPr>
-                <w:lang w:val="en-US"/>
-              </w:rPr>
-            </w:pPr>
-            <w:r>
-              <w:rPr>
-                <w:lang w:val="en-US"/>
-              </w:rPr>
-              <w:t>4</w:t>
-            </w:r>
-            <w:r>
-              <w:rPr>
-                <w:lang w:val="en-US"/>
-              </w:rPr>
-              <w:t>.1</w:t>
+              <w:t>.4</w:t>
             </w:r>
           </w:p>
         </w:tc>
@@ -2961,7 +4303,7 @@
           </w:tcPr>
           <w:p>
             <w:r>
-              <w:t>Kaufvertrag - Zustandekommen</w:t>
+              <w:t>Eigentumsübergang</w:t>
             </w:r>
           </w:p>
         </w:tc>
@@ -3001,7 +4343,7 @@
           </w:tcPr>
           <w:p>
             <w:r>
-              <w:t>Geben Sie an, zu welchem Zeitpunkt der Kaufvertrag zustande gekommen ist. Tragen Sie das Datum im Format TT.MM.20xx ein.</w:t>
+              <w:t>Geben Sie an, zu welchem Zeitpunkt die Livingston GmbH Eigentümerin der Bürostühle geworden ist. Tragen Sie das Datum im Format TT.MM.20xx ein.</w:t>
             </w:r>
           </w:p>
           <w:p/>
@@ -3213,7 +4555,7 @@
               <w:rPr>
                 <w:lang w:val="en-US"/>
               </w:rPr>
-              <w:t>.2</w:t>
+              <w:t>.5</w:t>
             </w:r>
           </w:p>
         </w:tc>
@@ -3235,7 +4577,7 @@
           </w:tcPr>
           <w:p>
             <w:r>
-              <w:t>Angebot - Versandkosten</w:t>
+              <w:t>Anfechtbarkeit/Nichtigkeit/Ungültigkeit</w:t>
             </w:r>
           </w:p>
         </w:tc>
@@ -3275,7 +4617,7 @@
           </w:tcPr>
           <w:p>
             <w:r>
-              <w:t>Das Angebot der INN-Büro GmbH in der Fachzeitschrift beinhaltete keine Angaben zu den Versandkosten. Mit welcher Klausel wird die gesetzliche Regelung beim Versendungskauf richtig beschrieben?</w:t>
+              <w:t>Die fehlende Zahlung hätte die INN-Büro GmbH notfalls einklagen müssen. Vor welchem Gericht hätte sie klagen müssen, wenn der gesetzliche Gerichtsstand gilt?</w:t>
             </w:r>
           </w:p>
           <w:p/>
@@ -3289,6 +4631,7 @@
           </w:tcPr>
           <w:p>
             <w:r>
+              <w:lastRenderedPageBreak/>
               <w:t>Lösungsmöglichkeit/Hinweis (optional)</w:t>
             </w:r>
           </w:p>
@@ -3325,7 +4668,6 @@
           </w:tcPr>
           <w:p>
             <w:r>
-              <w:lastRenderedPageBreak/>
               <w:t>Schwierigkeitsgrad</w:t>
             </w:r>
           </w:p>
@@ -3398,7 +4740,7 @@
           </w:tcPr>
           <w:p>
             <w:r>
-              <w:t>Angebot</w:t>
+              <w:t>Kaufvertrag</w:t>
             </w:r>
           </w:p>
         </w:tc>
@@ -3425,7 +4767,16 @@
             <w:tcW w:w="2660" w:type="dxa"/>
           </w:tcPr>
           <w:p>
-            <w:r>
+            <w:pPr>
+              <w:spacing w:after="200" w:line="276" w:lineRule="auto"/>
+              <w:rPr>
+                <w:lang w:val="en-US"/>
+              </w:rPr>
+            </w:pPr>
+            <w:r>
+              <w:rPr>
+                <w:lang w:val="en-US"/>
+              </w:rPr>
               <w:t>ID</w:t>
             </w:r>
           </w:p>
@@ -3435,11 +4786,23 @@
             <w:tcW w:w="7527" w:type="dxa"/>
           </w:tcPr>
           <w:p>
-            <w:r>
+            <w:pPr>
+              <w:spacing w:after="200" w:line="276" w:lineRule="auto"/>
+              <w:rPr>
+                <w:lang w:val="en-US"/>
+              </w:rPr>
+            </w:pPr>
+            <w:r>
+              <w:rPr>
+                <w:lang w:val="en-US"/>
+              </w:rPr>
               <w:t>4</w:t>
             </w:r>
             <w:r>
-              <w:t>.3</w:t>
+              <w:rPr>
+                <w:lang w:val="en-US"/>
+              </w:rPr>
+              <w:t>.6</w:t>
             </w:r>
           </w:p>
         </w:tc>
@@ -3461,7 +4824,7 @@
           </w:tcPr>
           <w:p>
             <w:r>
-              <w:t>Skonto</w:t>
+              <w:t>Kaufvertragsstörung - Schlechtleistung</w:t>
             </w:r>
           </w:p>
         </w:tc>
@@ -3501,7 +4864,19 @@
           </w:tcPr>
           <w:p>
             <w:r>
-              <w:t>Erläutern Sie einen Vorteil für die INN-Büro GmbH, der durch die Gewährung von Skonto erreicht werden soll.</w:t>
+              <w:t xml:space="preserve">Aufgrund der Mängelrüge der Livingston GmbH werden Sie beauftragt, beim Kunden anzurufen. </w:t>
+            </w:r>
+          </w:p>
+          <w:p/>
+          <w:p>
+            <w:r>
+              <w:t xml:space="preserve">Bei der Kontaktaufnahme stellen Sie fest, dass der Kunde sehr verärgert ist. Wie verhalten Sie sich in dieser Situation kundenorientiert? </w:t>
+            </w:r>
+          </w:p>
+          <w:p/>
+          <w:p>
+            <w:r>
+              <w:t>Geben Sie 3 angemessene Verhaltensweisen an.</w:t>
             </w:r>
           </w:p>
           <w:p/>
@@ -3569,11 +4944,7 @@
           <w:tcPr>
             <w:tcW w:w="7527" w:type="dxa"/>
           </w:tcPr>
-          <w:p>
-            <w:r>
-              <w:t>Skonto, Freitext</w:t>
-            </w:r>
-          </w:p>
+          <w:p/>
         </w:tc>
       </w:tr>
       <w:tr>
@@ -3593,7 +4964,7 @@
           </w:tcPr>
           <w:p>
             <w:r>
-              <w:t>leicht</w:t>
+              <w:t>mittel</w:t>
             </w:r>
           </w:p>
         </w:tc>
@@ -3615,7 +4986,7 @@
           </w:tcPr>
           <w:p>
             <w:r>
-              <w:t>4</w:t>
+              <w:t>6</w:t>
             </w:r>
           </w:p>
         </w:tc>
@@ -3655,7 +5026,7 @@
           </w:tcPr>
           <w:p>
             <w:r>
-              <w:t>Skonto</w:t>
+              <w:t>Kaufvertrag</w:t>
             </w:r>
           </w:p>
         </w:tc>
@@ -3711,13 +5082,7 @@
               <w:rPr>
                 <w:lang w:val="en-US"/>
               </w:rPr>
-              <w:t>4</w:t>
-            </w:r>
-            <w:r>
-              <w:rPr>
-                <w:lang w:val="en-US"/>
-              </w:rPr>
-              <w:t>.4</w:t>
+              <w:t>5.0</w:t>
             </w:r>
           </w:p>
         </w:tc>
@@ -3739,7 +5104,7 @@
           </w:tcPr>
           <w:p>
             <w:r>
-              <w:t>Eigentumsübergang</w:t>
+              <w:t>Industriekalkulation</w:t>
             </w:r>
           </w:p>
         </w:tc>
@@ -3759,6 +5124,74 @@
           <w:tcPr>
             <w:tcW w:w="7527" w:type="dxa"/>
           </w:tcPr>
+          <w:p>
+            <w:r>
+              <w:t>Die INN-Büro GmbH bietet Sonder-Ausgaben ihrer Auswahl hochwertiger Schreibtische an. Ein neuer Kunde, die GoroTech UG, bittet um ein Angebot für den Schreibtisch '</w:t>
+            </w:r>
+            <w:proofErr w:type="spellStart"/>
+            <w:r>
+              <w:t>ErgoDesk</w:t>
+            </w:r>
+            <w:proofErr w:type="spellEnd"/>
+            <w:r>
+              <w:t>' in der Variante mit Tischplatte aus Walnuss-Holz, Edelstahl-Rahmen und -Untergestell.</w:t>
+            </w:r>
+          </w:p>
+          <w:p/>
+          <w:p>
+            <w:r>
+              <w:t>Aus der Produktion erhalten Sie die Information, dass die Fertigungszeit 8 Stunden beträgt. Der Fertigungskostensatz liegt 18,50 €/Stunde. Das Fertigungsmaterial wird in der Summe mit 434,00 € veranschlagt.</w:t>
+            </w:r>
+          </w:p>
+          <w:p/>
+          <w:p>
+            <w:r>
+              <w:t>Darüber hinaus stehen Ihnen folgende Informationen zur Verfügung:</w:t>
+            </w:r>
+          </w:p>
+          <w:p/>
+          <w:p>
+            <w:r>
+              <w:t>38 % Materialgemeinkostenzuschlagssatz</w:t>
+            </w:r>
+          </w:p>
+          <w:p>
+            <w:r>
+              <w:t>46 % Fertigungsgemeinkostenzuschlagssatz</w:t>
+            </w:r>
+          </w:p>
+          <w:p>
+            <w:r>
+              <w:t>10 % Verwaltungsgemeinkostenzuschlagssatz und</w:t>
+            </w:r>
+          </w:p>
+          <w:p>
+            <w:r>
+              <w:t>18 % Vertriebsgemeinkostenzuschlagssatz.</w:t>
+            </w:r>
+          </w:p>
+          <w:p/>
+          <w:p>
+            <w:r>
+              <w:t>Für die Preiskalkulationen liegen Ihnen folgende Richtwerte vor:</w:t>
+            </w:r>
+          </w:p>
+          <w:p/>
+          <w:p>
+            <w:r>
+              <w:t>Gewinn: 30 %</w:t>
+            </w:r>
+          </w:p>
+          <w:p>
+            <w:r>
+              <w:t>Kundenskonto: 3 %</w:t>
+            </w:r>
+          </w:p>
+          <w:p>
+            <w:r>
+              <w:t>Kundenrabatt: 5 % (für Neukunden)</w:t>
+            </w:r>
+          </w:p>
           <w:p/>
         </w:tc>
       </w:tr>
@@ -3769,6 +5202,7 @@
           </w:tcPr>
           <w:p>
             <w:r>
+              <w:lastRenderedPageBreak/>
               <w:t>Aufgabenstellung (Pflicht)</w:t>
             </w:r>
           </w:p>
@@ -3779,7 +5213,21 @@
           </w:tcPr>
           <w:p>
             <w:r>
-              <w:t>Geben Sie an, zu welchem Zeitpunkt die Livingston GmbH Eigentümerin der Bürostühle geworden ist. Tragen Sie das Datum im Format TT.MM.20xx ein.</w:t>
+              <w:t>Berechnen Sie die Selbstkosten für die Sonder-Ausgabe des Schreibtisches '</w:t>
+            </w:r>
+            <w:proofErr w:type="spellStart"/>
+            <w:r>
+              <w:t>ErgoDesk</w:t>
+            </w:r>
+            <w:proofErr w:type="spellEnd"/>
+            <w:r>
+              <w:t xml:space="preserve">' in Walnuss-Holz/Edelstahl sowie den Listenverkaufspreis (netto). </w:t>
+            </w:r>
+          </w:p>
+          <w:p/>
+          <w:p>
+            <w:r>
+              <w:t>Platz für Kalkulationen</w:t>
             </w:r>
           </w:p>
           <w:p/>
@@ -3867,7 +5315,7 @@
           </w:tcPr>
           <w:p>
             <w:r>
-              <w:t>leicht</w:t>
+              <w:t>mittel</w:t>
             </w:r>
           </w:p>
         </w:tc>
@@ -3889,7 +5337,7 @@
           </w:tcPr>
           <w:p>
             <w:r>
-              <w:t>4</w:t>
+              <w:t>24</w:t>
             </w:r>
           </w:p>
         </w:tc>
@@ -3901,891 +5349,6 @@
           </w:tcPr>
           <w:p>
             <w:r>
-              <w:lastRenderedPageBreak/>
-              <w:t>Quelle/Kommentar (optional)</w:t>
-            </w:r>
-          </w:p>
-        </w:tc>
-        <w:tc>
-          <w:tcPr>
-            <w:tcW w:w="7527" w:type="dxa"/>
-          </w:tcPr>
-          <w:p/>
-        </w:tc>
-      </w:tr>
-      <w:tr>
-        <w:tc>
-          <w:tcPr>
-            <w:tcW w:w="2660" w:type="dxa"/>
-          </w:tcPr>
-          <w:p>
-            <w:r>
-              <w:t>Kategorie</w:t>
-            </w:r>
-          </w:p>
-        </w:tc>
-        <w:tc>
-          <w:tcPr>
-            <w:tcW w:w="7527" w:type="dxa"/>
-          </w:tcPr>
-          <w:p>
-            <w:r>
-              <w:t>Kaufvertrag</w:t>
-            </w:r>
-          </w:p>
-        </w:tc>
-      </w:tr>
-    </w:tbl>
-    <w:p>
-      <w:pPr>
-        <w:spacing w:after="160"/>
-      </w:pPr>
-    </w:p>
-    <w:tbl>
-      <w:tblPr>
-        <w:tblStyle w:val="Tabellenraster"/>
-        <w:tblW w:w="5000" w:type="pct"/>
-        <w:tblLook w:val="04A0" w:firstRow="1" w:lastRow="0" w:firstColumn="1" w:lastColumn="0" w:noHBand="0" w:noVBand="1"/>
-      </w:tblPr>
-      <w:tblGrid>
-        <w:gridCol w:w="2737"/>
-        <w:gridCol w:w="7450"/>
-      </w:tblGrid>
-      <w:tr>
-        <w:tc>
-          <w:tcPr>
-            <w:tcW w:w="2660" w:type="dxa"/>
-          </w:tcPr>
-          <w:p>
-            <w:pPr>
-              <w:spacing w:after="200" w:line="276" w:lineRule="auto"/>
-              <w:rPr>
-                <w:lang w:val="en-US"/>
-              </w:rPr>
-            </w:pPr>
-            <w:r>
-              <w:rPr>
-                <w:lang w:val="en-US"/>
-              </w:rPr>
-              <w:t>ID</w:t>
-            </w:r>
-          </w:p>
-        </w:tc>
-        <w:tc>
-          <w:tcPr>
-            <w:tcW w:w="7527" w:type="dxa"/>
-          </w:tcPr>
-          <w:p>
-            <w:pPr>
-              <w:spacing w:after="200" w:line="276" w:lineRule="auto"/>
-              <w:rPr>
-                <w:lang w:val="en-US"/>
-              </w:rPr>
-            </w:pPr>
-            <w:r>
-              <w:rPr>
-                <w:lang w:val="en-US"/>
-              </w:rPr>
-              <w:t>4</w:t>
-            </w:r>
-            <w:r>
-              <w:rPr>
-                <w:lang w:val="en-US"/>
-              </w:rPr>
-              <w:t>.5</w:t>
-            </w:r>
-          </w:p>
-        </w:tc>
-      </w:tr>
-      <w:tr>
-        <w:tc>
-          <w:tcPr>
-            <w:tcW w:w="2660" w:type="dxa"/>
-          </w:tcPr>
-          <w:p>
-            <w:r>
-              <w:t>Titel</w:t>
-            </w:r>
-          </w:p>
-        </w:tc>
-        <w:tc>
-          <w:tcPr>
-            <w:tcW w:w="7527" w:type="dxa"/>
-          </w:tcPr>
-          <w:p>
-            <w:r>
-              <w:t>Anfechtbarkeit/Nichtigkeit/Ungültigkeit</w:t>
-            </w:r>
-          </w:p>
-        </w:tc>
-      </w:tr>
-      <w:tr>
-        <w:tc>
-          <w:tcPr>
-            <w:tcW w:w="2660" w:type="dxa"/>
-          </w:tcPr>
-          <w:p>
-            <w:r>
-              <w:t>Intro/Einleitung (optional)</w:t>
-            </w:r>
-          </w:p>
-        </w:tc>
-        <w:tc>
-          <w:tcPr>
-            <w:tcW w:w="7527" w:type="dxa"/>
-          </w:tcPr>
-          <w:p/>
-        </w:tc>
-      </w:tr>
-      <w:tr>
-        <w:tc>
-          <w:tcPr>
-            <w:tcW w:w="2660" w:type="dxa"/>
-          </w:tcPr>
-          <w:p>
-            <w:r>
-              <w:t>Aufgabenstellung (Pflicht)</w:t>
-            </w:r>
-          </w:p>
-        </w:tc>
-        <w:tc>
-          <w:tcPr>
-            <w:tcW w:w="7527" w:type="dxa"/>
-          </w:tcPr>
-          <w:p>
-            <w:r>
-              <w:t>Die fehlende Zahlung hätte die INN-Büro GmbH notfalls einklagen müssen. Vor welchem Gericht hätte sie klagen müssen, wenn der gesetzliche Gerichtsstand gilt?</w:t>
-            </w:r>
-          </w:p>
-          <w:p/>
-          <w:p/>
-        </w:tc>
-      </w:tr>
-      <w:tr>
-        <w:tc>
-          <w:tcPr>
-            <w:tcW w:w="2660" w:type="dxa"/>
-          </w:tcPr>
-          <w:p>
-            <w:r>
-              <w:t>Lösungsmöglichkeit/Hinweis (optional)</w:t>
-            </w:r>
-          </w:p>
-        </w:tc>
-        <w:tc>
-          <w:tcPr>
-            <w:tcW w:w="7527" w:type="dxa"/>
-          </w:tcPr>
-          <w:p/>
-        </w:tc>
-      </w:tr>
-      <w:tr>
-        <w:tc>
-          <w:tcPr>
-            <w:tcW w:w="2660" w:type="dxa"/>
-          </w:tcPr>
-          <w:p>
-            <w:r>
-              <w:t>Schlagworte (kommagetrennt)</w:t>
-            </w:r>
-          </w:p>
-        </w:tc>
-        <w:tc>
-          <w:tcPr>
-            <w:tcW w:w="7527" w:type="dxa"/>
-          </w:tcPr>
-          <w:p/>
-        </w:tc>
-      </w:tr>
-      <w:tr>
-        <w:tc>
-          <w:tcPr>
-            <w:tcW w:w="2660" w:type="dxa"/>
-          </w:tcPr>
-          <w:p>
-            <w:r>
-              <w:t>Schwierigkeitsgrad</w:t>
-            </w:r>
-          </w:p>
-        </w:tc>
-        <w:tc>
-          <w:tcPr>
-            <w:tcW w:w="7527" w:type="dxa"/>
-          </w:tcPr>
-          <w:p>
-            <w:r>
-              <w:t>leicht</w:t>
-            </w:r>
-          </w:p>
-        </w:tc>
-      </w:tr>
-      <w:tr>
-        <w:tc>
-          <w:tcPr>
-            <w:tcW w:w="2660" w:type="dxa"/>
-          </w:tcPr>
-          <w:p>
-            <w:r>
-              <w:t>Punkte (optional)</w:t>
-            </w:r>
-          </w:p>
-        </w:tc>
-        <w:tc>
-          <w:tcPr>
-            <w:tcW w:w="7527" w:type="dxa"/>
-          </w:tcPr>
-          <w:p>
-            <w:r>
-              <w:t>2</w:t>
-            </w:r>
-          </w:p>
-        </w:tc>
-      </w:tr>
-      <w:tr>
-        <w:tc>
-          <w:tcPr>
-            <w:tcW w:w="2660" w:type="dxa"/>
-          </w:tcPr>
-          <w:p>
-            <w:r>
-              <w:t>Quelle/Kommentar (optional)</w:t>
-            </w:r>
-          </w:p>
-        </w:tc>
-        <w:tc>
-          <w:tcPr>
-            <w:tcW w:w="7527" w:type="dxa"/>
-          </w:tcPr>
-          <w:p/>
-        </w:tc>
-      </w:tr>
-      <w:tr>
-        <w:tc>
-          <w:tcPr>
-            <w:tcW w:w="2660" w:type="dxa"/>
-          </w:tcPr>
-          <w:p>
-            <w:r>
-              <w:t>Kategorie</w:t>
-            </w:r>
-          </w:p>
-        </w:tc>
-        <w:tc>
-          <w:tcPr>
-            <w:tcW w:w="7527" w:type="dxa"/>
-          </w:tcPr>
-          <w:p>
-            <w:r>
-              <w:t>Kaufvertrag</w:t>
-            </w:r>
-          </w:p>
-        </w:tc>
-      </w:tr>
-    </w:tbl>
-    <w:p>
-      <w:pPr>
-        <w:spacing w:after="160"/>
-      </w:pPr>
-    </w:p>
-    <w:tbl>
-      <w:tblPr>
-        <w:tblStyle w:val="Tabellenraster"/>
-        <w:tblW w:w="5000" w:type="pct"/>
-        <w:tblLook w:val="04A0" w:firstRow="1" w:lastRow="0" w:firstColumn="1" w:lastColumn="0" w:noHBand="0" w:noVBand="1"/>
-      </w:tblPr>
-      <w:tblGrid>
-        <w:gridCol w:w="2737"/>
-        <w:gridCol w:w="7450"/>
-      </w:tblGrid>
-      <w:tr>
-        <w:tc>
-          <w:tcPr>
-            <w:tcW w:w="2660" w:type="dxa"/>
-          </w:tcPr>
-          <w:p>
-            <w:pPr>
-              <w:spacing w:after="200" w:line="276" w:lineRule="auto"/>
-              <w:rPr>
-                <w:lang w:val="en-US"/>
-              </w:rPr>
-            </w:pPr>
-            <w:r>
-              <w:rPr>
-                <w:lang w:val="en-US"/>
-              </w:rPr>
-              <w:t>ID</w:t>
-            </w:r>
-          </w:p>
-        </w:tc>
-        <w:tc>
-          <w:tcPr>
-            <w:tcW w:w="7527" w:type="dxa"/>
-          </w:tcPr>
-          <w:p>
-            <w:pPr>
-              <w:spacing w:after="200" w:line="276" w:lineRule="auto"/>
-              <w:rPr>
-                <w:lang w:val="en-US"/>
-              </w:rPr>
-            </w:pPr>
-            <w:r>
-              <w:rPr>
-                <w:lang w:val="en-US"/>
-              </w:rPr>
-              <w:t>4</w:t>
-            </w:r>
-            <w:r>
-              <w:rPr>
-                <w:lang w:val="en-US"/>
-              </w:rPr>
-              <w:t>.6</w:t>
-            </w:r>
-          </w:p>
-        </w:tc>
-      </w:tr>
-      <w:tr>
-        <w:tc>
-          <w:tcPr>
-            <w:tcW w:w="2660" w:type="dxa"/>
-          </w:tcPr>
-          <w:p>
-            <w:r>
-              <w:t>Titel</w:t>
-            </w:r>
-          </w:p>
-        </w:tc>
-        <w:tc>
-          <w:tcPr>
-            <w:tcW w:w="7527" w:type="dxa"/>
-          </w:tcPr>
-          <w:p>
-            <w:r>
-              <w:t>Kaufvertragsstörung - Schlechtleistung</w:t>
-            </w:r>
-          </w:p>
-        </w:tc>
-      </w:tr>
-      <w:tr>
-        <w:tc>
-          <w:tcPr>
-            <w:tcW w:w="2660" w:type="dxa"/>
-          </w:tcPr>
-          <w:p>
-            <w:r>
-              <w:t>Intro/Einleitung (optional)</w:t>
-            </w:r>
-          </w:p>
-        </w:tc>
-        <w:tc>
-          <w:tcPr>
-            <w:tcW w:w="7527" w:type="dxa"/>
-          </w:tcPr>
-          <w:p/>
-        </w:tc>
-      </w:tr>
-      <w:tr>
-        <w:tc>
-          <w:tcPr>
-            <w:tcW w:w="2660" w:type="dxa"/>
-          </w:tcPr>
-          <w:p>
-            <w:r>
-              <w:t>Aufgabenstellung (Pflicht)</w:t>
-            </w:r>
-          </w:p>
-        </w:tc>
-        <w:tc>
-          <w:tcPr>
-            <w:tcW w:w="7527" w:type="dxa"/>
-          </w:tcPr>
-          <w:p>
-            <w:r>
-              <w:t xml:space="preserve">Aufgrund der Mängelrüge der Livingston GmbH werden Sie beauftragt, beim Kunden anzurufen. </w:t>
-            </w:r>
-          </w:p>
-          <w:p/>
-          <w:p>
-            <w:r>
-              <w:t xml:space="preserve">Bei der Kontaktaufnahme stellen Sie fest, dass der Kunde sehr verärgert ist. Wie verhalten Sie sich in dieser Situation kundenorientiert? </w:t>
-            </w:r>
-          </w:p>
-          <w:p/>
-          <w:p>
-            <w:r>
-              <w:t>Geben Sie 3 angemessene Verhaltensweisen an.</w:t>
-            </w:r>
-          </w:p>
-          <w:p/>
-          <w:tbl>
-            <w:tblPr>
-              <w:tblStyle w:val="Tabellenraster"/>
-              <w:tblW w:w="5000" w:type="pct"/>
-              <w:tblLook w:val="04A0" w:firstRow="1" w:lastRow="0" w:firstColumn="1" w:lastColumn="0" w:noHBand="0" w:noVBand="1"/>
-            </w:tblPr>
-            <w:tblGrid>
-              <w:gridCol w:w="7234"/>
-            </w:tblGrid>
-            <w:tr>
-              <w:trPr>
-                <w:trHeight w:val="1417"/>
-              </w:trPr>
-              <w:tc>
-                <w:tcPr>
-                  <w:tcW w:w="4089" w:type="dxa"/>
-                  <w:tcBorders>
-                    <w:top w:val="nil"/>
-                    <w:left w:val="nil"/>
-                    <w:bottom w:val="single" w:sz="4" w:space="0" w:color="auto"/>
-                    <w:right w:val="nil"/>
-                  </w:tcBorders>
-                  <w:shd w:val="clear" w:color="auto" w:fill="FDE9D9" w:themeFill="accent6" w:themeFillTint="33"/>
-                </w:tcPr>
-                <w:p/>
-              </w:tc>
-            </w:tr>
-          </w:tbl>
-          <w:p/>
-        </w:tc>
-      </w:tr>
-      <w:tr>
-        <w:tc>
-          <w:tcPr>
-            <w:tcW w:w="2660" w:type="dxa"/>
-          </w:tcPr>
-          <w:p>
-            <w:r>
-              <w:t>Lösungsmöglichkeit/Hinweis (optional)</w:t>
-            </w:r>
-          </w:p>
-        </w:tc>
-        <w:tc>
-          <w:tcPr>
-            <w:tcW w:w="7527" w:type="dxa"/>
-          </w:tcPr>
-          <w:p/>
-        </w:tc>
-      </w:tr>
-      <w:tr>
-        <w:tc>
-          <w:tcPr>
-            <w:tcW w:w="2660" w:type="dxa"/>
-          </w:tcPr>
-          <w:p>
-            <w:r>
-              <w:t>Schlagworte (kommagetrennt)</w:t>
-            </w:r>
-          </w:p>
-        </w:tc>
-        <w:tc>
-          <w:tcPr>
-            <w:tcW w:w="7527" w:type="dxa"/>
-          </w:tcPr>
-          <w:p/>
-        </w:tc>
-      </w:tr>
-      <w:tr>
-        <w:tc>
-          <w:tcPr>
-            <w:tcW w:w="2660" w:type="dxa"/>
-          </w:tcPr>
-          <w:p>
-            <w:r>
-              <w:t>Schwierigkeitsgrad</w:t>
-            </w:r>
-          </w:p>
-        </w:tc>
-        <w:tc>
-          <w:tcPr>
-            <w:tcW w:w="7527" w:type="dxa"/>
-          </w:tcPr>
-          <w:p>
-            <w:r>
-              <w:t>mittel</w:t>
-            </w:r>
-          </w:p>
-        </w:tc>
-      </w:tr>
-      <w:tr>
-        <w:tc>
-          <w:tcPr>
-            <w:tcW w:w="2660" w:type="dxa"/>
-          </w:tcPr>
-          <w:p>
-            <w:r>
-              <w:lastRenderedPageBreak/>
-              <w:t>Punkte (optional)</w:t>
-            </w:r>
-          </w:p>
-        </w:tc>
-        <w:tc>
-          <w:tcPr>
-            <w:tcW w:w="7527" w:type="dxa"/>
-          </w:tcPr>
-          <w:p>
-            <w:r>
-              <w:t>6</w:t>
-            </w:r>
-          </w:p>
-        </w:tc>
-      </w:tr>
-      <w:tr>
-        <w:tc>
-          <w:tcPr>
-            <w:tcW w:w="2660" w:type="dxa"/>
-          </w:tcPr>
-          <w:p>
-            <w:r>
-              <w:t>Quelle/Kommentar (optional)</w:t>
-            </w:r>
-          </w:p>
-        </w:tc>
-        <w:tc>
-          <w:tcPr>
-            <w:tcW w:w="7527" w:type="dxa"/>
-          </w:tcPr>
-          <w:p/>
-        </w:tc>
-      </w:tr>
-      <w:tr>
-        <w:tc>
-          <w:tcPr>
-            <w:tcW w:w="2660" w:type="dxa"/>
-          </w:tcPr>
-          <w:p>
-            <w:r>
-              <w:t>Kategorie</w:t>
-            </w:r>
-          </w:p>
-        </w:tc>
-        <w:tc>
-          <w:tcPr>
-            <w:tcW w:w="7527" w:type="dxa"/>
-          </w:tcPr>
-          <w:p>
-            <w:r>
-              <w:t>Kaufvertrag</w:t>
-            </w:r>
-          </w:p>
-        </w:tc>
-      </w:tr>
-    </w:tbl>
-    <w:p>
-      <w:pPr>
-        <w:spacing w:after="160"/>
-      </w:pPr>
-    </w:p>
-    <w:tbl>
-      <w:tblPr>
-        <w:tblStyle w:val="Tabellenraster"/>
-        <w:tblW w:w="5000" w:type="pct"/>
-        <w:tblLook w:val="04A0" w:firstRow="1" w:lastRow="0" w:firstColumn="1" w:lastColumn="0" w:noHBand="0" w:noVBand="1"/>
-      </w:tblPr>
-      <w:tblGrid>
-        <w:gridCol w:w="2737"/>
-        <w:gridCol w:w="7450"/>
-      </w:tblGrid>
-      <w:tr>
-        <w:tc>
-          <w:tcPr>
-            <w:tcW w:w="2660" w:type="dxa"/>
-          </w:tcPr>
-          <w:p>
-            <w:pPr>
-              <w:spacing w:after="200" w:line="276" w:lineRule="auto"/>
-              <w:rPr>
-                <w:lang w:val="en-US"/>
-              </w:rPr>
-            </w:pPr>
-            <w:r>
-              <w:rPr>
-                <w:lang w:val="en-US"/>
-              </w:rPr>
-              <w:t>ID</w:t>
-            </w:r>
-          </w:p>
-        </w:tc>
-        <w:tc>
-          <w:tcPr>
-            <w:tcW w:w="7527" w:type="dxa"/>
-          </w:tcPr>
-          <w:p>
-            <w:pPr>
-              <w:spacing w:after="200" w:line="276" w:lineRule="auto"/>
-              <w:rPr>
-                <w:lang w:val="en-US"/>
-              </w:rPr>
-            </w:pPr>
-            <w:r>
-              <w:rPr>
-                <w:lang w:val="en-US"/>
-              </w:rPr>
-              <w:t>5.0</w:t>
-            </w:r>
-          </w:p>
-        </w:tc>
-      </w:tr>
-      <w:tr>
-        <w:tc>
-          <w:tcPr>
-            <w:tcW w:w="2660" w:type="dxa"/>
-          </w:tcPr>
-          <w:p>
-            <w:r>
-              <w:t>Titel</w:t>
-            </w:r>
-          </w:p>
-        </w:tc>
-        <w:tc>
-          <w:tcPr>
-            <w:tcW w:w="7527" w:type="dxa"/>
-          </w:tcPr>
-          <w:p>
-            <w:r>
-              <w:t>Industriekalkulation</w:t>
-            </w:r>
-          </w:p>
-        </w:tc>
-      </w:tr>
-      <w:tr>
-        <w:tc>
-          <w:tcPr>
-            <w:tcW w:w="2660" w:type="dxa"/>
-          </w:tcPr>
-          <w:p>
-            <w:r>
-              <w:t>Intro/Einleitung (optional)</w:t>
-            </w:r>
-          </w:p>
-        </w:tc>
-        <w:tc>
-          <w:tcPr>
-            <w:tcW w:w="7527" w:type="dxa"/>
-          </w:tcPr>
-          <w:p>
-            <w:r>
-              <w:t>Die INN-Büro GmbH bietet Sonder-Ausgaben ihrer Auswahl hochwertiger Schreibtische an. Ein neuer Kunde, die GoroTech UG, bittet um ein Angebot für den Schreibtisch '</w:t>
-            </w:r>
-            <w:proofErr w:type="spellStart"/>
-            <w:r>
-              <w:t>ErgoDesk</w:t>
-            </w:r>
-            <w:proofErr w:type="spellEnd"/>
-            <w:r>
-              <w:t>' in der Variante mit Tischplatte aus Walnuss-Holz, Edelstahl-Rahmen und -Untergestell.</w:t>
-            </w:r>
-          </w:p>
-          <w:p/>
-          <w:p>
-            <w:r>
-              <w:t>Aus der Produktion erhalten Sie die Information, dass die Fertigungszeit 8 Stunden beträgt. Der Fertigungskostensatz liegt 18,50 €/Stunde. Das Fertigungsmaterial wird in der Summe mit 434,00 € veranschlagt.</w:t>
-            </w:r>
-          </w:p>
-          <w:p/>
-          <w:p>
-            <w:r>
-              <w:t>Darüber hinaus stehen Ihnen folgende Informationen zur Verfügung:</w:t>
-            </w:r>
-          </w:p>
-          <w:p/>
-          <w:p>
-            <w:r>
-              <w:t>38 % Materialgemeinkostenzuschlagssatz</w:t>
-            </w:r>
-          </w:p>
-          <w:p>
-            <w:r>
-              <w:t>46 % Fertigungsgemeinkostenzuschlagssatz</w:t>
-            </w:r>
-          </w:p>
-          <w:p>
-            <w:r>
-              <w:t>10 % Verwaltungsgemeinkostenzuschlagssatz und</w:t>
-            </w:r>
-          </w:p>
-          <w:p>
-            <w:r>
-              <w:t>18 % Vertriebsgemeinkostenzuschlagssatz.</w:t>
-            </w:r>
-          </w:p>
-          <w:p/>
-          <w:p>
-            <w:r>
-              <w:t>Für die Preiskalkulationen liegen Ihnen folgende Richtwerte vor:</w:t>
-            </w:r>
-          </w:p>
-          <w:p/>
-          <w:p>
-            <w:r>
-              <w:t>Gewinn: 30 %</w:t>
-            </w:r>
-          </w:p>
-          <w:p>
-            <w:r>
-              <w:t>Kundenskonto: 3 %</w:t>
-            </w:r>
-          </w:p>
-          <w:p>
-            <w:r>
-              <w:t>Kundenrabatt: 5 % (für Neukunden)</w:t>
-            </w:r>
-          </w:p>
-          <w:p/>
-        </w:tc>
-      </w:tr>
-      <w:tr>
-        <w:tc>
-          <w:tcPr>
-            <w:tcW w:w="2660" w:type="dxa"/>
-          </w:tcPr>
-          <w:p>
-            <w:r>
-              <w:t>Aufgabenstellung (Pflicht)</w:t>
-            </w:r>
-          </w:p>
-        </w:tc>
-        <w:tc>
-          <w:tcPr>
-            <w:tcW w:w="7527" w:type="dxa"/>
-          </w:tcPr>
-          <w:p>
-            <w:r>
-              <w:t>Berechnen Sie die Selbstkosten für die Sonder-Ausgabe des Schreibtisches '</w:t>
-            </w:r>
-            <w:proofErr w:type="spellStart"/>
-            <w:r>
-              <w:t>ErgoDesk</w:t>
-            </w:r>
-            <w:proofErr w:type="spellEnd"/>
-            <w:r>
-              <w:t xml:space="preserve">' in Walnuss-Holz/Edelstahl sowie den Listenverkaufspreis (netto). </w:t>
-            </w:r>
-          </w:p>
-          <w:p/>
-          <w:p>
-            <w:r>
-              <w:t>Platz für Kalkulationen</w:t>
-            </w:r>
-          </w:p>
-          <w:p/>
-          <w:tbl>
-            <w:tblPr>
-              <w:tblStyle w:val="Tabellenraster"/>
-              <w:tblW w:w="5000" w:type="pct"/>
-              <w:tblLook w:val="04A0" w:firstRow="1" w:lastRow="0" w:firstColumn="1" w:lastColumn="0" w:noHBand="0" w:noVBand="1"/>
-            </w:tblPr>
-            <w:tblGrid>
-              <w:gridCol w:w="7234"/>
-            </w:tblGrid>
-            <w:tr>
-              <w:trPr>
-                <w:trHeight w:val="1417"/>
-              </w:trPr>
-              <w:tc>
-                <w:tcPr>
-                  <w:tcW w:w="4089" w:type="dxa"/>
-                  <w:tcBorders>
-                    <w:top w:val="nil"/>
-                    <w:left w:val="nil"/>
-                    <w:bottom w:val="single" w:sz="4" w:space="0" w:color="auto"/>
-                    <w:right w:val="nil"/>
-                  </w:tcBorders>
-                  <w:shd w:val="clear" w:color="auto" w:fill="FDE9D9" w:themeFill="accent6" w:themeFillTint="33"/>
-                </w:tcPr>
-                <w:p/>
-              </w:tc>
-            </w:tr>
-          </w:tbl>
-          <w:p/>
-        </w:tc>
-      </w:tr>
-      <w:tr>
-        <w:tc>
-          <w:tcPr>
-            <w:tcW w:w="2660" w:type="dxa"/>
-          </w:tcPr>
-          <w:p>
-            <w:r>
-              <w:t>Lösungsmöglichkeit/Hinweis (optional)</w:t>
-            </w:r>
-          </w:p>
-        </w:tc>
-        <w:tc>
-          <w:tcPr>
-            <w:tcW w:w="7527" w:type="dxa"/>
-          </w:tcPr>
-          <w:p/>
-        </w:tc>
-      </w:tr>
-      <w:tr>
-        <w:tc>
-          <w:tcPr>
-            <w:tcW w:w="2660" w:type="dxa"/>
-          </w:tcPr>
-          <w:p>
-            <w:r>
-              <w:t>Schlagworte (kommagetrennt)</w:t>
-            </w:r>
-          </w:p>
-        </w:tc>
-        <w:tc>
-          <w:tcPr>
-            <w:tcW w:w="7527" w:type="dxa"/>
-          </w:tcPr>
-          <w:p/>
-        </w:tc>
-      </w:tr>
-      <w:tr>
-        <w:tc>
-          <w:tcPr>
-            <w:tcW w:w="2660" w:type="dxa"/>
-          </w:tcPr>
-          <w:p>
-            <w:r>
-              <w:t>Schwierigkeitsgrad</w:t>
-            </w:r>
-          </w:p>
-        </w:tc>
-        <w:tc>
-          <w:tcPr>
-            <w:tcW w:w="7527" w:type="dxa"/>
-          </w:tcPr>
-          <w:p>
-            <w:r>
-              <w:t>mittel</w:t>
-            </w:r>
-          </w:p>
-        </w:tc>
-      </w:tr>
-      <w:tr>
-        <w:tc>
-          <w:tcPr>
-            <w:tcW w:w="2660" w:type="dxa"/>
-          </w:tcPr>
-          <w:p>
-            <w:r>
-              <w:t>Punkte (optional)</w:t>
-            </w:r>
-          </w:p>
-        </w:tc>
-        <w:tc>
-          <w:tcPr>
-            <w:tcW w:w="7527" w:type="dxa"/>
-          </w:tcPr>
-          <w:p>
-            <w:r>
-              <w:t>24</w:t>
-            </w:r>
-          </w:p>
-        </w:tc>
-      </w:tr>
-      <w:tr>
-        <w:tc>
-          <w:tcPr>
-            <w:tcW w:w="2660" w:type="dxa"/>
-          </w:tcPr>
-          <w:p>
-            <w:r>
-              <w:lastRenderedPageBreak/>
               <w:t>Quelle/Kommentar (optional)</w:t>
             </w:r>
           </w:p>
@@ -4991,6 +5554,7 @@
           </w:tcPr>
           <w:p>
             <w:r>
+              <w:lastRenderedPageBreak/>
               <w:t>Lösungsmöglichkeit/Hinweis (optional)</w:t>
             </w:r>
           </w:p>

--- a/data/Aufgaben/Aufgaben_Auftragssteuerung und -koordination.docx
+++ b/data/Aufgaben/Aufgaben_Auftragssteuerung und -koordination.docx
@@ -90,13 +90,8 @@
           </w:tcPr>
           <w:p>
             <w:r>
-              <w:t>Die INN-Büro GmbH hat für die neue Produktlinie '</w:t>
-            </w:r>
-            <w:proofErr w:type="spellStart"/>
-            <w:r>
-              <w:t>FancyCarbon</w:t>
-            </w:r>
-            <w:proofErr w:type="spellEnd"/>
+              <w:t>Die INN-Büro GmbH hat für die neue Produktlinie 'FancyCarbon</w:t>
+            </w:r>
             <w:r>
               <w:t>' geworben. Die Böhmer AG, ein langjähriger Kunde der INN-Büro GmbH, hat aus Norwegen Anfragen zu solchen Produkten erhalten. Einige große Industrieunternehmen benötigen Ausstattungen für Besprechungsräume in edlem Design. Um die INN-Design AG genauer über diese Produkte zu informieren, lädt die INN-Büro GmbH Mitarbeiter aus dem Einkauf und Vertrieb in ihr Unternehmen ein. Sie sind als Mitarbeitende im Verkauf bei diesem Treffen dabei.</w:t>
             </w:r>
@@ -256,7 +251,11 @@
           <w:tcPr>
             <w:tcW w:w="7669" w:type="dxa"/>
           </w:tcPr>
-          <w:p/>
+          <w:p>
+            <w:r>
+              <w:t>LEK AsKoor Id</w:t>
+            </w:r>
+          </w:p>
         </w:tc>
       </w:tr>
       <w:tr>
@@ -446,6 +445,7 @@
                     <w14:uncheckedState w14:val="2610" w14:font="MS Gothic"/>
                   </w14:checkbox>
                 </w:sdtPr>
+                <w:sdtEndPr/>
                 <w:sdtContent>
                   <w:tc>
                     <w:tcPr>
@@ -491,6 +491,7 @@
                     <w14:uncheckedState w14:val="2610" w14:font="MS Gothic"/>
                   </w14:checkbox>
                 </w:sdtPr>
+                <w:sdtEndPr/>
                 <w:sdtContent>
                   <w:tc>
                     <w:tcPr>
@@ -543,6 +544,7 @@
                     <w14:uncheckedState w14:val="2610" w14:font="MS Gothic"/>
                   </w14:checkbox>
                 </w:sdtPr>
+                <w:sdtEndPr/>
                 <w:sdtContent>
                   <w:tc>
                     <w:tcPr>
@@ -594,6 +596,7 @@
                     <w14:uncheckedState w14:val="2610" w14:font="MS Gothic"/>
                   </w14:checkbox>
                 </w:sdtPr>
+                <w:sdtEndPr/>
                 <w:sdtContent>
                   <w:tc>
                     <w:tcPr>
@@ -640,6 +643,7 @@
                     <w14:uncheckedState w14:val="2610" w14:font="MS Gothic"/>
                   </w14:checkbox>
                 </w:sdtPr>
+                <w:sdtEndPr/>
                 <w:sdtContent>
                   <w:tc>
                     <w:tcPr>
@@ -778,7 +782,11 @@
           <w:tcPr>
             <w:tcW w:w="7527" w:type="dxa"/>
           </w:tcPr>
-          <w:p/>
+          <w:p>
+            <w:r>
+              <w:t>LEK AsKoor Id</w:t>
+            </w:r>
+          </w:p>
         </w:tc>
       </w:tr>
       <w:tr>
@@ -1067,7 +1075,12 @@
           <w:tcPr>
             <w:tcW w:w="7527" w:type="dxa"/>
           </w:tcPr>
-          <w:p/>
+          <w:p>
+            <w:r>
+              <w:lastRenderedPageBreak/>
+              <w:t>LEK AsKoor Id</w:t>
+            </w:r>
+          </w:p>
         </w:tc>
       </w:tr>
       <w:tr>
@@ -1692,7 +1705,12 @@
           <w:tcPr>
             <w:tcW w:w="7527" w:type="dxa"/>
           </w:tcPr>
-          <w:p/>
+          <w:p>
+            <w:r>
+              <w:lastRenderedPageBreak/>
+              <w:t>LEK AsKoor Id</w:t>
+            </w:r>
+          </w:p>
         </w:tc>
       </w:tr>
       <w:tr>
@@ -1836,15 +1854,7 @@
           </w:tcPr>
           <w:p>
             <w:r>
-              <w:t>Am 03. März 20xx bittet Sie die Böhmer AG per E-Mail um ein Angebot über 20 Besprechungstische der neuen Produktlinie '</w:t>
-            </w:r>
-            <w:proofErr w:type="spellStart"/>
-            <w:r>
-              <w:t>FancyCarbon</w:t>
-            </w:r>
-            <w:proofErr w:type="spellEnd"/>
-            <w:r>
-              <w:t>'. Sie kalkulieren mit einem Listenverkaufspreis von 400,00 €. Am 06. März 20xx wurde das Angebot für die Böhmer AG über 20 Besprechungstische der neuen Produktlinie versendet.</w:t>
+              <w:t>Am 03. März 20xx bittet Sie die Böhmer AG per E-Mail um ein Angebot über 20 Besprechungstische der neuen Produktlinie 'FancyCarbon'. Sie kalkulieren mit einem Listenverkaufspreis von 400,00 €. Am 06. März 20xx wurde das Angebot für die Böhmer AG über 20 Besprechungstische der neuen Produktlinie versendet.</w:t>
             </w:r>
           </w:p>
           <w:p/>
@@ -1897,6 +1907,7 @@
                     <w14:uncheckedState w14:val="2610" w14:font="MS Gothic"/>
                   </w14:checkbox>
                 </w:sdtPr>
+                <w:sdtEndPr/>
                 <w:sdtContent>
                   <w:tc>
                     <w:tcPr>
@@ -1939,6 +1950,7 @@
                     <w14:uncheckedState w14:val="2610" w14:font="MS Gothic"/>
                   </w14:checkbox>
                 </w:sdtPr>
+                <w:sdtEndPr/>
                 <w:sdtContent>
                   <w:tc>
                     <w:tcPr>
@@ -1982,6 +1994,7 @@
                     <w14:uncheckedState w14:val="2610" w14:font="MS Gothic"/>
                   </w14:checkbox>
                 </w:sdtPr>
+                <w:sdtEndPr/>
                 <w:sdtContent>
                   <w:tc>
                     <w:tcPr>
@@ -2024,6 +2037,7 @@
                     <w14:uncheckedState w14:val="2610" w14:font="MS Gothic"/>
                   </w14:checkbox>
                 </w:sdtPr>
+                <w:sdtEndPr/>
                 <w:sdtContent>
                   <w:tc>
                     <w:tcPr>
@@ -2067,6 +2081,7 @@
                     <w14:uncheckedState w14:val="2610" w14:font="MS Gothic"/>
                   </w14:checkbox>
                 </w:sdtPr>
+                <w:sdtEndPr/>
                 <w:sdtContent>
                   <w:tc>
                     <w:tcPr>
@@ -2195,7 +2210,11 @@
           <w:tcPr>
             <w:tcW w:w="7527" w:type="dxa"/>
           </w:tcPr>
-          <w:p/>
+          <w:p>
+            <w:r>
+              <w:t>LEK AsKoor Id</w:t>
+            </w:r>
+          </w:p>
         </w:tc>
       </w:tr>
       <w:tr>
@@ -2344,102 +2363,36 @@
             </w:r>
           </w:p>
           <w:p/>
-          <w:p>
-            <w:sdt>
-              <w:sdtPr>
-                <w:id w:val="1398868925"/>
-                <w14:checkbox>
-                  <w14:checked w14:val="0"/>
-                  <w14:checkedState w14:val="2612" w14:font="MS Gothic"/>
-                  <w14:uncheckedState w14:val="2610" w14:font="MS Gothic"/>
-                </w14:checkbox>
-              </w:sdtPr>
-              <w:sdtEndPr/>
-              <w:sdtContent>
-                <w:r>
-                  <w:rPr>
-                    <w:rFonts w:eastAsia="MS Gothic"/>
-                  </w:rPr>
-                  <w:t>☐</w:t>
-                </w:r>
-              </w:sdtContent>
-            </w:sdt>
-            <w:r>
-              <w:t xml:space="preserve"> Antwort 1</w:t>
-            </w:r>
-          </w:p>
-          <w:p>
-            <w:sdt>
-              <w:sdtPr>
-                <w:id w:val="-1735927115"/>
-                <w14:checkbox>
-                  <w14:checked w14:val="0"/>
-                  <w14:checkedState w14:val="2612" w14:font="MS Gothic"/>
-                  <w14:uncheckedState w14:val="2610" w14:font="MS Gothic"/>
-                </w14:checkbox>
-              </w:sdtPr>
-              <w:sdtEndPr/>
-              <w:sdtContent>
-                <w:r>
-                  <w:rPr>
-                    <w:rFonts w:eastAsia="MS Gothic"/>
-                  </w:rPr>
-                  <w:t>☐</w:t>
-                </w:r>
-              </w:sdtContent>
-            </w:sdt>
-            <w:r>
-              <w:t xml:space="preserve"> Antwort 2</w:t>
-            </w:r>
-          </w:p>
-          <w:p>
-            <w:sdt>
-              <w:sdtPr>
-                <w:id w:val="-874149663"/>
-                <w14:checkbox>
-                  <w14:checked w14:val="0"/>
-                  <w14:checkedState w14:val="2612" w14:font="MS Gothic"/>
-                  <w14:uncheckedState w14:val="2610" w14:font="MS Gothic"/>
-                </w14:checkbox>
-              </w:sdtPr>
-              <w:sdtEndPr/>
-              <w:sdtContent>
-                <w:r>
-                  <w:rPr>
-                    <w:rFonts w:eastAsia="MS Gothic"/>
-                  </w:rPr>
-                  <w:t>☐</w:t>
-                </w:r>
-              </w:sdtContent>
-            </w:sdt>
-            <w:r>
-              <w:t xml:space="preserve"> Antwort 3</w:t>
-            </w:r>
-          </w:p>
-          <w:p>
-            <w:sdt>
-              <w:sdtPr>
-                <w:id w:val="2144617794"/>
-                <w14:checkbox>
-                  <w14:checked w14:val="0"/>
-                  <w14:checkedState w14:val="2612" w14:font="MS Gothic"/>
-                  <w14:uncheckedState w14:val="2610" w14:font="MS Gothic"/>
-                </w14:checkbox>
-              </w:sdtPr>
-              <w:sdtEndPr/>
-              <w:sdtContent>
-                <w:r>
-                  <w:rPr>
-                    <w:rFonts w:eastAsia="MS Gothic"/>
-                  </w:rPr>
-                  <w:t>☐</w:t>
-                </w:r>
-              </w:sdtContent>
-            </w:sdt>
-            <w:r>
-              <w:t xml:space="preserve"> Antwort 4</w:t>
-            </w:r>
-          </w:p>
+          <w:tbl>
+            <w:tblPr>
+              <w:tblStyle w:val="Tabellenraster"/>
+              <w:tblW w:w="5000" w:type="pct"/>
+              <w:tblBorders>
+                <w:top w:val="single" w:sz="4" w:space="0" w:color="F79646" w:themeColor="accent6"/>
+                <w:left w:val="none" w:sz="0" w:space="0" w:color="auto"/>
+                <w:bottom w:val="single" w:sz="4" w:space="0" w:color="F79646" w:themeColor="accent6"/>
+                <w:right w:val="none" w:sz="0" w:space="0" w:color="auto"/>
+                <w:insideH w:val="none" w:sz="0" w:space="0" w:color="auto"/>
+                <w:insideV w:val="none" w:sz="0" w:space="0" w:color="auto"/>
+              </w:tblBorders>
+              <w:tblLook w:val="04A0" w:firstRow="1" w:lastRow="0" w:firstColumn="1" w:lastColumn="0" w:noHBand="0" w:noVBand="1"/>
+            </w:tblPr>
+            <w:tblGrid>
+              <w:gridCol w:w="7234"/>
+            </w:tblGrid>
+            <w:tr>
+              <w:trPr>
+                <w:trHeight w:val="1417"/>
+              </w:trPr>
+              <w:tc>
+                <w:tcPr>
+                  <w:tcW w:w="4089" w:type="dxa"/>
+                  <w:shd w:val="clear" w:color="auto" w:fill="FFFFFF" w:themeFill="background1"/>
+                </w:tcPr>
+                <w:p/>
+              </w:tc>
+            </w:tr>
+          </w:tbl>
           <w:p/>
         </w:tc>
       </w:tr>
@@ -2538,7 +2491,11 @@
           <w:tcPr>
             <w:tcW w:w="7527" w:type="dxa"/>
           </w:tcPr>
-          <w:p/>
+          <w:p>
+            <w:r>
+              <w:t>LEK AsKoor Id</w:t>
+            </w:r>
+          </w:p>
         </w:tc>
       </w:tr>
       <w:tr>
@@ -2683,103 +2640,280 @@
               <w:t>Ordnen Sie zu, indem die Kennziffern der rechtlichen Bedeutungen in die Kästchen neben den zutreffenden Beispielen eintragen.</w:t>
             </w:r>
           </w:p>
-          <w:p/>
-          <w:p>
-            <w:sdt>
-              <w:sdtPr>
-                <w:id w:val="1637988666"/>
-                <w14:checkbox>
-                  <w14:checked w14:val="0"/>
-                  <w14:checkedState w14:val="2612" w14:font="MS Gothic"/>
-                  <w14:uncheckedState w14:val="2610" w14:font="MS Gothic"/>
-                </w14:checkbox>
-              </w:sdtPr>
-              <w:sdtEndPr/>
-              <w:sdtContent>
-                <w:r>
-                  <w:rPr>
-                    <w:rFonts w:eastAsia="MS Gothic"/>
-                  </w:rPr>
-                  <w:t>☐</w:t>
-                </w:r>
-              </w:sdtContent>
-            </w:sdt>
-            <w:r>
-              <w:t xml:space="preserve"> Antwort 1</w:t>
-            </w:r>
-          </w:p>
-          <w:p>
-            <w:sdt>
-              <w:sdtPr>
-                <w:id w:val="1103149135"/>
-                <w14:checkbox>
-                  <w14:checked w14:val="0"/>
-                  <w14:checkedState w14:val="2612" w14:font="MS Gothic"/>
-                  <w14:uncheckedState w14:val="2610" w14:font="MS Gothic"/>
-                </w14:checkbox>
-              </w:sdtPr>
-              <w:sdtEndPr/>
-              <w:sdtContent>
-                <w:r>
-                  <w:rPr>
-                    <w:rFonts w:eastAsia="MS Gothic"/>
-                  </w:rPr>
-                  <w:t>☐</w:t>
-                </w:r>
-              </w:sdtContent>
-            </w:sdt>
-            <w:r>
-              <w:t xml:space="preserve"> Antwort 2</w:t>
-            </w:r>
-          </w:p>
-          <w:p>
-            <w:sdt>
-              <w:sdtPr>
-                <w:id w:val="338813278"/>
-                <w14:checkbox>
-                  <w14:checked w14:val="0"/>
-                  <w14:checkedState w14:val="2612" w14:font="MS Gothic"/>
-                  <w14:uncheckedState w14:val="2610" w14:font="MS Gothic"/>
-                </w14:checkbox>
-              </w:sdtPr>
-              <w:sdtEndPr/>
-              <w:sdtContent>
-                <w:r>
-                  <w:rPr>
-                    <w:rFonts w:eastAsia="MS Gothic"/>
-                  </w:rPr>
-                  <w:t>☐</w:t>
-                </w:r>
-              </w:sdtContent>
-            </w:sdt>
-            <w:r>
-              <w:t xml:space="preserve"> Antwort 3</w:t>
-            </w:r>
-          </w:p>
-          <w:p>
-            <w:sdt>
-              <w:sdtPr>
-                <w:id w:val="1284393203"/>
-                <w14:checkbox>
-                  <w14:checked w14:val="0"/>
-                  <w14:checkedState w14:val="2612" w14:font="MS Gothic"/>
-                  <w14:uncheckedState w14:val="2610" w14:font="MS Gothic"/>
-                </w14:checkbox>
-              </w:sdtPr>
-              <w:sdtEndPr/>
-              <w:sdtContent>
-                <w:r>
-                  <w:rPr>
-                    <w:rFonts w:eastAsia="MS Gothic"/>
-                  </w:rPr>
-                  <w:t>☐</w:t>
-                </w:r>
-              </w:sdtContent>
-            </w:sdt>
-            <w:r>
-              <w:t xml:space="preserve"> Antwort 4</w:t>
-            </w:r>
-          </w:p>
+          <w:p>
+            <w:pPr>
+              <w:rPr>
+                <w:rFonts w:eastAsia="MS Gothic"/>
+              </w:rPr>
+            </w:pPr>
+          </w:p>
+          <w:tbl>
+            <w:tblPr>
+              <w:tblStyle w:val="Listentabelle6farbigAkzent6"/>
+              <w:tblW w:w="5000" w:type="pct"/>
+              <w:shd w:val="clear" w:color="auto" w:fill="FFFFFF" w:themeFill="background1"/>
+              <w:tblCellMar>
+                <w:top w:w="113" w:type="dxa"/>
+                <w:left w:w="113" w:type="dxa"/>
+                <w:bottom w:w="113" w:type="dxa"/>
+                <w:right w:w="113" w:type="dxa"/>
+              </w:tblCellMar>
+              <w:tblLook w:val="0400" w:firstRow="0" w:lastRow="0" w:firstColumn="0" w:lastColumn="0" w:noHBand="0" w:noVBand="1"/>
+            </w:tblPr>
+            <w:tblGrid>
+              <w:gridCol w:w="6671"/>
+              <w:gridCol w:w="558"/>
+            </w:tblGrid>
+            <w:tr>
+              <w:trPr>
+                <w:cnfStyle w:val="000000100000" w:firstRow="0" w:lastRow="0" w:firstColumn="0" w:lastColumn="0" w:oddVBand="0" w:evenVBand="0" w:oddHBand="1" w:evenHBand="0" w:firstRowFirstColumn="0" w:firstRowLastColumn="0" w:lastRowFirstColumn="0" w:lastRowLastColumn="0"/>
+                <w:trHeight w:hRule="exact" w:val="567"/>
+              </w:trPr>
+              <w:tc>
+                <w:tcPr>
+                  <w:tcW w:w="8931" w:type="dxa"/>
+                  <w:tcBorders>
+                    <w:right w:val="single" w:sz="4" w:space="0" w:color="F79646" w:themeColor="accent6"/>
+                  </w:tcBorders>
+                  <w:shd w:val="clear" w:color="auto" w:fill="FFFFFF" w:themeFill="background1"/>
+                </w:tcPr>
+                <w:p>
+                  <w:r>
+                    <w:t>Die Willenserklärung wurde durch widerrechtliche Drohung erzwungen.</w:t>
+                  </w:r>
+                </w:p>
+              </w:tc>
+              <w:tc>
+                <w:tcPr>
+                  <w:tcW w:w="706" w:type="dxa"/>
+                  <w:tcBorders>
+                    <w:top w:val="single" w:sz="4" w:space="0" w:color="F79646" w:themeColor="accent6"/>
+                    <w:left w:val="single" w:sz="4" w:space="0" w:color="F79646" w:themeColor="accent6"/>
+                    <w:bottom w:val="single" w:sz="4" w:space="0" w:color="F79646" w:themeColor="accent6"/>
+                    <w:right w:val="single" w:sz="4" w:space="0" w:color="F79646" w:themeColor="accent6"/>
+                  </w:tcBorders>
+                  <w:shd w:val="clear" w:color="auto" w:fill="FFFFFF" w:themeFill="background1"/>
+                  <w:vAlign w:val="center"/>
+                </w:tcPr>
+                <w:p>
+                  <w:pPr>
+                    <w:jc w:val="center"/>
+                    <w:rPr>
+                      <w:b/>
+                      <w:color w:val="FF0000"/>
+                    </w:rPr>
+                  </w:pPr>
+                </w:p>
+              </w:tc>
+            </w:tr>
+            <w:tr>
+              <w:trPr>
+                <w:trHeight w:hRule="exact" w:val="567"/>
+              </w:trPr>
+              <w:tc>
+                <w:tcPr>
+                  <w:tcW w:w="8931" w:type="dxa"/>
+                  <w:tcBorders>
+                    <w:right w:val="single" w:sz="4" w:space="0" w:color="F79646" w:themeColor="accent6"/>
+                  </w:tcBorders>
+                  <w:shd w:val="clear" w:color="auto" w:fill="FFFFFF" w:themeFill="background1"/>
+                </w:tcPr>
+                <w:p>
+                  <w:r>
+                    <w:t>Es liegt eine falsche Übermittlung durch Telefon oder Telefax vor.</w:t>
+                  </w:r>
+                </w:p>
+              </w:tc>
+              <w:tc>
+                <w:tcPr>
+                  <w:tcW w:w="706" w:type="dxa"/>
+                  <w:tcBorders>
+                    <w:top w:val="single" w:sz="4" w:space="0" w:color="F79646" w:themeColor="accent6"/>
+                    <w:left w:val="single" w:sz="4" w:space="0" w:color="F79646" w:themeColor="accent6"/>
+                    <w:bottom w:val="single" w:sz="4" w:space="0" w:color="F79646" w:themeColor="accent6"/>
+                    <w:right w:val="single" w:sz="4" w:space="0" w:color="F79646" w:themeColor="accent6"/>
+                  </w:tcBorders>
+                  <w:shd w:val="clear" w:color="auto" w:fill="FFFFFF" w:themeFill="background1"/>
+                  <w:vAlign w:val="center"/>
+                </w:tcPr>
+                <w:p>
+                  <w:pPr>
+                    <w:jc w:val="center"/>
+                    <w:rPr>
+                      <w:b/>
+                      <w:color w:val="FF0000"/>
+                    </w:rPr>
+                  </w:pPr>
+                </w:p>
+              </w:tc>
+            </w:tr>
+            <w:tr>
+              <w:trPr>
+                <w:cnfStyle w:val="000000100000" w:firstRow="0" w:lastRow="0" w:firstColumn="0" w:lastColumn="0" w:oddVBand="0" w:evenVBand="0" w:oddHBand="1" w:evenHBand="0" w:firstRowFirstColumn="0" w:firstRowLastColumn="0" w:lastRowFirstColumn="0" w:lastRowLastColumn="0"/>
+                <w:trHeight w:hRule="exact" w:val="567"/>
+              </w:trPr>
+              <w:tc>
+                <w:tcPr>
+                  <w:tcW w:w="8931" w:type="dxa"/>
+                  <w:tcBorders>
+                    <w:right w:val="single" w:sz="4" w:space="0" w:color="F79646" w:themeColor="accent6"/>
+                  </w:tcBorders>
+                  <w:shd w:val="clear" w:color="auto" w:fill="FFFFFF" w:themeFill="background1"/>
+                </w:tcPr>
+                <w:p>
+                  <w:r>
+                    <w:t>Eine abgegebene Willenserklärung war nicht ernst gemeint.</w:t>
+                  </w:r>
+                </w:p>
+              </w:tc>
+              <w:tc>
+                <w:tcPr>
+                  <w:tcW w:w="706" w:type="dxa"/>
+                  <w:tcBorders>
+                    <w:top w:val="single" w:sz="4" w:space="0" w:color="F79646" w:themeColor="accent6"/>
+                    <w:left w:val="single" w:sz="4" w:space="0" w:color="F79646" w:themeColor="accent6"/>
+                    <w:bottom w:val="single" w:sz="4" w:space="0" w:color="F79646" w:themeColor="accent6"/>
+                    <w:right w:val="single" w:sz="4" w:space="0" w:color="F79646" w:themeColor="accent6"/>
+                  </w:tcBorders>
+                  <w:shd w:val="clear" w:color="auto" w:fill="FFFFFF" w:themeFill="background1"/>
+                  <w:vAlign w:val="center"/>
+                </w:tcPr>
+                <w:p>
+                  <w:pPr>
+                    <w:jc w:val="center"/>
+                    <w:rPr>
+                      <w:b/>
+                      <w:color w:val="FF0000"/>
+                    </w:rPr>
+                  </w:pPr>
+                </w:p>
+              </w:tc>
+            </w:tr>
+            <w:tr>
+              <w:trPr>
+                <w:trHeight w:hRule="exact" w:val="567"/>
+              </w:trPr>
+              <w:tc>
+                <w:tcPr>
+                  <w:tcW w:w="8931" w:type="dxa"/>
+                  <w:tcBorders>
+                    <w:right w:val="single" w:sz="4" w:space="0" w:color="F79646" w:themeColor="accent6"/>
+                  </w:tcBorders>
+                  <w:shd w:val="clear" w:color="auto" w:fill="FFFFFF" w:themeFill="background1"/>
+                </w:tcPr>
+                <w:p>
+                  <w:r>
+                    <w:t>Der Vertrag verstößt gegen ein Gesetz.</w:t>
+                  </w:r>
+                </w:p>
+              </w:tc>
+              <w:tc>
+                <w:tcPr>
+                  <w:tcW w:w="706" w:type="dxa"/>
+                  <w:tcBorders>
+                    <w:top w:val="single" w:sz="4" w:space="0" w:color="F79646" w:themeColor="accent6"/>
+                    <w:left w:val="single" w:sz="4" w:space="0" w:color="F79646" w:themeColor="accent6"/>
+                    <w:bottom w:val="single" w:sz="4" w:space="0" w:color="F79646" w:themeColor="accent6"/>
+                    <w:right w:val="single" w:sz="4" w:space="0" w:color="F79646" w:themeColor="accent6"/>
+                  </w:tcBorders>
+                  <w:shd w:val="clear" w:color="auto" w:fill="FFFFFF" w:themeFill="background1"/>
+                  <w:vAlign w:val="center"/>
+                </w:tcPr>
+                <w:p>
+                  <w:pPr>
+                    <w:jc w:val="center"/>
+                    <w:rPr>
+                      <w:b/>
+                      <w:color w:val="FF0000"/>
+                    </w:rPr>
+                  </w:pPr>
+                </w:p>
+              </w:tc>
+            </w:tr>
+            <w:tr>
+              <w:trPr>
+                <w:cnfStyle w:val="000000100000" w:firstRow="0" w:lastRow="0" w:firstColumn="0" w:lastColumn="0" w:oddVBand="0" w:evenVBand="0" w:oddHBand="1" w:evenHBand="0" w:firstRowFirstColumn="0" w:firstRowLastColumn="0" w:lastRowFirstColumn="0" w:lastRowLastColumn="0"/>
+                <w:trHeight w:hRule="exact" w:val="567"/>
+              </w:trPr>
+              <w:tc>
+                <w:tcPr>
+                  <w:tcW w:w="8931" w:type="dxa"/>
+                  <w:tcBorders>
+                    <w:right w:val="single" w:sz="4" w:space="0" w:color="F79646" w:themeColor="accent6"/>
+                  </w:tcBorders>
+                  <w:shd w:val="clear" w:color="auto" w:fill="FFFFFF" w:themeFill="background1"/>
+                </w:tcPr>
+                <w:p>
+                  <w:r>
+                    <w:t>Der Käufer hat sich geirrt. Er hat angenommen, dass die Preise steigen, sie sind aber gefallen.</w:t>
+                  </w:r>
+                </w:p>
+              </w:tc>
+              <w:tc>
+                <w:tcPr>
+                  <w:tcW w:w="706" w:type="dxa"/>
+                  <w:tcBorders>
+                    <w:top w:val="single" w:sz="4" w:space="0" w:color="F79646" w:themeColor="accent6"/>
+                    <w:left w:val="single" w:sz="4" w:space="0" w:color="F79646" w:themeColor="accent6"/>
+                    <w:bottom w:val="single" w:sz="4" w:space="0" w:color="F79646" w:themeColor="accent6"/>
+                    <w:right w:val="single" w:sz="4" w:space="0" w:color="F79646" w:themeColor="accent6"/>
+                  </w:tcBorders>
+                  <w:shd w:val="clear" w:color="auto" w:fill="FFFFFF" w:themeFill="background1"/>
+                  <w:vAlign w:val="center"/>
+                </w:tcPr>
+                <w:p>
+                  <w:pPr>
+                    <w:jc w:val="center"/>
+                    <w:rPr>
+                      <w:b/>
+                      <w:color w:val="FF0000"/>
+                    </w:rPr>
+                  </w:pPr>
+                </w:p>
+              </w:tc>
+            </w:tr>
+            <w:tr>
+              <w:trPr>
+                <w:trHeight w:hRule="exact" w:val="567"/>
+              </w:trPr>
+              <w:tc>
+                <w:tcPr>
+                  <w:tcW w:w="8931" w:type="dxa"/>
+                  <w:tcBorders>
+                    <w:right w:val="single" w:sz="4" w:space="0" w:color="F79646" w:themeColor="accent6"/>
+                  </w:tcBorders>
+                  <w:shd w:val="clear" w:color="auto" w:fill="FFFFFF" w:themeFill="background1"/>
+                </w:tcPr>
+                <w:p>
+                  <w:r>
+                    <w:t>Der Verkäufer hat den Käufer arglistig getäuscht.</w:t>
+                  </w:r>
+                </w:p>
+              </w:tc>
+              <w:tc>
+                <w:tcPr>
+                  <w:tcW w:w="706" w:type="dxa"/>
+                  <w:tcBorders>
+                    <w:top w:val="single" w:sz="4" w:space="0" w:color="F79646" w:themeColor="accent6"/>
+                    <w:left w:val="single" w:sz="4" w:space="0" w:color="F79646" w:themeColor="accent6"/>
+                    <w:bottom w:val="single" w:sz="4" w:space="0" w:color="F79646" w:themeColor="accent6"/>
+                    <w:right w:val="single" w:sz="4" w:space="0" w:color="F79646" w:themeColor="accent6"/>
+                  </w:tcBorders>
+                  <w:shd w:val="clear" w:color="auto" w:fill="FFFFFF" w:themeFill="background1"/>
+                  <w:vAlign w:val="center"/>
+                </w:tcPr>
+                <w:p>
+                  <w:pPr>
+                    <w:jc w:val="center"/>
+                    <w:rPr>
+                      <w:b/>
+                      <w:color w:val="FF0000"/>
+                    </w:rPr>
+                  </w:pPr>
+                </w:p>
+              </w:tc>
+            </w:tr>
+          </w:tbl>
           <w:p/>
           <w:p>
             <w:r>
@@ -2798,7 +2932,11 @@
           </w:tcPr>
           <w:p>
             <w:r>
-              <w:t>Lösungsmöglichkeit/Hinweis (optional)</w:t>
+              <w:t xml:space="preserve">Lösungsmöglichkeit/Hinweis </w:t>
+            </w:r>
+            <w:r>
+              <w:lastRenderedPageBreak/>
+              <w:t>(optional)</w:t>
             </w:r>
           </w:p>
         </w:tc>
@@ -2890,7 +3028,11 @@
           <w:tcPr>
             <w:tcW w:w="7527" w:type="dxa"/>
           </w:tcPr>
-          <w:p/>
+          <w:p>
+            <w:r>
+              <w:t>LEK AsKoor Id</w:t>
+            </w:r>
+          </w:p>
         </w:tc>
       </w:tr>
       <w:tr>
@@ -2947,7 +3089,6 @@
               <w:rPr>
                 <w:lang w:val="en-US"/>
               </w:rPr>
-              <w:lastRenderedPageBreak/>
               <w:t>ID</w:t>
             </w:r>
           </w:p>
@@ -3163,7 +3304,11 @@
           <w:tcPr>
             <w:tcW w:w="7454" w:type="dxa"/>
           </w:tcPr>
-          <w:p/>
+          <w:p>
+            <w:r>
+              <w:t>LEK AsKoor Id</w:t>
+            </w:r>
+          </w:p>
         </w:tc>
       </w:tr>
       <w:tr>
@@ -3285,17 +3430,775 @@
           </w:tcPr>
           <w:p>
             <w:r>
-              <w:t xml:space="preserve">Die INN-Büro GmbH hat Bürostühle des Modells </w:t>
-            </w:r>
-            <w:proofErr w:type="spellStart"/>
-            <w:r>
-              <w:t>Ergorelax</w:t>
-            </w:r>
-            <w:proofErr w:type="spellEnd"/>
-            <w:r>
-              <w:t xml:space="preserve"> 160 an die Livingston GmbH verkauft. Den Auftragsvorgang können Sie der folgenden Übersicht entnehmen.</w:t>
-            </w:r>
-          </w:p>
+              <w:t>Die INN-Büro GmbH hat Bürostühle des Modells Ergorelax 160 an die Livingston GmbH verkauft. Den Auftragsvorgang können Sie der folgenden Übersicht entnehmen.</w:t>
+            </w:r>
+          </w:p>
+          <w:p/>
+          <w:tbl>
+            <w:tblPr>
+              <w:tblStyle w:val="Gitternetztabelle5dunkelAkzent6"/>
+              <w:tblW w:w="5000" w:type="pct"/>
+              <w:tblBorders>
+                <w:top w:val="single" w:sz="4" w:space="0" w:color="F79646" w:themeColor="accent6"/>
+                <w:left w:val="single" w:sz="4" w:space="0" w:color="F79646" w:themeColor="accent6"/>
+                <w:bottom w:val="single" w:sz="4" w:space="0" w:color="F79646" w:themeColor="accent6"/>
+                <w:insideH w:val="single" w:sz="4" w:space="0" w:color="F79646" w:themeColor="accent6"/>
+                <w:insideV w:val="single" w:sz="4" w:space="0" w:color="F79646" w:themeColor="accent6"/>
+              </w:tblBorders>
+              <w:tblCellMar>
+                <w:top w:w="113" w:type="dxa"/>
+                <w:left w:w="113" w:type="dxa"/>
+                <w:bottom w:w="113" w:type="dxa"/>
+                <w:right w:w="113" w:type="dxa"/>
+              </w:tblCellMar>
+              <w:tblLook w:val="04A0" w:firstRow="1" w:lastRow="0" w:firstColumn="1" w:lastColumn="0" w:noHBand="0" w:noVBand="1"/>
+            </w:tblPr>
+            <w:tblGrid>
+              <w:gridCol w:w="1932"/>
+              <w:gridCol w:w="5292"/>
+            </w:tblGrid>
+            <w:tr>
+              <w:trPr>
+                <w:cnfStyle w:val="100000000000" w:firstRow="1" w:lastRow="0" w:firstColumn="0" w:lastColumn="0" w:oddVBand="0" w:evenVBand="0" w:oddHBand="0" w:evenHBand="0" w:firstRowFirstColumn="0" w:firstRowLastColumn="0" w:lastRowFirstColumn="0" w:lastRowLastColumn="0"/>
+              </w:trPr>
+              <w:tc>
+                <w:tcPr>
+                  <w:cnfStyle w:val="001000000000" w:firstRow="0" w:lastRow="0" w:firstColumn="1" w:lastColumn="0" w:oddVBand="0" w:evenVBand="0" w:oddHBand="0" w:evenHBand="0" w:firstRowFirstColumn="0" w:firstRowLastColumn="0" w:lastRowFirstColumn="0" w:lastRowLastColumn="0"/>
+                  <w:tcW w:w="2263" w:type="dxa"/>
+                  <w:tcBorders>
+                    <w:top w:val="none" w:sz="0" w:space="0" w:color="auto"/>
+                    <w:left w:val="none" w:sz="0" w:space="0" w:color="auto"/>
+                    <w:right w:val="none" w:sz="0" w:space="0" w:color="auto"/>
+                  </w:tcBorders>
+                  <w:vAlign w:val="center"/>
+                </w:tcPr>
+                <w:p>
+                  <w:pPr>
+                    <w:spacing w:line="259" w:lineRule="auto"/>
+                  </w:pPr>
+                  <w:r>
+                    <w:t>Datum</w:t>
+                  </w:r>
+                </w:p>
+              </w:tc>
+              <w:tc>
+                <w:tcPr>
+                  <w:tcW w:w="6799" w:type="dxa"/>
+                  <w:tcBorders>
+                    <w:top w:val="none" w:sz="0" w:space="0" w:color="auto"/>
+                    <w:left w:val="none" w:sz="0" w:space="0" w:color="auto"/>
+                    <w:right w:val="none" w:sz="0" w:space="0" w:color="auto"/>
+                  </w:tcBorders>
+                  <w:vAlign w:val="center"/>
+                </w:tcPr>
+                <w:p>
+                  <w:pPr>
+                    <w:spacing w:line="259" w:lineRule="auto"/>
+                    <w:jc w:val="center"/>
+                    <w:cnfStyle w:val="100000000000" w:firstRow="1" w:lastRow="0" w:firstColumn="0" w:lastColumn="0" w:oddVBand="0" w:evenVBand="0" w:oddHBand="0" w:evenHBand="0" w:firstRowFirstColumn="0" w:firstRowLastColumn="0" w:lastRowFirstColumn="0" w:lastRowLastColumn="0"/>
+                  </w:pPr>
+                  <w:r>
+                    <w:t>Sachverhalt</w:t>
+                  </w:r>
+                </w:p>
+              </w:tc>
+            </w:tr>
+            <w:tr>
+              <w:trPr>
+                <w:cnfStyle w:val="000000100000" w:firstRow="0" w:lastRow="0" w:firstColumn="0" w:lastColumn="0" w:oddVBand="0" w:evenVBand="0" w:oddHBand="1" w:evenHBand="0" w:firstRowFirstColumn="0" w:firstRowLastColumn="0" w:lastRowFirstColumn="0" w:lastRowLastColumn="0"/>
+                <w:trHeight w:val="850"/>
+              </w:trPr>
+              <w:tc>
+                <w:tcPr>
+                  <w:cnfStyle w:val="001000000000" w:firstRow="0" w:lastRow="0" w:firstColumn="1" w:lastColumn="0" w:oddVBand="0" w:evenVBand="0" w:oddHBand="0" w:evenHBand="0" w:firstRowFirstColumn="0" w:firstRowLastColumn="0" w:lastRowFirstColumn="0" w:lastRowLastColumn="0"/>
+                  <w:tcW w:w="2263" w:type="dxa"/>
+                  <w:tcBorders>
+                    <w:left w:val="none" w:sz="0" w:space="0" w:color="auto"/>
+                  </w:tcBorders>
+                </w:tcPr>
+                <w:p>
+                  <w:pPr>
+                    <w:spacing w:line="259" w:lineRule="auto"/>
+                  </w:pPr>
+                  <w:r>
+                    <w:t>20.03.20</w:t>
+                  </w:r>
+                  <w:r>
+                    <w:t>xx</w:t>
+                  </w:r>
+                </w:p>
+              </w:tc>
+              <w:tc>
+                <w:tcPr>
+                  <w:tcW w:w="6799" w:type="dxa"/>
+                  <w:shd w:val="clear" w:color="auto" w:fill="auto"/>
+                </w:tcPr>
+                <w:p>
+                  <w:pPr>
+                    <w:spacing w:line="259" w:lineRule="auto"/>
+                    <w:cnfStyle w:val="000000100000" w:firstRow="0" w:lastRow="0" w:firstColumn="0" w:lastColumn="0" w:oddVBand="0" w:evenVBand="0" w:oddHBand="1" w:evenHBand="0" w:firstRowFirstColumn="0" w:firstRowLastColumn="0" w:lastRowFirstColumn="0" w:lastRowLastColumn="0"/>
+                  </w:pPr>
+                  <w:r>
+                    <w:t xml:space="preserve">In der Fachzeitschrift "Gesund Work" wird der Bürostuhl Ergorelax </w:t>
+                  </w:r>
+                  <w:r>
+                    <w:t>1</w:t>
+                  </w:r>
+                  <w:r>
+                    <w:t>60 zum Aktionspreis von 250,00 € pro Stück angeboten. Die Lieferfrist beträgt 14 Tage ab Bestellungseingang.</w:t>
+                  </w:r>
+                </w:p>
+              </w:tc>
+            </w:tr>
+            <w:tr>
+              <w:trPr>
+                <w:trHeight w:val="850"/>
+              </w:trPr>
+              <w:tc>
+                <w:tcPr>
+                  <w:cnfStyle w:val="001000000000" w:firstRow="0" w:lastRow="0" w:firstColumn="1" w:lastColumn="0" w:oddVBand="0" w:evenVBand="0" w:oddHBand="0" w:evenHBand="0" w:firstRowFirstColumn="0" w:firstRowLastColumn="0" w:lastRowFirstColumn="0" w:lastRowLastColumn="0"/>
+                  <w:tcW w:w="2263" w:type="dxa"/>
+                  <w:tcBorders>
+                    <w:left w:val="none" w:sz="0" w:space="0" w:color="auto"/>
+                  </w:tcBorders>
+                </w:tcPr>
+                <w:p>
+                  <w:pPr>
+                    <w:spacing w:line="259" w:lineRule="auto"/>
+                  </w:pPr>
+                  <w:r>
+                    <w:lastRenderedPageBreak/>
+                    <w:t>27.03.20</w:t>
+                  </w:r>
+                  <w:r>
+                    <w:t>xx</w:t>
+                  </w:r>
+                </w:p>
+              </w:tc>
+              <w:tc>
+                <w:tcPr>
+                  <w:tcW w:w="6799" w:type="dxa"/>
+                </w:tcPr>
+                <w:p>
+                  <w:pPr>
+                    <w:spacing w:line="259" w:lineRule="auto"/>
+                    <w:cnfStyle w:val="000000000000" w:firstRow="0" w:lastRow="0" w:firstColumn="0" w:lastColumn="0" w:oddVBand="0" w:evenVBand="0" w:oddHBand="0" w:evenHBand="0" w:firstRowFirstColumn="0" w:firstRowLastColumn="0" w:lastRowFirstColumn="0" w:lastRowLastColumn="0"/>
+                  </w:pPr>
+                  <w:r>
+                    <w:t>Die Liv</w:t>
+                  </w:r>
+                  <w:r>
+                    <w:t>ingston</w:t>
+                  </w:r>
+                  <w:r>
+                    <w:t xml:space="preserve"> </w:t>
+                  </w:r>
+                  <w:r>
+                    <w:t>GmbH</w:t>
+                  </w:r>
+                  <w:r>
+                    <w:t xml:space="preserve"> aus </w:t>
+                  </w:r>
+                  <w:r>
+                    <w:t>Nienburg</w:t>
+                  </w:r>
+                  <w:r>
+                    <w:t xml:space="preserve"> bestellt per Fax 5 Bürostühle zum Preis von 250,00 € pro Stück, Lieferung frei Haus.</w:t>
+                  </w:r>
+                </w:p>
+              </w:tc>
+            </w:tr>
+            <w:tr>
+              <w:trPr>
+                <w:cnfStyle w:val="000000100000" w:firstRow="0" w:lastRow="0" w:firstColumn="0" w:lastColumn="0" w:oddVBand="0" w:evenVBand="0" w:oddHBand="1" w:evenHBand="0" w:firstRowFirstColumn="0" w:firstRowLastColumn="0" w:lastRowFirstColumn="0" w:lastRowLastColumn="0"/>
+                <w:trHeight w:val="850"/>
+              </w:trPr>
+              <w:tc>
+                <w:tcPr>
+                  <w:cnfStyle w:val="001000000000" w:firstRow="0" w:lastRow="0" w:firstColumn="1" w:lastColumn="0" w:oddVBand="0" w:evenVBand="0" w:oddHBand="0" w:evenHBand="0" w:firstRowFirstColumn="0" w:firstRowLastColumn="0" w:lastRowFirstColumn="0" w:lastRowLastColumn="0"/>
+                  <w:tcW w:w="2263" w:type="dxa"/>
+                  <w:tcBorders>
+                    <w:left w:val="none" w:sz="0" w:space="0" w:color="auto"/>
+                  </w:tcBorders>
+                </w:tcPr>
+                <w:p>
+                  <w:pPr>
+                    <w:spacing w:line="259" w:lineRule="auto"/>
+                  </w:pPr>
+                  <w:r>
+                    <w:t>28.03.20</w:t>
+                  </w:r>
+                  <w:r>
+                    <w:t>xx</w:t>
+                  </w:r>
+                </w:p>
+              </w:tc>
+              <w:tc>
+                <w:tcPr>
+                  <w:tcW w:w="6799" w:type="dxa"/>
+                  <w:shd w:val="clear" w:color="auto" w:fill="auto"/>
+                </w:tcPr>
+                <w:p>
+                  <w:pPr>
+                    <w:spacing w:line="259" w:lineRule="auto"/>
+                    <w:cnfStyle w:val="000000100000" w:firstRow="0" w:lastRow="0" w:firstColumn="0" w:lastColumn="0" w:oddVBand="0" w:evenVBand="0" w:oddHBand="1" w:evenHBand="0" w:firstRowFirstColumn="0" w:firstRowLastColumn="0" w:lastRowFirstColumn="0" w:lastRowLastColumn="0"/>
+                  </w:pPr>
+                  <w:r>
+                    <w:t>Die INN-Büro GmbH informiert die Liv</w:t>
+                  </w:r>
+                  <w:r>
+                    <w:t>ingston</w:t>
+                  </w:r>
+                  <w:r>
+                    <w:t xml:space="preserve"> </w:t>
+                  </w:r>
+                  <w:r>
+                    <w:t>GmbH</w:t>
+                  </w:r>
+                  <w:r>
+                    <w:t xml:space="preserve"> telefonisch, dass eine Frei-Haus-Lieferung zu diesem günstigen Aktionspreis von Hamburg nach </w:t>
+                  </w:r>
+                  <w:r>
+                    <w:t>Nienburg</w:t>
+                  </w:r>
+                  <w:r>
+                    <w:t xml:space="preserve"> nicht möglich sei und bietet eine Frachtpauschale von </w:t>
+                  </w:r>
+                  <w:r>
+                    <w:t>5</w:t>
+                  </w:r>
+                  <w:r>
+                    <w:t>0,00 € an. Die Liv</w:t>
+                  </w:r>
+                  <w:r>
+                    <w:t>ingston</w:t>
+                  </w:r>
+                  <w:r>
+                    <w:t xml:space="preserve"> </w:t>
+                  </w:r>
+                  <w:r>
+                    <w:t>GmbH</w:t>
+                  </w:r>
+                  <w:r>
+                    <w:t xml:space="preserve"> akzeptiert die Bedingung in diesem Telefonat.</w:t>
+                  </w:r>
+                </w:p>
+              </w:tc>
+            </w:tr>
+            <w:tr>
+              <w:trPr>
+                <w:trHeight w:val="850"/>
+              </w:trPr>
+              <w:tc>
+                <w:tcPr>
+                  <w:cnfStyle w:val="001000000000" w:firstRow="0" w:lastRow="0" w:firstColumn="1" w:lastColumn="0" w:oddVBand="0" w:evenVBand="0" w:oddHBand="0" w:evenHBand="0" w:firstRowFirstColumn="0" w:firstRowLastColumn="0" w:lastRowFirstColumn="0" w:lastRowLastColumn="0"/>
+                  <w:tcW w:w="2263" w:type="dxa"/>
+                  <w:tcBorders>
+                    <w:left w:val="none" w:sz="0" w:space="0" w:color="auto"/>
+                  </w:tcBorders>
+                </w:tcPr>
+                <w:p>
+                  <w:pPr>
+                    <w:spacing w:line="259" w:lineRule="auto"/>
+                  </w:pPr>
+                  <w:r>
+                    <w:t>28.03.20</w:t>
+                  </w:r>
+                  <w:r>
+                    <w:t>xx</w:t>
+                  </w:r>
+                </w:p>
+              </w:tc>
+              <w:tc>
+                <w:tcPr>
+                  <w:tcW w:w="6799" w:type="dxa"/>
+                </w:tcPr>
+                <w:p>
+                  <w:pPr>
+                    <w:spacing w:line="259" w:lineRule="auto"/>
+                    <w:cnfStyle w:val="000000000000" w:firstRow="0" w:lastRow="0" w:firstColumn="0" w:lastColumn="0" w:oddVBand="0" w:evenVBand="0" w:oddHBand="0" w:evenHBand="0" w:firstRowFirstColumn="0" w:firstRowLastColumn="0" w:lastRowFirstColumn="0" w:lastRowLastColumn="0"/>
+                  </w:pPr>
+                  <w:r>
+                    <w:t xml:space="preserve">Die INN-Büro GmbH schickt eine Auftragsbestätigung mit dem Aktionspreis, der Frachtpauschale und der Zahlungsbedingung "zahlbar innerhalb von 8 Tagen unter Abzug von 2 % Skonto oder 30 Tage netto Kasse". Lieferfrist 14 Tage.  </w:t>
+                  </w:r>
+                </w:p>
+              </w:tc>
+            </w:tr>
+            <w:tr>
+              <w:trPr>
+                <w:cnfStyle w:val="000000100000" w:firstRow="0" w:lastRow="0" w:firstColumn="0" w:lastColumn="0" w:oddVBand="0" w:evenVBand="0" w:oddHBand="1" w:evenHBand="0" w:firstRowFirstColumn="0" w:firstRowLastColumn="0" w:lastRowFirstColumn="0" w:lastRowLastColumn="0"/>
+                <w:trHeight w:val="850"/>
+              </w:trPr>
+              <w:tc>
+                <w:tcPr>
+                  <w:cnfStyle w:val="001000000000" w:firstRow="0" w:lastRow="0" w:firstColumn="1" w:lastColumn="0" w:oddVBand="0" w:evenVBand="0" w:oddHBand="0" w:evenHBand="0" w:firstRowFirstColumn="0" w:firstRowLastColumn="0" w:lastRowFirstColumn="0" w:lastRowLastColumn="0"/>
+                  <w:tcW w:w="2263" w:type="dxa"/>
+                  <w:tcBorders>
+                    <w:left w:val="none" w:sz="0" w:space="0" w:color="auto"/>
+                  </w:tcBorders>
+                </w:tcPr>
+                <w:p>
+                  <w:pPr>
+                    <w:spacing w:line="259" w:lineRule="auto"/>
+                  </w:pPr>
+                  <w:r>
+                    <w:t>07.04.20</w:t>
+                  </w:r>
+                  <w:r>
+                    <w:t>xx</w:t>
+                  </w:r>
+                </w:p>
+              </w:tc>
+              <w:tc>
+                <w:tcPr>
+                  <w:tcW w:w="6799" w:type="dxa"/>
+                  <w:shd w:val="clear" w:color="auto" w:fill="auto"/>
+                </w:tcPr>
+                <w:p>
+                  <w:pPr>
+                    <w:spacing w:line="259" w:lineRule="auto"/>
+                    <w:cnfStyle w:val="000000100000" w:firstRow="0" w:lastRow="0" w:firstColumn="0" w:lastColumn="0" w:oddVBand="0" w:evenVBand="0" w:oddHBand="1" w:evenHBand="0" w:firstRowFirstColumn="0" w:firstRowLastColumn="0" w:lastRowFirstColumn="0" w:lastRowLastColumn="0"/>
+                  </w:pPr>
+                  <w:r>
+                    <w:t>Die INN-Büro GmbH liefert die Bürostühle inkl. Rechnung an die Liv</w:t>
+                  </w:r>
+                  <w:r>
+                    <w:t>ingston</w:t>
+                  </w:r>
+                  <w:r>
+                    <w:t xml:space="preserve"> </w:t>
+                  </w:r>
+                  <w:r>
+                    <w:t>GmbH</w:t>
+                  </w:r>
+                  <w:r>
+                    <w:t xml:space="preserve"> aus.</w:t>
+                  </w:r>
+                  <w:r>
+                    <w:t xml:space="preserve"> Diese werden noch am gleichen Tag angenommen.</w:t>
+                  </w:r>
+                </w:p>
+              </w:tc>
+            </w:tr>
+            <w:tr>
+              <w:trPr>
+                <w:trHeight w:val="850"/>
+              </w:trPr>
+              <w:tc>
+                <w:tcPr>
+                  <w:cnfStyle w:val="001000000000" w:firstRow="0" w:lastRow="0" w:firstColumn="1" w:lastColumn="0" w:oddVBand="0" w:evenVBand="0" w:oddHBand="0" w:evenHBand="0" w:firstRowFirstColumn="0" w:firstRowLastColumn="0" w:lastRowFirstColumn="0" w:lastRowLastColumn="0"/>
+                  <w:tcW w:w="2263" w:type="dxa"/>
+                  <w:tcBorders>
+                    <w:left w:val="none" w:sz="0" w:space="0" w:color="auto"/>
+                  </w:tcBorders>
+                </w:tcPr>
+                <w:p>
+                  <w:pPr>
+                    <w:spacing w:line="259" w:lineRule="auto"/>
+                  </w:pPr>
+                  <w:r>
+                    <w:t>18.04.20</w:t>
+                  </w:r>
+                  <w:r>
+                    <w:t>xx</w:t>
+                  </w:r>
+                </w:p>
+              </w:tc>
+              <w:tc>
+                <w:tcPr>
+                  <w:tcW w:w="6799" w:type="dxa"/>
+                </w:tcPr>
+                <w:p>
+                  <w:pPr>
+                    <w:spacing w:line="259" w:lineRule="auto"/>
+                    <w:cnfStyle w:val="000000000000" w:firstRow="0" w:lastRow="0" w:firstColumn="0" w:lastColumn="0" w:oddVBand="0" w:evenVBand="0" w:oddHBand="0" w:evenHBand="0" w:firstRowFirstColumn="0" w:firstRowLastColumn="0" w:lastRowFirstColumn="0" w:lastRowLastColumn="0"/>
+                  </w:pPr>
+                  <w:r>
+                    <w:t>Mahnung an die Liv</w:t>
+                  </w:r>
+                  <w:r>
+                    <w:t>ingston</w:t>
+                  </w:r>
+                  <w:r>
+                    <w:t xml:space="preserve"> </w:t>
+                  </w:r>
+                  <w:r>
+                    <w:t>GmbH</w:t>
+                  </w:r>
+                  <w:r>
+                    <w:t xml:space="preserve"> wegen ausstehender Zahlung.</w:t>
+                  </w:r>
+                </w:p>
+              </w:tc>
+            </w:tr>
+            <w:tr>
+              <w:trPr>
+                <w:cnfStyle w:val="000000100000" w:firstRow="0" w:lastRow="0" w:firstColumn="0" w:lastColumn="0" w:oddVBand="0" w:evenVBand="0" w:oddHBand="1" w:evenHBand="0" w:firstRowFirstColumn="0" w:firstRowLastColumn="0" w:lastRowFirstColumn="0" w:lastRowLastColumn="0"/>
+                <w:trHeight w:val="850"/>
+              </w:trPr>
+              <w:tc>
+                <w:tcPr>
+                  <w:cnfStyle w:val="001000000000" w:firstRow="0" w:lastRow="0" w:firstColumn="1" w:lastColumn="0" w:oddVBand="0" w:evenVBand="0" w:oddHBand="0" w:evenHBand="0" w:firstRowFirstColumn="0" w:firstRowLastColumn="0" w:lastRowFirstColumn="0" w:lastRowLastColumn="0"/>
+                  <w:tcW w:w="2263" w:type="dxa"/>
+                  <w:tcBorders>
+                    <w:left w:val="none" w:sz="0" w:space="0" w:color="auto"/>
+                  </w:tcBorders>
+                </w:tcPr>
+                <w:p>
+                  <w:pPr>
+                    <w:spacing w:line="259" w:lineRule="auto"/>
+                  </w:pPr>
+                  <w:r>
+                    <w:t>24.04.20</w:t>
+                  </w:r>
+                  <w:r>
+                    <w:t>xx</w:t>
+                  </w:r>
+                </w:p>
+              </w:tc>
+              <w:tc>
+                <w:tcPr>
+                  <w:tcW w:w="6799" w:type="dxa"/>
+                  <w:shd w:val="clear" w:color="auto" w:fill="auto"/>
+                </w:tcPr>
+                <w:p>
+                  <w:pPr>
+                    <w:spacing w:line="259" w:lineRule="auto"/>
+                    <w:cnfStyle w:val="000000100000" w:firstRow="0" w:lastRow="0" w:firstColumn="0" w:lastColumn="0" w:oddVBand="0" w:evenVBand="0" w:oddHBand="1" w:evenHBand="0" w:firstRowFirstColumn="0" w:firstRowLastColumn="0" w:lastRowFirstColumn="0" w:lastRowLastColumn="0"/>
+                  </w:pPr>
+                  <w:r>
+                    <w:t>Zahlungseingang bei der INN-Büro GmbH.</w:t>
+                  </w:r>
+                </w:p>
+              </w:tc>
+            </w:tr>
+            <w:tr>
+              <w:trPr>
+                <w:trHeight w:val="850"/>
+              </w:trPr>
+              <w:tc>
+                <w:tcPr>
+                  <w:cnfStyle w:val="001000000000" w:firstRow="0" w:lastRow="0" w:firstColumn="1" w:lastColumn="0" w:oddVBand="0" w:evenVBand="0" w:oddHBand="0" w:evenHBand="0" w:firstRowFirstColumn="0" w:firstRowLastColumn="0" w:lastRowFirstColumn="0" w:lastRowLastColumn="0"/>
+                  <w:tcW w:w="2263" w:type="dxa"/>
+                  <w:tcBorders>
+                    <w:left w:val="none" w:sz="0" w:space="0" w:color="auto"/>
+                    <w:bottom w:val="none" w:sz="0" w:space="0" w:color="auto"/>
+                  </w:tcBorders>
+                </w:tcPr>
+                <w:p>
+                  <w:pPr>
+                    <w:spacing w:line="259" w:lineRule="auto"/>
+                  </w:pPr>
+                  <w:r>
+                    <w:t>25.04.20</w:t>
+                  </w:r>
+                  <w:r>
+                    <w:t>xx</w:t>
+                  </w:r>
+                </w:p>
+              </w:tc>
+              <w:tc>
+                <w:tcPr>
+                  <w:tcW w:w="6799" w:type="dxa"/>
+                </w:tcPr>
+                <w:p>
+                  <w:pPr>
+                    <w:spacing w:line="259" w:lineRule="auto"/>
+                    <w:cnfStyle w:val="000000000000" w:firstRow="0" w:lastRow="0" w:firstColumn="0" w:lastColumn="0" w:oddVBand="0" w:evenVBand="0" w:oddHBand="0" w:evenHBand="0" w:firstRowFirstColumn="0" w:firstRowLastColumn="0" w:lastRowFirstColumn="0" w:lastRowLastColumn="0"/>
+                  </w:pPr>
+                  <w:r>
+                    <w:t>Mängelrüge der Liv</w:t>
+                  </w:r>
+                  <w:r>
+                    <w:t>ingston</w:t>
+                  </w:r>
+                  <w:r>
+                    <w:t xml:space="preserve"> </w:t>
+                  </w:r>
+                  <w:r>
+                    <w:t>GmbH</w:t>
+                  </w:r>
+                  <w:r>
+                    <w:t xml:space="preserve">, weil sich bei </w:t>
+                  </w:r>
+                  <w:r>
+                    <w:t>drei Stühlen</w:t>
+                  </w:r>
+                  <w:r>
+                    <w:t xml:space="preserve"> die </w:t>
+                  </w:r>
+                  <w:r>
+                    <w:t>Rückenlehne</w:t>
+                  </w:r>
+                  <w:r>
+                    <w:t xml:space="preserve"> nicht verstellen lässt.</w:t>
+                  </w:r>
+                </w:p>
+              </w:tc>
+            </w:tr>
+          </w:tbl>
+          <w:p/>
+        </w:tc>
+      </w:tr>
+      <w:tr>
+        <w:tc>
+          <w:tcPr>
+            <w:tcW w:w="2660" w:type="dxa"/>
+          </w:tcPr>
+          <w:p>
+            <w:r>
+              <w:lastRenderedPageBreak/>
+              <w:t>Aufgabenstellung (Pflicht)</w:t>
+            </w:r>
+          </w:p>
+        </w:tc>
+        <w:tc>
+          <w:tcPr>
+            <w:tcW w:w="7527" w:type="dxa"/>
+          </w:tcPr>
+          <w:p>
+            <w:r>
+              <w:t>Welche rechtliche Bedeutung hat die Bestellung der Livingston GmbH für das Zustandekommen des Kaufvertrages?</w:t>
+            </w:r>
+          </w:p>
+          <w:p/>
+          <w:tbl>
+            <w:tblPr>
+              <w:tblStyle w:val="Listentabelle6farbigAkzent6"/>
+              <w:tblW w:w="5000" w:type="pct"/>
+              <w:shd w:val="clear" w:color="auto" w:fill="FFFFFF" w:themeFill="background1"/>
+              <w:tblCellMar>
+                <w:top w:w="113" w:type="dxa"/>
+                <w:left w:w="113" w:type="dxa"/>
+                <w:bottom w:w="113" w:type="dxa"/>
+                <w:right w:w="113" w:type="dxa"/>
+              </w:tblCellMar>
+              <w:tblLook w:val="0400" w:firstRow="0" w:lastRow="0" w:firstColumn="0" w:lastColumn="0" w:noHBand="0" w:noVBand="1"/>
+            </w:tblPr>
+            <w:tblGrid>
+              <w:gridCol w:w="636"/>
+              <w:gridCol w:w="6598"/>
+            </w:tblGrid>
+            <w:tr>
+              <w:trPr>
+                <w:cnfStyle w:val="000000100000" w:firstRow="0" w:lastRow="0" w:firstColumn="0" w:lastColumn="0" w:oddVBand="0" w:evenVBand="0" w:oddHBand="1" w:evenHBand="0" w:firstRowFirstColumn="0" w:firstRowLastColumn="0" w:lastRowFirstColumn="0" w:lastRowLastColumn="0"/>
+                <w:trHeight w:hRule="exact" w:val="567"/>
+              </w:trPr>
+              <w:sdt>
+                <w:sdtPr>
+                  <w:id w:val="1761017254"/>
+                  <w14:checkbox>
+                    <w14:checked w14:val="0"/>
+                    <w14:checkedState w14:val="2612" w14:font="MS Gothic"/>
+                    <w14:uncheckedState w14:val="2610" w14:font="MS Gothic"/>
+                  </w14:checkbox>
+                </w:sdtPr>
+                <w:sdtContent>
+                  <w:tc>
+                    <w:tcPr>
+                      <w:tcW w:w="704" w:type="dxa"/>
+                      <w:shd w:val="clear" w:color="auto" w:fill="FFFFFF" w:themeFill="background1"/>
+                    </w:tcPr>
+                    <w:p>
+                      <w:r>
+                        <w:rPr>
+                          <w:rFonts w:ascii="MS Gothic" w:eastAsia="MS Gothic" w:hAnsi="MS Gothic" w:hint="eastAsia"/>
+                        </w:rPr>
+                        <w:t>☐</w:t>
+                      </w:r>
+                    </w:p>
+                  </w:tc>
+                </w:sdtContent>
+              </w:sdt>
+              <w:tc>
+                <w:tcPr>
+                  <w:tcW w:w="8358" w:type="dxa"/>
+                  <w:shd w:val="clear" w:color="auto" w:fill="FFFFFF" w:themeFill="background1"/>
+                </w:tcPr>
+                <w:p>
+                  <w:r>
+                    <w:t xml:space="preserve">Es handelt sich um einen </w:t>
+                  </w:r>
+                  <w:r>
+                    <w:t>un</w:t>
+                  </w:r>
+                  <w:r>
+                    <w:t>verbindlichen Antrag.</w:t>
+                  </w:r>
+                </w:p>
+              </w:tc>
+            </w:tr>
+            <w:tr>
+              <w:trPr>
+                <w:trHeight w:hRule="exact" w:val="567"/>
+              </w:trPr>
+              <w:sdt>
+                <w:sdtPr>
+                  <w:id w:val="899948748"/>
+                  <w14:checkbox>
+                    <w14:checked w14:val="0"/>
+                    <w14:checkedState w14:val="2612" w14:font="MS Gothic"/>
+                    <w14:uncheckedState w14:val="2610" w14:font="MS Gothic"/>
+                  </w14:checkbox>
+                </w:sdtPr>
+                <w:sdtContent>
+                  <w:tc>
+                    <w:tcPr>
+                      <w:tcW w:w="704" w:type="dxa"/>
+                      <w:shd w:val="clear" w:color="auto" w:fill="FFFFFF" w:themeFill="background1"/>
+                    </w:tcPr>
+                    <w:p>
+                      <w:r>
+                        <w:rPr>
+                          <w:rFonts w:ascii="Segoe UI Symbol" w:hAnsi="Segoe UI Symbol" w:cs="Segoe UI Symbol"/>
+                        </w:rPr>
+                        <w:t>☐</w:t>
+                      </w:r>
+                    </w:p>
+                  </w:tc>
+                </w:sdtContent>
+              </w:sdt>
+              <w:tc>
+                <w:tcPr>
+                  <w:tcW w:w="8358" w:type="dxa"/>
+                  <w:shd w:val="clear" w:color="auto" w:fill="FFFFFF" w:themeFill="background1"/>
+                </w:tcPr>
+                <w:p>
+                  <w:r>
+                    <w:t>Es handelt sich um eine verbindliche Annahme.</w:t>
+                  </w:r>
+                </w:p>
+              </w:tc>
+            </w:tr>
+            <w:tr>
+              <w:trPr>
+                <w:cnfStyle w:val="000000100000" w:firstRow="0" w:lastRow="0" w:firstColumn="0" w:lastColumn="0" w:oddVBand="0" w:evenVBand="0" w:oddHBand="1" w:evenHBand="0" w:firstRowFirstColumn="0" w:firstRowLastColumn="0" w:lastRowFirstColumn="0" w:lastRowLastColumn="0"/>
+                <w:trHeight w:hRule="exact" w:val="567"/>
+              </w:trPr>
+              <w:sdt>
+                <w:sdtPr>
+                  <w:id w:val="-1895188526"/>
+                  <w14:checkbox>
+                    <w14:checked w14:val="0"/>
+                    <w14:checkedState w14:val="2612" w14:font="MS Gothic"/>
+                    <w14:uncheckedState w14:val="2610" w14:font="MS Gothic"/>
+                  </w14:checkbox>
+                </w:sdtPr>
+                <w:sdtContent>
+                  <w:tc>
+                    <w:tcPr>
+                      <w:tcW w:w="704" w:type="dxa"/>
+                      <w:shd w:val="clear" w:color="auto" w:fill="FFFFFF" w:themeFill="background1"/>
+                    </w:tcPr>
+                    <w:p>
+                      <w:r>
+                        <w:rPr>
+                          <w:rFonts w:ascii="Segoe UI Symbol" w:hAnsi="Segoe UI Symbol" w:cs="Segoe UI Symbol"/>
+                        </w:rPr>
+                        <w:t>☐</w:t>
+                      </w:r>
+                    </w:p>
+                  </w:tc>
+                </w:sdtContent>
+              </w:sdt>
+              <w:tc>
+                <w:tcPr>
+                  <w:tcW w:w="8358" w:type="dxa"/>
+                  <w:shd w:val="clear" w:color="auto" w:fill="FFFFFF" w:themeFill="background1"/>
+                </w:tcPr>
+                <w:p>
+                  <w:r>
+                    <w:t>Es ist eine Willenserklärung im Rahmen einer Anpreisung</w:t>
+                  </w:r>
+                </w:p>
+              </w:tc>
+            </w:tr>
+            <w:tr>
+              <w:trPr>
+                <w:trHeight w:hRule="exact" w:val="567"/>
+              </w:trPr>
+              <w:sdt>
+                <w:sdtPr>
+                  <w:id w:val="1275903982"/>
+                  <w14:checkbox>
+                    <w14:checked w14:val="0"/>
+                    <w14:checkedState w14:val="2612" w14:font="MS Gothic"/>
+                    <w14:uncheckedState w14:val="2610" w14:font="MS Gothic"/>
+                  </w14:checkbox>
+                </w:sdtPr>
+                <w:sdtContent>
+                  <w:tc>
+                    <w:tcPr>
+                      <w:tcW w:w="704" w:type="dxa"/>
+                      <w:shd w:val="clear" w:color="auto" w:fill="FFFFFF" w:themeFill="background1"/>
+                    </w:tcPr>
+                    <w:p>
+                      <w:r>
+                        <w:rPr>
+                          <w:rFonts w:ascii="MS Gothic" w:eastAsia="MS Gothic" w:hAnsi="MS Gothic" w:hint="eastAsia"/>
+                        </w:rPr>
+                        <w:t>☐</w:t>
+                      </w:r>
+                    </w:p>
+                  </w:tc>
+                </w:sdtContent>
+              </w:sdt>
+              <w:tc>
+                <w:tcPr>
+                  <w:tcW w:w="8358" w:type="dxa"/>
+                  <w:shd w:val="clear" w:color="auto" w:fill="FFFFFF" w:themeFill="background1"/>
+                </w:tcPr>
+                <w:p>
+                  <w:r>
+                    <w:t>Es handelt sich um einen verbindlichen Antrag.</w:t>
+                  </w:r>
+                </w:p>
+              </w:tc>
+            </w:tr>
+            <w:tr>
+              <w:trPr>
+                <w:cnfStyle w:val="000000100000" w:firstRow="0" w:lastRow="0" w:firstColumn="0" w:lastColumn="0" w:oddVBand="0" w:evenVBand="0" w:oddHBand="1" w:evenHBand="0" w:firstRowFirstColumn="0" w:firstRowLastColumn="0" w:lastRowFirstColumn="0" w:lastRowLastColumn="0"/>
+                <w:trHeight w:hRule="exact" w:val="567"/>
+              </w:trPr>
+              <w:sdt>
+                <w:sdtPr>
+                  <w:id w:val="1738124408"/>
+                  <w14:checkbox>
+                    <w14:checked w14:val="0"/>
+                    <w14:checkedState w14:val="2612" w14:font="MS Gothic"/>
+                    <w14:uncheckedState w14:val="2610" w14:font="MS Gothic"/>
+                  </w14:checkbox>
+                </w:sdtPr>
+                <w:sdtContent>
+                  <w:tc>
+                    <w:tcPr>
+                      <w:tcW w:w="704" w:type="dxa"/>
+                      <w:shd w:val="clear" w:color="auto" w:fill="FFFFFF" w:themeFill="background1"/>
+                    </w:tcPr>
+                    <w:p>
+                      <w:r>
+                        <w:rPr>
+                          <w:rFonts w:ascii="Segoe UI Symbol" w:hAnsi="Segoe UI Symbol" w:cs="Segoe UI Symbol"/>
+                        </w:rPr>
+                        <w:t>☐</w:t>
+                      </w:r>
+                    </w:p>
+                  </w:tc>
+                </w:sdtContent>
+              </w:sdt>
+              <w:tc>
+                <w:tcPr>
+                  <w:tcW w:w="8358" w:type="dxa"/>
+                  <w:shd w:val="clear" w:color="auto" w:fill="FFFFFF" w:themeFill="background1"/>
+                </w:tcPr>
+                <w:p>
+                  <w:r>
+                    <w:t>Es handelt sich um eine unverbindliche Annahme.</w:t>
+                  </w:r>
+                </w:p>
+              </w:tc>
+            </w:tr>
+          </w:tbl>
           <w:p/>
           <w:p/>
         </w:tc>
@@ -3307,7 +4210,8 @@
           </w:tcPr>
           <w:p>
             <w:r>
-              <w:t>Aufgabenstellung (Pflicht)</w:t>
+              <w:lastRenderedPageBreak/>
+              <w:t>Lösungsmöglichkeit/Hinweis (optional)</w:t>
             </w:r>
           </w:p>
         </w:tc>
@@ -3315,11 +4219,6 @@
           <w:tcPr>
             <w:tcW w:w="7527" w:type="dxa"/>
           </w:tcPr>
-          <w:p>
-            <w:r>
-              <w:t>Welche rechtliche Bedeutung hat die Bestellung der Livingston GmbH für das Zustandekommen des Kaufvertrages?</w:t>
-            </w:r>
-          </w:p>
           <w:p/>
         </w:tc>
       </w:tr>
@@ -3330,7 +4229,7 @@
           </w:tcPr>
           <w:p>
             <w:r>
-              <w:t>Lösungsmöglichkeit/Hinweis (optional)</w:t>
+              <w:t>Schlagworte (kommagetrennt)</w:t>
             </w:r>
           </w:p>
         </w:tc>
@@ -3348,7 +4247,7 @@
           </w:tcPr>
           <w:p>
             <w:r>
-              <w:t>Schlagworte (kommagetrennt)</w:t>
+              <w:t>Schwierigkeitsgrad</w:t>
             </w:r>
           </w:p>
         </w:tc>
@@ -3356,7 +4255,11 @@
           <w:tcPr>
             <w:tcW w:w="7527" w:type="dxa"/>
           </w:tcPr>
-          <w:p/>
+          <w:p>
+            <w:r>
+              <w:t>leicht</w:t>
+            </w:r>
+          </w:p>
         </w:tc>
       </w:tr>
       <w:tr>
@@ -3366,7 +4269,7 @@
           </w:tcPr>
           <w:p>
             <w:r>
-              <w:t>Schwierigkeitsgrad</w:t>
+              <w:t>Punkte (optional)</w:t>
             </w:r>
           </w:p>
         </w:tc>
@@ -3376,7 +4279,7 @@
           </w:tcPr>
           <w:p>
             <w:r>
-              <w:t>leicht</w:t>
+              <w:t>2</w:t>
             </w:r>
           </w:p>
         </w:tc>
@@ -3388,7 +4291,7 @@
           </w:tcPr>
           <w:p>
             <w:r>
-              <w:t>Punkte (optional)</w:t>
+              <w:t>Quelle/Kommentar (optional)</w:t>
             </w:r>
           </w:p>
         </w:tc>
@@ -3398,27 +4301,9 @@
           </w:tcPr>
           <w:p>
             <w:r>
-              <w:t>2</w:t>
-            </w:r>
-          </w:p>
-        </w:tc>
-      </w:tr>
-      <w:tr>
-        <w:tc>
-          <w:tcPr>
-            <w:tcW w:w="2660" w:type="dxa"/>
-          </w:tcPr>
-          <w:p>
-            <w:r>
-              <w:t>Quelle/Kommentar (optional)</w:t>
-            </w:r>
-          </w:p>
-        </w:tc>
-        <w:tc>
-          <w:tcPr>
-            <w:tcW w:w="7527" w:type="dxa"/>
-          </w:tcPr>
-          <w:p/>
+              <w:t>LEK AsKoor Id</w:t>
+            </w:r>
+          </w:p>
         </w:tc>
       </w:tr>
       <w:tr>
@@ -3536,7 +4421,6 @@
           </w:tcPr>
           <w:p>
             <w:r>
-              <w:lastRenderedPageBreak/>
               <w:t>Intro/Einleitung (optional)</w:t>
             </w:r>
           </w:p>
@@ -3695,7 +4579,11 @@
           <w:tcPr>
             <w:tcW w:w="7527" w:type="dxa"/>
           </w:tcPr>
-          <w:p/>
+          <w:p>
+            <w:r>
+              <w:t>LEK AsKoor Id</w:t>
+            </w:r>
+          </w:p>
         </w:tc>
       </w:tr>
       <w:tr>
@@ -3843,6 +4731,258 @@
             </w:r>
           </w:p>
           <w:p/>
+          <w:p>
+            <w:r>
+              <w:t>Kreuzen Sie die richtige Antwort an.</w:t>
+            </w:r>
+          </w:p>
+          <w:p/>
+          <w:tbl>
+            <w:tblPr>
+              <w:tblStyle w:val="Listentabelle6farbigAkzent6"/>
+              <w:tblW w:w="5000" w:type="pct"/>
+              <w:shd w:val="clear" w:color="auto" w:fill="FFFFFF" w:themeFill="background1"/>
+              <w:tblCellMar>
+                <w:top w:w="113" w:type="dxa"/>
+                <w:left w:w="113" w:type="dxa"/>
+                <w:bottom w:w="113" w:type="dxa"/>
+                <w:right w:w="113" w:type="dxa"/>
+              </w:tblCellMar>
+              <w:tblLook w:val="0400" w:firstRow="0" w:lastRow="0" w:firstColumn="0" w:lastColumn="0" w:noHBand="0" w:noVBand="1"/>
+            </w:tblPr>
+            <w:tblGrid>
+              <w:gridCol w:w="644"/>
+              <w:gridCol w:w="6590"/>
+            </w:tblGrid>
+            <w:tr>
+              <w:trPr>
+                <w:cnfStyle w:val="000000100000" w:firstRow="0" w:lastRow="0" w:firstColumn="0" w:lastColumn="0" w:oddVBand="0" w:evenVBand="0" w:oddHBand="1" w:evenHBand="0" w:firstRowFirstColumn="0" w:firstRowLastColumn="0" w:lastRowFirstColumn="0" w:lastRowLastColumn="0"/>
+                <w:trHeight w:hRule="exact" w:val="567"/>
+              </w:trPr>
+              <w:sdt>
+                <w:sdtPr>
+                  <w:id w:val="-435283941"/>
+                  <w14:checkbox>
+                    <w14:checked w14:val="0"/>
+                    <w14:checkedState w14:val="2612" w14:font="MS Gothic"/>
+                    <w14:uncheckedState w14:val="2610" w14:font="MS Gothic"/>
+                  </w14:checkbox>
+                </w:sdtPr>
+                <w:sdtContent>
+                  <w:tc>
+                    <w:tcPr>
+                      <w:tcW w:w="704" w:type="dxa"/>
+                      <w:shd w:val="clear" w:color="auto" w:fill="FFFFFF" w:themeFill="background1"/>
+                    </w:tcPr>
+                    <w:p>
+                      <w:pPr>
+                        <w:jc w:val="center"/>
+                      </w:pPr>
+                      <w:r>
+                        <w:rPr>
+                          <w:rFonts w:ascii="MS Gothic" w:eastAsia="MS Gothic" w:hAnsi="MS Gothic" w:hint="eastAsia"/>
+                        </w:rPr>
+                        <w:t>☐</w:t>
+                      </w:r>
+                    </w:p>
+                  </w:tc>
+                </w:sdtContent>
+              </w:sdt>
+              <w:tc>
+                <w:tcPr>
+                  <w:tcW w:w="8358" w:type="dxa"/>
+                  <w:shd w:val="clear" w:color="auto" w:fill="FFFFFF" w:themeFill="background1"/>
+                </w:tcPr>
+                <w:p>
+                  <w:r>
+                    <w:t>unfrei</w:t>
+                  </w:r>
+                </w:p>
+              </w:tc>
+            </w:tr>
+            <w:tr>
+              <w:trPr>
+                <w:trHeight w:hRule="exact" w:val="567"/>
+              </w:trPr>
+              <w:sdt>
+                <w:sdtPr>
+                  <w:id w:val="188411939"/>
+                  <w14:checkbox>
+                    <w14:checked w14:val="0"/>
+                    <w14:checkedState w14:val="2612" w14:font="MS Gothic"/>
+                    <w14:uncheckedState w14:val="2610" w14:font="MS Gothic"/>
+                  </w14:checkbox>
+                </w:sdtPr>
+                <w:sdtContent>
+                  <w:tc>
+                    <w:tcPr>
+                      <w:tcW w:w="704" w:type="dxa"/>
+                      <w:shd w:val="clear" w:color="auto" w:fill="FFFFFF" w:themeFill="background1"/>
+                    </w:tcPr>
+                    <w:p>
+                      <w:pPr>
+                        <w:jc w:val="center"/>
+                      </w:pPr>
+                      <w:r>
+                        <w:rPr>
+                          <w:rFonts w:ascii="Segoe UI Symbol" w:hAnsi="Segoe UI Symbol" w:cs="Segoe UI Symbol"/>
+                        </w:rPr>
+                        <w:t>☐</w:t>
+                      </w:r>
+                    </w:p>
+                  </w:tc>
+                </w:sdtContent>
+              </w:sdt>
+              <w:tc>
+                <w:tcPr>
+                  <w:tcW w:w="8358" w:type="dxa"/>
+                  <w:shd w:val="clear" w:color="auto" w:fill="FFFFFF" w:themeFill="background1"/>
+                </w:tcPr>
+                <w:p>
+                  <w:r>
+                    <w:t>frei Haus</w:t>
+                  </w:r>
+                </w:p>
+              </w:tc>
+            </w:tr>
+            <w:tr>
+              <w:trPr>
+                <w:cnfStyle w:val="000000100000" w:firstRow="0" w:lastRow="0" w:firstColumn="0" w:lastColumn="0" w:oddVBand="0" w:evenVBand="0" w:oddHBand="1" w:evenHBand="0" w:firstRowFirstColumn="0" w:firstRowLastColumn="0" w:lastRowFirstColumn="0" w:lastRowLastColumn="0"/>
+                <w:trHeight w:hRule="exact" w:val="567"/>
+              </w:trPr>
+              <w:sdt>
+                <w:sdtPr>
+                  <w:id w:val="-603037532"/>
+                  <w14:checkbox>
+                    <w14:checked w14:val="0"/>
+                    <w14:checkedState w14:val="2612" w14:font="MS Gothic"/>
+                    <w14:uncheckedState w14:val="2610" w14:font="MS Gothic"/>
+                  </w14:checkbox>
+                </w:sdtPr>
+                <w:sdtContent>
+                  <w:tc>
+                    <w:tcPr>
+                      <w:tcW w:w="704" w:type="dxa"/>
+                      <w:shd w:val="clear" w:color="auto" w:fill="FFFFFF" w:themeFill="background1"/>
+                    </w:tcPr>
+                    <w:p>
+                      <w:pPr>
+                        <w:jc w:val="center"/>
+                      </w:pPr>
+                      <w:r>
+                        <w:rPr>
+                          <w:rFonts w:ascii="MS Gothic" w:eastAsia="MS Gothic" w:hAnsi="MS Gothic" w:hint="eastAsia"/>
+                        </w:rPr>
+                        <w:t>☐</w:t>
+                      </w:r>
+                    </w:p>
+                  </w:tc>
+                </w:sdtContent>
+              </w:sdt>
+              <w:tc>
+                <w:tcPr>
+                  <w:tcW w:w="8358" w:type="dxa"/>
+                  <w:shd w:val="clear" w:color="auto" w:fill="FFFFFF" w:themeFill="background1"/>
+                </w:tcPr>
+                <w:p>
+                  <w:r>
+                    <w:t>frei</w:t>
+                  </w:r>
+                </w:p>
+              </w:tc>
+            </w:tr>
+            <w:tr>
+              <w:trPr>
+                <w:trHeight w:hRule="exact" w:val="567"/>
+              </w:trPr>
+              <w:sdt>
+                <w:sdtPr>
+                  <w:id w:val="-971054973"/>
+                  <w14:checkbox>
+                    <w14:checked w14:val="0"/>
+                    <w14:checkedState w14:val="2612" w14:font="MS Gothic"/>
+                    <w14:uncheckedState w14:val="2610" w14:font="MS Gothic"/>
+                  </w14:checkbox>
+                </w:sdtPr>
+                <w:sdtContent>
+                  <w:tc>
+                    <w:tcPr>
+                      <w:tcW w:w="704" w:type="dxa"/>
+                      <w:shd w:val="clear" w:color="auto" w:fill="FFFFFF" w:themeFill="background1"/>
+                    </w:tcPr>
+                    <w:p>
+                      <w:pPr>
+                        <w:jc w:val="center"/>
+                      </w:pPr>
+                      <w:r>
+                        <w:rPr>
+                          <w:rFonts w:ascii="Segoe UI Symbol" w:hAnsi="Segoe UI Symbol" w:cs="Segoe UI Symbol"/>
+                        </w:rPr>
+                        <w:t>☐</w:t>
+                      </w:r>
+                    </w:p>
+                  </w:tc>
+                </w:sdtContent>
+              </w:sdt>
+              <w:tc>
+                <w:tcPr>
+                  <w:tcW w:w="8358" w:type="dxa"/>
+                  <w:shd w:val="clear" w:color="auto" w:fill="FFFFFF" w:themeFill="background1"/>
+                </w:tcPr>
+                <w:p>
+                  <w:r>
+                    <w:t>ab Werk</w:t>
+                  </w:r>
+                </w:p>
+              </w:tc>
+            </w:tr>
+            <w:tr>
+              <w:trPr>
+                <w:cnfStyle w:val="000000100000" w:firstRow="0" w:lastRow="0" w:firstColumn="0" w:lastColumn="0" w:oddVBand="0" w:evenVBand="0" w:oddHBand="1" w:evenHBand="0" w:firstRowFirstColumn="0" w:firstRowLastColumn="0" w:lastRowFirstColumn="0" w:lastRowLastColumn="0"/>
+                <w:trHeight w:hRule="exact" w:val="567"/>
+              </w:trPr>
+              <w:sdt>
+                <w:sdtPr>
+                  <w:id w:val="2036303166"/>
+                  <w14:checkbox>
+                    <w14:checked w14:val="0"/>
+                    <w14:checkedState w14:val="2612" w14:font="MS Gothic"/>
+                    <w14:uncheckedState w14:val="2610" w14:font="MS Gothic"/>
+                  </w14:checkbox>
+                </w:sdtPr>
+                <w:sdtContent>
+                  <w:tc>
+                    <w:tcPr>
+                      <w:tcW w:w="704" w:type="dxa"/>
+                      <w:shd w:val="clear" w:color="auto" w:fill="FFFFFF" w:themeFill="background1"/>
+                    </w:tcPr>
+                    <w:p>
+                      <w:pPr>
+                        <w:jc w:val="center"/>
+                      </w:pPr>
+                      <w:r>
+                        <w:rPr>
+                          <w:rFonts w:ascii="Segoe UI Symbol" w:hAnsi="Segoe UI Symbol" w:cs="Segoe UI Symbol"/>
+                        </w:rPr>
+                        <w:t>☐</w:t>
+                      </w:r>
+                    </w:p>
+                  </w:tc>
+                </w:sdtContent>
+              </w:sdt>
+              <w:tc>
+                <w:tcPr>
+                  <w:tcW w:w="8358" w:type="dxa"/>
+                  <w:shd w:val="clear" w:color="auto" w:fill="FFFFFF" w:themeFill="background1"/>
+                </w:tcPr>
+                <w:p>
+                  <w:r>
+                    <w:t>frei dort</w:t>
+                  </w:r>
+                </w:p>
+              </w:tc>
+            </w:tr>
+          </w:tbl>
           <w:p/>
         </w:tc>
       </w:tr>
@@ -3853,6 +4993,7 @@
           </w:tcPr>
           <w:p>
             <w:r>
+              <w:lastRenderedPageBreak/>
               <w:t>Lösungsmöglichkeit/Hinweis (optional)</w:t>
             </w:r>
           </w:p>
@@ -3941,7 +5082,11 @@
           <w:tcPr>
             <w:tcW w:w="7527" w:type="dxa"/>
           </w:tcPr>
-          <w:p/>
+          <w:p>
+            <w:r>
+              <w:t>LEK AsKoor Id</w:t>
+            </w:r>
+          </w:p>
         </w:tc>
       </w:tr>
       <w:tr>
@@ -4106,7 +5251,6 @@
           </w:tcPr>
           <w:p>
             <w:r>
-              <w:lastRenderedPageBreak/>
               <w:t>Lösungsmöglichkeit/Hinweis (optional)</w:t>
             </w:r>
           </w:p>
@@ -4199,7 +5343,11 @@
           <w:tcPr>
             <w:tcW w:w="7527" w:type="dxa"/>
           </w:tcPr>
-          <w:p/>
+          <w:p>
+            <w:r>
+              <w:t>LEK AsKoor Id</w:t>
+            </w:r>
+          </w:p>
         </w:tc>
       </w:tr>
       <w:tr>
@@ -4343,7 +5491,11 @@
           </w:tcPr>
           <w:p>
             <w:r>
-              <w:t>Geben Sie an, zu welchem Zeitpunkt die Livingston GmbH Eigentümerin der Bürostühle geworden ist. Tragen Sie das Datum im Format TT.MM.20xx ein.</w:t>
+              <w:t xml:space="preserve">Geben Sie an, zu welchem Zeitpunkt die Livingston GmbH Eigentümerin der </w:t>
+            </w:r>
+            <w:r>
+              <w:lastRenderedPageBreak/>
+              <w:t>Bürostühle geworden ist. Tragen Sie das Datum im Format TT.MM.20xx ein.</w:t>
             </w:r>
           </w:p>
           <w:p/>
@@ -4385,6 +5537,7 @@
           </w:tcPr>
           <w:p>
             <w:r>
+              <w:lastRenderedPageBreak/>
               <w:t>Lösungsmöglichkeit/Hinweis (optional)</w:t>
             </w:r>
           </w:p>
@@ -4473,7 +5626,11 @@
           <w:tcPr>
             <w:tcW w:w="7527" w:type="dxa"/>
           </w:tcPr>
-          <w:p/>
+          <w:p>
+            <w:r>
+              <w:t>LEK AsKoor Id</w:t>
+            </w:r>
+          </w:p>
         </w:tc>
       </w:tr>
       <w:tr>
@@ -4621,6 +5778,268 @@
             </w:r>
           </w:p>
           <w:p/>
+          <w:p>
+            <w:r>
+              <w:t>Kreuzen Sie die richtige Antwort an.</w:t>
+            </w:r>
+          </w:p>
+          <w:p/>
+          <w:tbl>
+            <w:tblPr>
+              <w:tblStyle w:val="Listentabelle6farbigAkzent6"/>
+              <w:tblW w:w="5000" w:type="pct"/>
+              <w:shd w:val="clear" w:color="auto" w:fill="FFFFFF" w:themeFill="background1"/>
+              <w:tblCellMar>
+                <w:top w:w="113" w:type="dxa"/>
+                <w:left w:w="113" w:type="dxa"/>
+                <w:bottom w:w="113" w:type="dxa"/>
+                <w:right w:w="113" w:type="dxa"/>
+              </w:tblCellMar>
+              <w:tblLook w:val="0400" w:firstRow="0" w:lastRow="0" w:firstColumn="0" w:lastColumn="0" w:noHBand="0" w:noVBand="1"/>
+            </w:tblPr>
+            <w:tblGrid>
+              <w:gridCol w:w="634"/>
+              <w:gridCol w:w="6600"/>
+            </w:tblGrid>
+            <w:tr>
+              <w:trPr>
+                <w:cnfStyle w:val="000000100000" w:firstRow="0" w:lastRow="0" w:firstColumn="0" w:lastColumn="0" w:oddVBand="0" w:evenVBand="0" w:oddHBand="1" w:evenHBand="0" w:firstRowFirstColumn="0" w:firstRowLastColumn="0" w:lastRowFirstColumn="0" w:lastRowLastColumn="0"/>
+                <w:trHeight w:hRule="exact" w:val="567"/>
+              </w:trPr>
+              <w:sdt>
+                <w:sdtPr>
+                  <w:id w:val="-815176291"/>
+                  <w14:checkbox>
+                    <w14:checked w14:val="0"/>
+                    <w14:checkedState w14:val="2612" w14:font="MS Gothic"/>
+                    <w14:uncheckedState w14:val="2610" w14:font="MS Gothic"/>
+                  </w14:checkbox>
+                </w:sdtPr>
+                <w:sdtContent>
+                  <w:tc>
+                    <w:tcPr>
+                      <w:tcW w:w="704" w:type="dxa"/>
+                      <w:shd w:val="clear" w:color="auto" w:fill="FFFFFF" w:themeFill="background1"/>
+                    </w:tcPr>
+                    <w:p>
+                      <w:pPr>
+                        <w:jc w:val="center"/>
+                      </w:pPr>
+                      <w:r>
+                        <w:rPr>
+                          <w:rFonts w:ascii="Segoe UI Symbol" w:hAnsi="Segoe UI Symbol" w:cs="Segoe UI Symbol"/>
+                        </w:rPr>
+                        <w:t>☐</w:t>
+                      </w:r>
+                    </w:p>
+                  </w:tc>
+                </w:sdtContent>
+              </w:sdt>
+              <w:tc>
+                <w:tcPr>
+                  <w:tcW w:w="8358" w:type="dxa"/>
+                  <w:shd w:val="clear" w:color="auto" w:fill="FFFFFF" w:themeFill="background1"/>
+                </w:tcPr>
+                <w:p>
+                  <w:r>
+                    <w:t>Amtsgericht Hannover</w:t>
+                  </w:r>
+                </w:p>
+              </w:tc>
+            </w:tr>
+            <w:tr>
+              <w:trPr>
+                <w:trHeight w:hRule="exact" w:val="567"/>
+              </w:trPr>
+              <w:sdt>
+                <w:sdtPr>
+                  <w:id w:val="-2115892834"/>
+                  <w14:checkbox>
+                    <w14:checked w14:val="0"/>
+                    <w14:checkedState w14:val="2612" w14:font="MS Gothic"/>
+                    <w14:uncheckedState w14:val="2610" w14:font="MS Gothic"/>
+                  </w14:checkbox>
+                </w:sdtPr>
+                <w:sdtContent>
+                  <w:tc>
+                    <w:tcPr>
+                      <w:tcW w:w="704" w:type="dxa"/>
+                      <w:shd w:val="clear" w:color="auto" w:fill="FFFFFF" w:themeFill="background1"/>
+                    </w:tcPr>
+                    <w:p>
+                      <w:pPr>
+                        <w:jc w:val="center"/>
+                      </w:pPr>
+                      <w:r>
+                        <w:rPr>
+                          <w:rFonts w:ascii="Segoe UI Symbol" w:hAnsi="Segoe UI Symbol" w:cs="Segoe UI Symbol"/>
+                        </w:rPr>
+                        <w:t>☐</w:t>
+                      </w:r>
+                    </w:p>
+                  </w:tc>
+                </w:sdtContent>
+              </w:sdt>
+              <w:tc>
+                <w:tcPr>
+                  <w:tcW w:w="8358" w:type="dxa"/>
+                  <w:shd w:val="clear" w:color="auto" w:fill="FFFFFF" w:themeFill="background1"/>
+                </w:tcPr>
+                <w:p>
+                  <w:r>
+                    <w:t>Landgericht Hannover</w:t>
+                  </w:r>
+                </w:p>
+              </w:tc>
+            </w:tr>
+            <w:tr>
+              <w:trPr>
+                <w:cnfStyle w:val="000000100000" w:firstRow="0" w:lastRow="0" w:firstColumn="0" w:lastColumn="0" w:oddVBand="0" w:evenVBand="0" w:oddHBand="1" w:evenHBand="0" w:firstRowFirstColumn="0" w:firstRowLastColumn="0" w:lastRowFirstColumn="0" w:lastRowLastColumn="0"/>
+                <w:trHeight w:hRule="exact" w:val="567"/>
+              </w:trPr>
+              <w:sdt>
+                <w:sdtPr>
+                  <w:id w:val="1143468705"/>
+                  <w14:checkbox>
+                    <w14:checked w14:val="0"/>
+                    <w14:checkedState w14:val="2612" w14:font="MS Gothic"/>
+                    <w14:uncheckedState w14:val="2610" w14:font="MS Gothic"/>
+                  </w14:checkbox>
+                </w:sdtPr>
+                <w:sdtContent>
+                  <w:tc>
+                    <w:tcPr>
+                      <w:tcW w:w="704" w:type="dxa"/>
+                      <w:shd w:val="clear" w:color="auto" w:fill="FFFFFF" w:themeFill="background1"/>
+                    </w:tcPr>
+                    <w:p>
+                      <w:pPr>
+                        <w:jc w:val="center"/>
+                      </w:pPr>
+                      <w:r>
+                        <w:rPr>
+                          <w:rFonts w:ascii="MS Gothic" w:eastAsia="MS Gothic" w:hAnsi="MS Gothic" w:hint="eastAsia"/>
+                        </w:rPr>
+                        <w:t>☐</w:t>
+                      </w:r>
+                    </w:p>
+                  </w:tc>
+                </w:sdtContent>
+              </w:sdt>
+              <w:tc>
+                <w:tcPr>
+                  <w:tcW w:w="8358" w:type="dxa"/>
+                  <w:shd w:val="clear" w:color="auto" w:fill="FFFFFF" w:themeFill="background1"/>
+                </w:tcPr>
+                <w:p>
+                  <w:r>
+                    <w:t>Bundesgerichtshof in Karlsruhe</w:t>
+                  </w:r>
+                </w:p>
+              </w:tc>
+            </w:tr>
+            <w:tr>
+              <w:trPr>
+                <w:trHeight w:hRule="exact" w:val="567"/>
+              </w:trPr>
+              <w:sdt>
+                <w:sdtPr>
+                  <w:id w:val="-2098554164"/>
+                  <w14:checkbox>
+                    <w14:checked w14:val="0"/>
+                    <w14:checkedState w14:val="2612" w14:font="MS Gothic"/>
+                    <w14:uncheckedState w14:val="2610" w14:font="MS Gothic"/>
+                  </w14:checkbox>
+                </w:sdtPr>
+                <w:sdtContent>
+                  <w:tc>
+                    <w:tcPr>
+                      <w:tcW w:w="704" w:type="dxa"/>
+                      <w:shd w:val="clear" w:color="auto" w:fill="FFFFFF" w:themeFill="background1"/>
+                    </w:tcPr>
+                    <w:p>
+                      <w:pPr>
+                        <w:jc w:val="center"/>
+                      </w:pPr>
+                      <w:r>
+                        <w:rPr>
+                          <w:rFonts w:ascii="Segoe UI Symbol" w:hAnsi="Segoe UI Symbol" w:cs="Segoe UI Symbol"/>
+                        </w:rPr>
+                        <w:t>☐</w:t>
+                      </w:r>
+                    </w:p>
+                  </w:tc>
+                </w:sdtContent>
+              </w:sdt>
+              <w:tc>
+                <w:tcPr>
+                  <w:tcW w:w="8358" w:type="dxa"/>
+                  <w:shd w:val="clear" w:color="auto" w:fill="FFFFFF" w:themeFill="background1"/>
+                </w:tcPr>
+                <w:p>
+                  <w:r>
+                    <w:t xml:space="preserve">Landgericht </w:t>
+                  </w:r>
+                  <w:r>
+                    <w:t>Verden</w:t>
+                  </w:r>
+                </w:p>
+              </w:tc>
+            </w:tr>
+            <w:tr>
+              <w:trPr>
+                <w:cnfStyle w:val="000000100000" w:firstRow="0" w:lastRow="0" w:firstColumn="0" w:lastColumn="0" w:oddVBand="0" w:evenVBand="0" w:oddHBand="1" w:evenHBand="0" w:firstRowFirstColumn="0" w:firstRowLastColumn="0" w:lastRowFirstColumn="0" w:lastRowLastColumn="0"/>
+                <w:trHeight w:hRule="exact" w:val="567"/>
+              </w:trPr>
+              <w:sdt>
+                <w:sdtPr>
+                  <w:id w:val="-594174491"/>
+                  <w14:checkbox>
+                    <w14:checked w14:val="0"/>
+                    <w14:checkedState w14:val="2612" w14:font="MS Gothic"/>
+                    <w14:uncheckedState w14:val="2610" w14:font="MS Gothic"/>
+                  </w14:checkbox>
+                </w:sdtPr>
+                <w:sdtContent>
+                  <w:tc>
+                    <w:tcPr>
+                      <w:tcW w:w="704" w:type="dxa"/>
+                      <w:shd w:val="clear" w:color="auto" w:fill="FFFFFF" w:themeFill="background1"/>
+                    </w:tcPr>
+                    <w:p>
+                      <w:pPr>
+                        <w:jc w:val="center"/>
+                      </w:pPr>
+                      <w:r>
+                        <w:rPr>
+                          <w:rFonts w:ascii="MS Gothic" w:eastAsia="MS Gothic" w:hAnsi="MS Gothic" w:hint="eastAsia"/>
+                        </w:rPr>
+                        <w:t>☐</w:t>
+                      </w:r>
+                    </w:p>
+                  </w:tc>
+                </w:sdtContent>
+              </w:sdt>
+              <w:tc>
+                <w:tcPr>
+                  <w:tcW w:w="8358" w:type="dxa"/>
+                  <w:shd w:val="clear" w:color="auto" w:fill="FFFFFF" w:themeFill="background1"/>
+                </w:tcPr>
+                <w:p>
+                  <w:r>
+                    <w:t xml:space="preserve">Amtsgericht </w:t>
+                  </w:r>
+                  <w:r>
+                    <w:t>Nienburg</w:t>
+                  </w:r>
+                  <w:r>
+                    <w:t xml:space="preserve"> </w:t>
+                  </w:r>
+                </w:p>
+              </w:tc>
+            </w:tr>
+          </w:tbl>
+          <w:p/>
           <w:p/>
         </w:tc>
       </w:tr>
@@ -4631,7 +6050,6 @@
           </w:tcPr>
           <w:p>
             <w:r>
-              <w:lastRenderedPageBreak/>
               <w:t>Lösungsmöglichkeit/Hinweis (optional)</w:t>
             </w:r>
           </w:p>
@@ -4690,6 +6108,7 @@
           </w:tcPr>
           <w:p>
             <w:r>
+              <w:lastRenderedPageBreak/>
               <w:t>Punkte (optional)</w:t>
             </w:r>
           </w:p>
@@ -4720,7 +6139,11 @@
           <w:tcPr>
             <w:tcW w:w="7527" w:type="dxa"/>
           </w:tcPr>
-          <w:p/>
+          <w:p>
+            <w:r>
+              <w:t>LEK AsKoor Id</w:t>
+            </w:r>
+          </w:p>
         </w:tc>
       </w:tr>
       <w:tr>
@@ -5006,7 +6429,11 @@
           <w:tcPr>
             <w:tcW w:w="7527" w:type="dxa"/>
           </w:tcPr>
-          <w:p/>
+          <w:p>
+            <w:r>
+              <w:t>LEK AsKoor Id</w:t>
+            </w:r>
+          </w:p>
         </w:tc>
       </w:tr>
       <w:tr>
@@ -5126,15 +6553,7 @@
           </w:tcPr>
           <w:p>
             <w:r>
-              <w:t>Die INN-Büro GmbH bietet Sonder-Ausgaben ihrer Auswahl hochwertiger Schreibtische an. Ein neuer Kunde, die GoroTech UG, bittet um ein Angebot für den Schreibtisch '</w:t>
-            </w:r>
-            <w:proofErr w:type="spellStart"/>
-            <w:r>
-              <w:t>ErgoDesk</w:t>
-            </w:r>
-            <w:proofErr w:type="spellEnd"/>
-            <w:r>
-              <w:t>' in der Variante mit Tischplatte aus Walnuss-Holz, Edelstahl-Rahmen und -Untergestell.</w:t>
+              <w:t>Die INN-Büro GmbH bietet Sonder-Ausgaben ihrer Auswahl hochwertiger Schreibtische an. Ein neuer Kunde, die GoroTech UG, bittet um ein Angebot für den Schreibtisch 'ErgoDesk' in der Variante mit Tischplatte aus Walnuss-Holz, Edelstahl-Rahmen und -Untergestell.</w:t>
             </w:r>
           </w:p>
           <w:p/>
@@ -5213,17 +6632,1353 @@
           </w:tcPr>
           <w:p>
             <w:r>
-              <w:t>Berechnen Sie die Selbstkosten für die Sonder-Ausgabe des Schreibtisches '</w:t>
-            </w:r>
-            <w:proofErr w:type="spellStart"/>
-            <w:r>
-              <w:t>ErgoDesk</w:t>
-            </w:r>
-            <w:proofErr w:type="spellEnd"/>
-            <w:r>
-              <w:t xml:space="preserve">' in Walnuss-Holz/Edelstahl sowie den Listenverkaufspreis (netto). </w:t>
-            </w:r>
-          </w:p>
+              <w:t xml:space="preserve">Berechnen Sie die Selbstkosten für die Sonder-Ausgabe des Schreibtisches 'ErgoDesk' in Walnuss-Holz/Edelstahl sowie den Listenverkaufspreis (netto). </w:t>
+            </w:r>
+          </w:p>
+          <w:p/>
+          <w:tbl>
+            <w:tblPr>
+              <w:tblStyle w:val="Gitternetztabelle5dunkelAkzent6"/>
+              <w:tblW w:w="5000" w:type="pct"/>
+              <w:tblBorders>
+                <w:top w:val="single" w:sz="4" w:space="0" w:color="F79646" w:themeColor="accent6"/>
+                <w:left w:val="single" w:sz="4" w:space="0" w:color="F79646" w:themeColor="accent6"/>
+                <w:bottom w:val="single" w:sz="4" w:space="0" w:color="F79646" w:themeColor="accent6"/>
+                <w:right w:val="none" w:sz="0" w:space="0" w:color="auto"/>
+                <w:insideH w:val="single" w:sz="4" w:space="0" w:color="F79646" w:themeColor="accent6"/>
+                <w:insideV w:val="single" w:sz="4" w:space="0" w:color="F79646" w:themeColor="accent6"/>
+              </w:tblBorders>
+              <w:tblCellMar>
+                <w:top w:w="113" w:type="dxa"/>
+                <w:bottom w:w="113" w:type="dxa"/>
+              </w:tblCellMar>
+              <w:tblLook w:val="0680" w:firstRow="0" w:lastRow="0" w:firstColumn="1" w:lastColumn="0" w:noHBand="1" w:noVBand="1"/>
+            </w:tblPr>
+            <w:tblGrid>
+              <w:gridCol w:w="391"/>
+              <w:gridCol w:w="3656"/>
+              <w:gridCol w:w="3187"/>
+            </w:tblGrid>
+            <w:tr>
+              <w:trPr>
+                <w:trHeight w:hRule="exact" w:val="567"/>
+              </w:trPr>
+              <w:tc>
+                <w:tcPr>
+                  <w:cnfStyle w:val="001000000000" w:firstRow="0" w:lastRow="0" w:firstColumn="1" w:lastColumn="0" w:oddVBand="0" w:evenVBand="0" w:oddHBand="0" w:evenHBand="0" w:firstRowFirstColumn="0" w:firstRowLastColumn="0" w:lastRowFirstColumn="0" w:lastRowLastColumn="0"/>
+                  <w:tcW w:w="433" w:type="dxa"/>
+                  <w:tcBorders>
+                    <w:left w:val="nil"/>
+                    <w:bottom w:val="nil"/>
+                  </w:tcBorders>
+                  <w:shd w:val="clear" w:color="auto" w:fill="auto"/>
+                  <w:vAlign w:val="center"/>
+                </w:tcPr>
+                <w:p>
+                  <w:pPr>
+                    <w:spacing w:line="259" w:lineRule="auto"/>
+                    <w:rPr>
+                      <w:color w:val="F79646" w:themeColor="accent6"/>
+                    </w:rPr>
+                  </w:pPr>
+                </w:p>
+              </w:tc>
+              <w:tc>
+                <w:tcPr>
+                  <w:tcW w:w="4739" w:type="dxa"/>
+                  <w:shd w:val="clear" w:color="auto" w:fill="F79646" w:themeFill="accent6"/>
+                  <w:vAlign w:val="center"/>
+                </w:tcPr>
+                <w:p>
+                  <w:pPr>
+                    <w:spacing w:line="259" w:lineRule="auto"/>
+                    <w:cnfStyle w:val="000000000000" w:firstRow="0" w:lastRow="0" w:firstColumn="0" w:lastColumn="0" w:oddVBand="0" w:evenVBand="0" w:oddHBand="0" w:evenHBand="0" w:firstRowFirstColumn="0" w:firstRowLastColumn="0" w:lastRowFirstColumn="0" w:lastRowLastColumn="0"/>
+                    <w:rPr>
+                      <w:b/>
+                      <w:bCs/>
+                      <w:color w:val="FFFFFF" w:themeColor="background1"/>
+                    </w:rPr>
+                  </w:pPr>
+                  <w:r>
+                    <w:rPr>
+                      <w:b/>
+                      <w:bCs/>
+                      <w:color w:val="FFFFFF" w:themeColor="background1"/>
+                    </w:rPr>
+                    <w:t>Fertigungsmaterial</w:t>
+                  </w:r>
+                </w:p>
+              </w:tc>
+              <w:tc>
+                <w:tcPr>
+                  <w:tcW w:w="4739" w:type="dxa"/>
+                  <w:shd w:val="clear" w:color="auto" w:fill="F79646" w:themeFill="accent6"/>
+                  <w:vAlign w:val="center"/>
+                </w:tcPr>
+                <w:p>
+                  <w:pPr>
+                    <w:spacing w:line="259" w:lineRule="auto"/>
+                    <w:jc w:val="right"/>
+                    <w:cnfStyle w:val="000000000000" w:firstRow="0" w:lastRow="0" w:firstColumn="0" w:lastColumn="0" w:oddVBand="0" w:evenVBand="0" w:oddHBand="0" w:evenHBand="0" w:firstRowFirstColumn="0" w:firstRowLastColumn="0" w:lastRowFirstColumn="0" w:lastRowLastColumn="0"/>
+                    <w:rPr>
+                      <w:b/>
+                      <w:bCs/>
+                      <w:color w:val="FFFFFF" w:themeColor="background1"/>
+                    </w:rPr>
+                  </w:pPr>
+                  <w:r>
+                    <w:rPr>
+                      <w:b/>
+                      <w:bCs/>
+                      <w:color w:val="FFFFFF" w:themeColor="background1"/>
+                    </w:rPr>
+                    <w:t>4</w:t>
+                  </w:r>
+                  <w:r>
+                    <w:rPr>
+                      <w:b/>
+                      <w:bCs/>
+                      <w:color w:val="FFFFFF" w:themeColor="background1"/>
+                    </w:rPr>
+                    <w:t>34,00</w:t>
+                  </w:r>
+                </w:p>
+              </w:tc>
+            </w:tr>
+            <w:tr>
+              <w:trPr>
+                <w:trHeight w:hRule="exact" w:val="567"/>
+              </w:trPr>
+              <w:tc>
+                <w:tcPr>
+                  <w:cnfStyle w:val="001000000000" w:firstRow="0" w:lastRow="0" w:firstColumn="1" w:lastColumn="0" w:oddVBand="0" w:evenVBand="0" w:oddHBand="0" w:evenHBand="0" w:firstRowFirstColumn="0" w:firstRowLastColumn="0" w:lastRowFirstColumn="0" w:lastRowLastColumn="0"/>
+                  <w:tcW w:w="433" w:type="dxa"/>
+                  <w:tcBorders>
+                    <w:top w:val="nil"/>
+                    <w:left w:val="nil"/>
+                    <w:bottom w:val="nil"/>
+                  </w:tcBorders>
+                  <w:shd w:val="clear" w:color="auto" w:fill="auto"/>
+                  <w:vAlign w:val="center"/>
+                </w:tcPr>
+                <w:p>
+                  <w:pPr>
+                    <w:spacing w:line="259" w:lineRule="auto"/>
+                    <w:rPr>
+                      <w:color w:val="F79646" w:themeColor="accent6"/>
+                    </w:rPr>
+                  </w:pPr>
+                  <w:r>
+                    <w:rPr>
+                      <w:color w:val="F79646" w:themeColor="accent6"/>
+                    </w:rPr>
+                    <w:t>+</w:t>
+                  </w:r>
+                </w:p>
+              </w:tc>
+              <w:tc>
+                <w:tcPr>
+                  <w:tcW w:w="4739" w:type="dxa"/>
+                  <w:shd w:val="clear" w:color="auto" w:fill="FFFFFF" w:themeFill="background1"/>
+                  <w:vAlign w:val="center"/>
+                </w:tcPr>
+                <w:p>
+                  <w:pPr>
+                    <w:spacing w:line="259" w:lineRule="auto"/>
+                    <w:cnfStyle w:val="000000000000" w:firstRow="0" w:lastRow="0" w:firstColumn="0" w:lastColumn="0" w:oddVBand="0" w:evenVBand="0" w:oddHBand="0" w:evenHBand="0" w:firstRowFirstColumn="0" w:firstRowLastColumn="0" w:lastRowFirstColumn="0" w:lastRowLastColumn="0"/>
+                    <w:rPr>
+                      <w:b/>
+                      <w:color w:val="FF0000"/>
+                    </w:rPr>
+                  </w:pPr>
+                </w:p>
+              </w:tc>
+              <w:tc>
+                <w:tcPr>
+                  <w:tcW w:w="4739" w:type="dxa"/>
+                  <w:shd w:val="clear" w:color="auto" w:fill="FFFFFF" w:themeFill="background1"/>
+                  <w:vAlign w:val="center"/>
+                </w:tcPr>
+                <w:p>
+                  <w:pPr>
+                    <w:spacing w:line="259" w:lineRule="auto"/>
+                    <w:jc w:val="right"/>
+                    <w:cnfStyle w:val="000000000000" w:firstRow="0" w:lastRow="0" w:firstColumn="0" w:lastColumn="0" w:oddVBand="0" w:evenVBand="0" w:oddHBand="0" w:evenHBand="0" w:firstRowFirstColumn="0" w:firstRowLastColumn="0" w:lastRowFirstColumn="0" w:lastRowLastColumn="0"/>
+                    <w:rPr>
+                      <w:b/>
+                      <w:color w:val="FF0000"/>
+                    </w:rPr>
+                  </w:pPr>
+                </w:p>
+              </w:tc>
+            </w:tr>
+            <w:tr>
+              <w:trPr>
+                <w:trHeight w:hRule="exact" w:val="567"/>
+              </w:trPr>
+              <w:tc>
+                <w:tcPr>
+                  <w:cnfStyle w:val="001000000000" w:firstRow="0" w:lastRow="0" w:firstColumn="1" w:lastColumn="0" w:oddVBand="0" w:evenVBand="0" w:oddHBand="0" w:evenHBand="0" w:firstRowFirstColumn="0" w:firstRowLastColumn="0" w:lastRowFirstColumn="0" w:lastRowLastColumn="0"/>
+                  <w:tcW w:w="433" w:type="dxa"/>
+                  <w:tcBorders>
+                    <w:top w:val="nil"/>
+                    <w:left w:val="nil"/>
+                    <w:bottom w:val="nil"/>
+                  </w:tcBorders>
+                  <w:shd w:val="clear" w:color="auto" w:fill="auto"/>
+                  <w:vAlign w:val="center"/>
+                </w:tcPr>
+                <w:p>
+                  <w:pPr>
+                    <w:spacing w:line="259" w:lineRule="auto"/>
+                    <w:rPr>
+                      <w:color w:val="F79646" w:themeColor="accent6"/>
+                    </w:rPr>
+                  </w:pPr>
+                  <w:r>
+                    <w:rPr>
+                      <w:color w:val="F79646" w:themeColor="accent6"/>
+                    </w:rPr>
+                    <w:t>=</w:t>
+                  </w:r>
+                </w:p>
+              </w:tc>
+              <w:tc>
+                <w:tcPr>
+                  <w:tcW w:w="4739" w:type="dxa"/>
+                  <w:shd w:val="clear" w:color="auto" w:fill="F79646" w:themeFill="accent6"/>
+                  <w:vAlign w:val="center"/>
+                </w:tcPr>
+                <w:p>
+                  <w:pPr>
+                    <w:spacing w:line="259" w:lineRule="auto"/>
+                    <w:cnfStyle w:val="000000000000" w:firstRow="0" w:lastRow="0" w:firstColumn="0" w:lastColumn="0" w:oddVBand="0" w:evenVBand="0" w:oddHBand="0" w:evenHBand="0" w:firstRowFirstColumn="0" w:firstRowLastColumn="0" w:lastRowFirstColumn="0" w:lastRowLastColumn="0"/>
+                    <w:rPr>
+                      <w:b/>
+                      <w:bCs/>
+                      <w:color w:val="FFFFFF" w:themeColor="background1"/>
+                    </w:rPr>
+                  </w:pPr>
+                  <w:r>
+                    <w:rPr>
+                      <w:b/>
+                      <w:bCs/>
+                      <w:color w:val="FFFFFF" w:themeColor="background1"/>
+                    </w:rPr>
+                    <w:t>Materialkosten</w:t>
+                  </w:r>
+                </w:p>
+              </w:tc>
+              <w:tc>
+                <w:tcPr>
+                  <w:tcW w:w="4739" w:type="dxa"/>
+                  <w:shd w:val="clear" w:color="auto" w:fill="FFFFFF" w:themeFill="background1"/>
+                  <w:vAlign w:val="center"/>
+                </w:tcPr>
+                <w:p>
+                  <w:pPr>
+                    <w:spacing w:line="259" w:lineRule="auto"/>
+                    <w:jc w:val="right"/>
+                    <w:cnfStyle w:val="000000000000" w:firstRow="0" w:lastRow="0" w:firstColumn="0" w:lastColumn="0" w:oddVBand="0" w:evenVBand="0" w:oddHBand="0" w:evenHBand="0" w:firstRowFirstColumn="0" w:firstRowLastColumn="0" w:lastRowFirstColumn="0" w:lastRowLastColumn="0"/>
+                    <w:rPr>
+                      <w:b/>
+                      <w:color w:val="FF0000"/>
+                    </w:rPr>
+                  </w:pPr>
+                </w:p>
+              </w:tc>
+            </w:tr>
+            <w:tr>
+              <w:trPr>
+                <w:trHeight w:hRule="exact" w:val="57"/>
+              </w:trPr>
+              <w:tc>
+                <w:tcPr>
+                  <w:cnfStyle w:val="001000000000" w:firstRow="0" w:lastRow="0" w:firstColumn="1" w:lastColumn="0" w:oddVBand="0" w:evenVBand="0" w:oddHBand="0" w:evenHBand="0" w:firstRowFirstColumn="0" w:firstRowLastColumn="0" w:lastRowFirstColumn="0" w:lastRowLastColumn="0"/>
+                  <w:tcW w:w="433" w:type="dxa"/>
+                  <w:tcBorders>
+                    <w:top w:val="nil"/>
+                    <w:left w:val="nil"/>
+                    <w:bottom w:val="nil"/>
+                  </w:tcBorders>
+                  <w:shd w:val="clear" w:color="auto" w:fill="auto"/>
+                  <w:vAlign w:val="center"/>
+                </w:tcPr>
+                <w:p>
+                  <w:pPr>
+                    <w:spacing w:line="259" w:lineRule="auto"/>
+                    <w:rPr>
+                      <w:color w:val="F79646" w:themeColor="accent6"/>
+                    </w:rPr>
+                  </w:pPr>
+                </w:p>
+              </w:tc>
+              <w:tc>
+                <w:tcPr>
+                  <w:tcW w:w="4739" w:type="dxa"/>
+                  <w:shd w:val="clear" w:color="auto" w:fill="F79646" w:themeFill="accent6"/>
+                  <w:vAlign w:val="center"/>
+                </w:tcPr>
+                <w:p>
+                  <w:pPr>
+                    <w:spacing w:line="259" w:lineRule="auto"/>
+                    <w:cnfStyle w:val="000000000000" w:firstRow="0" w:lastRow="0" w:firstColumn="0" w:lastColumn="0" w:oddVBand="0" w:evenVBand="0" w:oddHBand="0" w:evenHBand="0" w:firstRowFirstColumn="0" w:firstRowLastColumn="0" w:lastRowFirstColumn="0" w:lastRowLastColumn="0"/>
+                  </w:pPr>
+                </w:p>
+              </w:tc>
+              <w:tc>
+                <w:tcPr>
+                  <w:tcW w:w="4739" w:type="dxa"/>
+                  <w:shd w:val="clear" w:color="auto" w:fill="F79646" w:themeFill="accent6"/>
+                  <w:vAlign w:val="center"/>
+                </w:tcPr>
+                <w:p>
+                  <w:pPr>
+                    <w:spacing w:line="259" w:lineRule="auto"/>
+                    <w:jc w:val="right"/>
+                    <w:cnfStyle w:val="000000000000" w:firstRow="0" w:lastRow="0" w:firstColumn="0" w:lastColumn="0" w:oddVBand="0" w:evenVBand="0" w:oddHBand="0" w:evenHBand="0" w:firstRowFirstColumn="0" w:firstRowLastColumn="0" w:lastRowFirstColumn="0" w:lastRowLastColumn="0"/>
+                    <w:rPr>
+                      <w:b/>
+                    </w:rPr>
+                  </w:pPr>
+                </w:p>
+              </w:tc>
+            </w:tr>
+            <w:tr>
+              <w:trPr>
+                <w:trHeight w:hRule="exact" w:val="567"/>
+              </w:trPr>
+              <w:tc>
+                <w:tcPr>
+                  <w:cnfStyle w:val="001000000000" w:firstRow="0" w:lastRow="0" w:firstColumn="1" w:lastColumn="0" w:oddVBand="0" w:evenVBand="0" w:oddHBand="0" w:evenHBand="0" w:firstRowFirstColumn="0" w:firstRowLastColumn="0" w:lastRowFirstColumn="0" w:lastRowLastColumn="0"/>
+                  <w:tcW w:w="433" w:type="dxa"/>
+                  <w:tcBorders>
+                    <w:top w:val="nil"/>
+                    <w:left w:val="nil"/>
+                    <w:bottom w:val="nil"/>
+                  </w:tcBorders>
+                  <w:shd w:val="clear" w:color="auto" w:fill="auto"/>
+                  <w:vAlign w:val="center"/>
+                </w:tcPr>
+                <w:p>
+                  <w:pPr>
+                    <w:spacing w:line="259" w:lineRule="auto"/>
+                    <w:rPr>
+                      <w:color w:val="F79646" w:themeColor="accent6"/>
+                    </w:rPr>
+                  </w:pPr>
+                </w:p>
+              </w:tc>
+              <w:tc>
+                <w:tcPr>
+                  <w:tcW w:w="4739" w:type="dxa"/>
+                  <w:shd w:val="clear" w:color="auto" w:fill="FFFFFF" w:themeFill="background1"/>
+                  <w:vAlign w:val="center"/>
+                </w:tcPr>
+                <w:p>
+                  <w:pPr>
+                    <w:spacing w:line="259" w:lineRule="auto"/>
+                    <w:cnfStyle w:val="000000000000" w:firstRow="0" w:lastRow="0" w:firstColumn="0" w:lastColumn="0" w:oddVBand="0" w:evenVBand="0" w:oddHBand="0" w:evenHBand="0" w:firstRowFirstColumn="0" w:firstRowLastColumn="0" w:lastRowFirstColumn="0" w:lastRowLastColumn="0"/>
+                    <w:rPr>
+                      <w:b/>
+                      <w:color w:val="FF0000"/>
+                    </w:rPr>
+                  </w:pPr>
+                </w:p>
+              </w:tc>
+              <w:tc>
+                <w:tcPr>
+                  <w:tcW w:w="4739" w:type="dxa"/>
+                  <w:shd w:val="clear" w:color="auto" w:fill="FFFFFF" w:themeFill="background1"/>
+                  <w:vAlign w:val="center"/>
+                </w:tcPr>
+                <w:p>
+                  <w:pPr>
+                    <w:spacing w:line="259" w:lineRule="auto"/>
+                    <w:jc w:val="right"/>
+                    <w:cnfStyle w:val="000000000000" w:firstRow="0" w:lastRow="0" w:firstColumn="0" w:lastColumn="0" w:oddVBand="0" w:evenVBand="0" w:oddHBand="0" w:evenHBand="0" w:firstRowFirstColumn="0" w:firstRowLastColumn="0" w:lastRowFirstColumn="0" w:lastRowLastColumn="0"/>
+                    <w:rPr>
+                      <w:b/>
+                      <w:color w:val="FF0000"/>
+                    </w:rPr>
+                  </w:pPr>
+                </w:p>
+              </w:tc>
+            </w:tr>
+            <w:tr>
+              <w:trPr>
+                <w:trHeight w:hRule="exact" w:val="567"/>
+              </w:trPr>
+              <w:tc>
+                <w:tcPr>
+                  <w:cnfStyle w:val="001000000000" w:firstRow="0" w:lastRow="0" w:firstColumn="1" w:lastColumn="0" w:oddVBand="0" w:evenVBand="0" w:oddHBand="0" w:evenHBand="0" w:firstRowFirstColumn="0" w:firstRowLastColumn="0" w:lastRowFirstColumn="0" w:lastRowLastColumn="0"/>
+                  <w:tcW w:w="433" w:type="dxa"/>
+                  <w:tcBorders>
+                    <w:top w:val="nil"/>
+                    <w:left w:val="nil"/>
+                    <w:bottom w:val="nil"/>
+                  </w:tcBorders>
+                  <w:shd w:val="clear" w:color="auto" w:fill="auto"/>
+                  <w:vAlign w:val="center"/>
+                </w:tcPr>
+                <w:p>
+                  <w:pPr>
+                    <w:spacing w:line="259" w:lineRule="auto"/>
+                    <w:rPr>
+                      <w:color w:val="F79646" w:themeColor="accent6"/>
+                    </w:rPr>
+                  </w:pPr>
+                  <w:r>
+                    <w:rPr>
+                      <w:color w:val="F79646" w:themeColor="accent6"/>
+                    </w:rPr>
+                    <w:t>+</w:t>
+                  </w:r>
+                </w:p>
+              </w:tc>
+              <w:tc>
+                <w:tcPr>
+                  <w:tcW w:w="4739" w:type="dxa"/>
+                  <w:shd w:val="clear" w:color="auto" w:fill="FFFFFF" w:themeFill="background1"/>
+                  <w:vAlign w:val="center"/>
+                </w:tcPr>
+                <w:p>
+                  <w:pPr>
+                    <w:spacing w:line="259" w:lineRule="auto"/>
+                    <w:cnfStyle w:val="000000000000" w:firstRow="0" w:lastRow="0" w:firstColumn="0" w:lastColumn="0" w:oddVBand="0" w:evenVBand="0" w:oddHBand="0" w:evenHBand="0" w:firstRowFirstColumn="0" w:firstRowLastColumn="0" w:lastRowFirstColumn="0" w:lastRowLastColumn="0"/>
+                    <w:rPr>
+                      <w:b/>
+                      <w:color w:val="FF0000"/>
+                    </w:rPr>
+                  </w:pPr>
+                </w:p>
+              </w:tc>
+              <w:tc>
+                <w:tcPr>
+                  <w:tcW w:w="4739" w:type="dxa"/>
+                  <w:shd w:val="clear" w:color="auto" w:fill="FFFFFF" w:themeFill="background1"/>
+                  <w:vAlign w:val="center"/>
+                </w:tcPr>
+                <w:p>
+                  <w:pPr>
+                    <w:spacing w:line="259" w:lineRule="auto"/>
+                    <w:jc w:val="right"/>
+                    <w:cnfStyle w:val="000000000000" w:firstRow="0" w:lastRow="0" w:firstColumn="0" w:lastColumn="0" w:oddVBand="0" w:evenVBand="0" w:oddHBand="0" w:evenHBand="0" w:firstRowFirstColumn="0" w:firstRowLastColumn="0" w:lastRowFirstColumn="0" w:lastRowLastColumn="0"/>
+                    <w:rPr>
+                      <w:b/>
+                      <w:color w:val="FF0000"/>
+                    </w:rPr>
+                  </w:pPr>
+                </w:p>
+              </w:tc>
+            </w:tr>
+            <w:tr>
+              <w:trPr>
+                <w:trHeight w:hRule="exact" w:val="567"/>
+              </w:trPr>
+              <w:tc>
+                <w:tcPr>
+                  <w:cnfStyle w:val="001000000000" w:firstRow="0" w:lastRow="0" w:firstColumn="1" w:lastColumn="0" w:oddVBand="0" w:evenVBand="0" w:oddHBand="0" w:evenHBand="0" w:firstRowFirstColumn="0" w:firstRowLastColumn="0" w:lastRowFirstColumn="0" w:lastRowLastColumn="0"/>
+                  <w:tcW w:w="433" w:type="dxa"/>
+                  <w:tcBorders>
+                    <w:top w:val="nil"/>
+                    <w:left w:val="nil"/>
+                    <w:bottom w:val="nil"/>
+                  </w:tcBorders>
+                  <w:shd w:val="clear" w:color="auto" w:fill="auto"/>
+                  <w:vAlign w:val="center"/>
+                </w:tcPr>
+                <w:p>
+                  <w:pPr>
+                    <w:spacing w:line="259" w:lineRule="auto"/>
+                    <w:rPr>
+                      <w:color w:val="F79646" w:themeColor="accent6"/>
+                    </w:rPr>
+                  </w:pPr>
+                </w:p>
+              </w:tc>
+              <w:tc>
+                <w:tcPr>
+                  <w:tcW w:w="4739" w:type="dxa"/>
+                  <w:shd w:val="clear" w:color="auto" w:fill="F79646" w:themeFill="accent6"/>
+                  <w:vAlign w:val="center"/>
+                </w:tcPr>
+                <w:p>
+                  <w:pPr>
+                    <w:spacing w:line="259" w:lineRule="auto"/>
+                    <w:cnfStyle w:val="000000000000" w:firstRow="0" w:lastRow="0" w:firstColumn="0" w:lastColumn="0" w:oddVBand="0" w:evenVBand="0" w:oddHBand="0" w:evenHBand="0" w:firstRowFirstColumn="0" w:firstRowLastColumn="0" w:lastRowFirstColumn="0" w:lastRowLastColumn="0"/>
+                    <w:rPr>
+                      <w:b/>
+                      <w:bCs/>
+                      <w:color w:val="FFFFFF" w:themeColor="background1"/>
+                    </w:rPr>
+                  </w:pPr>
+                  <w:r>
+                    <w:rPr>
+                      <w:b/>
+                      <w:bCs/>
+                      <w:color w:val="FFFFFF" w:themeColor="background1"/>
+                    </w:rPr>
+                    <w:t>Fertigungskosten</w:t>
+                  </w:r>
+                </w:p>
+              </w:tc>
+              <w:tc>
+                <w:tcPr>
+                  <w:tcW w:w="4739" w:type="dxa"/>
+                  <w:shd w:val="clear" w:color="auto" w:fill="FFFFFF" w:themeFill="background1"/>
+                  <w:vAlign w:val="center"/>
+                </w:tcPr>
+                <w:p>
+                  <w:pPr>
+                    <w:spacing w:line="259" w:lineRule="auto"/>
+                    <w:jc w:val="right"/>
+                    <w:cnfStyle w:val="000000000000" w:firstRow="0" w:lastRow="0" w:firstColumn="0" w:lastColumn="0" w:oddVBand="0" w:evenVBand="0" w:oddHBand="0" w:evenHBand="0" w:firstRowFirstColumn="0" w:firstRowLastColumn="0" w:lastRowFirstColumn="0" w:lastRowLastColumn="0"/>
+                    <w:rPr>
+                      <w:b/>
+                      <w:color w:val="FF0000"/>
+                    </w:rPr>
+                  </w:pPr>
+                </w:p>
+              </w:tc>
+            </w:tr>
+            <w:tr>
+              <w:trPr>
+                <w:trHeight w:hRule="exact" w:val="57"/>
+              </w:trPr>
+              <w:tc>
+                <w:tcPr>
+                  <w:cnfStyle w:val="001000000000" w:firstRow="0" w:lastRow="0" w:firstColumn="1" w:lastColumn="0" w:oddVBand="0" w:evenVBand="0" w:oddHBand="0" w:evenHBand="0" w:firstRowFirstColumn="0" w:firstRowLastColumn="0" w:lastRowFirstColumn="0" w:lastRowLastColumn="0"/>
+                  <w:tcW w:w="433" w:type="dxa"/>
+                  <w:tcBorders>
+                    <w:top w:val="nil"/>
+                    <w:left w:val="nil"/>
+                    <w:bottom w:val="nil"/>
+                  </w:tcBorders>
+                  <w:shd w:val="clear" w:color="auto" w:fill="auto"/>
+                  <w:vAlign w:val="center"/>
+                </w:tcPr>
+                <w:p>
+                  <w:pPr>
+                    <w:spacing w:line="259" w:lineRule="auto"/>
+                    <w:rPr>
+                      <w:color w:val="F79646" w:themeColor="accent6"/>
+                    </w:rPr>
+                  </w:pPr>
+                </w:p>
+              </w:tc>
+              <w:tc>
+                <w:tcPr>
+                  <w:tcW w:w="4739" w:type="dxa"/>
+                  <w:shd w:val="clear" w:color="auto" w:fill="F79646" w:themeFill="accent6"/>
+                  <w:vAlign w:val="center"/>
+                </w:tcPr>
+                <w:p>
+                  <w:pPr>
+                    <w:spacing w:line="259" w:lineRule="auto"/>
+                    <w:cnfStyle w:val="000000000000" w:firstRow="0" w:lastRow="0" w:firstColumn="0" w:lastColumn="0" w:oddVBand="0" w:evenVBand="0" w:oddHBand="0" w:evenHBand="0" w:firstRowFirstColumn="0" w:firstRowLastColumn="0" w:lastRowFirstColumn="0" w:lastRowLastColumn="0"/>
+                    <w:rPr>
+                      <w:color w:val="FFFFFF" w:themeColor="background1"/>
+                    </w:rPr>
+                  </w:pPr>
+                </w:p>
+              </w:tc>
+              <w:tc>
+                <w:tcPr>
+                  <w:tcW w:w="4739" w:type="dxa"/>
+                  <w:shd w:val="clear" w:color="auto" w:fill="F79646" w:themeFill="accent6"/>
+                  <w:vAlign w:val="center"/>
+                </w:tcPr>
+                <w:p>
+                  <w:pPr>
+                    <w:spacing w:line="259" w:lineRule="auto"/>
+                    <w:jc w:val="right"/>
+                    <w:cnfStyle w:val="000000000000" w:firstRow="0" w:lastRow="0" w:firstColumn="0" w:lastColumn="0" w:oddVBand="0" w:evenVBand="0" w:oddHBand="0" w:evenHBand="0" w:firstRowFirstColumn="0" w:firstRowLastColumn="0" w:lastRowFirstColumn="0" w:lastRowLastColumn="0"/>
+                    <w:rPr>
+                      <w:b/>
+                      <w:color w:val="FFFFFF" w:themeColor="background1"/>
+                    </w:rPr>
+                  </w:pPr>
+                </w:p>
+              </w:tc>
+            </w:tr>
+            <w:tr>
+              <w:trPr>
+                <w:trHeight w:hRule="exact" w:val="567"/>
+              </w:trPr>
+              <w:tc>
+                <w:tcPr>
+                  <w:cnfStyle w:val="001000000000" w:firstRow="0" w:lastRow="0" w:firstColumn="1" w:lastColumn="0" w:oddVBand="0" w:evenVBand="0" w:oddHBand="0" w:evenHBand="0" w:firstRowFirstColumn="0" w:firstRowLastColumn="0" w:lastRowFirstColumn="0" w:lastRowLastColumn="0"/>
+                  <w:tcW w:w="433" w:type="dxa"/>
+                  <w:tcBorders>
+                    <w:top w:val="nil"/>
+                    <w:left w:val="nil"/>
+                    <w:bottom w:val="nil"/>
+                  </w:tcBorders>
+                  <w:shd w:val="clear" w:color="auto" w:fill="auto"/>
+                  <w:vAlign w:val="center"/>
+                </w:tcPr>
+                <w:p>
+                  <w:pPr>
+                    <w:spacing w:line="259" w:lineRule="auto"/>
+                    <w:rPr>
+                      <w:color w:val="F79646" w:themeColor="accent6"/>
+                    </w:rPr>
+                  </w:pPr>
+                  <w:r>
+                    <w:rPr>
+                      <w:color w:val="F79646" w:themeColor="accent6"/>
+                    </w:rPr>
+                    <w:t>=</w:t>
+                  </w:r>
+                </w:p>
+              </w:tc>
+              <w:tc>
+                <w:tcPr>
+                  <w:tcW w:w="4739" w:type="dxa"/>
+                  <w:shd w:val="clear" w:color="auto" w:fill="FFFFFF" w:themeFill="background1"/>
+                  <w:vAlign w:val="center"/>
+                </w:tcPr>
+                <w:p>
+                  <w:pPr>
+                    <w:spacing w:line="259" w:lineRule="auto"/>
+                    <w:cnfStyle w:val="000000000000" w:firstRow="0" w:lastRow="0" w:firstColumn="0" w:lastColumn="0" w:oddVBand="0" w:evenVBand="0" w:oddHBand="0" w:evenHBand="0" w:firstRowFirstColumn="0" w:firstRowLastColumn="0" w:lastRowFirstColumn="0" w:lastRowLastColumn="0"/>
+                    <w:rPr>
+                      <w:b/>
+                      <w:color w:val="FF0000"/>
+                    </w:rPr>
+                  </w:pPr>
+                </w:p>
+              </w:tc>
+              <w:tc>
+                <w:tcPr>
+                  <w:tcW w:w="4739" w:type="dxa"/>
+                  <w:shd w:val="clear" w:color="auto" w:fill="FFFFFF" w:themeFill="background1"/>
+                  <w:vAlign w:val="center"/>
+                </w:tcPr>
+                <w:p>
+                  <w:pPr>
+                    <w:spacing w:line="259" w:lineRule="auto"/>
+                    <w:jc w:val="right"/>
+                    <w:cnfStyle w:val="000000000000" w:firstRow="0" w:lastRow="0" w:firstColumn="0" w:lastColumn="0" w:oddVBand="0" w:evenVBand="0" w:oddHBand="0" w:evenHBand="0" w:firstRowFirstColumn="0" w:firstRowLastColumn="0" w:lastRowFirstColumn="0" w:lastRowLastColumn="0"/>
+                    <w:rPr>
+                      <w:b/>
+                      <w:color w:val="FF0000"/>
+                    </w:rPr>
+                  </w:pPr>
+                </w:p>
+              </w:tc>
+            </w:tr>
+            <w:tr>
+              <w:trPr>
+                <w:trHeight w:hRule="exact" w:val="567"/>
+              </w:trPr>
+              <w:tc>
+                <w:tcPr>
+                  <w:cnfStyle w:val="001000000000" w:firstRow="0" w:lastRow="0" w:firstColumn="1" w:lastColumn="0" w:oddVBand="0" w:evenVBand="0" w:oddHBand="0" w:evenHBand="0" w:firstRowFirstColumn="0" w:firstRowLastColumn="0" w:lastRowFirstColumn="0" w:lastRowLastColumn="0"/>
+                  <w:tcW w:w="433" w:type="dxa"/>
+                  <w:tcBorders>
+                    <w:top w:val="nil"/>
+                    <w:left w:val="nil"/>
+                    <w:bottom w:val="nil"/>
+                  </w:tcBorders>
+                  <w:shd w:val="clear" w:color="auto" w:fill="auto"/>
+                  <w:vAlign w:val="center"/>
+                </w:tcPr>
+                <w:p>
+                  <w:pPr>
+                    <w:spacing w:line="259" w:lineRule="auto"/>
+                    <w:rPr>
+                      <w:color w:val="F79646" w:themeColor="accent6"/>
+                    </w:rPr>
+                  </w:pPr>
+                  <w:r>
+                    <w:rPr>
+                      <w:color w:val="F79646" w:themeColor="accent6"/>
+                    </w:rPr>
+                    <w:t>+</w:t>
+                  </w:r>
+                </w:p>
+              </w:tc>
+              <w:tc>
+                <w:tcPr>
+                  <w:tcW w:w="4739" w:type="dxa"/>
+                  <w:shd w:val="clear" w:color="auto" w:fill="FFFFFF" w:themeFill="background1"/>
+                  <w:vAlign w:val="center"/>
+                </w:tcPr>
+                <w:p>
+                  <w:pPr>
+                    <w:spacing w:line="259" w:lineRule="auto"/>
+                    <w:cnfStyle w:val="000000000000" w:firstRow="0" w:lastRow="0" w:firstColumn="0" w:lastColumn="0" w:oddVBand="0" w:evenVBand="0" w:oddHBand="0" w:evenHBand="0" w:firstRowFirstColumn="0" w:firstRowLastColumn="0" w:lastRowFirstColumn="0" w:lastRowLastColumn="0"/>
+                    <w:rPr>
+                      <w:b/>
+                      <w:color w:val="FF0000"/>
+                    </w:rPr>
+                  </w:pPr>
+                </w:p>
+              </w:tc>
+              <w:tc>
+                <w:tcPr>
+                  <w:tcW w:w="4739" w:type="dxa"/>
+                  <w:shd w:val="clear" w:color="auto" w:fill="FFFFFF" w:themeFill="background1"/>
+                  <w:vAlign w:val="center"/>
+                </w:tcPr>
+                <w:p>
+                  <w:pPr>
+                    <w:spacing w:line="259" w:lineRule="auto"/>
+                    <w:jc w:val="right"/>
+                    <w:cnfStyle w:val="000000000000" w:firstRow="0" w:lastRow="0" w:firstColumn="0" w:lastColumn="0" w:oddVBand="0" w:evenVBand="0" w:oddHBand="0" w:evenHBand="0" w:firstRowFirstColumn="0" w:firstRowLastColumn="0" w:lastRowFirstColumn="0" w:lastRowLastColumn="0"/>
+                    <w:rPr>
+                      <w:b/>
+                      <w:color w:val="FF0000"/>
+                    </w:rPr>
+                  </w:pPr>
+                </w:p>
+              </w:tc>
+            </w:tr>
+            <w:tr>
+              <w:trPr>
+                <w:trHeight w:hRule="exact" w:val="567"/>
+              </w:trPr>
+              <w:tc>
+                <w:tcPr>
+                  <w:cnfStyle w:val="001000000000" w:firstRow="0" w:lastRow="0" w:firstColumn="1" w:lastColumn="0" w:oddVBand="0" w:evenVBand="0" w:oddHBand="0" w:evenHBand="0" w:firstRowFirstColumn="0" w:firstRowLastColumn="0" w:lastRowFirstColumn="0" w:lastRowLastColumn="0"/>
+                  <w:tcW w:w="433" w:type="dxa"/>
+                  <w:tcBorders>
+                    <w:top w:val="nil"/>
+                    <w:left w:val="nil"/>
+                    <w:bottom w:val="nil"/>
+                  </w:tcBorders>
+                  <w:shd w:val="clear" w:color="auto" w:fill="auto"/>
+                  <w:vAlign w:val="center"/>
+                </w:tcPr>
+                <w:p>
+                  <w:pPr>
+                    <w:spacing w:line="259" w:lineRule="auto"/>
+                    <w:rPr>
+                      <w:color w:val="F79646" w:themeColor="accent6"/>
+                    </w:rPr>
+                  </w:pPr>
+                  <w:r>
+                    <w:rPr>
+                      <w:color w:val="F79646" w:themeColor="accent6"/>
+                    </w:rPr>
+                    <w:t>+</w:t>
+                  </w:r>
+                </w:p>
+              </w:tc>
+              <w:tc>
+                <w:tcPr>
+                  <w:tcW w:w="4739" w:type="dxa"/>
+                  <w:shd w:val="clear" w:color="auto" w:fill="FFFFFF" w:themeFill="background1"/>
+                  <w:vAlign w:val="center"/>
+                </w:tcPr>
+                <w:p>
+                  <w:pPr>
+                    <w:spacing w:line="259" w:lineRule="auto"/>
+                    <w:cnfStyle w:val="000000000000" w:firstRow="0" w:lastRow="0" w:firstColumn="0" w:lastColumn="0" w:oddVBand="0" w:evenVBand="0" w:oddHBand="0" w:evenHBand="0" w:firstRowFirstColumn="0" w:firstRowLastColumn="0" w:lastRowFirstColumn="0" w:lastRowLastColumn="0"/>
+                    <w:rPr>
+                      <w:b/>
+                      <w:color w:val="FF0000"/>
+                    </w:rPr>
+                  </w:pPr>
+                </w:p>
+              </w:tc>
+              <w:tc>
+                <w:tcPr>
+                  <w:tcW w:w="4739" w:type="dxa"/>
+                  <w:shd w:val="clear" w:color="auto" w:fill="FFFFFF" w:themeFill="background1"/>
+                  <w:vAlign w:val="center"/>
+                </w:tcPr>
+                <w:p>
+                  <w:pPr>
+                    <w:spacing w:line="259" w:lineRule="auto"/>
+                    <w:jc w:val="right"/>
+                    <w:cnfStyle w:val="000000000000" w:firstRow="0" w:lastRow="0" w:firstColumn="0" w:lastColumn="0" w:oddVBand="0" w:evenVBand="0" w:oddHBand="0" w:evenHBand="0" w:firstRowFirstColumn="0" w:firstRowLastColumn="0" w:lastRowFirstColumn="0" w:lastRowLastColumn="0"/>
+                    <w:rPr>
+                      <w:b/>
+                      <w:color w:val="FF0000"/>
+                    </w:rPr>
+                  </w:pPr>
+                </w:p>
+              </w:tc>
+            </w:tr>
+            <w:tr>
+              <w:trPr>
+                <w:trHeight w:hRule="exact" w:val="57"/>
+              </w:trPr>
+              <w:tc>
+                <w:tcPr>
+                  <w:cnfStyle w:val="001000000000" w:firstRow="0" w:lastRow="0" w:firstColumn="1" w:lastColumn="0" w:oddVBand="0" w:evenVBand="0" w:oddHBand="0" w:evenHBand="0" w:firstRowFirstColumn="0" w:firstRowLastColumn="0" w:lastRowFirstColumn="0" w:lastRowLastColumn="0"/>
+                  <w:tcW w:w="433" w:type="dxa"/>
+                  <w:tcBorders>
+                    <w:top w:val="nil"/>
+                    <w:left w:val="nil"/>
+                    <w:bottom w:val="nil"/>
+                  </w:tcBorders>
+                  <w:shd w:val="clear" w:color="auto" w:fill="auto"/>
+                  <w:vAlign w:val="center"/>
+                </w:tcPr>
+                <w:p>
+                  <w:pPr>
+                    <w:spacing w:line="259" w:lineRule="auto"/>
+                    <w:rPr>
+                      <w:color w:val="F79646" w:themeColor="accent6"/>
+                    </w:rPr>
+                  </w:pPr>
+                </w:p>
+              </w:tc>
+              <w:tc>
+                <w:tcPr>
+                  <w:tcW w:w="4739" w:type="dxa"/>
+                  <w:shd w:val="clear" w:color="auto" w:fill="F79646" w:themeFill="accent6"/>
+                  <w:vAlign w:val="center"/>
+                </w:tcPr>
+                <w:p>
+                  <w:pPr>
+                    <w:spacing w:line="259" w:lineRule="auto"/>
+                    <w:cnfStyle w:val="000000000000" w:firstRow="0" w:lastRow="0" w:firstColumn="0" w:lastColumn="0" w:oddVBand="0" w:evenVBand="0" w:oddHBand="0" w:evenHBand="0" w:firstRowFirstColumn="0" w:firstRowLastColumn="0" w:lastRowFirstColumn="0" w:lastRowLastColumn="0"/>
+                    <w:rPr>
+                      <w:color w:val="FFFFFF" w:themeColor="background1"/>
+                    </w:rPr>
+                  </w:pPr>
+                </w:p>
+              </w:tc>
+              <w:tc>
+                <w:tcPr>
+                  <w:tcW w:w="4739" w:type="dxa"/>
+                  <w:shd w:val="clear" w:color="auto" w:fill="F79646" w:themeFill="accent6"/>
+                  <w:vAlign w:val="center"/>
+                </w:tcPr>
+                <w:p>
+                  <w:pPr>
+                    <w:spacing w:line="259" w:lineRule="auto"/>
+                    <w:jc w:val="right"/>
+                    <w:cnfStyle w:val="000000000000" w:firstRow="0" w:lastRow="0" w:firstColumn="0" w:lastColumn="0" w:oddVBand="0" w:evenVBand="0" w:oddHBand="0" w:evenHBand="0" w:firstRowFirstColumn="0" w:firstRowLastColumn="0" w:lastRowFirstColumn="0" w:lastRowLastColumn="0"/>
+                    <w:rPr>
+                      <w:b/>
+                      <w:color w:val="FFFFFF" w:themeColor="background1"/>
+                    </w:rPr>
+                  </w:pPr>
+                </w:p>
+              </w:tc>
+            </w:tr>
+            <w:tr>
+              <w:trPr>
+                <w:trHeight w:hRule="exact" w:val="567"/>
+              </w:trPr>
+              <w:tc>
+                <w:tcPr>
+                  <w:cnfStyle w:val="001000000000" w:firstRow="0" w:lastRow="0" w:firstColumn="1" w:lastColumn="0" w:oddVBand="0" w:evenVBand="0" w:oddHBand="0" w:evenHBand="0" w:firstRowFirstColumn="0" w:firstRowLastColumn="0" w:lastRowFirstColumn="0" w:lastRowLastColumn="0"/>
+                  <w:tcW w:w="433" w:type="dxa"/>
+                  <w:tcBorders>
+                    <w:top w:val="nil"/>
+                    <w:left w:val="nil"/>
+                    <w:bottom w:val="nil"/>
+                  </w:tcBorders>
+                  <w:shd w:val="clear" w:color="auto" w:fill="auto"/>
+                  <w:vAlign w:val="center"/>
+                </w:tcPr>
+                <w:p>
+                  <w:pPr>
+                    <w:spacing w:line="259" w:lineRule="auto"/>
+                    <w:rPr>
+                      <w:color w:val="F79646" w:themeColor="accent6"/>
+                    </w:rPr>
+                  </w:pPr>
+                  <w:r>
+                    <w:rPr>
+                      <w:color w:val="F79646" w:themeColor="accent6"/>
+                    </w:rPr>
+                    <w:t>=</w:t>
+                  </w:r>
+                </w:p>
+              </w:tc>
+              <w:tc>
+                <w:tcPr>
+                  <w:tcW w:w="4739" w:type="dxa"/>
+                  <w:shd w:val="clear" w:color="auto" w:fill="F79646" w:themeFill="accent6"/>
+                  <w:vAlign w:val="center"/>
+                </w:tcPr>
+                <w:p>
+                  <w:pPr>
+                    <w:spacing w:line="259" w:lineRule="auto"/>
+                    <w:cnfStyle w:val="000000000000" w:firstRow="0" w:lastRow="0" w:firstColumn="0" w:lastColumn="0" w:oddVBand="0" w:evenVBand="0" w:oddHBand="0" w:evenHBand="0" w:firstRowFirstColumn="0" w:firstRowLastColumn="0" w:lastRowFirstColumn="0" w:lastRowLastColumn="0"/>
+                    <w:rPr>
+                      <w:b/>
+                      <w:bCs/>
+                      <w:color w:val="FFFFFF" w:themeColor="background1"/>
+                    </w:rPr>
+                  </w:pPr>
+                  <w:r>
+                    <w:rPr>
+                      <w:b/>
+                      <w:bCs/>
+                      <w:color w:val="FFFFFF" w:themeColor="background1"/>
+                    </w:rPr>
+                    <w:t>Selbstkosten</w:t>
+                  </w:r>
+                </w:p>
+              </w:tc>
+              <w:tc>
+                <w:tcPr>
+                  <w:tcW w:w="4739" w:type="dxa"/>
+                  <w:shd w:val="clear" w:color="auto" w:fill="FFFFFF" w:themeFill="background1"/>
+                  <w:vAlign w:val="center"/>
+                </w:tcPr>
+                <w:p>
+                  <w:pPr>
+                    <w:spacing w:line="259" w:lineRule="auto"/>
+                    <w:jc w:val="right"/>
+                    <w:cnfStyle w:val="000000000000" w:firstRow="0" w:lastRow="0" w:firstColumn="0" w:lastColumn="0" w:oddVBand="0" w:evenVBand="0" w:oddHBand="0" w:evenHBand="0" w:firstRowFirstColumn="0" w:firstRowLastColumn="0" w:lastRowFirstColumn="0" w:lastRowLastColumn="0"/>
+                    <w:rPr>
+                      <w:b/>
+                      <w:color w:val="FF0000"/>
+                    </w:rPr>
+                  </w:pPr>
+                </w:p>
+              </w:tc>
+            </w:tr>
+            <w:tr>
+              <w:trPr>
+                <w:trHeight w:hRule="exact" w:val="567"/>
+              </w:trPr>
+              <w:tc>
+                <w:tcPr>
+                  <w:cnfStyle w:val="001000000000" w:firstRow="0" w:lastRow="0" w:firstColumn="1" w:lastColumn="0" w:oddVBand="0" w:evenVBand="0" w:oddHBand="0" w:evenHBand="0" w:firstRowFirstColumn="0" w:firstRowLastColumn="0" w:lastRowFirstColumn="0" w:lastRowLastColumn="0"/>
+                  <w:tcW w:w="433" w:type="dxa"/>
+                  <w:tcBorders>
+                    <w:top w:val="nil"/>
+                    <w:left w:val="nil"/>
+                    <w:bottom w:val="nil"/>
+                  </w:tcBorders>
+                  <w:shd w:val="clear" w:color="auto" w:fill="auto"/>
+                  <w:vAlign w:val="center"/>
+                </w:tcPr>
+                <w:p>
+                  <w:pPr>
+                    <w:spacing w:line="259" w:lineRule="auto"/>
+                    <w:rPr>
+                      <w:color w:val="F79646" w:themeColor="accent6"/>
+                    </w:rPr>
+                  </w:pPr>
+                  <w:r>
+                    <w:rPr>
+                      <w:color w:val="F79646" w:themeColor="accent6"/>
+                    </w:rPr>
+                    <w:t>+</w:t>
+                  </w:r>
+                </w:p>
+              </w:tc>
+              <w:tc>
+                <w:tcPr>
+                  <w:tcW w:w="4739" w:type="dxa"/>
+                  <w:shd w:val="clear" w:color="auto" w:fill="F79646" w:themeFill="accent6"/>
+                  <w:vAlign w:val="center"/>
+                </w:tcPr>
+                <w:p>
+                  <w:pPr>
+                    <w:spacing w:line="259" w:lineRule="auto"/>
+                    <w:cnfStyle w:val="000000000000" w:firstRow="0" w:lastRow="0" w:firstColumn="0" w:lastColumn="0" w:oddVBand="0" w:evenVBand="0" w:oddHBand="0" w:evenHBand="0" w:firstRowFirstColumn="0" w:firstRowLastColumn="0" w:lastRowFirstColumn="0" w:lastRowLastColumn="0"/>
+                    <w:rPr>
+                      <w:b/>
+                      <w:bCs/>
+                      <w:color w:val="FFFFFF" w:themeColor="background1"/>
+                    </w:rPr>
+                  </w:pPr>
+                  <w:r>
+                    <w:rPr>
+                      <w:b/>
+                      <w:bCs/>
+                      <w:color w:val="FFFFFF" w:themeColor="background1"/>
+                    </w:rPr>
+                    <w:t>Gewinn</w:t>
+                  </w:r>
+                </w:p>
+              </w:tc>
+              <w:tc>
+                <w:tcPr>
+                  <w:tcW w:w="4739" w:type="dxa"/>
+                  <w:shd w:val="clear" w:color="auto" w:fill="FFFFFF" w:themeFill="background1"/>
+                  <w:vAlign w:val="center"/>
+                </w:tcPr>
+                <w:p>
+                  <w:pPr>
+                    <w:spacing w:line="259" w:lineRule="auto"/>
+                    <w:jc w:val="right"/>
+                    <w:cnfStyle w:val="000000000000" w:firstRow="0" w:lastRow="0" w:firstColumn="0" w:lastColumn="0" w:oddVBand="0" w:evenVBand="0" w:oddHBand="0" w:evenHBand="0" w:firstRowFirstColumn="0" w:firstRowLastColumn="0" w:lastRowFirstColumn="0" w:lastRowLastColumn="0"/>
+                    <w:rPr>
+                      <w:b/>
+                      <w:color w:val="FF0000"/>
+                    </w:rPr>
+                  </w:pPr>
+                </w:p>
+              </w:tc>
+            </w:tr>
+            <w:tr>
+              <w:trPr>
+                <w:trHeight w:hRule="exact" w:val="567"/>
+              </w:trPr>
+              <w:tc>
+                <w:tcPr>
+                  <w:cnfStyle w:val="001000000000" w:firstRow="0" w:lastRow="0" w:firstColumn="1" w:lastColumn="0" w:oddVBand="0" w:evenVBand="0" w:oddHBand="0" w:evenHBand="0" w:firstRowFirstColumn="0" w:firstRowLastColumn="0" w:lastRowFirstColumn="0" w:lastRowLastColumn="0"/>
+                  <w:tcW w:w="433" w:type="dxa"/>
+                  <w:tcBorders>
+                    <w:top w:val="nil"/>
+                    <w:left w:val="nil"/>
+                    <w:bottom w:val="nil"/>
+                  </w:tcBorders>
+                  <w:shd w:val="clear" w:color="auto" w:fill="auto"/>
+                  <w:vAlign w:val="center"/>
+                </w:tcPr>
+                <w:p>
+                  <w:pPr>
+                    <w:spacing w:line="259" w:lineRule="auto"/>
+                    <w:rPr>
+                      <w:color w:val="F79646" w:themeColor="accent6"/>
+                    </w:rPr>
+                  </w:pPr>
+                  <w:r>
+                    <w:rPr>
+                      <w:color w:val="F79646" w:themeColor="accent6"/>
+                    </w:rPr>
+                    <w:t>=</w:t>
+                  </w:r>
+                </w:p>
+              </w:tc>
+              <w:tc>
+                <w:tcPr>
+                  <w:tcW w:w="4739" w:type="dxa"/>
+                  <w:shd w:val="clear" w:color="auto" w:fill="F79646" w:themeFill="accent6"/>
+                  <w:vAlign w:val="center"/>
+                </w:tcPr>
+                <w:p>
+                  <w:pPr>
+                    <w:spacing w:line="259" w:lineRule="auto"/>
+                    <w:cnfStyle w:val="000000000000" w:firstRow="0" w:lastRow="0" w:firstColumn="0" w:lastColumn="0" w:oddVBand="0" w:evenVBand="0" w:oddHBand="0" w:evenHBand="0" w:firstRowFirstColumn="0" w:firstRowLastColumn="0" w:lastRowFirstColumn="0" w:lastRowLastColumn="0"/>
+                    <w:rPr>
+                      <w:b/>
+                      <w:bCs/>
+                      <w:color w:val="FFFFFF" w:themeColor="background1"/>
+                    </w:rPr>
+                  </w:pPr>
+                  <w:r>
+                    <w:rPr>
+                      <w:b/>
+                      <w:bCs/>
+                      <w:color w:val="FFFFFF" w:themeColor="background1"/>
+                    </w:rPr>
+                    <w:t>Barverkaufspreis</w:t>
+                  </w:r>
+                </w:p>
+              </w:tc>
+              <w:tc>
+                <w:tcPr>
+                  <w:tcW w:w="4739" w:type="dxa"/>
+                  <w:shd w:val="clear" w:color="auto" w:fill="FFFFFF" w:themeFill="background1"/>
+                  <w:vAlign w:val="center"/>
+                </w:tcPr>
+                <w:p>
+                  <w:pPr>
+                    <w:spacing w:line="259" w:lineRule="auto"/>
+                    <w:jc w:val="right"/>
+                    <w:cnfStyle w:val="000000000000" w:firstRow="0" w:lastRow="0" w:firstColumn="0" w:lastColumn="0" w:oddVBand="0" w:evenVBand="0" w:oddHBand="0" w:evenHBand="0" w:firstRowFirstColumn="0" w:firstRowLastColumn="0" w:lastRowFirstColumn="0" w:lastRowLastColumn="0"/>
+                    <w:rPr>
+                      <w:b/>
+                      <w:color w:val="FF0000"/>
+                    </w:rPr>
+                  </w:pPr>
+                </w:p>
+              </w:tc>
+            </w:tr>
+            <w:tr>
+              <w:trPr>
+                <w:trHeight w:hRule="exact" w:val="567"/>
+              </w:trPr>
+              <w:tc>
+                <w:tcPr>
+                  <w:cnfStyle w:val="001000000000" w:firstRow="0" w:lastRow="0" w:firstColumn="1" w:lastColumn="0" w:oddVBand="0" w:evenVBand="0" w:oddHBand="0" w:evenHBand="0" w:firstRowFirstColumn="0" w:firstRowLastColumn="0" w:lastRowFirstColumn="0" w:lastRowLastColumn="0"/>
+                  <w:tcW w:w="433" w:type="dxa"/>
+                  <w:tcBorders>
+                    <w:top w:val="nil"/>
+                    <w:left w:val="nil"/>
+                    <w:bottom w:val="nil"/>
+                  </w:tcBorders>
+                  <w:shd w:val="clear" w:color="auto" w:fill="auto"/>
+                  <w:vAlign w:val="center"/>
+                </w:tcPr>
+                <w:p>
+                  <w:pPr>
+                    <w:spacing w:line="259" w:lineRule="auto"/>
+                    <w:rPr>
+                      <w:color w:val="F79646" w:themeColor="accent6"/>
+                    </w:rPr>
+                  </w:pPr>
+                  <w:r>
+                    <w:rPr>
+                      <w:color w:val="F79646" w:themeColor="accent6"/>
+                    </w:rPr>
+                    <w:lastRenderedPageBreak/>
+                    <w:t>+</w:t>
+                  </w:r>
+                </w:p>
+              </w:tc>
+              <w:tc>
+                <w:tcPr>
+                  <w:tcW w:w="4739" w:type="dxa"/>
+                  <w:shd w:val="clear" w:color="auto" w:fill="FFFFFF" w:themeFill="background1"/>
+                  <w:vAlign w:val="center"/>
+                </w:tcPr>
+                <w:p>
+                  <w:pPr>
+                    <w:spacing w:line="259" w:lineRule="auto"/>
+                    <w:cnfStyle w:val="000000000000" w:firstRow="0" w:lastRow="0" w:firstColumn="0" w:lastColumn="0" w:oddVBand="0" w:evenVBand="0" w:oddHBand="0" w:evenHBand="0" w:firstRowFirstColumn="0" w:firstRowLastColumn="0" w:lastRowFirstColumn="0" w:lastRowLastColumn="0"/>
+                    <w:rPr>
+                      <w:b/>
+                      <w:color w:val="FF0000"/>
+                    </w:rPr>
+                  </w:pPr>
+                </w:p>
+              </w:tc>
+              <w:tc>
+                <w:tcPr>
+                  <w:tcW w:w="4739" w:type="dxa"/>
+                  <w:shd w:val="clear" w:color="auto" w:fill="FFFFFF" w:themeFill="background1"/>
+                  <w:vAlign w:val="center"/>
+                </w:tcPr>
+                <w:p>
+                  <w:pPr>
+                    <w:spacing w:line="259" w:lineRule="auto"/>
+                    <w:jc w:val="right"/>
+                    <w:cnfStyle w:val="000000000000" w:firstRow="0" w:lastRow="0" w:firstColumn="0" w:lastColumn="0" w:oddVBand="0" w:evenVBand="0" w:oddHBand="0" w:evenHBand="0" w:firstRowFirstColumn="0" w:firstRowLastColumn="0" w:lastRowFirstColumn="0" w:lastRowLastColumn="0"/>
+                    <w:rPr>
+                      <w:b/>
+                      <w:color w:val="FF0000"/>
+                    </w:rPr>
+                  </w:pPr>
+                </w:p>
+              </w:tc>
+            </w:tr>
+            <w:tr>
+              <w:trPr>
+                <w:trHeight w:hRule="exact" w:val="567"/>
+              </w:trPr>
+              <w:tc>
+                <w:tcPr>
+                  <w:cnfStyle w:val="001000000000" w:firstRow="0" w:lastRow="0" w:firstColumn="1" w:lastColumn="0" w:oddVBand="0" w:evenVBand="0" w:oddHBand="0" w:evenHBand="0" w:firstRowFirstColumn="0" w:firstRowLastColumn="0" w:lastRowFirstColumn="0" w:lastRowLastColumn="0"/>
+                  <w:tcW w:w="433" w:type="dxa"/>
+                  <w:tcBorders>
+                    <w:top w:val="nil"/>
+                    <w:left w:val="nil"/>
+                    <w:bottom w:val="nil"/>
+                  </w:tcBorders>
+                  <w:shd w:val="clear" w:color="auto" w:fill="auto"/>
+                  <w:vAlign w:val="center"/>
+                </w:tcPr>
+                <w:p>
+                  <w:pPr>
+                    <w:spacing w:line="259" w:lineRule="auto"/>
+                    <w:rPr>
+                      <w:color w:val="F79646" w:themeColor="accent6"/>
+                    </w:rPr>
+                  </w:pPr>
+                  <w:r>
+                    <w:rPr>
+                      <w:color w:val="F79646" w:themeColor="accent6"/>
+                    </w:rPr>
+                    <w:t>=</w:t>
+                  </w:r>
+                </w:p>
+              </w:tc>
+              <w:tc>
+                <w:tcPr>
+                  <w:tcW w:w="4739" w:type="dxa"/>
+                  <w:shd w:val="clear" w:color="auto" w:fill="F79646" w:themeFill="accent6"/>
+                  <w:vAlign w:val="center"/>
+                </w:tcPr>
+                <w:p>
+                  <w:pPr>
+                    <w:spacing w:line="259" w:lineRule="auto"/>
+                    <w:cnfStyle w:val="000000000000" w:firstRow="0" w:lastRow="0" w:firstColumn="0" w:lastColumn="0" w:oddVBand="0" w:evenVBand="0" w:oddHBand="0" w:evenHBand="0" w:firstRowFirstColumn="0" w:firstRowLastColumn="0" w:lastRowFirstColumn="0" w:lastRowLastColumn="0"/>
+                    <w:rPr>
+                      <w:b/>
+                      <w:bCs/>
+                      <w:color w:val="FFFFFF" w:themeColor="background1"/>
+                    </w:rPr>
+                  </w:pPr>
+                  <w:r>
+                    <w:rPr>
+                      <w:b/>
+                      <w:bCs/>
+                      <w:color w:val="FFFFFF" w:themeColor="background1"/>
+                    </w:rPr>
+                    <w:t>Zielverkaufspreis</w:t>
+                  </w:r>
+                </w:p>
+              </w:tc>
+              <w:tc>
+                <w:tcPr>
+                  <w:tcW w:w="4739" w:type="dxa"/>
+                  <w:shd w:val="clear" w:color="auto" w:fill="FFFFFF" w:themeFill="background1"/>
+                  <w:vAlign w:val="center"/>
+                </w:tcPr>
+                <w:p>
+                  <w:pPr>
+                    <w:spacing w:line="259" w:lineRule="auto"/>
+                    <w:jc w:val="right"/>
+                    <w:cnfStyle w:val="000000000000" w:firstRow="0" w:lastRow="0" w:firstColumn="0" w:lastColumn="0" w:oddVBand="0" w:evenVBand="0" w:oddHBand="0" w:evenHBand="0" w:firstRowFirstColumn="0" w:firstRowLastColumn="0" w:lastRowFirstColumn="0" w:lastRowLastColumn="0"/>
+                    <w:rPr>
+                      <w:b/>
+                      <w:color w:val="FF0000"/>
+                    </w:rPr>
+                  </w:pPr>
+                </w:p>
+              </w:tc>
+            </w:tr>
+            <w:tr>
+              <w:trPr>
+                <w:trHeight w:hRule="exact" w:val="567"/>
+              </w:trPr>
+              <w:tc>
+                <w:tcPr>
+                  <w:cnfStyle w:val="001000000000" w:firstRow="0" w:lastRow="0" w:firstColumn="1" w:lastColumn="0" w:oddVBand="0" w:evenVBand="0" w:oddHBand="0" w:evenHBand="0" w:firstRowFirstColumn="0" w:firstRowLastColumn="0" w:lastRowFirstColumn="0" w:lastRowLastColumn="0"/>
+                  <w:tcW w:w="433" w:type="dxa"/>
+                  <w:tcBorders>
+                    <w:top w:val="nil"/>
+                    <w:left w:val="nil"/>
+                    <w:bottom w:val="nil"/>
+                  </w:tcBorders>
+                  <w:shd w:val="clear" w:color="auto" w:fill="auto"/>
+                  <w:vAlign w:val="center"/>
+                </w:tcPr>
+                <w:p>
+                  <w:pPr>
+                    <w:spacing w:line="259" w:lineRule="auto"/>
+                    <w:rPr>
+                      <w:color w:val="F79646" w:themeColor="accent6"/>
+                    </w:rPr>
+                  </w:pPr>
+                  <w:r>
+                    <w:rPr>
+                      <w:color w:val="F79646" w:themeColor="accent6"/>
+                    </w:rPr>
+                    <w:t>+</w:t>
+                  </w:r>
+                </w:p>
+              </w:tc>
+              <w:tc>
+                <w:tcPr>
+                  <w:tcW w:w="4739" w:type="dxa"/>
+                  <w:shd w:val="clear" w:color="auto" w:fill="FFFFFF" w:themeFill="background1"/>
+                  <w:vAlign w:val="center"/>
+                </w:tcPr>
+                <w:p>
+                  <w:pPr>
+                    <w:spacing w:line="259" w:lineRule="auto"/>
+                    <w:cnfStyle w:val="000000000000" w:firstRow="0" w:lastRow="0" w:firstColumn="0" w:lastColumn="0" w:oddVBand="0" w:evenVBand="0" w:oddHBand="0" w:evenHBand="0" w:firstRowFirstColumn="0" w:firstRowLastColumn="0" w:lastRowFirstColumn="0" w:lastRowLastColumn="0"/>
+                    <w:rPr>
+                      <w:b/>
+                      <w:color w:val="FF0000"/>
+                    </w:rPr>
+                  </w:pPr>
+                </w:p>
+              </w:tc>
+              <w:tc>
+                <w:tcPr>
+                  <w:tcW w:w="4739" w:type="dxa"/>
+                  <w:shd w:val="clear" w:color="auto" w:fill="FFFFFF" w:themeFill="background1"/>
+                  <w:vAlign w:val="center"/>
+                </w:tcPr>
+                <w:p>
+                  <w:pPr>
+                    <w:spacing w:line="259" w:lineRule="auto"/>
+                    <w:jc w:val="right"/>
+                    <w:cnfStyle w:val="000000000000" w:firstRow="0" w:lastRow="0" w:firstColumn="0" w:lastColumn="0" w:oddVBand="0" w:evenVBand="0" w:oddHBand="0" w:evenHBand="0" w:firstRowFirstColumn="0" w:firstRowLastColumn="0" w:lastRowFirstColumn="0" w:lastRowLastColumn="0"/>
+                    <w:rPr>
+                      <w:b/>
+                      <w:color w:val="FF0000"/>
+                    </w:rPr>
+                  </w:pPr>
+                </w:p>
+              </w:tc>
+            </w:tr>
+            <w:tr>
+              <w:trPr>
+                <w:trHeight w:hRule="exact" w:val="567"/>
+              </w:trPr>
+              <w:tc>
+                <w:tcPr>
+                  <w:cnfStyle w:val="001000000000" w:firstRow="0" w:lastRow="0" w:firstColumn="1" w:lastColumn="0" w:oddVBand="0" w:evenVBand="0" w:oddHBand="0" w:evenHBand="0" w:firstRowFirstColumn="0" w:firstRowLastColumn="0" w:lastRowFirstColumn="0" w:lastRowLastColumn="0"/>
+                  <w:tcW w:w="433" w:type="dxa"/>
+                  <w:tcBorders>
+                    <w:top w:val="nil"/>
+                    <w:left w:val="nil"/>
+                    <w:bottom w:val="nil"/>
+                  </w:tcBorders>
+                  <w:shd w:val="clear" w:color="auto" w:fill="auto"/>
+                  <w:vAlign w:val="center"/>
+                </w:tcPr>
+                <w:p>
+                  <w:pPr>
+                    <w:spacing w:line="259" w:lineRule="auto"/>
+                    <w:rPr>
+                      <w:color w:val="F79646" w:themeColor="accent6"/>
+                    </w:rPr>
+                  </w:pPr>
+                  <w:r>
+                    <w:rPr>
+                      <w:color w:val="F79646" w:themeColor="accent6"/>
+                    </w:rPr>
+                    <w:t>=</w:t>
+                  </w:r>
+                </w:p>
+              </w:tc>
+              <w:tc>
+                <w:tcPr>
+                  <w:tcW w:w="4739" w:type="dxa"/>
+                  <w:shd w:val="clear" w:color="auto" w:fill="F79646" w:themeFill="accent6"/>
+                  <w:vAlign w:val="center"/>
+                </w:tcPr>
+                <w:p>
+                  <w:pPr>
+                    <w:spacing w:line="259" w:lineRule="auto"/>
+                    <w:cnfStyle w:val="000000000000" w:firstRow="0" w:lastRow="0" w:firstColumn="0" w:lastColumn="0" w:oddVBand="0" w:evenVBand="0" w:oddHBand="0" w:evenHBand="0" w:firstRowFirstColumn="0" w:firstRowLastColumn="0" w:lastRowFirstColumn="0" w:lastRowLastColumn="0"/>
+                    <w:rPr>
+                      <w:b/>
+                      <w:bCs/>
+                      <w:color w:val="FFFFFF" w:themeColor="background1"/>
+                    </w:rPr>
+                  </w:pPr>
+                  <w:r>
+                    <w:rPr>
+                      <w:b/>
+                      <w:bCs/>
+                      <w:color w:val="FFFFFF" w:themeColor="background1"/>
+                    </w:rPr>
+                    <w:t>Listenverkaufspreis</w:t>
+                  </w:r>
+                </w:p>
+              </w:tc>
+              <w:tc>
+                <w:tcPr>
+                  <w:tcW w:w="4739" w:type="dxa"/>
+                  <w:shd w:val="clear" w:color="auto" w:fill="FFFFFF" w:themeFill="background1"/>
+                  <w:vAlign w:val="center"/>
+                </w:tcPr>
+                <w:p>
+                  <w:pPr>
+                    <w:spacing w:line="259" w:lineRule="auto"/>
+                    <w:jc w:val="right"/>
+                    <w:cnfStyle w:val="000000000000" w:firstRow="0" w:lastRow="0" w:firstColumn="0" w:lastColumn="0" w:oddVBand="0" w:evenVBand="0" w:oddHBand="0" w:evenHBand="0" w:firstRowFirstColumn="0" w:firstRowLastColumn="0" w:lastRowFirstColumn="0" w:lastRowLastColumn="0"/>
+                    <w:rPr>
+                      <w:b/>
+                      <w:color w:val="FF0000"/>
+                    </w:rPr>
+                  </w:pPr>
+                </w:p>
+              </w:tc>
+            </w:tr>
+          </w:tbl>
           <w:p/>
           <w:p>
             <w:r>
@@ -5269,6 +8024,7 @@
           </w:tcPr>
           <w:p>
             <w:r>
+              <w:lastRenderedPageBreak/>
               <w:t>Lösungsmöglichkeit/Hinweis (optional)</w:t>
             </w:r>
           </w:p>
@@ -5357,7 +8113,11 @@
           <w:tcPr>
             <w:tcW w:w="7527" w:type="dxa"/>
           </w:tcPr>
-          <w:p/>
+          <w:p>
+            <w:r>
+              <w:t>LEK AsKoor Id</w:t>
+            </w:r>
+          </w:p>
         </w:tc>
       </w:tr>
       <w:tr>
@@ -5501,15 +8261,7 @@
           </w:tcPr>
           <w:p>
             <w:r>
-              <w:t>Welcher Preis kann für diese Variante des Schreibtisches '</w:t>
-            </w:r>
-            <w:proofErr w:type="spellStart"/>
-            <w:r>
-              <w:t>ErgoDesk</w:t>
-            </w:r>
-            <w:proofErr w:type="spellEnd"/>
-            <w:r>
-              <w:t>' als langfristige Preisuntergrenze angesetzt werden?</w:t>
+              <w:t>Welcher Preis kann für diese Variante des Schreibtisches 'ErgoDesk' als langfristige Preisuntergrenze angesetzt werden?</w:t>
             </w:r>
           </w:p>
           <w:p/>
@@ -5554,7 +8306,6 @@
           </w:tcPr>
           <w:p>
             <w:r>
-              <w:lastRenderedPageBreak/>
               <w:t>Lösungsmöglichkeit/Hinweis (optional)</w:t>
             </w:r>
           </w:p>
@@ -5613,6 +8364,7 @@
           </w:tcPr>
           <w:p>
             <w:r>
+              <w:lastRenderedPageBreak/>
               <w:t>Punkte (optional)</w:t>
             </w:r>
           </w:p>
@@ -5643,7 +8395,11 @@
           <w:tcPr>
             <w:tcW w:w="7527" w:type="dxa"/>
           </w:tcPr>
-          <w:p/>
+          <w:p>
+            <w:r>
+              <w:t>LEK AsKoor Id</w:t>
+            </w:r>
+          </w:p>
         </w:tc>
       </w:tr>
       <w:tr>
@@ -6743,7 +9499,7 @@
   <w:style w:type="paragraph" w:default="1" w:styleId="Standard">
     <w:name w:val="Normal"/>
     <w:qFormat/>
-    <w:rsid w:val="00AD5675"/>
+    <w:rsid w:val="000D2135"/>
     <w:pPr>
       <w:spacing w:after="0" w:line="264" w:lineRule="auto"/>
     </w:pPr>

--- a/data/Aufgaben/Aufgaben_Auftragssteuerung und -koordination.docx
+++ b/data/Aufgaben/Aufgaben_Auftragssteuerung und -koordination.docx
@@ -33,6 +33,7 @@
         <w:tc>
           <w:tcPr>
             <w:tcW w:w="2518" w:type="dxa"/>
+            <w:shd w:val="clear" w:color="auto" w:fill="F79646" w:themeFill="accent6"/>
           </w:tcPr>
           <w:p>
             <w:r>
@@ -43,6 +44,7 @@
         <w:tc>
           <w:tcPr>
             <w:tcW w:w="7669" w:type="dxa"/>
+            <w:shd w:val="clear" w:color="auto" w:fill="F79646" w:themeFill="accent6"/>
           </w:tcPr>
           <w:p>
             <w:r>
@@ -90,8 +92,13 @@
           </w:tcPr>
           <w:p>
             <w:r>
-              <w:t>Die INN-Büro GmbH hat für die neue Produktlinie 'FancyCarbon</w:t>
-            </w:r>
+              <w:t>Die INN-Büro GmbH hat für die neue Produktlinie '</w:t>
+            </w:r>
+            <w:proofErr w:type="spellStart"/>
+            <w:r>
+              <w:t>FancyCarbon</w:t>
+            </w:r>
+            <w:proofErr w:type="spellEnd"/>
             <w:r>
               <w:t>' geworben. Die Böhmer AG, ein langjähriger Kunde der INN-Büro GmbH, hat aus Norwegen Anfragen zu solchen Produkten erhalten. Einige große Industrieunternehmen benötigen Ausstattungen für Besprechungsräume in edlem Design. Um die INN-Design AG genauer über diese Produkte zu informieren, lädt die INN-Büro GmbH Mitarbeiter aus dem Einkauf und Vertrieb in ihr Unternehmen ein. Sie sind als Mitarbeitende im Verkauf bei diesem Treffen dabei.</w:t>
             </w:r>
@@ -253,8 +260,21 @@
           </w:tcPr>
           <w:p>
             <w:r>
-              <w:t>LEK AsKoor Id</w:t>
-            </w:r>
+              <w:t xml:space="preserve">LEK </w:t>
+            </w:r>
+            <w:proofErr w:type="spellStart"/>
+            <w:r>
+              <w:t>AsKoor</w:t>
+            </w:r>
+            <w:proofErr w:type="spellEnd"/>
+            <w:r>
+              <w:t xml:space="preserve"> </w:t>
+            </w:r>
+            <w:proofErr w:type="spellStart"/>
+            <w:r>
+              <w:t>Id</w:t>
+            </w:r>
+            <w:proofErr w:type="spellEnd"/>
           </w:p>
         </w:tc>
       </w:tr>
@@ -296,10 +316,11 @@
         <w:tc>
           <w:tcPr>
             <w:tcW w:w="2660" w:type="dxa"/>
+            <w:shd w:val="clear" w:color="auto" w:fill="F79646" w:themeFill="accent6"/>
           </w:tcPr>
           <w:p>
             <w:pPr>
-              <w:spacing w:after="200" w:line="276" w:lineRule="auto"/>
+              <w:spacing w:line="276" w:lineRule="auto"/>
               <w:rPr>
                 <w:lang w:val="en-US"/>
               </w:rPr>
@@ -317,10 +338,11 @@
         <w:tc>
           <w:tcPr>
             <w:tcW w:w="7527" w:type="dxa"/>
+            <w:shd w:val="clear" w:color="auto" w:fill="F79646" w:themeFill="accent6"/>
           </w:tcPr>
           <w:p>
             <w:pPr>
-              <w:spacing w:after="200" w:line="276" w:lineRule="auto"/>
+              <w:spacing w:line="276" w:lineRule="auto"/>
               <w:rPr>
                 <w:lang w:val="en-US"/>
               </w:rPr>
@@ -445,7 +467,6 @@
                     <w14:uncheckedState w14:val="2610" w14:font="MS Gothic"/>
                   </w14:checkbox>
                 </w:sdtPr>
-                <w:sdtEndPr/>
                 <w:sdtContent>
                   <w:tc>
                     <w:tcPr>
@@ -491,7 +512,6 @@
                     <w14:uncheckedState w14:val="2610" w14:font="MS Gothic"/>
                   </w14:checkbox>
                 </w:sdtPr>
-                <w:sdtEndPr/>
                 <w:sdtContent>
                   <w:tc>
                     <w:tcPr>
@@ -544,7 +564,6 @@
                     <w14:uncheckedState w14:val="2610" w14:font="MS Gothic"/>
                   </w14:checkbox>
                 </w:sdtPr>
-                <w:sdtEndPr/>
                 <w:sdtContent>
                   <w:tc>
                     <w:tcPr>
@@ -596,7 +615,6 @@
                     <w14:uncheckedState w14:val="2610" w14:font="MS Gothic"/>
                   </w14:checkbox>
                 </w:sdtPr>
-                <w:sdtEndPr/>
                 <w:sdtContent>
                   <w:tc>
                     <w:tcPr>
@@ -643,7 +661,6 @@
                     <w14:uncheckedState w14:val="2610" w14:font="MS Gothic"/>
                   </w14:checkbox>
                 </w:sdtPr>
-                <w:sdtEndPr/>
                 <w:sdtContent>
                   <w:tc>
                     <w:tcPr>
@@ -784,8 +801,21 @@
           </w:tcPr>
           <w:p>
             <w:r>
-              <w:t>LEK AsKoor Id</w:t>
-            </w:r>
+              <w:t xml:space="preserve">LEK </w:t>
+            </w:r>
+            <w:proofErr w:type="spellStart"/>
+            <w:r>
+              <w:t>AsKoor</w:t>
+            </w:r>
+            <w:proofErr w:type="spellEnd"/>
+            <w:r>
+              <w:t xml:space="preserve"> </w:t>
+            </w:r>
+            <w:proofErr w:type="spellStart"/>
+            <w:r>
+              <w:t>Id</w:t>
+            </w:r>
+            <w:proofErr w:type="spellEnd"/>
           </w:p>
         </w:tc>
       </w:tr>
@@ -827,10 +857,11 @@
         <w:tc>
           <w:tcPr>
             <w:tcW w:w="2660" w:type="dxa"/>
+            <w:shd w:val="clear" w:color="auto" w:fill="F79646" w:themeFill="accent6"/>
           </w:tcPr>
           <w:p>
             <w:pPr>
-              <w:spacing w:after="200" w:line="276" w:lineRule="auto"/>
+              <w:spacing w:line="276" w:lineRule="auto"/>
               <w:rPr>
                 <w:lang w:val="en-US"/>
               </w:rPr>
@@ -846,10 +877,11 @@
         <w:tc>
           <w:tcPr>
             <w:tcW w:w="7527" w:type="dxa"/>
+            <w:shd w:val="clear" w:color="auto" w:fill="F79646" w:themeFill="accent6"/>
           </w:tcPr>
           <w:p>
             <w:pPr>
-              <w:spacing w:after="200" w:line="276" w:lineRule="auto"/>
+              <w:spacing w:line="276" w:lineRule="auto"/>
               <w:rPr>
                 <w:lang w:val="en-US"/>
               </w:rPr>
@@ -1063,11 +1095,7 @@
           </w:tcPr>
           <w:p>
             <w:r>
-              <w:t xml:space="preserve">Quelle/Kommentar </w:t>
-            </w:r>
-            <w:r>
-              <w:lastRenderedPageBreak/>
-              <w:t>(optional)</w:t>
+              <w:t>Quelle/Kommentar (optional)</w:t>
             </w:r>
           </w:p>
         </w:tc>
@@ -1077,9 +1105,21 @@
           </w:tcPr>
           <w:p>
             <w:r>
-              <w:lastRenderedPageBreak/>
-              <w:t>LEK AsKoor Id</w:t>
-            </w:r>
+              <w:t xml:space="preserve">LEK </w:t>
+            </w:r>
+            <w:proofErr w:type="spellStart"/>
+            <w:r>
+              <w:t>AsKoor</w:t>
+            </w:r>
+            <w:proofErr w:type="spellEnd"/>
+            <w:r>
+              <w:t xml:space="preserve"> </w:t>
+            </w:r>
+            <w:proofErr w:type="spellStart"/>
+            <w:r>
+              <w:t>Id</w:t>
+            </w:r>
+            <w:proofErr w:type="spellEnd"/>
           </w:p>
         </w:tc>
       </w:tr>
@@ -1090,6 +1130,7 @@
           </w:tcPr>
           <w:p>
             <w:r>
+              <w:lastRenderedPageBreak/>
               <w:t>Kategorie</w:t>
             </w:r>
           </w:p>
@@ -1121,10 +1162,11 @@
         <w:tc>
           <w:tcPr>
             <w:tcW w:w="2660" w:type="dxa"/>
+            <w:shd w:val="clear" w:color="auto" w:fill="F79646" w:themeFill="accent6"/>
           </w:tcPr>
           <w:p>
             <w:pPr>
-              <w:spacing w:after="200" w:line="276" w:lineRule="auto"/>
+              <w:spacing w:line="276" w:lineRule="auto"/>
               <w:rPr>
                 <w:lang w:val="en-US"/>
               </w:rPr>
@@ -1140,10 +1182,11 @@
         <w:tc>
           <w:tcPr>
             <w:tcW w:w="7527" w:type="dxa"/>
+            <w:shd w:val="clear" w:color="auto" w:fill="F79646" w:themeFill="accent6"/>
           </w:tcPr>
           <w:p>
             <w:pPr>
-              <w:spacing w:after="200" w:line="276" w:lineRule="auto"/>
+              <w:spacing w:line="276" w:lineRule="auto"/>
               <w:rPr>
                 <w:lang w:val="en-US"/>
               </w:rPr>
@@ -1693,11 +1736,7 @@
           </w:tcPr>
           <w:p>
             <w:r>
-              <w:t xml:space="preserve">Quelle/Kommentar </w:t>
-            </w:r>
-            <w:r>
-              <w:lastRenderedPageBreak/>
-              <w:t>(optional)</w:t>
+              <w:t>Quelle/Kommentar (optional)</w:t>
             </w:r>
           </w:p>
         </w:tc>
@@ -1707,9 +1746,21 @@
           </w:tcPr>
           <w:p>
             <w:r>
-              <w:lastRenderedPageBreak/>
-              <w:t>LEK AsKoor Id</w:t>
-            </w:r>
+              <w:t xml:space="preserve">LEK </w:t>
+            </w:r>
+            <w:proofErr w:type="spellStart"/>
+            <w:r>
+              <w:t>AsKoor</w:t>
+            </w:r>
+            <w:proofErr w:type="spellEnd"/>
+            <w:r>
+              <w:t xml:space="preserve"> </w:t>
+            </w:r>
+            <w:proofErr w:type="spellStart"/>
+            <w:r>
+              <w:t>Id</w:t>
+            </w:r>
+            <w:proofErr w:type="spellEnd"/>
           </w:p>
         </w:tc>
       </w:tr>
@@ -1755,6 +1806,7 @@
         <w:tc>
           <w:tcPr>
             <w:tcW w:w="2660" w:type="dxa"/>
+            <w:shd w:val="clear" w:color="auto" w:fill="F79646" w:themeFill="accent6"/>
           </w:tcPr>
           <w:p>
             <w:pPr>
@@ -1774,6 +1826,7 @@
         <w:tc>
           <w:tcPr>
             <w:tcW w:w="7527" w:type="dxa"/>
+            <w:shd w:val="clear" w:color="auto" w:fill="F79646" w:themeFill="accent6"/>
           </w:tcPr>
           <w:p>
             <w:pPr>
@@ -1854,7 +1907,15 @@
           </w:tcPr>
           <w:p>
             <w:r>
-              <w:t>Am 03. März 20xx bittet Sie die Böhmer AG per E-Mail um ein Angebot über 20 Besprechungstische der neuen Produktlinie 'FancyCarbon'. Sie kalkulieren mit einem Listenverkaufspreis von 400,00 €. Am 06. März 20xx wurde das Angebot für die Böhmer AG über 20 Besprechungstische der neuen Produktlinie versendet.</w:t>
+              <w:t>Am 03. März 20xx bittet Sie die Böhmer AG per E-Mail um ein Angebot über 20 Besprechungstische der neuen Produktlinie '</w:t>
+            </w:r>
+            <w:proofErr w:type="spellStart"/>
+            <w:r>
+              <w:t>FancyCarbon</w:t>
+            </w:r>
+            <w:proofErr w:type="spellEnd"/>
+            <w:r>
+              <w:t>'. Sie kalkulieren mit einem Listenverkaufspreis von 400,00 €. Am 06. März 20xx wurde das Angebot für die Böhmer AG über 20 Besprechungstische der neuen Produktlinie versendet.</w:t>
             </w:r>
           </w:p>
           <w:p/>
@@ -1907,7 +1968,6 @@
                     <w14:uncheckedState w14:val="2610" w14:font="MS Gothic"/>
                   </w14:checkbox>
                 </w:sdtPr>
-                <w:sdtEndPr/>
                 <w:sdtContent>
                   <w:tc>
                     <w:tcPr>
@@ -1950,7 +2010,6 @@
                     <w14:uncheckedState w14:val="2610" w14:font="MS Gothic"/>
                   </w14:checkbox>
                 </w:sdtPr>
-                <w:sdtEndPr/>
                 <w:sdtContent>
                   <w:tc>
                     <w:tcPr>
@@ -1994,7 +2053,6 @@
                     <w14:uncheckedState w14:val="2610" w14:font="MS Gothic"/>
                   </w14:checkbox>
                 </w:sdtPr>
-                <w:sdtEndPr/>
                 <w:sdtContent>
                   <w:tc>
                     <w:tcPr>
@@ -2037,7 +2095,6 @@
                     <w14:uncheckedState w14:val="2610" w14:font="MS Gothic"/>
                   </w14:checkbox>
                 </w:sdtPr>
-                <w:sdtEndPr/>
                 <w:sdtContent>
                   <w:tc>
                     <w:tcPr>
@@ -2081,7 +2138,6 @@
                     <w14:uncheckedState w14:val="2610" w14:font="MS Gothic"/>
                   </w14:checkbox>
                 </w:sdtPr>
-                <w:sdtEndPr/>
                 <w:sdtContent>
                   <w:tc>
                     <w:tcPr>
@@ -2212,8 +2268,21 @@
           </w:tcPr>
           <w:p>
             <w:r>
-              <w:t>LEK AsKoor Id</w:t>
-            </w:r>
+              <w:t xml:space="preserve">LEK </w:t>
+            </w:r>
+            <w:proofErr w:type="spellStart"/>
+            <w:r>
+              <w:t>AsKoor</w:t>
+            </w:r>
+            <w:proofErr w:type="spellEnd"/>
+            <w:r>
+              <w:t xml:space="preserve"> </w:t>
+            </w:r>
+            <w:proofErr w:type="spellStart"/>
+            <w:r>
+              <w:t>Id</w:t>
+            </w:r>
+            <w:proofErr w:type="spellEnd"/>
           </w:p>
         </w:tc>
       </w:tr>
@@ -2259,6 +2328,7 @@
         <w:tc>
           <w:tcPr>
             <w:tcW w:w="2660" w:type="dxa"/>
+            <w:shd w:val="clear" w:color="auto" w:fill="F79646" w:themeFill="accent6"/>
           </w:tcPr>
           <w:p>
             <w:pPr>
@@ -2278,6 +2348,7 @@
         <w:tc>
           <w:tcPr>
             <w:tcW w:w="7527" w:type="dxa"/>
+            <w:shd w:val="clear" w:color="auto" w:fill="F79646" w:themeFill="accent6"/>
           </w:tcPr>
           <w:p>
             <w:pPr>
@@ -2308,7 +2379,6 @@
           </w:tcPr>
           <w:p>
             <w:r>
-              <w:lastRenderedPageBreak/>
               <w:t>Titel</w:t>
             </w:r>
           </w:p>
@@ -2403,6 +2473,7 @@
           </w:tcPr>
           <w:p>
             <w:r>
+              <w:lastRenderedPageBreak/>
               <w:t>Lösungsmöglichkeit/Hinweis (optional)</w:t>
             </w:r>
           </w:p>
@@ -2493,8 +2564,21 @@
           </w:tcPr>
           <w:p>
             <w:r>
-              <w:t>LEK AsKoor Id</w:t>
-            </w:r>
+              <w:t xml:space="preserve">LEK </w:t>
+            </w:r>
+            <w:proofErr w:type="spellStart"/>
+            <w:r>
+              <w:t>AsKoor</w:t>
+            </w:r>
+            <w:proofErr w:type="spellEnd"/>
+            <w:r>
+              <w:t xml:space="preserve"> </w:t>
+            </w:r>
+            <w:proofErr w:type="spellStart"/>
+            <w:r>
+              <w:t>Id</w:t>
+            </w:r>
+            <w:proofErr w:type="spellEnd"/>
           </w:p>
         </w:tc>
       </w:tr>
@@ -2540,10 +2624,11 @@
         <w:tc>
           <w:tcPr>
             <w:tcW w:w="2660" w:type="dxa"/>
+            <w:shd w:val="clear" w:color="auto" w:fill="F79646" w:themeFill="accent6"/>
           </w:tcPr>
           <w:p>
             <w:pPr>
-              <w:spacing w:after="200" w:line="276" w:lineRule="auto"/>
+              <w:spacing w:line="276" w:lineRule="auto"/>
               <w:rPr>
                 <w:lang w:val="en-US"/>
               </w:rPr>
@@ -2559,10 +2644,11 @@
         <w:tc>
           <w:tcPr>
             <w:tcW w:w="7527" w:type="dxa"/>
+            <w:shd w:val="clear" w:color="auto" w:fill="F79646" w:themeFill="accent6"/>
           </w:tcPr>
           <w:p>
             <w:pPr>
-              <w:spacing w:after="200" w:line="276" w:lineRule="auto"/>
+              <w:spacing w:line="276" w:lineRule="auto"/>
               <w:rPr>
                 <w:lang w:val="en-US"/>
               </w:rPr>
@@ -2932,11 +3018,7 @@
           </w:tcPr>
           <w:p>
             <w:r>
-              <w:t xml:space="preserve">Lösungsmöglichkeit/Hinweis </w:t>
-            </w:r>
-            <w:r>
-              <w:lastRenderedPageBreak/>
-              <w:t>(optional)</w:t>
+              <w:t>Lösungsmöglichkeit/Hinweis (optional)</w:t>
             </w:r>
           </w:p>
         </w:tc>
@@ -2998,6 +3080,7 @@
           </w:tcPr>
           <w:p>
             <w:r>
+              <w:lastRenderedPageBreak/>
               <w:t>Punkte (optional)</w:t>
             </w:r>
           </w:p>
@@ -3030,8 +3113,21 @@
           </w:tcPr>
           <w:p>
             <w:r>
-              <w:t>LEK AsKoor Id</w:t>
-            </w:r>
+              <w:t xml:space="preserve">LEK </w:t>
+            </w:r>
+            <w:proofErr w:type="spellStart"/>
+            <w:r>
+              <w:t>AsKoor</w:t>
+            </w:r>
+            <w:proofErr w:type="spellEnd"/>
+            <w:r>
+              <w:t xml:space="preserve"> </w:t>
+            </w:r>
+            <w:proofErr w:type="spellStart"/>
+            <w:r>
+              <w:t>Id</w:t>
+            </w:r>
+            <w:proofErr w:type="spellEnd"/>
           </w:p>
         </w:tc>
       </w:tr>
@@ -3077,10 +3173,11 @@
         <w:tc>
           <w:tcPr>
             <w:tcW w:w="2733" w:type="dxa"/>
+            <w:shd w:val="clear" w:color="auto" w:fill="F79646" w:themeFill="accent6"/>
           </w:tcPr>
           <w:p>
             <w:pPr>
-              <w:spacing w:after="200" w:line="276" w:lineRule="auto"/>
+              <w:spacing w:line="276" w:lineRule="auto"/>
               <w:rPr>
                 <w:lang w:val="en-US"/>
               </w:rPr>
@@ -3096,10 +3193,11 @@
         <w:tc>
           <w:tcPr>
             <w:tcW w:w="7454" w:type="dxa"/>
+            <w:shd w:val="clear" w:color="auto" w:fill="F79646" w:themeFill="accent6"/>
           </w:tcPr>
           <w:p>
             <w:pPr>
-              <w:spacing w:after="200" w:line="276" w:lineRule="auto"/>
+              <w:spacing w:line="276" w:lineRule="auto"/>
               <w:rPr>
                 <w:lang w:val="en-US"/>
               </w:rPr>
@@ -3197,10 +3295,9 @@
                   <w:tcBorders>
                     <w:top w:val="nil"/>
                     <w:left w:val="nil"/>
-                    <w:bottom w:val="single" w:sz="4" w:space="0" w:color="auto"/>
+                    <w:bottom w:val="single" w:sz="4" w:space="0" w:color="F79646" w:themeColor="accent6"/>
                     <w:right w:val="nil"/>
                   </w:tcBorders>
-                  <w:shd w:val="clear" w:color="auto" w:fill="FDE9D9" w:themeFill="accent6" w:themeFillTint="33"/>
                 </w:tcPr>
                 <w:p/>
               </w:tc>
@@ -3306,8 +3403,21 @@
           </w:tcPr>
           <w:p>
             <w:r>
-              <w:t>LEK AsKoor Id</w:t>
-            </w:r>
+              <w:t xml:space="preserve">LEK </w:t>
+            </w:r>
+            <w:proofErr w:type="spellStart"/>
+            <w:r>
+              <w:t>AsKoor</w:t>
+            </w:r>
+            <w:proofErr w:type="spellEnd"/>
+            <w:r>
+              <w:t xml:space="preserve"> </w:t>
+            </w:r>
+            <w:proofErr w:type="spellStart"/>
+            <w:r>
+              <w:t>Id</w:t>
+            </w:r>
+            <w:proofErr w:type="spellEnd"/>
           </w:p>
         </w:tc>
       </w:tr>
@@ -3355,10 +3465,11 @@
         <w:tc>
           <w:tcPr>
             <w:tcW w:w="2660" w:type="dxa"/>
+            <w:shd w:val="clear" w:color="auto" w:fill="F79646" w:themeFill="accent6"/>
           </w:tcPr>
           <w:p>
             <w:pPr>
-              <w:spacing w:after="200" w:line="276" w:lineRule="auto"/>
+              <w:spacing w:line="276" w:lineRule="auto"/>
               <w:rPr>
                 <w:lang w:val="en-US"/>
               </w:rPr>
@@ -3374,10 +3485,11 @@
         <w:tc>
           <w:tcPr>
             <w:tcW w:w="7527" w:type="dxa"/>
+            <w:shd w:val="clear" w:color="auto" w:fill="F79646" w:themeFill="accent6"/>
           </w:tcPr>
           <w:p>
             <w:pPr>
-              <w:spacing w:after="200" w:line="276" w:lineRule="auto"/>
+              <w:spacing w:line="276" w:lineRule="auto"/>
               <w:rPr>
                 <w:lang w:val="en-US"/>
               </w:rPr>
@@ -3430,7 +3542,15 @@
           </w:tcPr>
           <w:p>
             <w:r>
-              <w:t>Die INN-Büro GmbH hat Bürostühle des Modells Ergorelax 160 an die Livingston GmbH verkauft. Den Auftragsvorgang können Sie der folgenden Übersicht entnehmen.</w:t>
+              <w:t xml:space="preserve">Die INN-Büro GmbH hat Bürostühle des Modells </w:t>
+            </w:r>
+            <w:proofErr w:type="spellStart"/>
+            <w:r>
+              <w:t>Ergorelax</w:t>
+            </w:r>
+            <w:proofErr w:type="spellEnd"/>
+            <w:r>
+              <w:t xml:space="preserve"> 160 an die Livingston GmbH verkauft. Den Auftragsvorgang können Sie der folgenden Übersicht entnehmen.</w:t>
             </w:r>
           </w:p>
           <w:p/>
@@ -3539,7 +3659,15 @@
                     <w:cnfStyle w:val="000000100000" w:firstRow="0" w:lastRow="0" w:firstColumn="0" w:lastColumn="0" w:oddVBand="0" w:evenVBand="0" w:oddHBand="1" w:evenHBand="0" w:firstRowFirstColumn="0" w:firstRowLastColumn="0" w:lastRowFirstColumn="0" w:lastRowLastColumn="0"/>
                   </w:pPr>
                   <w:r>
-                    <w:t xml:space="preserve">In der Fachzeitschrift "Gesund Work" wird der Bürostuhl Ergorelax </w:t>
+                    <w:t xml:space="preserve">In der Fachzeitschrift "Gesund Work" wird der Bürostuhl </w:t>
+                  </w:r>
+                  <w:proofErr w:type="spellStart"/>
+                  <w:r>
+                    <w:t>Ergorelax</w:t>
+                  </w:r>
+                  <w:proofErr w:type="spellEnd"/>
+                  <w:r>
+                    <w:t xml:space="preserve"> </w:t>
                   </w:r>
                   <w:r>
                     <w:t>1</w:t>
@@ -3567,7 +3695,6 @@
                     <w:spacing w:line="259" w:lineRule="auto"/>
                   </w:pPr>
                   <w:r>
-                    <w:lastRenderedPageBreak/>
                     <w:t>27.03.20</w:t>
                   </w:r>
                   <w:r>
@@ -3626,6 +3753,7 @@
                     <w:spacing w:line="259" w:lineRule="auto"/>
                   </w:pPr>
                   <w:r>
+                    <w:lastRenderedPageBreak/>
                     <w:t>28.03.20</w:t>
                   </w:r>
                   <w:r>
@@ -4210,7 +4338,6 @@
           </w:tcPr>
           <w:p>
             <w:r>
-              <w:lastRenderedPageBreak/>
               <w:t>Lösungsmöglichkeit/Hinweis (optional)</w:t>
             </w:r>
           </w:p>
@@ -4229,6 +4356,7 @@
           </w:tcPr>
           <w:p>
             <w:r>
+              <w:lastRenderedPageBreak/>
               <w:t>Schlagworte (kommagetrennt)</w:t>
             </w:r>
           </w:p>
@@ -4301,8 +4429,21 @@
           </w:tcPr>
           <w:p>
             <w:r>
-              <w:t>LEK AsKoor Id</w:t>
-            </w:r>
+              <w:t xml:space="preserve">LEK </w:t>
+            </w:r>
+            <w:proofErr w:type="spellStart"/>
+            <w:r>
+              <w:t>AsKoor</w:t>
+            </w:r>
+            <w:proofErr w:type="spellEnd"/>
+            <w:r>
+              <w:t xml:space="preserve"> </w:t>
+            </w:r>
+            <w:proofErr w:type="spellStart"/>
+            <w:r>
+              <w:t>Id</w:t>
+            </w:r>
+            <w:proofErr w:type="spellEnd"/>
           </w:p>
         </w:tc>
       </w:tr>
@@ -4350,10 +4491,11 @@
         <w:tc>
           <w:tcPr>
             <w:tcW w:w="2660" w:type="dxa"/>
+            <w:shd w:val="clear" w:color="auto" w:fill="F79646" w:themeFill="accent6"/>
           </w:tcPr>
           <w:p>
             <w:pPr>
-              <w:spacing w:after="200" w:line="276" w:lineRule="auto"/>
+              <w:spacing w:line="276" w:lineRule="auto"/>
               <w:rPr>
                 <w:lang w:val="en-US"/>
               </w:rPr>
@@ -4369,10 +4511,11 @@
         <w:tc>
           <w:tcPr>
             <w:tcW w:w="7527" w:type="dxa"/>
+            <w:shd w:val="clear" w:color="auto" w:fill="F79646" w:themeFill="accent6"/>
           </w:tcPr>
           <w:p>
             <w:pPr>
-              <w:spacing w:after="200" w:line="276" w:lineRule="auto"/>
+              <w:spacing w:line="276" w:lineRule="auto"/>
               <w:rPr>
                 <w:lang w:val="en-US"/>
               </w:rPr>
@@ -4472,10 +4615,9 @@
                   <w:tcBorders>
                     <w:top w:val="nil"/>
                     <w:left w:val="nil"/>
-                    <w:bottom w:val="single" w:sz="4" w:space="0" w:color="auto"/>
+                    <w:bottom w:val="single" w:sz="4" w:space="0" w:color="F79646" w:themeColor="accent6"/>
                     <w:right w:val="nil"/>
                   </w:tcBorders>
-                  <w:shd w:val="clear" w:color="auto" w:fill="FDE9D9" w:themeFill="accent6" w:themeFillTint="33"/>
                 </w:tcPr>
                 <w:p/>
               </w:tc>
@@ -4581,8 +4723,21 @@
           </w:tcPr>
           <w:p>
             <w:r>
-              <w:t>LEK AsKoor Id</w:t>
-            </w:r>
+              <w:t xml:space="preserve">LEK </w:t>
+            </w:r>
+            <w:proofErr w:type="spellStart"/>
+            <w:r>
+              <w:t>AsKoor</w:t>
+            </w:r>
+            <w:proofErr w:type="spellEnd"/>
+            <w:r>
+              <w:t xml:space="preserve"> </w:t>
+            </w:r>
+            <w:proofErr w:type="spellStart"/>
+            <w:r>
+              <w:t>Id</w:t>
+            </w:r>
+            <w:proofErr w:type="spellEnd"/>
           </w:p>
         </w:tc>
       </w:tr>
@@ -4628,10 +4783,11 @@
         <w:tc>
           <w:tcPr>
             <w:tcW w:w="2660" w:type="dxa"/>
+            <w:shd w:val="clear" w:color="auto" w:fill="F79646" w:themeFill="accent6"/>
           </w:tcPr>
           <w:p>
             <w:pPr>
-              <w:spacing w:after="200" w:line="276" w:lineRule="auto"/>
+              <w:spacing w:line="276" w:lineRule="auto"/>
               <w:rPr>
                 <w:lang w:val="en-US"/>
               </w:rPr>
@@ -4647,10 +4803,11 @@
         <w:tc>
           <w:tcPr>
             <w:tcW w:w="7527" w:type="dxa"/>
+            <w:shd w:val="clear" w:color="auto" w:fill="F79646" w:themeFill="accent6"/>
           </w:tcPr>
           <w:p>
             <w:pPr>
-              <w:spacing w:after="200" w:line="276" w:lineRule="auto"/>
+              <w:spacing w:line="276" w:lineRule="auto"/>
               <w:rPr>
                 <w:lang w:val="en-US"/>
               </w:rPr>
@@ -5084,8 +5241,21 @@
           </w:tcPr>
           <w:p>
             <w:r>
-              <w:t>LEK AsKoor Id</w:t>
-            </w:r>
+              <w:t xml:space="preserve">LEK </w:t>
+            </w:r>
+            <w:proofErr w:type="spellStart"/>
+            <w:r>
+              <w:t>AsKoor</w:t>
+            </w:r>
+            <w:proofErr w:type="spellEnd"/>
+            <w:r>
+              <w:t xml:space="preserve"> </w:t>
+            </w:r>
+            <w:proofErr w:type="spellStart"/>
+            <w:r>
+              <w:t>Id</w:t>
+            </w:r>
+            <w:proofErr w:type="spellEnd"/>
           </w:p>
         </w:tc>
       </w:tr>
@@ -5131,6 +5301,7 @@
         <w:tc>
           <w:tcPr>
             <w:tcW w:w="2660" w:type="dxa"/>
+            <w:shd w:val="clear" w:color="auto" w:fill="F79646" w:themeFill="accent6"/>
           </w:tcPr>
           <w:p>
             <w:r>
@@ -5141,6 +5312,7 @@
         <w:tc>
           <w:tcPr>
             <w:tcW w:w="7527" w:type="dxa"/>
+            <w:shd w:val="clear" w:color="auto" w:fill="F79646" w:themeFill="accent6"/>
           </w:tcPr>
           <w:p>
             <w:r>
@@ -5232,10 +5404,9 @@
                   <w:tcBorders>
                     <w:top w:val="nil"/>
                     <w:left w:val="nil"/>
-                    <w:bottom w:val="single" w:sz="4" w:space="0" w:color="auto"/>
+                    <w:bottom w:val="single" w:sz="4" w:space="0" w:color="F79646" w:themeColor="accent6"/>
                     <w:right w:val="nil"/>
                   </w:tcBorders>
-                  <w:shd w:val="clear" w:color="auto" w:fill="FDE9D9" w:themeFill="accent6" w:themeFillTint="33"/>
                 </w:tcPr>
                 <w:p/>
               </w:tc>
@@ -5345,8 +5516,21 @@
           </w:tcPr>
           <w:p>
             <w:r>
-              <w:t>LEK AsKoor Id</w:t>
-            </w:r>
+              <w:t xml:space="preserve">LEK </w:t>
+            </w:r>
+            <w:proofErr w:type="spellStart"/>
+            <w:r>
+              <w:t>AsKoor</w:t>
+            </w:r>
+            <w:proofErr w:type="spellEnd"/>
+            <w:r>
+              <w:t xml:space="preserve"> </w:t>
+            </w:r>
+            <w:proofErr w:type="spellStart"/>
+            <w:r>
+              <w:t>Id</w:t>
+            </w:r>
+            <w:proofErr w:type="spellEnd"/>
           </w:p>
         </w:tc>
       </w:tr>
@@ -5392,10 +5576,11 @@
         <w:tc>
           <w:tcPr>
             <w:tcW w:w="2660" w:type="dxa"/>
+            <w:shd w:val="clear" w:color="auto" w:fill="F79646" w:themeFill="accent6"/>
           </w:tcPr>
           <w:p>
             <w:pPr>
-              <w:spacing w:after="200" w:line="276" w:lineRule="auto"/>
+              <w:spacing w:line="276" w:lineRule="auto"/>
               <w:rPr>
                 <w:lang w:val="en-US"/>
               </w:rPr>
@@ -5411,10 +5596,11 @@
         <w:tc>
           <w:tcPr>
             <w:tcW w:w="7527" w:type="dxa"/>
+            <w:shd w:val="clear" w:color="auto" w:fill="F79646" w:themeFill="accent6"/>
           </w:tcPr>
           <w:p>
             <w:pPr>
-              <w:spacing w:after="200" w:line="276" w:lineRule="auto"/>
+              <w:spacing w:line="276" w:lineRule="auto"/>
               <w:rPr>
                 <w:lang w:val="en-US"/>
               </w:rPr>
@@ -5491,11 +5677,7 @@
           </w:tcPr>
           <w:p>
             <w:r>
-              <w:t xml:space="preserve">Geben Sie an, zu welchem Zeitpunkt die Livingston GmbH Eigentümerin der </w:t>
-            </w:r>
-            <w:r>
-              <w:lastRenderedPageBreak/>
-              <w:t>Bürostühle geworden ist. Tragen Sie das Datum im Format TT.MM.20xx ein.</w:t>
+              <w:t>Geben Sie an, zu welchem Zeitpunkt die Livingston GmbH Eigentümerin der Bürostühle geworden ist. Tragen Sie das Datum im Format TT.MM.20xx ein.</w:t>
             </w:r>
           </w:p>
           <w:p/>
@@ -5518,10 +5700,9 @@
                   <w:tcBorders>
                     <w:top w:val="nil"/>
                     <w:left w:val="nil"/>
-                    <w:bottom w:val="single" w:sz="4" w:space="0" w:color="auto"/>
+                    <w:bottom w:val="single" w:sz="4" w:space="0" w:color="F79646" w:themeColor="accent6"/>
                     <w:right w:val="nil"/>
                   </w:tcBorders>
-                  <w:shd w:val="clear" w:color="auto" w:fill="FDE9D9" w:themeFill="accent6" w:themeFillTint="33"/>
                 </w:tcPr>
                 <w:p/>
               </w:tc>
@@ -5628,8 +5809,21 @@
           </w:tcPr>
           <w:p>
             <w:r>
-              <w:t>LEK AsKoor Id</w:t>
-            </w:r>
+              <w:t xml:space="preserve">LEK </w:t>
+            </w:r>
+            <w:proofErr w:type="spellStart"/>
+            <w:r>
+              <w:t>AsKoor</w:t>
+            </w:r>
+            <w:proofErr w:type="spellEnd"/>
+            <w:r>
+              <w:t xml:space="preserve"> </w:t>
+            </w:r>
+            <w:proofErr w:type="spellStart"/>
+            <w:r>
+              <w:t>Id</w:t>
+            </w:r>
+            <w:proofErr w:type="spellEnd"/>
           </w:p>
         </w:tc>
       </w:tr>
@@ -5675,10 +5869,11 @@
         <w:tc>
           <w:tcPr>
             <w:tcW w:w="2660" w:type="dxa"/>
+            <w:shd w:val="clear" w:color="auto" w:fill="F79646" w:themeFill="accent6"/>
           </w:tcPr>
           <w:p>
             <w:pPr>
-              <w:spacing w:after="200" w:line="276" w:lineRule="auto"/>
+              <w:spacing w:line="276" w:lineRule="auto"/>
               <w:rPr>
                 <w:lang w:val="en-US"/>
               </w:rPr>
@@ -5694,10 +5889,11 @@
         <w:tc>
           <w:tcPr>
             <w:tcW w:w="7527" w:type="dxa"/>
+            <w:shd w:val="clear" w:color="auto" w:fill="F79646" w:themeFill="accent6"/>
           </w:tcPr>
           <w:p>
             <w:pPr>
-              <w:spacing w:after="200" w:line="276" w:lineRule="auto"/>
+              <w:spacing w:line="276" w:lineRule="auto"/>
               <w:rPr>
                 <w:lang w:val="en-US"/>
               </w:rPr>
@@ -6108,7 +6304,6 @@
           </w:tcPr>
           <w:p>
             <w:r>
-              <w:lastRenderedPageBreak/>
               <w:t>Punkte (optional)</w:t>
             </w:r>
           </w:p>
@@ -6141,8 +6336,21 @@
           </w:tcPr>
           <w:p>
             <w:r>
-              <w:t>LEK AsKoor Id</w:t>
-            </w:r>
+              <w:t xml:space="preserve">LEK </w:t>
+            </w:r>
+            <w:proofErr w:type="spellStart"/>
+            <w:r>
+              <w:t>AsKoor</w:t>
+            </w:r>
+            <w:proofErr w:type="spellEnd"/>
+            <w:r>
+              <w:t xml:space="preserve"> </w:t>
+            </w:r>
+            <w:proofErr w:type="spellStart"/>
+            <w:r>
+              <w:t>Id</w:t>
+            </w:r>
+            <w:proofErr w:type="spellEnd"/>
           </w:p>
         </w:tc>
       </w:tr>
@@ -6153,6 +6361,7 @@
           </w:tcPr>
           <w:p>
             <w:r>
+              <w:lastRenderedPageBreak/>
               <w:t>Kategorie</w:t>
             </w:r>
           </w:p>
@@ -6188,10 +6397,11 @@
         <w:tc>
           <w:tcPr>
             <w:tcW w:w="2660" w:type="dxa"/>
+            <w:shd w:val="clear" w:color="auto" w:fill="F79646" w:themeFill="accent6"/>
           </w:tcPr>
           <w:p>
             <w:pPr>
-              <w:spacing w:after="200" w:line="276" w:lineRule="auto"/>
+              <w:spacing w:line="276" w:lineRule="auto"/>
               <w:rPr>
                 <w:lang w:val="en-US"/>
               </w:rPr>
@@ -6207,10 +6417,11 @@
         <w:tc>
           <w:tcPr>
             <w:tcW w:w="7527" w:type="dxa"/>
+            <w:shd w:val="clear" w:color="auto" w:fill="F79646" w:themeFill="accent6"/>
           </w:tcPr>
           <w:p>
             <w:pPr>
-              <w:spacing w:after="200" w:line="276" w:lineRule="auto"/>
+              <w:spacing w:line="276" w:lineRule="auto"/>
               <w:rPr>
                 <w:lang w:val="en-US"/>
               </w:rPr>
@@ -6322,10 +6533,9 @@
                   <w:tcBorders>
                     <w:top w:val="nil"/>
                     <w:left w:val="nil"/>
-                    <w:bottom w:val="single" w:sz="4" w:space="0" w:color="auto"/>
+                    <w:bottom w:val="single" w:sz="4" w:space="0" w:color="F79646" w:themeColor="accent6"/>
                     <w:right w:val="nil"/>
                   </w:tcBorders>
-                  <w:shd w:val="clear" w:color="auto" w:fill="FDE9D9" w:themeFill="accent6" w:themeFillTint="33"/>
                 </w:tcPr>
                 <w:p/>
               </w:tc>
@@ -6431,8 +6641,21 @@
           </w:tcPr>
           <w:p>
             <w:r>
-              <w:t>LEK AsKoor Id</w:t>
-            </w:r>
+              <w:t xml:space="preserve">LEK </w:t>
+            </w:r>
+            <w:proofErr w:type="spellStart"/>
+            <w:r>
+              <w:t>AsKoor</w:t>
+            </w:r>
+            <w:proofErr w:type="spellEnd"/>
+            <w:r>
+              <w:t xml:space="preserve"> </w:t>
+            </w:r>
+            <w:proofErr w:type="spellStart"/>
+            <w:r>
+              <w:t>Id</w:t>
+            </w:r>
+            <w:proofErr w:type="spellEnd"/>
           </w:p>
         </w:tc>
       </w:tr>
@@ -6478,10 +6701,11 @@
         <w:tc>
           <w:tcPr>
             <w:tcW w:w="2660" w:type="dxa"/>
+            <w:shd w:val="clear" w:color="auto" w:fill="F79646" w:themeFill="accent6"/>
           </w:tcPr>
           <w:p>
             <w:pPr>
-              <w:spacing w:after="200" w:line="276" w:lineRule="auto"/>
+              <w:spacing w:line="276" w:lineRule="auto"/>
               <w:rPr>
                 <w:lang w:val="en-US"/>
               </w:rPr>
@@ -6497,10 +6721,11 @@
         <w:tc>
           <w:tcPr>
             <w:tcW w:w="7527" w:type="dxa"/>
+            <w:shd w:val="clear" w:color="auto" w:fill="F79646" w:themeFill="accent6"/>
           </w:tcPr>
           <w:p>
             <w:pPr>
-              <w:spacing w:after="200" w:line="276" w:lineRule="auto"/>
+              <w:spacing w:line="276" w:lineRule="auto"/>
               <w:rPr>
                 <w:lang w:val="en-US"/>
               </w:rPr>
@@ -6553,7 +6778,15 @@
           </w:tcPr>
           <w:p>
             <w:r>
-              <w:t>Die INN-Büro GmbH bietet Sonder-Ausgaben ihrer Auswahl hochwertiger Schreibtische an. Ein neuer Kunde, die GoroTech UG, bittet um ein Angebot für den Schreibtisch 'ErgoDesk' in der Variante mit Tischplatte aus Walnuss-Holz, Edelstahl-Rahmen und -Untergestell.</w:t>
+              <w:t>Die INN-Büro GmbH bietet Sonder-Ausgaben ihrer Auswahl hochwertiger Schreibtische an. Ein neuer Kunde, die GoroTech UG, bittet um ein Angebot für den Schreibtisch '</w:t>
+            </w:r>
+            <w:proofErr w:type="spellStart"/>
+            <w:r>
+              <w:t>ErgoDesk</w:t>
+            </w:r>
+            <w:proofErr w:type="spellEnd"/>
+            <w:r>
+              <w:t>' in der Variante mit Tischplatte aus Walnuss-Holz, Edelstahl-Rahmen und -Untergestell.</w:t>
             </w:r>
           </w:p>
           <w:p/>
@@ -6632,7 +6865,15 @@
           </w:tcPr>
           <w:p>
             <w:r>
-              <w:t xml:space="preserve">Berechnen Sie die Selbstkosten für die Sonder-Ausgabe des Schreibtisches 'ErgoDesk' in Walnuss-Holz/Edelstahl sowie den Listenverkaufspreis (netto). </w:t>
+              <w:t>Berechnen Sie die Selbstkosten für die Sonder-Ausgabe des Schreibtisches '</w:t>
+            </w:r>
+            <w:proofErr w:type="spellStart"/>
+            <w:r>
+              <w:t>ErgoDesk</w:t>
+            </w:r>
+            <w:proofErr w:type="spellEnd"/>
+            <w:r>
+              <w:t xml:space="preserve">' in Walnuss-Holz/Edelstahl sowie den Listenverkaufspreis (netto). </w:t>
             </w:r>
           </w:p>
           <w:p/>
@@ -7718,7 +7959,6 @@
                     <w:rPr>
                       <w:color w:val="F79646" w:themeColor="accent6"/>
                     </w:rPr>
-                    <w:lastRenderedPageBreak/>
                     <w:t>+</w:t>
                   </w:r>
                 </w:p>
@@ -7862,6 +8102,7 @@
                     <w:rPr>
                       <w:color w:val="F79646" w:themeColor="accent6"/>
                     </w:rPr>
+                    <w:lastRenderedPageBreak/>
                     <w:t>+</w:t>
                   </w:r>
                 </w:p>
@@ -8005,10 +8246,9 @@
                   <w:tcBorders>
                     <w:top w:val="nil"/>
                     <w:left w:val="nil"/>
-                    <w:bottom w:val="single" w:sz="4" w:space="0" w:color="auto"/>
+                    <w:bottom w:val="single" w:sz="4" w:space="0" w:color="F79646" w:themeColor="accent6"/>
                     <w:right w:val="nil"/>
                   </w:tcBorders>
-                  <w:shd w:val="clear" w:color="auto" w:fill="FDE9D9" w:themeFill="accent6" w:themeFillTint="33"/>
                 </w:tcPr>
                 <w:p/>
               </w:tc>
@@ -8115,8 +8355,21 @@
           </w:tcPr>
           <w:p>
             <w:r>
-              <w:t>LEK AsKoor Id</w:t>
-            </w:r>
+              <w:t xml:space="preserve">LEK </w:t>
+            </w:r>
+            <w:proofErr w:type="spellStart"/>
+            <w:r>
+              <w:t>AsKoor</w:t>
+            </w:r>
+            <w:proofErr w:type="spellEnd"/>
+            <w:r>
+              <w:t xml:space="preserve"> </w:t>
+            </w:r>
+            <w:proofErr w:type="spellStart"/>
+            <w:r>
+              <w:t>Id</w:t>
+            </w:r>
+            <w:proofErr w:type="spellEnd"/>
           </w:p>
         </w:tc>
       </w:tr>
@@ -8162,10 +8415,11 @@
         <w:tc>
           <w:tcPr>
             <w:tcW w:w="2660" w:type="dxa"/>
+            <w:shd w:val="clear" w:color="auto" w:fill="F79646" w:themeFill="accent6"/>
           </w:tcPr>
           <w:p>
             <w:pPr>
-              <w:spacing w:after="200" w:line="276" w:lineRule="auto"/>
+              <w:spacing w:line="276" w:lineRule="auto"/>
               <w:rPr>
                 <w:lang w:val="en-US"/>
               </w:rPr>
@@ -8181,10 +8435,11 @@
         <w:tc>
           <w:tcPr>
             <w:tcW w:w="7527" w:type="dxa"/>
+            <w:shd w:val="clear" w:color="auto" w:fill="F79646" w:themeFill="accent6"/>
           </w:tcPr>
           <w:p>
             <w:pPr>
-              <w:spacing w:after="200" w:line="276" w:lineRule="auto"/>
+              <w:spacing w:line="276" w:lineRule="auto"/>
               <w:rPr>
                 <w:lang w:val="en-US"/>
               </w:rPr>
@@ -8261,7 +8516,15 @@
           </w:tcPr>
           <w:p>
             <w:r>
-              <w:t>Welcher Preis kann für diese Variante des Schreibtisches 'ErgoDesk' als langfristige Preisuntergrenze angesetzt werden?</w:t>
+              <w:t>Welcher Preis kann für diese Variante des Schreibtisches '</w:t>
+            </w:r>
+            <w:proofErr w:type="spellStart"/>
+            <w:r>
+              <w:t>ErgoDesk</w:t>
+            </w:r>
+            <w:proofErr w:type="spellEnd"/>
+            <w:r>
+              <w:t>' als langfristige Preisuntergrenze angesetzt werden?</w:t>
             </w:r>
           </w:p>
           <w:p/>
@@ -8272,6 +8535,14 @@
               <w:tblpPr w:leftFromText="141" w:rightFromText="141" w:vertAnchor="text" w:horzAnchor="margin" w:tblpY="-138"/>
               <w:tblOverlap w:val="never"/>
               <w:tblW w:w="5000" w:type="pct"/>
+              <w:tblBorders>
+                <w:top w:val="none" w:sz="0" w:space="0" w:color="auto"/>
+                <w:left w:val="none" w:sz="0" w:space="0" w:color="auto"/>
+                <w:bottom w:val="single" w:sz="4" w:space="0" w:color="F79646" w:themeColor="accent6"/>
+                <w:right w:val="none" w:sz="0" w:space="0" w:color="auto"/>
+                <w:insideH w:val="none" w:sz="0" w:space="0" w:color="auto"/>
+                <w:insideV w:val="none" w:sz="0" w:space="0" w:color="auto"/>
+              </w:tblBorders>
               <w:tblLook w:val="04A0" w:firstRow="1" w:lastRow="0" w:firstColumn="1" w:lastColumn="0" w:noHBand="0" w:noVBand="1"/>
             </w:tblPr>
             <w:tblGrid>
@@ -8284,13 +8555,6 @@
               <w:tc>
                 <w:tcPr>
                   <w:tcW w:w="7234" w:type="dxa"/>
-                  <w:tcBorders>
-                    <w:top w:val="nil"/>
-                    <w:left w:val="nil"/>
-                    <w:bottom w:val="single" w:sz="4" w:space="0" w:color="auto"/>
-                    <w:right w:val="nil"/>
-                  </w:tcBorders>
-                  <w:shd w:val="clear" w:color="auto" w:fill="FDE9D9" w:themeFill="accent6" w:themeFillTint="33"/>
                 </w:tcPr>
                 <w:p/>
               </w:tc>
@@ -8364,7 +8628,6 @@
           </w:tcPr>
           <w:p>
             <w:r>
-              <w:lastRenderedPageBreak/>
               <w:t>Punkte (optional)</w:t>
             </w:r>
           </w:p>
@@ -8397,8 +8660,21 @@
           </w:tcPr>
           <w:p>
             <w:r>
-              <w:t>LEK AsKoor Id</w:t>
-            </w:r>
+              <w:t xml:space="preserve">LEK </w:t>
+            </w:r>
+            <w:proofErr w:type="spellStart"/>
+            <w:r>
+              <w:t>AsKoor</w:t>
+            </w:r>
+            <w:proofErr w:type="spellEnd"/>
+            <w:r>
+              <w:t xml:space="preserve"> </w:t>
+            </w:r>
+            <w:proofErr w:type="spellStart"/>
+            <w:r>
+              <w:t>Id</w:t>
+            </w:r>
+            <w:proofErr w:type="spellEnd"/>
           </w:p>
         </w:tc>
       </w:tr>
@@ -8424,14 +8700,9 @@
           </w:p>
         </w:tc>
       </w:tr>
+      <w:bookmarkEnd w:id="0"/>
+      <w:bookmarkEnd w:id="1"/>
     </w:tbl>
-    <w:p>
-      <w:pPr>
-        <w:spacing w:after="160"/>
-      </w:pPr>
-    </w:p>
-    <w:bookmarkEnd w:id="0"/>
-    <w:bookmarkEnd w:id="1"/>
     <w:p/>
     <w:sectPr>
       <w:pgSz w:w="12240" w:h="15840"/>

--- a/data/Aufgaben/Aufgaben_Auftragssteuerung und -koordination.docx
+++ b/data/Aufgaben/Aufgaben_Auftragssteuerung und -koordination.docx
@@ -467,6 +467,7 @@
                     <w14:uncheckedState w14:val="2610" w14:font="MS Gothic"/>
                   </w14:checkbox>
                 </w:sdtPr>
+                <w:sdtEndPr/>
                 <w:sdtContent>
                   <w:tc>
                     <w:tcPr>
@@ -512,6 +513,7 @@
                     <w14:uncheckedState w14:val="2610" w14:font="MS Gothic"/>
                   </w14:checkbox>
                 </w:sdtPr>
+                <w:sdtEndPr/>
                 <w:sdtContent>
                   <w:tc>
                     <w:tcPr>
@@ -564,6 +566,7 @@
                     <w14:uncheckedState w14:val="2610" w14:font="MS Gothic"/>
                   </w14:checkbox>
                 </w:sdtPr>
+                <w:sdtEndPr/>
                 <w:sdtContent>
                   <w:tc>
                     <w:tcPr>
@@ -615,6 +618,7 @@
                     <w14:uncheckedState w14:val="2610" w14:font="MS Gothic"/>
                   </w14:checkbox>
                 </w:sdtPr>
+                <w:sdtEndPr/>
                 <w:sdtContent>
                   <w:tc>
                     <w:tcPr>
@@ -661,6 +665,7 @@
                     <w14:uncheckedState w14:val="2610" w14:font="MS Gothic"/>
                   </w14:checkbox>
                 </w:sdtPr>
+                <w:sdtEndPr/>
                 <w:sdtContent>
                   <w:tc>
                     <w:tcPr>
@@ -696,7 +701,6 @@
             <w:bookmarkEnd w:id="2"/>
           </w:tbl>
           <w:p/>
-          <w:p/>
         </w:tc>
       </w:tr>
       <w:tr>
@@ -1130,7 +1134,6 @@
           </w:tcPr>
           <w:p>
             <w:r>
-              <w:lastRenderedPageBreak/>
               <w:t>Kategorie</w:t>
             </w:r>
           </w:p>
@@ -1175,6 +1178,7 @@
               <w:rPr>
                 <w:lang w:val="en-US"/>
               </w:rPr>
+              <w:lastRenderedPageBreak/>
               <w:t>ID</w:t>
             </w:r>
           </w:p>
@@ -1819,6 +1823,7 @@
               <w:rPr>
                 <w:lang w:val="en-US"/>
               </w:rPr>
+              <w:lastRenderedPageBreak/>
               <w:t>ID</w:t>
             </w:r>
           </w:p>
@@ -1968,6 +1973,7 @@
                     <w14:uncheckedState w14:val="2610" w14:font="MS Gothic"/>
                   </w14:checkbox>
                 </w:sdtPr>
+                <w:sdtEndPr/>
                 <w:sdtContent>
                   <w:tc>
                     <w:tcPr>
@@ -2010,6 +2016,7 @@
                     <w14:uncheckedState w14:val="2610" w14:font="MS Gothic"/>
                   </w14:checkbox>
                 </w:sdtPr>
+                <w:sdtEndPr/>
                 <w:sdtContent>
                   <w:tc>
                     <w:tcPr>
@@ -2053,6 +2060,7 @@
                     <w14:uncheckedState w14:val="2610" w14:font="MS Gothic"/>
                   </w14:checkbox>
                 </w:sdtPr>
+                <w:sdtEndPr/>
                 <w:sdtContent>
                   <w:tc>
                     <w:tcPr>
@@ -2095,6 +2103,7 @@
                     <w14:uncheckedState w14:val="2610" w14:font="MS Gothic"/>
                   </w14:checkbox>
                 </w:sdtPr>
+                <w:sdtEndPr/>
                 <w:sdtContent>
                   <w:tc>
                     <w:tcPr>
@@ -2138,6 +2147,7 @@
                     <w14:uncheckedState w14:val="2610" w14:font="MS Gothic"/>
                   </w14:checkbox>
                 </w:sdtPr>
+                <w:sdtEndPr/>
                 <w:sdtContent>
                   <w:tc>
                     <w:tcPr>
@@ -3005,9 +3015,6 @@
             <w:r>
               <w:t>1 – Der Vertrag ist anfechtbar; 2 – Der Vertrag ist nichtig; 3 – Der Vertrag ist gültig.</w:t>
             </w:r>
-            <w:r>
-              <w:br/>
-            </w:r>
           </w:p>
         </w:tc>
       </w:tr>
@@ -3080,7 +3087,6 @@
           </w:tcPr>
           <w:p>
             <w:r>
-              <w:lastRenderedPageBreak/>
               <w:t>Punkte (optional)</w:t>
             </w:r>
           </w:p>
@@ -3103,6 +3109,7 @@
           </w:tcPr>
           <w:p>
             <w:r>
+              <w:lastRenderedPageBreak/>
               <w:t>Quelle/Kommentar (optional)</w:t>
             </w:r>
           </w:p>
@@ -4121,6 +4128,7 @@
                     <w14:uncheckedState w14:val="2610" w14:font="MS Gothic"/>
                   </w14:checkbox>
                 </w:sdtPr>
+                <w:sdtEndPr/>
                 <w:sdtContent>
                   <w:tc>
                     <w:tcPr>
@@ -4169,6 +4177,7 @@
                     <w14:uncheckedState w14:val="2610" w14:font="MS Gothic"/>
                   </w14:checkbox>
                 </w:sdtPr>
+                <w:sdtEndPr/>
                 <w:sdtContent>
                   <w:tc>
                     <w:tcPr>
@@ -4212,6 +4221,7 @@
                     <w14:uncheckedState w14:val="2610" w14:font="MS Gothic"/>
                   </w14:checkbox>
                 </w:sdtPr>
+                <w:sdtEndPr/>
                 <w:sdtContent>
                   <w:tc>
                     <w:tcPr>
@@ -4254,6 +4264,7 @@
                     <w14:uncheckedState w14:val="2610" w14:font="MS Gothic"/>
                   </w14:checkbox>
                 </w:sdtPr>
+                <w:sdtEndPr/>
                 <w:sdtContent>
                   <w:tc>
                     <w:tcPr>
@@ -4297,6 +4308,7 @@
                     <w14:uncheckedState w14:val="2610" w14:font="MS Gothic"/>
                   </w14:checkbox>
                 </w:sdtPr>
+                <w:sdtEndPr/>
                 <w:sdtContent>
                   <w:tc>
                     <w:tcPr>
@@ -4328,7 +4340,6 @@
             </w:tr>
           </w:tbl>
           <w:p/>
-          <w:p/>
         </w:tc>
       </w:tr>
       <w:tr>
@@ -4356,7 +4367,6 @@
           </w:tcPr>
           <w:p>
             <w:r>
-              <w:lastRenderedPageBreak/>
               <w:t>Schlagworte (kommagetrennt)</w:t>
             </w:r>
           </w:p>
@@ -4375,6 +4385,7 @@
           </w:tcPr>
           <w:p>
             <w:r>
+              <w:lastRenderedPageBreak/>
               <w:t>Schwierigkeitsgrad</w:t>
             </w:r>
           </w:p>
@@ -4925,6 +4936,7 @@
                     <w14:uncheckedState w14:val="2610" w14:font="MS Gothic"/>
                   </w14:checkbox>
                 </w:sdtPr>
+                <w:sdtEndPr/>
                 <w:sdtContent>
                   <w:tc>
                     <w:tcPr>
@@ -4970,6 +4982,7 @@
                     <w14:uncheckedState w14:val="2610" w14:font="MS Gothic"/>
                   </w14:checkbox>
                 </w:sdtPr>
+                <w:sdtEndPr/>
                 <w:sdtContent>
                   <w:tc>
                     <w:tcPr>
@@ -5016,6 +5029,7 @@
                     <w14:uncheckedState w14:val="2610" w14:font="MS Gothic"/>
                   </w14:checkbox>
                 </w:sdtPr>
+                <w:sdtEndPr/>
                 <w:sdtContent>
                   <w:tc>
                     <w:tcPr>
@@ -5061,6 +5075,7 @@
                     <w14:uncheckedState w14:val="2610" w14:font="MS Gothic"/>
                   </w14:checkbox>
                 </w:sdtPr>
+                <w:sdtEndPr/>
                 <w:sdtContent>
                   <w:tc>
                     <w:tcPr>
@@ -5107,6 +5122,7 @@
                     <w14:uncheckedState w14:val="2610" w14:font="MS Gothic"/>
                   </w14:checkbox>
                 </w:sdtPr>
+                <w:sdtEndPr/>
                 <w:sdtContent>
                   <w:tc>
                     <w:tcPr>
@@ -6011,6 +6027,7 @@
                     <w14:uncheckedState w14:val="2610" w14:font="MS Gothic"/>
                   </w14:checkbox>
                 </w:sdtPr>
+                <w:sdtEndPr/>
                 <w:sdtContent>
                   <w:tc>
                     <w:tcPr>
@@ -6056,6 +6073,7 @@
                     <w14:uncheckedState w14:val="2610" w14:font="MS Gothic"/>
                   </w14:checkbox>
                 </w:sdtPr>
+                <w:sdtEndPr/>
                 <w:sdtContent>
                   <w:tc>
                     <w:tcPr>
@@ -6102,6 +6120,7 @@
                     <w14:uncheckedState w14:val="2610" w14:font="MS Gothic"/>
                   </w14:checkbox>
                 </w:sdtPr>
+                <w:sdtEndPr/>
                 <w:sdtContent>
                   <w:tc>
                     <w:tcPr>
@@ -6147,6 +6166,7 @@
                     <w14:uncheckedState w14:val="2610" w14:font="MS Gothic"/>
                   </w14:checkbox>
                 </w:sdtPr>
+                <w:sdtEndPr/>
                 <w:sdtContent>
                   <w:tc>
                     <w:tcPr>
@@ -6196,6 +6216,7 @@
                     <w14:uncheckedState w14:val="2610" w14:font="MS Gothic"/>
                   </w14:checkbox>
                 </w:sdtPr>
+                <w:sdtEndPr/>
                 <w:sdtContent>
                   <w:tc>
                     <w:tcPr>
@@ -6236,7 +6257,6 @@
             </w:tr>
           </w:tbl>
           <w:p/>
-          <w:p/>
         </w:tc>
       </w:tr>
       <w:tr>
@@ -6361,7 +6381,6 @@
           </w:tcPr>
           <w:p>
             <w:r>
-              <w:lastRenderedPageBreak/>
               <w:t>Kategorie</w:t>
             </w:r>
           </w:p>
@@ -6498,7 +6517,11 @@
           </w:tcPr>
           <w:p>
             <w:r>
-              <w:t xml:space="preserve">Aufgrund der Mängelrüge der Livingston GmbH werden Sie beauftragt, beim Kunden anzurufen. </w:t>
+              <w:t xml:space="preserve">Aufgrund der Mängelrüge der Livingston GmbH werden Sie beauftragt, beim </w:t>
+            </w:r>
+            <w:r>
+              <w:lastRenderedPageBreak/>
+              <w:t xml:space="preserve">Kunden anzurufen. </w:t>
             </w:r>
           </w:p>
           <w:p/>
@@ -6551,6 +6574,7 @@
           </w:tcPr>
           <w:p>
             <w:r>
+              <w:lastRenderedPageBreak/>
               <w:t>Lösungsmöglichkeit/Hinweis (optional)</w:t>
             </w:r>
           </w:p>
@@ -8102,7 +8126,6 @@
                     <w:rPr>
                       <w:color w:val="F79646" w:themeColor="accent6"/>
                     </w:rPr>
-                    <w:lastRenderedPageBreak/>
                     <w:t>+</w:t>
                   </w:r>
                 </w:p>
@@ -8528,12 +8551,9 @@
             </w:r>
           </w:p>
           <w:p/>
-          <w:p/>
           <w:tbl>
             <w:tblPr>
               <w:tblStyle w:val="Tabellenraster"/>
-              <w:tblpPr w:leftFromText="141" w:rightFromText="141" w:vertAnchor="text" w:horzAnchor="margin" w:tblpY="-138"/>
-              <w:tblOverlap w:val="never"/>
               <w:tblW w:w="5000" w:type="pct"/>
               <w:tblBorders>
                 <w:top w:val="none" w:sz="0" w:space="0" w:color="auto"/>
